--- a/app/src/Reports/Infrastructure/Resources/templates/trial_application_1layer.docx
+++ b/app/src/Reports/Infrastructure/Resources/templates/trial_application_1layer.docx
@@ -1,87 +1,92 @@
 
 <file path=word/document.xml><?xml version="1.0" encoding="utf-8"?>
-<w:document xmlns:wpc="http://schemas.microsoft.com/office/word/2010/wordprocessingCanvas" xmlns:cx="http://schemas.microsoft.com/office/drawing/2014/chartex" xmlns:cx1="http://schemas.microsoft.com/office/drawing/2015/9/8/chartex" xmlns:cx2="http://schemas.microsoft.com/office/drawing/2015/10/21/chartex" xmlns:cx3="http://schemas.microsoft.com/office/drawing/2016/5/9/chartex" xmlns:cx4="http://schemas.microsoft.com/office/drawing/2016/5/10/chartex" xmlns:cx5="http://schemas.microsoft.com/office/drawing/2016/5/11/chartex" xmlns:cx6="http://schemas.microsoft.com/office/drawing/2016/5/12/chartex" xmlns:cx7="http://schemas.microsoft.com/office/drawing/2016/5/13/chartex" xmlns:cx8="http://schemas.microsoft.com/office/drawing/2016/5/14/chartex" xmlns:mc="http://schemas.openxmlformats.org/markup-compatibility/2006" xmlns:aink="http://schemas.microsoft.com/office/drawing/2016/ink" xmlns:am3d="http://schemas.microsoft.com/office/drawing/2017/model3d" xmlns:o="urn:schemas-microsoft-com:office:office" xmlns:oel="http://schemas.microsoft.com/office/2019/extlst" xmlns:r="http://schemas.openxmlformats.org/officeDocument/2006/relationships" xmlns:m="http://schemas.openxmlformats.org/officeDocument/2006/math" xmlns:v="urn:schemas-microsoft-com:vml" xmlns:wp14="http://schemas.microsoft.com/office/word/2010/wordprocessingDrawing" xmlns:wp="http://schemas.openxmlformats.org/drawingml/2006/wordprocessingDrawing" xmlns:w10="urn:schemas-microsoft-com:office:word" xmlns:w="http://schemas.openxmlformats.org/wordprocessingml/2006/main" xmlns:w14="http://schemas.microsoft.com/office/word/2010/wordml" xmlns:w15="http://schemas.microsoft.com/office/word/2012/wordml" xmlns:w16cex="http://schemas.microsoft.com/office/word/2018/wordml/cex" xmlns:w16cid="http://schemas.microsoft.com/office/word/2016/wordml/cid" xmlns:w16="http://schemas.microsoft.com/office/word/2018/wordml" xmlns:w16sdtdh="http://schemas.microsoft.com/office/word/2020/wordml/sdtdatahash" xmlns:w16se="http://schemas.microsoft.com/office/word/2015/wordml/symex" xmlns:wpg="http://schemas.microsoft.com/office/word/2010/wordprocessingGroup" xmlns:wpi="http://schemas.microsoft.com/office/word/2010/wordprocessingInk" xmlns:wne="http://schemas.microsoft.com/office/word/2006/wordml" xmlns:wps="http://schemas.microsoft.com/office/word/2010/wordprocessingShape" mc:Ignorable="w14 w15 w16se w16cid w16 w16cex w16sdtdh wp14">
+<w:document xmlns:o="urn:schemas-microsoft-com:office:office" xmlns:r="http://schemas.openxmlformats.org/officeDocument/2006/relationships" xmlns:v="urn:schemas-microsoft-com:vml" xmlns:w="http://schemas.openxmlformats.org/wordprocessingml/2006/main" xmlns:w10="urn:schemas-microsoft-com:office:word" xmlns:wp="http://schemas.openxmlformats.org/drawingml/2006/wordprocessingDrawing" xmlns:pic="http://schemas.openxmlformats.org/drawingml/2006/picture" xmlns:wps="http://schemas.microsoft.com/office/word/2010/wordprocessingShape" xmlns:wpg="http://schemas.microsoft.com/office/word/2010/wordprocessingGroup" xmlns:mc="http://schemas.openxmlformats.org/markup-compatibility/2006" xmlns:wp14="http://schemas.microsoft.com/office/word/2010/wordprocessingDrawing" xmlns:w14="http://schemas.microsoft.com/office/word/2010/wordml" xmlns:w15="http://schemas.microsoft.com/office/word/2012/wordml" mc:Ignorable="w14 wp14 w15">
   <w:body>
     <w:p>
       <w:pPr>
-        <w:pStyle w:val="a0"/>
-        <w:rPr>
-          <w:rFonts w:asciiTheme="minorHAnsi" w:eastAsia="Verdana" w:hAnsiTheme="minorHAnsi" w:cstheme="minorHAnsi"/>
+        <w:pStyle w:val="BodyText"/>
+        <w:rPr>
+          <w:rFonts w:ascii="Arial" w:hAnsi="Arial" w:eastAsia="Verdana" w:cs="Arial" w:asciiTheme="minorHAnsi" w:cstheme="minorHAnsi" w:hAnsiTheme="minorHAnsi"/>
           <w:b/>
           <w:bCs/>
           <w:lang w:val="en-US"/>
         </w:rPr>
       </w:pPr>
-    </w:p>
-    <w:p>
-      <w:pPr>
-        <w:pStyle w:val="a0"/>
-        <w:ind w:firstLine="709"/>
-        <w:jc w:val="center"/>
-        <w:rPr>
-          <w:rFonts w:asciiTheme="minorHAnsi" w:hAnsiTheme="minorHAnsi" w:cstheme="minorHAnsi"/>
-          <w:lang w:val="en-US"/>
-        </w:rPr>
-      </w:pPr>
-      <w:r>
-        <w:rPr>
-          <w:rFonts w:asciiTheme="minorHAnsi" w:hAnsiTheme="minorHAnsi" w:cstheme="minorHAnsi"/>
-          <w:b/>
-          <w:bCs/>
-        </w:rPr>
-        <w:t>АКТ</w:t>
-      </w:r>
-      <w:r>
-        <w:rPr>
-          <w:rFonts w:asciiTheme="minorHAnsi" w:hAnsiTheme="minorHAnsi" w:cstheme="minorHAnsi"/>
+      <w:r>
+        <w:rPr>
+          <w:rFonts w:eastAsia="Verdana" w:cs="Arial" w:cstheme="minorHAnsi" w:ascii="Arial" w:hAnsi="Arial"/>
           <w:b/>
           <w:bCs/>
           <w:lang w:val="en-US"/>
         </w:rPr>
-        <w:t xml:space="preserve"> № {{</w:t>
-      </w:r>
-      <w:proofErr w:type="spellStart"/>
-      <w:r>
-        <w:rPr>
-          <w:rFonts w:asciiTheme="minorHAnsi" w:hAnsiTheme="minorHAnsi" w:cstheme="minorHAnsi"/>
+      </w:r>
+    </w:p>
+    <w:p>
+      <w:pPr>
+        <w:pStyle w:val="BodyText"/>
+        <w:ind w:firstLine="709"/>
+        <w:jc w:val="center"/>
+        <w:rPr>
+          <w:rFonts w:ascii="Arial" w:hAnsi="Arial" w:cs="Arial" w:asciiTheme="minorHAnsi" w:cstheme="minorHAnsi" w:hAnsiTheme="minorHAnsi"/>
+          <w:lang w:val="en-US"/>
+        </w:rPr>
+      </w:pPr>
+      <w:r>
+        <w:rPr>
+          <w:rFonts w:cs="Arial" w:ascii="Arial" w:hAnsi="Arial" w:asciiTheme="minorHAnsi" w:cstheme="minorHAnsi" w:hAnsiTheme="minorHAnsi"/>
+          <w:b/>
+          <w:bCs/>
+        </w:rPr>
+        <w:t>АКТ</w:t>
+      </w:r>
+      <w:r>
+        <w:rPr>
+          <w:rFonts w:cs="Arial" w:ascii="Arial" w:hAnsi="Arial" w:asciiTheme="minorHAnsi" w:cstheme="minorHAnsi" w:hAnsiTheme="minorHAnsi"/>
           <w:b/>
           <w:bCs/>
           <w:lang w:val="en-US"/>
         </w:rPr>
-        <w:t>act_number</w:t>
-      </w:r>
-      <w:proofErr w:type="spellEnd"/>
-      <w:r>
-        <w:rPr>
-          <w:rFonts w:asciiTheme="minorHAnsi" w:hAnsiTheme="minorHAnsi" w:cstheme="minorHAnsi"/>
+        <w:t xml:space="preserve"> № {{act_number}}</w:t>
+      </w:r>
+    </w:p>
+    <w:p>
+      <w:pPr>
+        <w:pStyle w:val="BodyText"/>
+        <w:ind w:firstLine="709"/>
+        <w:jc w:val="center"/>
+        <w:rPr>
+          <w:rFonts w:ascii="Arial" w:hAnsi="Arial" w:cs="Arial" w:asciiTheme="minorHAnsi" w:cstheme="minorHAnsi" w:hAnsiTheme="minorHAnsi"/>
+          <w:lang w:val="en-US"/>
+        </w:rPr>
+      </w:pPr>
+      <w:r>
+        <w:rPr>
+          <w:rFonts w:cs="Arial" w:ascii="Arial" w:hAnsi="Arial" w:asciiTheme="minorHAnsi" w:cstheme="minorHAnsi" w:hAnsiTheme="minorHAnsi"/>
+          <w:b/>
+          <w:bCs/>
+        </w:rPr>
+        <w:t>опытного</w:t>
+      </w:r>
+      <w:r>
+        <w:rPr>
+          <w:rFonts w:cs="Arial" w:ascii="Arial" w:hAnsi="Arial" w:asciiTheme="minorHAnsi" w:cstheme="minorHAnsi" w:hAnsiTheme="minorHAnsi"/>
           <w:b/>
           <w:bCs/>
           <w:lang w:val="en-US"/>
         </w:rPr>
-        <w:t>}}</w:t>
-      </w:r>
-    </w:p>
-    <w:p>
-      <w:pPr>
-        <w:pStyle w:val="a0"/>
-        <w:ind w:firstLine="709"/>
-        <w:jc w:val="center"/>
-        <w:rPr>
-          <w:rFonts w:asciiTheme="minorHAnsi" w:hAnsiTheme="minorHAnsi" w:cstheme="minorHAnsi"/>
-          <w:lang w:val="en-US"/>
-        </w:rPr>
-      </w:pPr>
-      <w:r>
-        <w:rPr>
-          <w:rFonts w:asciiTheme="minorHAnsi" w:hAnsiTheme="minorHAnsi" w:cstheme="minorHAnsi"/>
+        <w:t xml:space="preserve"> </w:t>
+      </w:r>
+      <w:r>
+        <w:rPr>
+          <w:rFonts w:cs="Arial" w:ascii="Arial" w:hAnsi="Arial" w:asciiTheme="minorHAnsi" w:cstheme="minorHAnsi" w:hAnsiTheme="minorHAnsi"/>
           <w:b/>
           <w:bCs/>
         </w:rPr>
-        <w:t>опытного</w:t>
-      </w:r>
-      <w:r>
-        <w:rPr>
-          <w:rFonts w:asciiTheme="minorHAnsi" w:hAnsiTheme="minorHAnsi" w:cstheme="minorHAnsi"/>
+        <w:t>нанесения</w:t>
+      </w:r>
+      <w:r>
+        <w:rPr>
+          <w:rFonts w:cs="Arial" w:ascii="Arial" w:hAnsi="Arial" w:asciiTheme="minorHAnsi" w:cstheme="minorHAnsi" w:hAnsiTheme="minorHAnsi"/>
           <w:b/>
           <w:bCs/>
           <w:lang w:val="en-US"/>
@@ -90,61 +95,35 @@
       </w:r>
       <w:r>
         <w:rPr>
-          <w:rFonts w:asciiTheme="minorHAnsi" w:hAnsiTheme="minorHAnsi" w:cstheme="minorHAnsi"/>
+          <w:rFonts w:cs="Arial" w:ascii="Arial" w:hAnsi="Arial" w:asciiTheme="minorHAnsi" w:cstheme="minorHAnsi" w:hAnsiTheme="minorHAnsi"/>
           <w:b/>
           <w:bCs/>
         </w:rPr>
-        <w:t>нанесения</w:t>
-      </w:r>
-      <w:r>
-        <w:rPr>
-          <w:rFonts w:asciiTheme="minorHAnsi" w:hAnsiTheme="minorHAnsi" w:cstheme="minorHAnsi"/>
+        <w:t>покрытия</w:t>
+      </w:r>
+      <w:r>
+        <w:rPr>
+          <w:rFonts w:cs="Arial" w:ascii="Arial" w:hAnsi="Arial" w:asciiTheme="minorHAnsi" w:cstheme="minorHAnsi" w:hAnsiTheme="minorHAnsi"/>
           <w:b/>
           <w:bCs/>
           <w:lang w:val="en-US"/>
         </w:rPr>
-        <w:t xml:space="preserve"> </w:t>
-      </w:r>
-      <w:r>
-        <w:rPr>
-          <w:rFonts w:asciiTheme="minorHAnsi" w:hAnsiTheme="minorHAnsi" w:cstheme="minorHAnsi"/>
-          <w:b/>
-          <w:bCs/>
-        </w:rPr>
-        <w:t>покрытия</w:t>
-      </w:r>
-      <w:r>
-        <w:rPr>
-          <w:rFonts w:asciiTheme="minorHAnsi" w:hAnsiTheme="minorHAnsi" w:cstheme="minorHAnsi"/>
-          <w:b/>
-          <w:bCs/>
-          <w:lang w:val="en-US"/>
-        </w:rPr>
-        <w:t xml:space="preserve"> </w:t>
-      </w:r>
-      <w:r>
-        <w:rPr>
-          <w:rFonts w:asciiTheme="minorHAnsi" w:hAnsiTheme="minorHAnsi" w:cstheme="minorHAnsi"/>
-          <w:b/>
-          <w:bCs/>
-          <w:lang w:val="en-US"/>
-        </w:rPr>
-        <w:t>LITUM</w:t>
+        <w:t xml:space="preserve"> LITUM</w:t>
       </w:r>
     </w:p>
     <w:p>
       <w:pPr>
-        <w:pStyle w:val="a0"/>
+        <w:pStyle w:val="BodyText"/>
         <w:ind w:firstLine="709"/>
         <w:jc w:val="center"/>
         <w:rPr>
-          <w:rFonts w:asciiTheme="minorHAnsi" w:hAnsiTheme="minorHAnsi" w:cstheme="minorHAnsi"/>
+          <w:rFonts w:ascii="Arial" w:hAnsi="Arial" w:cs="Arial" w:asciiTheme="minorHAnsi" w:cstheme="minorHAnsi" w:hAnsiTheme="minorHAnsi"/>
           <w:lang w:val="en-US"/>
         </w:rPr>
       </w:pPr>
       <w:r>
         <w:rPr>
-          <w:rFonts w:asciiTheme="minorHAnsi" w:hAnsiTheme="minorHAnsi" w:cstheme="minorHAnsi"/>
+          <w:rFonts w:cs="Arial" w:ascii="Arial" w:hAnsi="Arial" w:asciiTheme="minorHAnsi" w:cstheme="minorHAnsi" w:hAnsiTheme="minorHAnsi"/>
           <w:lang w:val="en-US"/>
         </w:rPr>
         <w:t xml:space="preserve"> </w:t>
@@ -153,15 +132,16 @@
     <w:tbl>
       <w:tblPr>
         <w:tblW w:w="10178" w:type="dxa"/>
+        <w:jc w:val="start"/>
         <w:tblInd w:w="108" w:type="dxa"/>
         <w:tblLayout w:type="fixed"/>
         <w:tblCellMar>
           <w:top w:w="80" w:type="dxa"/>
-          <w:left w:w="80" w:type="dxa"/>
+          <w:start w:w="80" w:type="dxa"/>
           <w:bottom w:w="80" w:type="dxa"/>
-          <w:right w:w="80" w:type="dxa"/>
+          <w:end w:w="80" w:type="dxa"/>
         </w:tblCellMar>
-        <w:tblLook w:val="0000" w:firstRow="0" w:lastRow="0" w:firstColumn="0" w:lastColumn="0" w:noHBand="0" w:noVBand="0"/>
+        <w:tblLook w:val="0000" w:noVBand="0" w:noHBand="0" w:lastColumn="0" w:firstColumn="0" w:lastRow="0" w:firstRow="0"/>
       </w:tblPr>
       <w:tblGrid>
         <w:gridCol w:w="6146"/>
@@ -170,55 +150,44 @@
       </w:tblGrid>
       <w:tr>
         <w:trPr>
-          <w:trHeight w:val="462"/>
+          <w:trHeight w:val="462" w:hRule="atLeast"/>
         </w:trPr>
         <w:tc>
           <w:tcPr>
             <w:tcW w:w="6146" w:type="dxa"/>
-          </w:tcPr>
-          <w:p>
-            <w:pPr>
-              <w:rPr>
-                <w:rFonts w:asciiTheme="minorHAnsi" w:hAnsiTheme="minorHAnsi" w:cstheme="minorHAnsi"/>
-              </w:rPr>
-            </w:pPr>
-            <w:r>
-              <w:rPr>
-                <w:rFonts w:asciiTheme="minorHAnsi" w:hAnsiTheme="minorHAnsi" w:cstheme="minorHAnsi"/>
-              </w:rPr>
-              <w:t>{{</w:t>
-            </w:r>
-            <w:proofErr w:type="spellStart"/>
-            <w:r>
-              <w:rPr>
-                <w:rFonts w:asciiTheme="minorHAnsi" w:hAnsiTheme="minorHAnsi" w:cstheme="minorHAnsi"/>
-              </w:rPr>
-              <w:t>address</w:t>
-            </w:r>
-            <w:proofErr w:type="spellEnd"/>
-            <w:r>
-              <w:rPr>
-                <w:rFonts w:asciiTheme="minorHAnsi" w:hAnsiTheme="minorHAnsi" w:cstheme="minorHAnsi"/>
-              </w:rPr>
-              <w:t>?}}</w:t>
+            <w:tcBorders/>
+          </w:tcPr>
+          <w:p>
+            <w:pPr>
+              <w:pStyle w:val="Normal"/>
+              <w:rPr>
+                <w:rFonts w:ascii="Arial" w:hAnsi="Arial" w:cs="Arial" w:asciiTheme="minorHAnsi" w:cstheme="minorHAnsi" w:hAnsiTheme="minorHAnsi"/>
+              </w:rPr>
+            </w:pPr>
+            <w:r>
+              <w:rPr>
+                <w:rFonts w:cs="Arial" w:ascii="Arial" w:hAnsi="Arial" w:asciiTheme="minorHAnsi" w:cstheme="minorHAnsi" w:hAnsiTheme="minorHAnsi"/>
+              </w:rPr>
+              <w:t>{{address?}}</w:t>
             </w:r>
           </w:p>
         </w:tc>
         <w:tc>
           <w:tcPr>
             <w:tcW w:w="1822" w:type="dxa"/>
-          </w:tcPr>
-          <w:p>
-            <w:pPr>
-              <w:pStyle w:val="a0"/>
-              <w:jc w:val="right"/>
-              <w:rPr>
-                <w:rFonts w:asciiTheme="minorHAnsi" w:hAnsiTheme="minorHAnsi" w:cstheme="minorHAnsi"/>
-              </w:rPr>
-            </w:pPr>
-            <w:r>
-              <w:rPr>
-                <w:rFonts w:asciiTheme="minorHAnsi" w:hAnsiTheme="minorHAnsi" w:cstheme="minorHAnsi"/>
+            <w:tcBorders/>
+          </w:tcPr>
+          <w:p>
+            <w:pPr>
+              <w:pStyle w:val="BodyText"/>
+              <w:jc w:val="end"/>
+              <w:rPr>
+                <w:rFonts w:ascii="Arial" w:hAnsi="Arial" w:cs="Arial" w:asciiTheme="minorHAnsi" w:cstheme="minorHAnsi" w:hAnsiTheme="minorHAnsi"/>
+              </w:rPr>
+            </w:pPr>
+            <w:r>
+              <w:rPr>
+                <w:rFonts w:cs="Arial" w:ascii="Arial" w:hAnsi="Arial" w:asciiTheme="minorHAnsi" w:cstheme="minorHAnsi" w:hAnsiTheme="minorHAnsi"/>
               </w:rPr>
               <w:t>Дата:</w:t>
             </w:r>
@@ -227,70 +196,46 @@
         <w:tc>
           <w:tcPr>
             <w:tcW w:w="2210" w:type="dxa"/>
-          </w:tcPr>
-          <w:p>
-            <w:pPr>
-              <w:rPr>
-                <w:rFonts w:asciiTheme="minorHAnsi" w:hAnsiTheme="minorHAnsi" w:cstheme="minorHAnsi"/>
-              </w:rPr>
-            </w:pPr>
-            <w:r>
-              <w:rPr>
-                <w:rFonts w:asciiTheme="minorHAnsi" w:hAnsiTheme="minorHAnsi" w:cstheme="minorHAnsi"/>
-              </w:rPr>
-              <w:t>{{</w:t>
-            </w:r>
-            <w:proofErr w:type="spellStart"/>
-            <w:r>
-              <w:rPr>
-                <w:rFonts w:asciiTheme="minorHAnsi" w:hAnsiTheme="minorHAnsi" w:cstheme="minorHAnsi"/>
-              </w:rPr>
-              <w:t>report_date</w:t>
-            </w:r>
-            <w:proofErr w:type="spellEnd"/>
-            <w:r>
-              <w:rPr>
-                <w:rFonts w:asciiTheme="minorHAnsi" w:hAnsiTheme="minorHAnsi" w:cstheme="minorHAnsi"/>
-              </w:rPr>
-              <w:t>}} г.</w:t>
+            <w:tcBorders/>
+          </w:tcPr>
+          <w:p>
+            <w:pPr>
+              <w:pStyle w:val="Normal"/>
+              <w:rPr>
+                <w:rFonts w:ascii="Arial" w:hAnsi="Arial" w:cs="Arial" w:asciiTheme="minorHAnsi" w:cstheme="minorHAnsi" w:hAnsiTheme="minorHAnsi"/>
+              </w:rPr>
+            </w:pPr>
+            <w:r>
+              <w:rPr>
+                <w:rFonts w:cs="Arial" w:ascii="Arial" w:hAnsi="Arial" w:asciiTheme="minorHAnsi" w:cstheme="minorHAnsi" w:hAnsiTheme="minorHAnsi"/>
+              </w:rPr>
+              <w:t>{{report_date}} г.</w:t>
             </w:r>
           </w:p>
         </w:tc>
       </w:tr>
       <w:tr>
         <w:trPr>
-          <w:trHeight w:val="530"/>
+          <w:trHeight w:val="530" w:hRule="atLeast"/>
         </w:trPr>
         <w:tc>
           <w:tcPr>
             <w:tcW w:w="10178" w:type="dxa"/>
             <w:gridSpan w:val="3"/>
-          </w:tcPr>
-          <w:p>
-            <w:pPr>
-              <w:rPr>
-                <w:rFonts w:asciiTheme="minorHAnsi" w:hAnsiTheme="minorHAnsi" w:cstheme="minorHAnsi"/>
-              </w:rPr>
-            </w:pPr>
-            <w:r>
-              <w:rPr>
-                <w:rFonts w:asciiTheme="minorHAnsi" w:hAnsiTheme="minorHAnsi" w:cstheme="minorHAnsi"/>
-              </w:rPr>
-              <w:t>Проект: {{</w:t>
-            </w:r>
-            <w:proofErr w:type="spellStart"/>
-            <w:r>
-              <w:rPr>
-                <w:rFonts w:asciiTheme="minorHAnsi" w:hAnsiTheme="minorHAnsi" w:cstheme="minorHAnsi"/>
-              </w:rPr>
-              <w:t>project_title</w:t>
-            </w:r>
-            <w:proofErr w:type="spellEnd"/>
-            <w:r>
-              <w:rPr>
-                <w:rFonts w:asciiTheme="minorHAnsi" w:hAnsiTheme="minorHAnsi" w:cstheme="minorHAnsi"/>
-              </w:rPr>
-              <w:t>}}</w:t>
+            <w:tcBorders/>
+          </w:tcPr>
+          <w:p>
+            <w:pPr>
+              <w:pStyle w:val="Normal"/>
+              <w:rPr>
+                <w:rFonts w:ascii="Arial" w:hAnsi="Arial" w:cs="Arial" w:asciiTheme="minorHAnsi" w:cstheme="minorHAnsi" w:hAnsiTheme="minorHAnsi"/>
+              </w:rPr>
+            </w:pPr>
+            <w:r>
+              <w:rPr>
+                <w:rFonts w:cs="Arial" w:ascii="Arial" w:hAnsi="Arial" w:asciiTheme="minorHAnsi" w:cstheme="minorHAnsi" w:hAnsiTheme="minorHAnsi"/>
+              </w:rPr>
+              <w:t>Проект: {{project_title}}</w:t>
             </w:r>
           </w:p>
         </w:tc>
@@ -298,26 +243,33 @@
     </w:tbl>
     <w:p>
       <w:pPr>
-        <w:pStyle w:val="a0"/>
-        <w:widowControl w:val="0"/>
-        <w:rPr>
-          <w:rFonts w:asciiTheme="minorHAnsi" w:hAnsiTheme="minorHAnsi" w:cstheme="minorHAnsi"/>
+        <w:pStyle w:val="BodyText"/>
+        <w:widowControl w:val="false"/>
+        <w:rPr>
+          <w:rFonts w:ascii="Arial" w:hAnsi="Arial" w:cs="Arial" w:asciiTheme="minorHAnsi" w:cstheme="minorHAnsi" w:hAnsiTheme="minorHAnsi"/>
           <w:b/>
           <w:bCs/>
         </w:rPr>
       </w:pPr>
+      <w:r>
+        <w:rPr>
+          <w:rFonts w:cs="Arial" w:cstheme="minorHAnsi" w:ascii="Arial" w:hAnsi="Arial"/>
+          <w:b/>
+          <w:bCs/>
+        </w:rPr>
+      </w:r>
     </w:p>
     <w:p>
       <w:pPr>
-        <w:pStyle w:val="a0"/>
-        <w:spacing w:before="120"/>
-        <w:rPr>
-          <w:rFonts w:asciiTheme="minorHAnsi" w:hAnsiTheme="minorHAnsi" w:cstheme="minorHAnsi"/>
-        </w:rPr>
-      </w:pPr>
-      <w:r>
-        <w:rPr>
-          <w:rFonts w:asciiTheme="minorHAnsi" w:hAnsiTheme="minorHAnsi" w:cstheme="minorHAnsi"/>
+        <w:pStyle w:val="BodyText"/>
+        <w:spacing w:before="120" w:after="0"/>
+        <w:rPr>
+          <w:rFonts w:ascii="Arial" w:hAnsi="Arial" w:cs="Arial" w:asciiTheme="minorHAnsi" w:cstheme="minorHAnsi" w:hAnsiTheme="minorHAnsi"/>
+        </w:rPr>
+      </w:pPr>
+      <w:r>
+        <w:rPr>
+          <w:rFonts w:cs="Arial" w:ascii="Arial" w:hAnsi="Arial" w:asciiTheme="minorHAnsi" w:cstheme="minorHAnsi" w:hAnsiTheme="minorHAnsi"/>
         </w:rPr>
         <w:t>Комиссия в составе:</w:t>
       </w:r>
@@ -325,114 +277,84 @@
     <w:tbl>
       <w:tblPr>
         <w:tblW w:w="5000" w:type="pct"/>
+        <w:jc w:val="start"/>
         <w:tblInd w:w="55" w:type="dxa"/>
         <w:tblLayout w:type="fixed"/>
         <w:tblCellMar>
           <w:top w:w="55" w:type="dxa"/>
-          <w:left w:w="55" w:type="dxa"/>
+          <w:start w:w="55" w:type="dxa"/>
           <w:bottom w:w="55" w:type="dxa"/>
-          <w:right w:w="55" w:type="dxa"/>
+          <w:end w:w="55" w:type="dxa"/>
         </w:tblCellMar>
-        <w:tblLook w:val="0000" w:firstRow="0" w:lastRow="0" w:firstColumn="0" w:lastColumn="0" w:noHBand="0" w:noVBand="0"/>
+        <w:tblLook w:val="0000" w:noVBand="0" w:noHBand="0" w:lastColumn="0" w:firstColumn="0" w:lastRow="0" w:firstRow="0"/>
       </w:tblPr>
       <w:tblGrid>
         <w:gridCol w:w="4897"/>
         <w:gridCol w:w="4899"/>
       </w:tblGrid>
       <w:tr>
+        <w:trPr/>
         <w:tc>
           <w:tcPr>
             <w:tcW w:w="4897" w:type="dxa"/>
+            <w:tcBorders/>
           </w:tcPr>
           <w:p>
             <w:pPr>
               <w:pStyle w:val="TableContents"/>
               <w:rPr>
-                <w:rFonts w:asciiTheme="minorHAnsi" w:hAnsiTheme="minorHAnsi" w:cstheme="minorHAnsi"/>
+                <w:rFonts w:ascii="Arial" w:hAnsi="Arial" w:cs="Arial" w:asciiTheme="minorHAnsi" w:cstheme="minorHAnsi" w:hAnsiTheme="minorHAnsi"/>
                 <w:lang w:val="en-US"/>
               </w:rPr>
             </w:pPr>
             <w:r>
               <w:rPr>
-                <w:rFonts w:asciiTheme="minorHAnsi" w:hAnsiTheme="minorHAnsi" w:cstheme="minorHAnsi"/>
+                <w:rFonts w:cs="Arial" w:ascii="Arial" w:hAnsi="Arial" w:asciiTheme="minorHAnsi" w:cstheme="minorHAnsi" w:hAnsiTheme="minorHAnsi"/>
               </w:rPr>
               <w:t>От</w:t>
             </w:r>
             <w:r>
               <w:rPr>
-                <w:rFonts w:asciiTheme="minorHAnsi" w:hAnsiTheme="minorHAnsi" w:cstheme="minorHAnsi"/>
+                <w:rFonts w:cs="Arial" w:ascii="Arial" w:hAnsi="Arial" w:asciiTheme="minorHAnsi" w:cstheme="minorHAnsi" w:hAnsiTheme="minorHAnsi"/>
                 <w:lang w:val="en-US"/>
               </w:rPr>
-              <w:t xml:space="preserve"> {{</w:t>
-            </w:r>
-            <w:proofErr w:type="spellStart"/>
-            <w:proofErr w:type="gramStart"/>
-            <w:r>
-              <w:rPr>
-                <w:rFonts w:asciiTheme="minorHAnsi" w:hAnsiTheme="minorHAnsi" w:cstheme="minorHAnsi"/>
+              <w:t xml:space="preserve"> {{commission.organization}}</w:t>
+              <w:br/>
+              <w:t>- {{commission.position}}</w:t>
+            </w:r>
+          </w:p>
+        </w:tc>
+        <w:tc>
+          <w:tcPr>
+            <w:tcW w:w="4899" w:type="dxa"/>
+            <w:tcBorders/>
+          </w:tcPr>
+          <w:p>
+            <w:pPr>
+              <w:pStyle w:val="TableContents"/>
+              <w:rPr>
+                <w:rFonts w:ascii="Arial" w:hAnsi="Arial" w:cs="Arial" w:asciiTheme="minorHAnsi" w:cstheme="minorHAnsi" w:hAnsiTheme="minorHAnsi"/>
                 <w:lang w:val="en-US"/>
               </w:rPr>
-              <w:t>commission.organization</w:t>
-            </w:r>
-            <w:proofErr w:type="spellEnd"/>
-            <w:proofErr w:type="gramEnd"/>
-            <w:r>
-              <w:rPr>
-                <w:rFonts w:asciiTheme="minorHAnsi" w:hAnsiTheme="minorHAnsi" w:cstheme="minorHAnsi"/>
+            </w:pPr>
+            <w:r>
+              <w:rPr>
+                <w:rFonts w:cs="Arial" w:cstheme="minorHAnsi" w:ascii="Arial" w:hAnsi="Arial"/>
                 <w:lang w:val="en-US"/>
               </w:rPr>
-              <w:t>}}</w:t>
-            </w:r>
-            <w:r>
-              <w:rPr>
-                <w:rFonts w:asciiTheme="minorHAnsi" w:hAnsiTheme="minorHAnsi" w:cstheme="minorHAnsi"/>
-                <w:lang w:val="en-US"/>
-              </w:rPr>
-              <w:br/>
-              <w:t>- {{</w:t>
-            </w:r>
-            <w:proofErr w:type="spellStart"/>
-            <w:r>
-              <w:rPr>
-                <w:rFonts w:asciiTheme="minorHAnsi" w:hAnsiTheme="minorHAnsi" w:cstheme="minorHAnsi"/>
-                <w:lang w:val="en-US"/>
-              </w:rPr>
-              <w:t>commission.position</w:t>
-            </w:r>
-            <w:proofErr w:type="spellEnd"/>
-            <w:r>
-              <w:rPr>
-                <w:rFonts w:asciiTheme="minorHAnsi" w:hAnsiTheme="minorHAnsi" w:cstheme="minorHAnsi"/>
-                <w:lang w:val="en-US"/>
-              </w:rPr>
-              <w:t>}}</w:t>
-            </w:r>
-          </w:p>
-        </w:tc>
-        <w:tc>
-          <w:tcPr>
-            <w:tcW w:w="4899" w:type="dxa"/>
-          </w:tcPr>
+            </w:r>
+          </w:p>
           <w:p>
             <w:pPr>
               <w:pStyle w:val="TableContents"/>
-              <w:rPr>
-                <w:rFonts w:asciiTheme="minorHAnsi" w:hAnsiTheme="minorHAnsi" w:cstheme="minorHAnsi"/>
-                <w:lang w:val="en-US"/>
-              </w:rPr>
-            </w:pPr>
-          </w:p>
-          <w:p>
-            <w:pPr>
-              <w:pStyle w:val="TableContents"/>
-              <w:jc w:val="right"/>
-              <w:rPr>
-                <w:rFonts w:asciiTheme="minorHAnsi" w:hAnsiTheme="minorHAnsi" w:cstheme="minorHAnsi"/>
-              </w:rPr>
-            </w:pPr>
-            <w:r>
-              <w:rPr>
-                <w:rFonts w:asciiTheme="minorHAnsi" w:hAnsiTheme="minorHAnsi" w:cstheme="minorHAnsi"/>
+              <w:jc w:val="end"/>
+              <w:rPr>
+                <w:rFonts w:ascii="Arial" w:hAnsi="Arial" w:cs="Arial" w:asciiTheme="minorHAnsi" w:cstheme="minorHAnsi" w:hAnsiTheme="minorHAnsi"/>
+              </w:rPr>
+            </w:pPr>
+            <w:r>
+              <w:rPr>
+                <w:rFonts w:cs="Arial" w:ascii="Arial" w:hAnsi="Arial" w:asciiTheme="minorHAnsi" w:cstheme="minorHAnsi" w:hAnsiTheme="minorHAnsi"/>
               </w:rPr>
               <w:t>{{commission.name}}</w:t>
             </w:r>
@@ -442,505 +364,328 @@
     </w:tbl>
     <w:p>
       <w:pPr>
-        <w:pStyle w:val="a0"/>
-        <w:spacing w:before="120"/>
-        <w:rPr>
-          <w:rFonts w:asciiTheme="minorHAnsi" w:hAnsiTheme="minorHAnsi" w:cstheme="minorHAnsi"/>
-        </w:rPr>
-      </w:pPr>
+        <w:pStyle w:val="BodyText"/>
+        <w:spacing w:before="120" w:after="0"/>
+        <w:rPr>
+          <w:rFonts w:ascii="Arial" w:hAnsi="Arial" w:cs="Arial" w:asciiTheme="minorHAnsi" w:cstheme="minorHAnsi" w:hAnsiTheme="minorHAnsi"/>
+        </w:rPr>
+      </w:pPr>
+      <w:r>
+        <w:rPr>
+          <w:rFonts w:cs="Arial" w:cstheme="minorHAnsi" w:ascii="Arial" w:hAnsi="Arial"/>
+        </w:rPr>
+      </w:r>
     </w:p>
     <w:p>
       <w:pPr>
-        <w:pStyle w:val="a0"/>
-        <w:spacing w:after="120"/>
-        <w:rPr>
-          <w:rFonts w:asciiTheme="minorHAnsi" w:eastAsia="Verdana" w:hAnsiTheme="minorHAnsi" w:cstheme="minorHAnsi"/>
+        <w:pStyle w:val="BodyText"/>
+        <w:spacing w:before="0" w:after="120"/>
+        <w:rPr>
+          <w:rFonts w:ascii="Arial" w:hAnsi="Arial" w:eastAsia="Verdana" w:cs="Arial" w:asciiTheme="minorHAnsi" w:cstheme="minorHAnsi" w:hAnsiTheme="minorHAnsi"/>
           <w:lang w:val="en-US"/>
         </w:rPr>
       </w:pPr>
+      <w:r>
+        <w:rPr>
+          <w:rFonts w:eastAsia="Verdana" w:cs="Arial" w:cstheme="minorHAnsi" w:ascii="Arial" w:hAnsi="Arial"/>
+          <w:lang w:val="en-US"/>
+        </w:rPr>
+      </w:r>
     </w:p>
     <w:p>
       <w:pPr>
-        <w:pStyle w:val="a0"/>
-        <w:spacing w:after="120"/>
+        <w:pStyle w:val="BodyText"/>
+        <w:spacing w:before="0" w:after="120"/>
         <w:jc w:val="both"/>
         <w:rPr>
-          <w:rFonts w:asciiTheme="minorHAnsi" w:hAnsiTheme="minorHAnsi" w:cstheme="minorHAnsi"/>
-        </w:rPr>
-      </w:pPr>
-      <w:r>
-        <w:rPr>
-          <w:rFonts w:asciiTheme="minorHAnsi" w:hAnsiTheme="minorHAnsi" w:cstheme="minorHAnsi"/>
-        </w:rPr>
-        <w:t>В период {{</w:t>
-      </w:r>
-      <w:proofErr w:type="spellStart"/>
-      <w:r>
-        <w:rPr>
-          <w:rFonts w:asciiTheme="minorHAnsi" w:hAnsiTheme="minorHAnsi" w:cstheme="minorHAnsi"/>
-        </w:rPr>
-        <w:t>work_period</w:t>
-      </w:r>
-      <w:proofErr w:type="spellEnd"/>
-      <w:r>
-        <w:rPr>
-          <w:rFonts w:asciiTheme="minorHAnsi" w:hAnsiTheme="minorHAnsi" w:cstheme="minorHAnsi"/>
-        </w:rPr>
-        <w:t>?}} на территории предприятия {{</w:t>
-      </w:r>
-      <w:proofErr w:type="spellStart"/>
-      <w:r>
-        <w:rPr>
-          <w:rFonts w:asciiTheme="minorHAnsi" w:hAnsiTheme="minorHAnsi" w:cstheme="minorHAnsi"/>
-        </w:rPr>
-        <w:t>contractor_title</w:t>
-      </w:r>
-      <w:proofErr w:type="spellEnd"/>
-      <w:r>
-        <w:rPr>
-          <w:rFonts w:asciiTheme="minorHAnsi" w:hAnsiTheme="minorHAnsi" w:cstheme="minorHAnsi"/>
-        </w:rPr>
-        <w:t>?}} выполнен комплекс работ по опытному нанесению антикоррозионных материалов Litum на металлические поверхности с целью:</w:t>
+          <w:rFonts w:ascii="Arial" w:hAnsi="Arial" w:cs="Arial" w:asciiTheme="minorHAnsi" w:cstheme="minorHAnsi" w:hAnsiTheme="minorHAnsi"/>
+        </w:rPr>
+      </w:pPr>
+      <w:r>
+        <w:rPr>
+          <w:rFonts w:cs="Arial" w:ascii="Arial" w:hAnsi="Arial" w:asciiTheme="minorHAnsi" w:cstheme="minorHAnsi" w:hAnsiTheme="minorHAnsi"/>
+        </w:rPr>
+        <w:t>В период {{work_period?}} на территории предприятия {{contractor_title?}} выполнен комплекс работ по опытному нанесению антикоррозионных материалов Litum на металлические поверхности с целью:</w:t>
       </w:r>
     </w:p>
     <w:p>
       <w:pPr>
-        <w:pStyle w:val="a0"/>
+        <w:pStyle w:val="BodyText"/>
         <w:numPr>
           <w:ilvl w:val="0"/>
           <w:numId w:val="2"/>
         </w:numPr>
         <w:tabs>
-          <w:tab w:val="left" w:pos="284"/>
+          <w:tab w:val="clear" w:pos="709"/>
+          <w:tab w:val="left" w:pos="284" w:leader="none"/>
         </w:tabs>
-        <w:spacing w:after="120"/>
-        <w:ind w:left="0" w:firstLine="0"/>
+        <w:spacing w:before="0" w:after="120"/>
+        <w:ind w:hanging="0" w:start="0"/>
         <w:jc w:val="both"/>
         <w:rPr>
-          <w:rFonts w:asciiTheme="minorHAnsi" w:hAnsiTheme="minorHAnsi" w:cstheme="minorHAnsi"/>
-        </w:rPr>
-      </w:pPr>
-      <w:r>
-        <w:rPr>
-          <w:rFonts w:asciiTheme="minorHAnsi" w:hAnsiTheme="minorHAnsi" w:cstheme="minorHAnsi"/>
+          <w:rFonts w:ascii="Arial" w:hAnsi="Arial" w:cs="Arial" w:asciiTheme="minorHAnsi" w:cstheme="minorHAnsi" w:hAnsiTheme="minorHAnsi"/>
+        </w:rPr>
+      </w:pPr>
+      <w:r>
+        <w:rPr>
+          <w:rFonts w:cs="Arial" w:ascii="Arial" w:hAnsi="Arial" w:asciiTheme="minorHAnsi" w:cstheme="minorHAnsi" w:hAnsiTheme="minorHAnsi"/>
         </w:rPr>
         <w:t>Проверки соответствия материалов производства ООО «Литум» техническим характеристикам, заявленным производителем.</w:t>
       </w:r>
     </w:p>
     <w:p>
       <w:pPr>
-        <w:pStyle w:val="a0"/>
+        <w:pStyle w:val="BodyText"/>
         <w:numPr>
           <w:ilvl w:val="0"/>
           <w:numId w:val="2"/>
         </w:numPr>
         <w:tabs>
-          <w:tab w:val="left" w:pos="284"/>
+          <w:tab w:val="clear" w:pos="709"/>
+          <w:tab w:val="left" w:pos="284" w:leader="none"/>
         </w:tabs>
-        <w:spacing w:after="120"/>
-        <w:ind w:left="0" w:firstLine="0"/>
+        <w:spacing w:before="0" w:after="120"/>
+        <w:ind w:hanging="0" w:start="0"/>
         <w:jc w:val="both"/>
         <w:rPr>
-          <w:rFonts w:asciiTheme="minorHAnsi" w:hAnsiTheme="minorHAnsi" w:cstheme="minorHAnsi"/>
-        </w:rPr>
-      </w:pPr>
-      <w:r>
-        <w:rPr>
-          <w:rFonts w:asciiTheme="minorHAnsi" w:hAnsiTheme="minorHAnsi" w:cstheme="minorHAnsi"/>
-        </w:rPr>
-        <w:t>Контроля качества выполнения работ по антикоррозионной защите металлоконструкций персоналом {{</w:t>
-      </w:r>
-      <w:proofErr w:type="spellStart"/>
-      <w:r>
-        <w:rPr>
-          <w:rFonts w:asciiTheme="minorHAnsi" w:hAnsiTheme="minorHAnsi" w:cstheme="minorHAnsi"/>
-        </w:rPr>
-        <w:t>contractor_title</w:t>
-      </w:r>
-      <w:proofErr w:type="spellEnd"/>
-      <w:r>
-        <w:rPr>
-          <w:rFonts w:asciiTheme="minorHAnsi" w:hAnsiTheme="minorHAnsi" w:cstheme="minorHAnsi"/>
-        </w:rPr>
-        <w:t xml:space="preserve">?}} </w:t>
+          <w:rFonts w:ascii="Arial" w:hAnsi="Arial" w:cs="Arial" w:asciiTheme="minorHAnsi" w:cstheme="minorHAnsi" w:hAnsiTheme="minorHAnsi"/>
+        </w:rPr>
+      </w:pPr>
+      <w:r>
+        <w:rPr>
+          <w:rFonts w:cs="Arial" w:ascii="Arial" w:hAnsi="Arial" w:asciiTheme="minorHAnsi" w:cstheme="minorHAnsi" w:hAnsiTheme="minorHAnsi"/>
+        </w:rPr>
+        <w:t xml:space="preserve">Контроля качества выполнения работ по антикоррозионной защите металлоконструкций персоналом {{contractor_title?}} </w:t>
       </w:r>
     </w:p>
     <w:p>
       <w:pPr>
-        <w:pStyle w:val="a0"/>
+        <w:pStyle w:val="BodyText"/>
+        <w:spacing w:lineRule="auto" w:line="276"/>
         <w:jc w:val="both"/>
-        <w:rPr>
-          <w:rFonts w:asciiTheme="minorHAnsi" w:hAnsiTheme="minorHAnsi" w:cstheme="minorHAnsi"/>
-        </w:rPr>
-      </w:pPr>
-      <w:r>
-        <w:rPr>
-          <w:rFonts w:asciiTheme="minorHAnsi" w:hAnsiTheme="minorHAnsi" w:cstheme="minorHAnsi"/>
+        <w:rPr/>
+      </w:pPr>
+      <w:r>
+        <w:rPr>
+          <w:rFonts w:cs="Arial" w:ascii="Arial" w:hAnsi="Arial" w:asciiTheme="minorHAnsi" w:cstheme="minorHAnsi" w:hAnsiTheme="minorHAnsi"/>
           <w:b/>
           <w:bCs/>
         </w:rPr>
         <w:t xml:space="preserve">Тип окрашиваемой поверхности: </w:t>
       </w:r>
+      <w:r>
+        <w:rPr>
+          <w:rFonts w:cs="Arial" w:ascii="Arial" w:hAnsi="Arial" w:asciiTheme="minorHAnsi" w:cstheme="minorHAnsi" w:hAnsiTheme="minorHAnsi"/>
+        </w:rPr>
+        <w:t>{{control_area_description}}</w:t>
+      </w:r>
     </w:p>
     <w:p>
       <w:pPr>
-        <w:pStyle w:val="a0"/>
-        <w:rPr>
-          <w:rFonts w:asciiTheme="minorHAnsi" w:hAnsiTheme="minorHAnsi" w:cstheme="minorHAnsi"/>
-        </w:rPr>
-      </w:pPr>
-      <w:r>
-        <w:rPr>
-          <w:rFonts w:asciiTheme="minorHAnsi" w:hAnsiTheme="minorHAnsi" w:cstheme="minorHAnsi"/>
-        </w:rPr>
-        <w:t>{{</w:t>
-      </w:r>
-      <w:proofErr w:type="spellStart"/>
-      <w:r>
-        <w:rPr>
-          <w:rFonts w:asciiTheme="minorHAnsi" w:hAnsiTheme="minorHAnsi" w:cstheme="minorHAnsi"/>
-        </w:rPr>
-        <w:t>control_area_description</w:t>
-      </w:r>
-      <w:proofErr w:type="spellEnd"/>
-      <w:r>
-        <w:rPr>
-          <w:rFonts w:asciiTheme="minorHAnsi" w:hAnsiTheme="minorHAnsi" w:cstheme="minorHAnsi"/>
-        </w:rPr>
-        <w:t>}}</w:t>
+        <w:pStyle w:val="BodyText"/>
+        <w:spacing w:lineRule="auto" w:line="276" w:before="0" w:after="120"/>
+        <w:jc w:val="both"/>
+        <w:rPr/>
+      </w:pPr>
+      <w:r>
+        <w:rPr>
+          <w:rFonts w:cs="Arial" w:ascii="Arial" w:hAnsi="Arial" w:asciiTheme="minorHAnsi" w:cstheme="minorHAnsi" w:hAnsiTheme="minorHAnsi"/>
+          <w:b/>
+          <w:bCs/>
+        </w:rPr>
+        <w:t xml:space="preserve">Место нанесения покрытия: </w:t>
+      </w:r>
+      <w:r>
+        <w:rPr>
+          <w:rFonts w:cs="Arial" w:ascii="Arial" w:hAnsi="Arial" w:asciiTheme="minorHAnsi" w:cstheme="minorHAnsi" w:hAnsiTheme="minorHAnsi"/>
+          <w:b w:val="false"/>
+          <w:bCs w:val="false"/>
+        </w:rPr>
+        <w:t>Территория {{contractor_title?}}, малярный участок.</w:t>
       </w:r>
     </w:p>
     <w:p>
       <w:pPr>
-        <w:pStyle w:val="a0"/>
-        <w:spacing w:after="120"/>
+        <w:pStyle w:val="BodyText"/>
+        <w:spacing w:lineRule="auto" w:line="276" w:before="0" w:after="120"/>
         <w:jc w:val="both"/>
-        <w:rPr>
-          <w:rFonts w:asciiTheme="minorHAnsi" w:eastAsia="Verdana" w:hAnsiTheme="minorHAnsi" w:cstheme="minorHAnsi"/>
-        </w:rPr>
-      </w:pPr>
+        <w:rPr/>
+      </w:pPr>
+      <w:r>
+        <w:rPr>
+          <w:rFonts w:cs="Arial" w:ascii="Arial" w:hAnsi="Arial" w:asciiTheme="minorHAnsi" w:cstheme="minorHAnsi" w:hAnsiTheme="minorHAnsi"/>
+          <w:b/>
+          <w:bCs/>
+        </w:rPr>
+        <w:t>Обезжиривание поверхности:</w:t>
+      </w:r>
+      <w:r>
+        <w:rPr>
+          <w:rFonts w:cs="Arial" w:ascii="Arial" w:hAnsi="Arial" w:asciiTheme="minorHAnsi" w:cstheme="minorHAnsi" w:hAnsiTheme="minorHAnsi"/>
+        </w:rPr>
+        <w:t xml:space="preserve"> Соответствует степени </w:t>
+      </w:r>
+      <w:r>
+        <w:rPr>
+          <w:rFonts w:cs="Arial" w:ascii="Arial" w:hAnsi="Arial" w:asciiTheme="minorHAnsi" w:cstheme="minorHAnsi" w:hAnsiTheme="minorHAnsi"/>
+          <w:lang w:val="en-US"/>
+        </w:rPr>
+        <w:t>I</w:t>
+      </w:r>
+      <w:r>
+        <w:rPr>
+          <w:rFonts w:cs="Arial" w:ascii="Arial" w:hAnsi="Arial" w:asciiTheme="minorHAnsi" w:cstheme="minorHAnsi" w:hAnsiTheme="minorHAnsi"/>
+        </w:rPr>
+        <w:t xml:space="preserve"> согласно ГОСТ 9.402-2004.</w:t>
+      </w:r>
     </w:p>
     <w:p>
       <w:pPr>
-        <w:pStyle w:val="a0"/>
-        <w:spacing w:after="120"/>
-        <w:jc w:val="both"/>
-        <w:rPr>
-          <w:rFonts w:asciiTheme="minorHAnsi" w:hAnsiTheme="minorHAnsi" w:cstheme="minorHAnsi"/>
-        </w:rPr>
-      </w:pPr>
-      <w:r>
-        <w:rPr>
-          <w:rFonts w:asciiTheme="minorHAnsi" w:hAnsiTheme="minorHAnsi" w:cstheme="minorHAnsi"/>
+        <w:pStyle w:val="BodyText"/>
+        <w:spacing w:lineRule="auto" w:line="276" w:before="0" w:after="120"/>
+        <w:rPr/>
+      </w:pPr>
+      <w:r>
+        <w:rPr>
+          <w:rFonts w:cs="Arial" w:ascii="Arial" w:hAnsi="Arial" w:asciiTheme="minorHAnsi" w:cstheme="minorHAnsi" w:hAnsiTheme="minorHAnsi"/>
           <w:b/>
           <w:bCs/>
         </w:rPr>
-        <w:t>Место нанесения покрытия: Территория {{</w:t>
-      </w:r>
-      <w:proofErr w:type="spellStart"/>
-      <w:r>
-        <w:rPr>
-          <w:rFonts w:asciiTheme="minorHAnsi" w:hAnsiTheme="minorHAnsi" w:cstheme="minorHAnsi"/>
+        <w:t xml:space="preserve">Подготовка поверхности: </w:t>
+      </w:r>
+      <w:r>
+        <w:rPr>
+          <w:rFonts w:cs="Arial" w:ascii="Arial" w:hAnsi="Arial" w:asciiTheme="minorHAnsi" w:cstheme="minorHAnsi" w:hAnsiTheme="minorHAnsi"/>
+          <w:b w:val="false"/>
+          <w:bCs w:val="false"/>
+        </w:rPr>
+        <w:t xml:space="preserve">{{surface_prep_prepDegree}}. </w:t>
+      </w:r>
+      <w:r>
+        <w:rPr>
+          <w:rFonts w:eastAsia="Verdana" w:cs="Arial" w:ascii="Arial" w:hAnsi="Arial" w:asciiTheme="minorHAnsi" w:cstheme="minorHAnsi" w:hAnsiTheme="minorHAnsi"/>
+          <w:b w:val="false"/>
+          <w:bCs w:val="false"/>
+        </w:rPr>
+        <w:t>{{surface_prep_blasting_media?}}</w:t>
+      </w:r>
+      <w:r>
+        <w:rPr>
+          <w:rFonts w:cs="Arial" w:ascii="Arial" w:hAnsi="Arial" w:asciiTheme="minorHAnsi" w:cstheme="minorHAnsi" w:hAnsiTheme="minorHAnsi"/>
+          <w:b w:val="false"/>
+          <w:bCs w:val="false"/>
+        </w:rPr>
+        <w:t xml:space="preserve">В качестве абразива использована: </w:t>
+      </w:r>
+      <w:r>
+        <w:rPr>
+          <w:rFonts w:eastAsia="Verdana" w:cs="Arial" w:ascii="Arial" w:hAnsi="Arial" w:asciiTheme="minorHAnsi" w:cstheme="minorHAnsi" w:hAnsiTheme="minorHAnsi"/>
+          <w:b w:val="false"/>
+          <w:bCs w:val="false"/>
+        </w:rPr>
+        <w:t>{{surface_prep_blasting_media}}</w:t>
+      </w:r>
+      <w:r>
+        <w:rPr>
+          <w:rFonts w:eastAsia="Verdana" w:cs="Arial" w:ascii="Arial" w:hAnsi="Arial" w:asciiTheme="minorHAnsi" w:cstheme="minorHAnsi" w:hAnsiTheme="minorHAnsi"/>
+        </w:rPr>
+        <w:t>{{/surface_prep_blasting_media?}}</w:t>
+      </w:r>
+    </w:p>
+    <w:p>
+      <w:pPr>
+        <w:pStyle w:val="BodyText"/>
+        <w:spacing w:lineRule="auto" w:line="276"/>
+        <w:jc w:val="both"/>
+        <w:rPr/>
+      </w:pPr>
+      <w:r>
+        <w:rPr>
+          <w:rFonts w:cs="Arial" w:ascii="Arial" w:hAnsi="Arial" w:asciiTheme="minorHAnsi" w:cstheme="minorHAnsi" w:hAnsiTheme="minorHAnsi"/>
           <w:b/>
           <w:bCs/>
         </w:rPr>
-        <w:t>contractor_title</w:t>
-      </w:r>
-      <w:proofErr w:type="spellEnd"/>
-      <w:r>
-        <w:rPr>
-          <w:rFonts w:asciiTheme="minorHAnsi" w:hAnsiTheme="minorHAnsi" w:cstheme="minorHAnsi"/>
+        <w:t>Шероховатость поверхности:</w:t>
+      </w:r>
+      <w:r>
+        <w:rPr>
+          <w:rFonts w:cs="Arial" w:ascii="Arial" w:hAnsi="Arial" w:asciiTheme="minorHAnsi" w:cstheme="minorHAnsi" w:hAnsiTheme="minorHAnsi"/>
+        </w:rPr>
+        <w:t xml:space="preserve"> {{surface_prep_roughness?}}</w:t>
+      </w:r>
+    </w:p>
+    <w:p>
+      <w:pPr>
+        <w:pStyle w:val="BodyText"/>
+        <w:spacing w:lineRule="auto" w:line="276" w:before="0" w:after="120"/>
+        <w:jc w:val="both"/>
+        <w:rPr/>
+      </w:pPr>
+      <w:r>
+        <w:rPr>
+          <w:rFonts w:cs="Arial" w:ascii="Arial" w:hAnsi="Arial" w:asciiTheme="minorHAnsi" w:cstheme="minorHAnsi" w:hAnsiTheme="minorHAnsi"/>
           <w:b/>
           <w:bCs/>
         </w:rPr>
-        <w:t>?}}, малярный участок.</w:t>
+        <w:t xml:space="preserve">Обеспыливание поверхности: </w:t>
+      </w:r>
+      <w:r>
+        <w:rPr>
+          <w:rFonts w:cs="Arial" w:ascii="Arial" w:hAnsi="Arial" w:asciiTheme="minorHAnsi" w:cstheme="minorHAnsi" w:hAnsiTheme="minorHAnsi"/>
+          <w:b w:val="false"/>
+          <w:bCs w:val="false"/>
+        </w:rPr>
+        <w:t>{{surface_prep_dedusting?}}</w:t>
       </w:r>
     </w:p>
     <w:p>
       <w:pPr>
-        <w:pStyle w:val="a0"/>
-        <w:spacing w:after="120"/>
+        <w:pStyle w:val="BodyText"/>
+        <w:spacing w:lineRule="auto" w:line="276" w:before="0" w:after="120"/>
         <w:jc w:val="both"/>
-        <w:rPr>
-          <w:rFonts w:asciiTheme="minorHAnsi" w:hAnsiTheme="minorHAnsi" w:cstheme="minorHAnsi"/>
-        </w:rPr>
-      </w:pPr>
-      <w:r>
-        <w:rPr>
-          <w:rFonts w:asciiTheme="minorHAnsi" w:hAnsiTheme="minorHAnsi" w:cstheme="minorHAnsi"/>
+        <w:rPr/>
+      </w:pPr>
+      <w:r>
+        <w:rPr>
+          <w:rFonts w:cs="Arial" w:ascii="Arial" w:hAnsi="Arial" w:asciiTheme="minorHAnsi" w:cstheme="minorHAnsi" w:hAnsiTheme="minorHAnsi"/>
           <w:b/>
           <w:bCs/>
         </w:rPr>
-        <w:t>Обезжиривание поверхности</w:t>
-      </w:r>
-      <w:proofErr w:type="gramStart"/>
-      <w:r>
-        <w:rPr>
-          <w:rFonts w:asciiTheme="minorHAnsi" w:hAnsiTheme="minorHAnsi" w:cstheme="minorHAnsi"/>
-          <w:b/>
-          <w:bCs/>
-        </w:rPr>
-        <w:t>:</w:t>
-      </w:r>
-      <w:r>
-        <w:rPr>
-          <w:rFonts w:asciiTheme="minorHAnsi" w:hAnsiTheme="minorHAnsi" w:cstheme="minorHAnsi"/>
-        </w:rPr>
-        <w:t xml:space="preserve"> Соответствует</w:t>
-      </w:r>
-      <w:proofErr w:type="gramEnd"/>
-      <w:r>
-        <w:rPr>
-          <w:rFonts w:asciiTheme="minorHAnsi" w:hAnsiTheme="minorHAnsi" w:cstheme="minorHAnsi"/>
-        </w:rPr>
-        <w:t xml:space="preserve"> степени </w:t>
-      </w:r>
-      <w:r>
-        <w:rPr>
-          <w:rFonts w:asciiTheme="minorHAnsi" w:hAnsiTheme="minorHAnsi" w:cstheme="minorHAnsi"/>
-          <w:lang w:val="en-US"/>
-        </w:rPr>
-        <w:t>I</w:t>
-      </w:r>
-      <w:r>
-        <w:rPr>
-          <w:rFonts w:asciiTheme="minorHAnsi" w:hAnsiTheme="minorHAnsi" w:cstheme="minorHAnsi"/>
-        </w:rPr>
-        <w:t xml:space="preserve"> согласно ГОСТ 9.402-2004.</w:t>
+        <w:t xml:space="preserve">Метод нанесения материала: </w:t>
+      </w:r>
+      <w:r>
+        <w:rPr>
+          <w:rFonts w:cs="Arial" w:ascii="Arial" w:hAnsi="Arial" w:asciiTheme="minorHAnsi" w:cstheme="minorHAnsi" w:hAnsiTheme="minorHAnsi"/>
+          <w:b w:val="false"/>
+          <w:bCs w:val="false"/>
+        </w:rPr>
+        <w:t>{{application_method?}}</w:t>
       </w:r>
     </w:p>
     <w:p>
       <w:pPr>
-        <w:pStyle w:val="a0"/>
-        <w:spacing w:after="120"/>
-        <w:rPr>
-          <w:rFonts w:asciiTheme="minorHAnsi" w:hAnsiTheme="minorHAnsi" w:cstheme="minorHAnsi"/>
-        </w:rPr>
-      </w:pPr>
-      <w:r>
-        <w:rPr>
-          <w:rFonts w:asciiTheme="minorHAnsi" w:hAnsiTheme="minorHAnsi" w:cstheme="minorHAnsi"/>
-          <w:b/>
-          <w:bCs/>
-        </w:rPr>
-        <w:t>Подготовка поверхности: {{</w:t>
-      </w:r>
-      <w:proofErr w:type="spellStart"/>
-      <w:r>
-        <w:rPr>
-          <w:rFonts w:asciiTheme="minorHAnsi" w:hAnsiTheme="minorHAnsi" w:cstheme="minorHAnsi"/>
-          <w:b/>
-          <w:bCs/>
-        </w:rPr>
-        <w:t>surface_prep_prepDegree</w:t>
-      </w:r>
-      <w:proofErr w:type="spellEnd"/>
-      <w:r>
-        <w:rPr>
-          <w:rFonts w:asciiTheme="minorHAnsi" w:hAnsiTheme="minorHAnsi" w:cstheme="minorHAnsi"/>
-          <w:b/>
-          <w:bCs/>
-        </w:rPr>
-        <w:t>}}. В качестве абразива использована:</w:t>
+        <w:pStyle w:val="BodyText"/>
+        <w:spacing w:lineRule="auto" w:line="276" w:before="0" w:after="120"/>
+        <w:jc w:val="both"/>
+        <w:rPr/>
+      </w:pPr>
+      <w:r>
+        <w:rPr>
+          <w:rFonts w:cs="Arial" w:ascii="Arial" w:hAnsi="Arial" w:asciiTheme="minorHAnsi" w:cstheme="minorHAnsi" w:hAnsiTheme="minorHAnsi"/>
+        </w:rPr>
+        <w:t>Аппарат / насосная система: {{application_pump_system?}}</w:t>
       </w:r>
     </w:p>
     <w:p>
       <w:pPr>
-        <w:pStyle w:val="a0"/>
-        <w:spacing w:after="120"/>
-        <w:rPr>
-          <w:rFonts w:asciiTheme="minorHAnsi" w:hAnsiTheme="minorHAnsi" w:cstheme="minorHAnsi"/>
-        </w:rPr>
-      </w:pPr>
-      <w:r>
-        <w:rPr>
-          <w:rFonts w:asciiTheme="minorHAnsi" w:eastAsia="Verdana" w:hAnsiTheme="minorHAnsi" w:cstheme="minorHAnsi"/>
-        </w:rPr>
-        <w:t>{{</w:t>
-      </w:r>
-      <w:proofErr w:type="spellStart"/>
-      <w:r>
-        <w:rPr>
-          <w:rFonts w:asciiTheme="minorHAnsi" w:eastAsia="Verdana" w:hAnsiTheme="minorHAnsi" w:cstheme="minorHAnsi"/>
-        </w:rPr>
-        <w:t>surface_prep_blasting_media</w:t>
-      </w:r>
-      <w:proofErr w:type="spellEnd"/>
-      <w:r>
-        <w:rPr>
-          <w:rFonts w:asciiTheme="minorHAnsi" w:eastAsia="Verdana" w:hAnsiTheme="minorHAnsi" w:cstheme="minorHAnsi"/>
-        </w:rPr>
-        <w:t>?}}</w:t>
-      </w:r>
-    </w:p>
-    <w:p>
-      <w:pPr>
-        <w:pStyle w:val="a0"/>
+        <w:pStyle w:val="BodyText"/>
+        <w:spacing w:lineRule="auto" w:line="276"/>
         <w:jc w:val="both"/>
-        <w:rPr>
-          <w:rFonts w:asciiTheme="minorHAnsi" w:hAnsiTheme="minorHAnsi" w:cstheme="minorHAnsi"/>
-        </w:rPr>
-      </w:pPr>
-      <w:r>
-        <w:rPr>
-          <w:rFonts w:asciiTheme="minorHAnsi" w:hAnsiTheme="minorHAnsi" w:cstheme="minorHAnsi"/>
-          <w:b/>
-          <w:bCs/>
-        </w:rPr>
-        <w:t>Шероховатость поверхности:</w:t>
-      </w:r>
-      <w:r>
-        <w:rPr>
-          <w:rFonts w:asciiTheme="minorHAnsi" w:hAnsiTheme="minorHAnsi" w:cstheme="minorHAnsi"/>
-        </w:rPr>
-        <w:t xml:space="preserve"> </w:t>
-      </w:r>
-    </w:p>
-    <w:p>
-      <w:pPr>
-        <w:pStyle w:val="a0"/>
-        <w:spacing w:after="120"/>
-        <w:jc w:val="both"/>
-        <w:rPr>
-          <w:rFonts w:asciiTheme="minorHAnsi" w:hAnsiTheme="minorHAnsi" w:cstheme="minorHAnsi"/>
-        </w:rPr>
-      </w:pPr>
-      <w:r>
-        <w:rPr>
-          <w:rFonts w:asciiTheme="minorHAnsi" w:hAnsiTheme="minorHAnsi" w:cstheme="minorHAnsi"/>
-        </w:rPr>
-        <w:t>{{</w:t>
-      </w:r>
-      <w:proofErr w:type="spellStart"/>
-      <w:r>
-        <w:rPr>
-          <w:rFonts w:asciiTheme="minorHAnsi" w:hAnsiTheme="minorHAnsi" w:cstheme="minorHAnsi"/>
-        </w:rPr>
-        <w:t>surface_prep_roughness</w:t>
-      </w:r>
-      <w:proofErr w:type="spellEnd"/>
-      <w:r>
-        <w:rPr>
-          <w:rFonts w:asciiTheme="minorHAnsi" w:hAnsiTheme="minorHAnsi" w:cstheme="minorHAnsi"/>
-        </w:rPr>
-        <w:t>?}}</w:t>
-      </w:r>
-    </w:p>
-    <w:p>
-      <w:pPr>
-        <w:pStyle w:val="a0"/>
-        <w:spacing w:after="120"/>
-        <w:jc w:val="both"/>
-        <w:rPr>
-          <w:rFonts w:asciiTheme="minorHAnsi" w:hAnsiTheme="minorHAnsi" w:cstheme="minorHAnsi"/>
-        </w:rPr>
-      </w:pPr>
-      <w:r>
-        <w:rPr>
-          <w:rFonts w:asciiTheme="minorHAnsi" w:hAnsiTheme="minorHAnsi" w:cstheme="minorHAnsi"/>
-          <w:b/>
-          <w:bCs/>
-        </w:rPr>
-        <w:t>Обеспыливание поверхности: {{</w:t>
-      </w:r>
-      <w:proofErr w:type="spellStart"/>
-      <w:r>
-        <w:rPr>
-          <w:rFonts w:asciiTheme="minorHAnsi" w:hAnsiTheme="minorHAnsi" w:cstheme="minorHAnsi"/>
-          <w:b/>
-          <w:bCs/>
-        </w:rPr>
-        <w:t>surface_prep_dedusting</w:t>
-      </w:r>
-      <w:proofErr w:type="spellEnd"/>
-      <w:r>
-        <w:rPr>
-          <w:rFonts w:asciiTheme="minorHAnsi" w:hAnsiTheme="minorHAnsi" w:cstheme="minorHAnsi"/>
-          <w:b/>
-          <w:bCs/>
-        </w:rPr>
-        <w:t>?}}</w:t>
-      </w:r>
-    </w:p>
-    <w:p>
-      <w:pPr>
-        <w:pStyle w:val="a0"/>
-        <w:spacing w:after="120"/>
-        <w:jc w:val="both"/>
-        <w:rPr>
-          <w:rFonts w:asciiTheme="minorHAnsi" w:hAnsiTheme="minorHAnsi" w:cstheme="minorHAnsi"/>
-        </w:rPr>
-      </w:pPr>
-      <w:r>
-        <w:rPr>
-          <w:rFonts w:asciiTheme="minorHAnsi" w:hAnsiTheme="minorHAnsi" w:cstheme="minorHAnsi"/>
-          <w:b/>
-          <w:bCs/>
-        </w:rPr>
-        <w:t>Метод нанесения материала: {{</w:t>
-      </w:r>
-      <w:proofErr w:type="spellStart"/>
-      <w:r>
-        <w:rPr>
-          <w:rFonts w:asciiTheme="minorHAnsi" w:hAnsiTheme="minorHAnsi" w:cstheme="minorHAnsi"/>
-          <w:b/>
-          <w:bCs/>
-        </w:rPr>
-        <w:t>application_method</w:t>
-      </w:r>
-      <w:proofErr w:type="spellEnd"/>
-      <w:r>
-        <w:rPr>
-          <w:rFonts w:asciiTheme="minorHAnsi" w:hAnsiTheme="minorHAnsi" w:cstheme="minorHAnsi"/>
-          <w:b/>
-          <w:bCs/>
-        </w:rPr>
-        <w:t>?}}</w:t>
-      </w:r>
-    </w:p>
-    <w:p>
-      <w:pPr>
-        <w:pStyle w:val="a0"/>
-        <w:spacing w:after="120"/>
-        <w:jc w:val="both"/>
-        <w:rPr>
-          <w:rFonts w:asciiTheme="minorHAnsi" w:hAnsiTheme="minorHAnsi" w:cstheme="minorHAnsi"/>
-        </w:rPr>
-      </w:pPr>
-      <w:r>
-        <w:rPr>
-          <w:rFonts w:asciiTheme="minorHAnsi" w:hAnsiTheme="minorHAnsi" w:cstheme="minorHAnsi"/>
-        </w:rPr>
-        <w:t>Аппарат / насосная система: {{</w:t>
-      </w:r>
-      <w:proofErr w:type="spellStart"/>
-      <w:r>
-        <w:rPr>
-          <w:rFonts w:asciiTheme="minorHAnsi" w:hAnsiTheme="minorHAnsi" w:cstheme="minorHAnsi"/>
-        </w:rPr>
-        <w:t>application_pump_system</w:t>
-      </w:r>
-      <w:proofErr w:type="spellEnd"/>
-      <w:r>
-        <w:rPr>
-          <w:rFonts w:asciiTheme="minorHAnsi" w:hAnsiTheme="minorHAnsi" w:cstheme="minorHAnsi"/>
-        </w:rPr>
-        <w:t>?}}</w:t>
-      </w:r>
-    </w:p>
-    <w:p>
-      <w:pPr>
-        <w:pStyle w:val="a0"/>
-        <w:jc w:val="both"/>
-        <w:rPr>
-          <w:rFonts w:asciiTheme="minorHAnsi" w:hAnsiTheme="minorHAnsi" w:cstheme="minorHAnsi"/>
-          <w:b/>
-          <w:bCs/>
-        </w:rPr>
-      </w:pPr>
-      <w:r>
-        <w:rPr>
-          <w:rFonts w:asciiTheme="minorHAnsi" w:hAnsiTheme="minorHAnsi" w:cstheme="minorHAnsi"/>
+        <w:rPr/>
+      </w:pPr>
+      <w:r>
+        <w:rPr>
+          <w:rFonts w:cs="Arial" w:ascii="Arial" w:hAnsi="Arial" w:asciiTheme="minorHAnsi" w:cstheme="minorHAnsi" w:hAnsiTheme="minorHAnsi"/>
           <w:b/>
           <w:bCs/>
         </w:rPr>
@@ -950,117 +695,182 @@
     <w:tbl>
       <w:tblPr>
         <w:tblW w:w="9751" w:type="dxa"/>
+        <w:jc w:val="start"/>
         <w:tblInd w:w="94" w:type="dxa"/>
         <w:tblLayout w:type="fixed"/>
         <w:tblCellMar>
           <w:top w:w="55" w:type="dxa"/>
-          <w:left w:w="55" w:type="dxa"/>
+          <w:start w:w="55" w:type="dxa"/>
           <w:bottom w:w="55" w:type="dxa"/>
-          <w:right w:w="55" w:type="dxa"/>
+          <w:end w:w="55" w:type="dxa"/>
         </w:tblCellMar>
-        <w:tblLook w:val="0000" w:firstRow="0" w:lastRow="0" w:firstColumn="0" w:lastColumn="0" w:noHBand="0" w:noVBand="0"/>
+        <w:tblLook w:val="0000" w:noVBand="0" w:noHBand="0" w:lastColumn="0" w:firstColumn="0" w:lastRow="0" w:firstRow="0"/>
       </w:tblPr>
       <w:tblGrid>
         <w:gridCol w:w="9751"/>
       </w:tblGrid>
       <w:tr>
+        <w:trPr/>
         <w:tc>
           <w:tcPr>
             <w:tcW w:w="9751" w:type="dxa"/>
+            <w:tcBorders/>
           </w:tcPr>
           <w:p>
             <w:pPr>
               <w:pStyle w:val="Standard"/>
               <w:jc w:val="both"/>
               <w:rPr>
-                <w:rFonts w:asciiTheme="minorHAnsi" w:hAnsiTheme="minorHAnsi" w:cstheme="minorHAnsi"/>
-              </w:rPr>
-            </w:pPr>
-            <w:r>
-              <w:rPr>
-                <w:rFonts w:asciiTheme="minorHAnsi" w:hAnsiTheme="minorHAnsi" w:cstheme="minorHAnsi"/>
+                <w:rFonts w:ascii="Arial" w:hAnsi="Arial" w:cs="Arial" w:asciiTheme="minorHAnsi" w:cstheme="minorHAnsi" w:hAnsiTheme="minorHAnsi"/>
+              </w:rPr>
+            </w:pPr>
+            <w:r>
+              <w:rPr>
+                <w:rFonts w:cs="Arial" w:ascii="Arial" w:hAnsi="Arial" w:asciiTheme="minorHAnsi" w:cstheme="minorHAnsi" w:hAnsiTheme="minorHAnsi"/>
               </w:rPr>
               <w:t>{{</w:t>
             </w:r>
             <w:r>
               <w:rPr>
-                <w:rFonts w:asciiTheme="minorHAnsi" w:hAnsiTheme="minorHAnsi" w:cstheme="minorHAnsi"/>
+                <w:rFonts w:cs="Arial" w:ascii="Arial" w:hAnsi="Arial" w:asciiTheme="minorHAnsi" w:cstheme="minorHAnsi" w:hAnsiTheme="minorHAnsi"/>
                 <w:lang w:val="en-US"/>
               </w:rPr>
               <w:t>instruments</w:t>
             </w:r>
             <w:r>
               <w:rPr>
-                <w:rFonts w:asciiTheme="minorHAnsi" w:hAnsiTheme="minorHAnsi" w:cstheme="minorHAnsi"/>
+                <w:rFonts w:cs="Arial" w:ascii="Arial" w:hAnsi="Arial" w:asciiTheme="minorHAnsi" w:cstheme="minorHAnsi" w:hAnsiTheme="minorHAnsi"/>
               </w:rPr>
               <w:t>.</w:t>
             </w:r>
             <w:r>
               <w:rPr>
-                <w:rFonts w:asciiTheme="minorHAnsi" w:hAnsiTheme="minorHAnsi" w:cstheme="minorHAnsi"/>
+                <w:rFonts w:cs="Arial" w:ascii="Arial" w:hAnsi="Arial" w:asciiTheme="minorHAnsi" w:cstheme="minorHAnsi" w:hAnsiTheme="minorHAnsi"/>
                 <w:lang w:val="en-US"/>
               </w:rPr>
               <w:t>name</w:t>
             </w:r>
             <w:r>
               <w:rPr>
-                <w:rFonts w:asciiTheme="minorHAnsi" w:hAnsiTheme="minorHAnsi" w:cstheme="minorHAnsi"/>
+                <w:rFonts w:cs="Arial" w:ascii="Arial" w:hAnsi="Arial" w:asciiTheme="minorHAnsi" w:cstheme="minorHAnsi" w:hAnsiTheme="minorHAnsi"/>
               </w:rPr>
               <w:t>}}, серийный №{{</w:t>
             </w:r>
-            <w:proofErr w:type="gramStart"/>
-            <w:r>
-              <w:rPr>
-                <w:rFonts w:asciiTheme="minorHAnsi" w:hAnsiTheme="minorHAnsi" w:cstheme="minorHAnsi"/>
+            <w:r>
+              <w:rPr>
+                <w:rFonts w:cs="Arial" w:ascii="Arial" w:hAnsi="Arial" w:asciiTheme="minorHAnsi" w:cstheme="minorHAnsi" w:hAnsiTheme="minorHAnsi"/>
                 <w:lang w:val="en-US"/>
               </w:rPr>
               <w:t>instruments</w:t>
             </w:r>
             <w:r>
               <w:rPr>
-                <w:rFonts w:asciiTheme="minorHAnsi" w:hAnsiTheme="minorHAnsi" w:cstheme="minorHAnsi"/>
+                <w:rFonts w:cs="Arial" w:ascii="Arial" w:hAnsi="Arial" w:asciiTheme="minorHAnsi" w:cstheme="minorHAnsi" w:hAnsiTheme="minorHAnsi"/>
               </w:rPr>
               <w:t>.</w:t>
             </w:r>
             <w:r>
               <w:rPr>
-                <w:rFonts w:asciiTheme="minorHAnsi" w:hAnsiTheme="minorHAnsi" w:cstheme="minorHAnsi"/>
+                <w:rFonts w:cs="Arial" w:ascii="Arial" w:hAnsi="Arial" w:asciiTheme="minorHAnsi" w:cstheme="minorHAnsi" w:hAnsiTheme="minorHAnsi"/>
                 <w:lang w:val="en-US"/>
               </w:rPr>
               <w:t>serial</w:t>
             </w:r>
-            <w:proofErr w:type="gramEnd"/>
-            <w:r>
-              <w:rPr>
-                <w:rFonts w:asciiTheme="minorHAnsi" w:hAnsiTheme="minorHAnsi" w:cstheme="minorHAnsi"/>
+            <w:r>
+              <w:rPr>
+                <w:rFonts w:cs="Arial" w:ascii="Arial" w:hAnsi="Arial" w:asciiTheme="minorHAnsi" w:cstheme="minorHAnsi" w:hAnsiTheme="minorHAnsi"/>
+              </w:rPr>
+              <w:t>}}{{</w:t>
+            </w:r>
+            <w:r>
+              <w:rPr>
+                <w:rFonts w:cs="Arial" w:ascii="Arial" w:hAnsi="Arial" w:asciiTheme="minorHAnsi" w:cstheme="minorHAnsi" w:hAnsiTheme="minorHAnsi"/>
+                <w:lang w:val="en-US"/>
+              </w:rPr>
+              <w:t>instruments</w:t>
+            </w:r>
+            <w:r>
+              <w:rPr>
+                <w:rFonts w:cs="Arial" w:ascii="Arial" w:hAnsi="Arial" w:asciiTheme="minorHAnsi" w:cstheme="minorHAnsi" w:hAnsiTheme="minorHAnsi"/>
+              </w:rPr>
+              <w:t>.</w:t>
+            </w:r>
+            <w:r>
+              <w:rPr>
+                <w:rFonts w:cs="Arial" w:ascii="Arial" w:hAnsi="Arial" w:asciiTheme="minorHAnsi" w:cstheme="minorHAnsi" w:hAnsiTheme="minorHAnsi"/>
+                <w:lang w:val="en-US"/>
+              </w:rPr>
+              <w:t>sensor?</w:t>
+            </w:r>
+            <w:r>
+              <w:rPr>
+                <w:rFonts w:cs="Arial" w:ascii="Arial" w:hAnsi="Arial" w:asciiTheme="minorHAnsi" w:cstheme="minorHAnsi" w:hAnsiTheme="minorHAnsi"/>
               </w:rPr>
               <w:t>}}, датчик {{</w:t>
             </w:r>
             <w:r>
               <w:rPr>
-                <w:rFonts w:asciiTheme="minorHAnsi" w:hAnsiTheme="minorHAnsi" w:cstheme="minorHAnsi"/>
+                <w:rFonts w:cs="Arial" w:ascii="Arial" w:hAnsi="Arial" w:asciiTheme="minorHAnsi" w:cstheme="minorHAnsi" w:hAnsiTheme="minorHAnsi"/>
                 <w:lang w:val="en-US"/>
               </w:rPr>
               <w:t>instruments</w:t>
             </w:r>
             <w:r>
               <w:rPr>
-                <w:rFonts w:asciiTheme="minorHAnsi" w:hAnsiTheme="minorHAnsi" w:cstheme="minorHAnsi"/>
+                <w:rFonts w:cs="Arial" w:ascii="Arial" w:hAnsi="Arial" w:asciiTheme="minorHAnsi" w:cstheme="minorHAnsi" w:hAnsiTheme="minorHAnsi"/>
               </w:rPr>
               <w:t>.</w:t>
             </w:r>
             <w:r>
               <w:rPr>
-                <w:rFonts w:asciiTheme="minorHAnsi" w:hAnsiTheme="minorHAnsi" w:cstheme="minorHAnsi"/>
+                <w:rFonts w:cs="Arial" w:ascii="Arial" w:hAnsi="Arial" w:asciiTheme="minorHAnsi" w:cstheme="minorHAnsi" w:hAnsiTheme="minorHAnsi"/>
                 <w:lang w:val="en-US"/>
               </w:rPr>
               <w:t>sensor</w:t>
             </w:r>
             <w:r>
               <w:rPr>
-                <w:rFonts w:asciiTheme="minorHAnsi" w:hAnsiTheme="minorHAnsi" w:cstheme="minorHAnsi"/>
-              </w:rPr>
-              <w:t>}};</w:t>
+                <w:rFonts w:cs="Arial" w:ascii="Arial" w:hAnsi="Arial" w:asciiTheme="minorHAnsi" w:cstheme="minorHAnsi" w:hAnsiTheme="minorHAnsi"/>
+              </w:rPr>
+              <w:t>}}</w:t>
+            </w:r>
+            <w:r>
+              <w:rPr>
+                <w:rFonts w:cs="Arial" w:ascii="Arial" w:hAnsi="Arial" w:asciiTheme="minorHAnsi" w:cstheme="minorHAnsi" w:hAnsiTheme="minorHAnsi"/>
+              </w:rPr>
+              <w:t>{{/</w:t>
+            </w:r>
+            <w:r>
+              <w:rPr>
+                <w:rFonts w:cs="Arial" w:ascii="Arial" w:hAnsi="Arial" w:asciiTheme="minorHAnsi" w:cstheme="minorHAnsi" w:hAnsiTheme="minorHAnsi"/>
+                <w:lang w:val="en-US"/>
+              </w:rPr>
+              <w:t>instruments</w:t>
+            </w:r>
+            <w:r>
+              <w:rPr>
+                <w:rFonts w:cs="Arial" w:ascii="Arial" w:hAnsi="Arial" w:asciiTheme="minorHAnsi" w:cstheme="minorHAnsi" w:hAnsiTheme="minorHAnsi"/>
+              </w:rPr>
+              <w:t>.</w:t>
+            </w:r>
+            <w:r>
+              <w:rPr>
+                <w:rFonts w:cs="Arial" w:ascii="Arial" w:hAnsi="Arial" w:asciiTheme="minorHAnsi" w:cstheme="minorHAnsi" w:hAnsiTheme="minorHAnsi"/>
+                <w:lang w:val="en-US"/>
+              </w:rPr>
+              <w:t>sensor?</w:t>
+            </w:r>
+            <w:r>
+              <w:rPr>
+                <w:rFonts w:cs="Arial" w:ascii="Arial" w:hAnsi="Arial" w:asciiTheme="minorHAnsi" w:cstheme="minorHAnsi" w:hAnsiTheme="minorHAnsi"/>
+              </w:rPr>
+              <w:t>}}</w:t>
+            </w:r>
+            <w:r>
+              <w:rPr>
+                <w:rFonts w:cs="Arial" w:ascii="Arial" w:hAnsi="Arial" w:asciiTheme="minorHAnsi" w:cstheme="minorHAnsi" w:hAnsiTheme="minorHAnsi"/>
+              </w:rPr>
+              <w:t>;</w:t>
             </w:r>
           </w:p>
         </w:tc>
@@ -1070,59 +880,67 @@
       <w:pPr>
         <w:pStyle w:val="Standard"/>
         <w:tabs>
-          <w:tab w:val="left" w:pos="1110"/>
+          <w:tab w:val="clear" w:pos="709"/>
+          <w:tab w:val="left" w:pos="1110" w:leader="none"/>
         </w:tabs>
-        <w:spacing w:after="120"/>
+        <w:spacing w:before="0" w:after="120"/>
         <w:jc w:val="both"/>
         <w:rPr>
-          <w:rFonts w:asciiTheme="minorHAnsi" w:eastAsia="Verdana" w:hAnsiTheme="minorHAnsi" w:cstheme="minorHAnsi"/>
+          <w:rFonts w:ascii="Arial" w:hAnsi="Arial" w:eastAsia="Verdana" w:cs="Arial" w:asciiTheme="minorHAnsi" w:cstheme="minorHAnsi" w:hAnsiTheme="minorHAnsi"/>
           <w:lang w:val="en-US"/>
         </w:rPr>
       </w:pPr>
+      <w:r>
+        <w:rPr>
+          <w:rFonts w:eastAsia="Verdana" w:cs="Arial" w:cstheme="minorHAnsi" w:ascii="Arial" w:hAnsi="Arial"/>
+          <w:lang w:val="en-US"/>
+        </w:rPr>
+      </w:r>
       <w:bookmarkStart w:id="0" w:name="_Hlk43716788"/>
       <w:bookmarkEnd w:id="0"/>
     </w:p>
     <w:tbl>
       <w:tblPr>
         <w:tblW w:w="10065" w:type="dxa"/>
+        <w:jc w:val="start"/>
         <w:tblInd w:w="-62" w:type="dxa"/>
         <w:tblLayout w:type="fixed"/>
         <w:tblCellMar>
           <w:top w:w="80" w:type="dxa"/>
-          <w:left w:w="80" w:type="dxa"/>
+          <w:start w:w="80" w:type="dxa"/>
           <w:bottom w:w="80" w:type="dxa"/>
-          <w:right w:w="80" w:type="dxa"/>
+          <w:end w:w="80" w:type="dxa"/>
         </w:tblCellMar>
-        <w:tblLook w:val="0000" w:firstRow="0" w:lastRow="0" w:firstColumn="0" w:lastColumn="0" w:noHBand="0" w:noVBand="0"/>
+        <w:tblLook w:val="0000" w:noVBand="0" w:noHBand="0" w:lastColumn="0" w:firstColumn="0" w:lastRow="0" w:firstRow="0"/>
       </w:tblPr>
       <w:tblGrid>
         <w:gridCol w:w="10065"/>
       </w:tblGrid>
       <w:tr>
         <w:trPr>
-          <w:trHeight w:val="250"/>
+          <w:trHeight w:val="250" w:hRule="atLeast"/>
         </w:trPr>
         <w:tc>
           <w:tcPr>
             <w:tcW w:w="10065" w:type="dxa"/>
             <w:tcBorders>
               <w:top w:val="single" w:sz="4" w:space="0" w:color="000000"/>
-              <w:left w:val="single" w:sz="4" w:space="0" w:color="000000"/>
+              <w:start w:val="single" w:sz="4" w:space="0" w:color="000000"/>
               <w:bottom w:val="single" w:sz="4" w:space="0" w:color="000000"/>
-              <w:right w:val="single" w:sz="4" w:space="0" w:color="000000"/>
+              <w:end w:val="single" w:sz="4" w:space="0" w:color="000000"/>
             </w:tcBorders>
           </w:tcPr>
           <w:p>
             <w:pPr>
-              <w:pStyle w:val="a0"/>
+              <w:pStyle w:val="BodyText"/>
               <w:jc w:val="center"/>
               <w:rPr>
-                <w:rFonts w:asciiTheme="minorHAnsi" w:hAnsiTheme="minorHAnsi" w:cstheme="minorHAnsi"/>
-              </w:rPr>
-            </w:pPr>
-            <w:r>
-              <w:rPr>
-                <w:rFonts w:asciiTheme="minorHAnsi" w:hAnsiTheme="minorHAnsi" w:cstheme="minorHAnsi"/>
+                <w:rFonts w:ascii="Arial" w:hAnsi="Arial" w:cs="Arial" w:asciiTheme="minorHAnsi" w:cstheme="minorHAnsi" w:hAnsiTheme="minorHAnsi"/>
+              </w:rPr>
+            </w:pPr>
+            <w:r>
+              <w:rPr>
+                <w:rFonts w:cs="Arial" w:ascii="Arial" w:hAnsi="Arial" w:asciiTheme="minorHAnsi" w:cstheme="minorHAnsi" w:hAnsiTheme="minorHAnsi"/>
                 <w:b/>
                 <w:bCs/>
               </w:rPr>
@@ -1133,29 +951,29 @@
       </w:tr>
       <w:tr>
         <w:trPr>
-          <w:trHeight w:val="676"/>
+          <w:trHeight w:val="676" w:hRule="atLeast"/>
         </w:trPr>
         <w:tc>
           <w:tcPr>
             <w:tcW w:w="10065" w:type="dxa"/>
             <w:tcBorders>
               <w:top w:val="single" w:sz="4" w:space="0" w:color="000000"/>
-              <w:left w:val="single" w:sz="4" w:space="0" w:color="000000"/>
+              <w:start w:val="single" w:sz="4" w:space="0" w:color="000000"/>
               <w:bottom w:val="single" w:sz="4" w:space="0" w:color="000000"/>
-              <w:right w:val="single" w:sz="4" w:space="0" w:color="000000"/>
+              <w:end w:val="single" w:sz="4" w:space="0" w:color="000000"/>
             </w:tcBorders>
             <w:vAlign w:val="center"/>
           </w:tcPr>
           <w:p>
             <w:pPr>
-              <w:pStyle w:val="a0"/>
-              <w:rPr>
-                <w:rFonts w:asciiTheme="minorHAnsi" w:hAnsiTheme="minorHAnsi" w:cstheme="minorHAnsi"/>
-              </w:rPr>
-            </w:pPr>
-            <w:r>
-              <w:rPr>
-                <w:rFonts w:asciiTheme="minorHAnsi" w:hAnsiTheme="minorHAnsi" w:cstheme="minorHAnsi"/>
+              <w:pStyle w:val="BodyText"/>
+              <w:rPr>
+                <w:rFonts w:ascii="Arial" w:hAnsi="Arial" w:cs="Arial" w:asciiTheme="minorHAnsi" w:cstheme="minorHAnsi" w:hAnsiTheme="minorHAnsi"/>
+              </w:rPr>
+            </w:pPr>
+            <w:r>
+              <w:rPr>
+                <w:rFonts w:cs="Arial" w:ascii="Arial" w:hAnsi="Arial" w:asciiTheme="minorHAnsi" w:cstheme="minorHAnsi" w:hAnsiTheme="minorHAnsi"/>
               </w:rPr>
               <w:t>1 слой: {{system_layer1_material}} – {{system_layer1_dft_nominal?}} мкм;</w:t>
             </w:r>
@@ -1165,24 +983,31 @@
     </w:tbl>
     <w:p>
       <w:pPr>
-        <w:pStyle w:val="a0"/>
-        <w:rPr>
-          <w:rFonts w:asciiTheme="minorHAnsi" w:eastAsia="Verdana" w:hAnsiTheme="minorHAnsi" w:cstheme="minorHAnsi"/>
+        <w:pStyle w:val="BodyText"/>
+        <w:rPr>
+          <w:rFonts w:ascii="Arial" w:hAnsi="Arial" w:eastAsia="Verdana" w:cs="Arial" w:asciiTheme="minorHAnsi" w:cstheme="minorHAnsi" w:hAnsiTheme="minorHAnsi"/>
           <w:b/>
           <w:bCs/>
         </w:rPr>
       </w:pPr>
+      <w:r>
+        <w:rPr>
+          <w:rFonts w:eastAsia="Verdana" w:cs="Arial" w:cstheme="minorHAnsi" w:ascii="Arial" w:hAnsi="Arial"/>
+          <w:b/>
+          <w:bCs/>
+        </w:rPr>
+      </w:r>
     </w:p>
     <w:p>
       <w:pPr>
-        <w:pStyle w:val="a0"/>
-        <w:rPr>
-          <w:rFonts w:asciiTheme="minorHAnsi" w:hAnsiTheme="minorHAnsi" w:cstheme="minorHAnsi"/>
-        </w:rPr>
-      </w:pPr>
-      <w:r>
-        <w:rPr>
-          <w:rFonts w:asciiTheme="minorHAnsi" w:hAnsiTheme="minorHAnsi" w:cstheme="minorHAnsi"/>
+        <w:pStyle w:val="BodyText"/>
+        <w:rPr>
+          <w:rFonts w:ascii="Arial" w:hAnsi="Arial" w:cs="Arial" w:asciiTheme="minorHAnsi" w:cstheme="minorHAnsi" w:hAnsiTheme="minorHAnsi"/>
+        </w:rPr>
+      </w:pPr>
+      <w:r>
+        <w:rPr>
+          <w:rFonts w:cs="Arial" w:ascii="Arial" w:hAnsi="Arial" w:asciiTheme="minorHAnsi" w:cstheme="minorHAnsi" w:hAnsiTheme="minorHAnsi"/>
           <w:b/>
           <w:bCs/>
         </w:rPr>
@@ -1191,25 +1016,34 @@
     </w:p>
     <w:p>
       <w:pPr>
-        <w:pStyle w:val="a0"/>
-        <w:rPr>
-          <w:rFonts w:asciiTheme="minorHAnsi" w:eastAsia="Verdana" w:hAnsiTheme="minorHAnsi" w:cstheme="minorHAnsi"/>
+        <w:pStyle w:val="BodyText"/>
+        <w:rPr>
+          <w:rFonts w:ascii="Arial" w:hAnsi="Arial" w:eastAsia="Verdana" w:cs="Arial" w:asciiTheme="minorHAnsi" w:cstheme="minorHAnsi" w:hAnsiTheme="minorHAnsi"/>
           <w:b/>
           <w:bCs/>
         </w:rPr>
       </w:pPr>
+      <w:r>
+        <w:rPr>
+          <w:rFonts w:eastAsia="Verdana" w:cs="Arial" w:cstheme="minorHAnsi" w:ascii="Arial" w:hAnsi="Arial"/>
+          <w:b/>
+          <w:bCs/>
+        </w:rPr>
+      </w:r>
     </w:p>
     <w:tbl>
       <w:tblPr>
         <w:tblW w:w="9918" w:type="dxa"/>
+        <w:jc w:val="start"/>
+        <w:tblInd w:w="0" w:type="dxa"/>
         <w:tblLayout w:type="fixed"/>
         <w:tblCellMar>
           <w:top w:w="80" w:type="dxa"/>
-          <w:left w:w="80" w:type="dxa"/>
+          <w:start w:w="80" w:type="dxa"/>
           <w:bottom w:w="80" w:type="dxa"/>
-          <w:right w:w="80" w:type="dxa"/>
+          <w:end w:w="80" w:type="dxa"/>
         </w:tblCellMar>
-        <w:tblLook w:val="0000" w:firstRow="0" w:lastRow="0" w:firstColumn="0" w:lastColumn="0" w:noHBand="0" w:noVBand="0"/>
+        <w:tblLook w:val="0000" w:noVBand="0" w:noHBand="0" w:lastColumn="0" w:firstColumn="0" w:lastRow="0" w:firstRow="0"/>
       </w:tblPr>
       <w:tblGrid>
         <w:gridCol w:w="560"/>
@@ -1218,34 +1052,39 @@
       </w:tblGrid>
       <w:tr>
         <w:trPr>
-          <w:trHeight w:val="490"/>
-          <w:tblHeader/>
+          <w:tblHeader w:val="true"/>
+          <w:trHeight w:val="490" w:hRule="atLeast"/>
         </w:trPr>
         <w:tc>
           <w:tcPr>
             <w:tcW w:w="560" w:type="dxa"/>
             <w:tcBorders>
               <w:top w:val="single" w:sz="4" w:space="0" w:color="000000"/>
-              <w:left w:val="single" w:sz="4" w:space="0" w:color="000000"/>
+              <w:start w:val="single" w:sz="4" w:space="0" w:color="000000"/>
               <w:bottom w:val="single" w:sz="4" w:space="0" w:color="000000"/>
-              <w:right w:val="single" w:sz="4" w:space="0" w:color="000000"/>
+              <w:end w:val="single" w:sz="4" w:space="0" w:color="000000"/>
             </w:tcBorders>
             <w:vAlign w:val="center"/>
           </w:tcPr>
           <w:p>
             <w:pPr>
-              <w:pStyle w:val="a0"/>
+              <w:pStyle w:val="BodyText"/>
               <w:jc w:val="center"/>
               <w:rPr>
-                <w:rFonts w:asciiTheme="minorHAnsi" w:hAnsiTheme="minorHAnsi" w:cstheme="minorHAnsi"/>
-              </w:rPr>
-            </w:pPr>
-            <w:r>
-              <w:rPr>
-                <w:rFonts w:asciiTheme="minorHAnsi" w:hAnsiTheme="minorHAnsi" w:cstheme="minorHAnsi"/>
-              </w:rPr>
-              <w:lastRenderedPageBreak/>
-              <w:t>№ п/п</w:t>
+                <w:rFonts w:ascii="Arial" w:hAnsi="Arial" w:cs="Arial" w:asciiTheme="minorHAnsi" w:cstheme="minorHAnsi" w:hAnsiTheme="minorHAnsi"/>
+              </w:rPr>
+            </w:pPr>
+            <w:r>
+              <w:rPr>
+                <w:rFonts w:cs="Arial" w:ascii="Arial" w:hAnsi="Arial" w:asciiTheme="minorHAnsi" w:cstheme="minorHAnsi" w:hAnsiTheme="minorHAnsi"/>
+              </w:rPr>
+              <w:t xml:space="preserve">№ </w:t>
+            </w:r>
+            <w:r>
+              <w:rPr>
+                <w:rFonts w:cs="Arial" w:ascii="Arial" w:hAnsi="Arial" w:asciiTheme="minorHAnsi" w:cstheme="minorHAnsi" w:hAnsiTheme="minorHAnsi"/>
+              </w:rPr>
+              <w:t>п/п</w:t>
             </w:r>
           </w:p>
         </w:tc>
@@ -1254,25 +1093,31 @@
             <w:tcW w:w="3263" w:type="dxa"/>
             <w:tcBorders>
               <w:top w:val="single" w:sz="4" w:space="0" w:color="000000"/>
-              <w:left w:val="single" w:sz="4" w:space="0" w:color="000000"/>
+              <w:start w:val="single" w:sz="4" w:space="0" w:color="000000"/>
               <w:bottom w:val="single" w:sz="4" w:space="0" w:color="000000"/>
-              <w:right w:val="single" w:sz="4" w:space="0" w:color="000000"/>
+              <w:end w:val="single" w:sz="4" w:space="0" w:color="000000"/>
             </w:tcBorders>
             <w:vAlign w:val="center"/>
           </w:tcPr>
           <w:p>
             <w:pPr>
-              <w:pStyle w:val="a0"/>
+              <w:pStyle w:val="BodyText"/>
               <w:jc w:val="center"/>
               <w:rPr>
-                <w:rFonts w:asciiTheme="minorHAnsi" w:hAnsiTheme="minorHAnsi" w:cstheme="minorHAnsi"/>
-              </w:rPr>
-            </w:pPr>
-            <w:r>
-              <w:rPr>
-                <w:rFonts w:asciiTheme="minorHAnsi" w:hAnsiTheme="minorHAnsi" w:cstheme="minorHAnsi"/>
-              </w:rPr>
-              <w:t>№ слоя:</w:t>
+                <w:rFonts w:ascii="Arial" w:hAnsi="Arial" w:cs="Arial" w:asciiTheme="minorHAnsi" w:cstheme="minorHAnsi" w:hAnsiTheme="minorHAnsi"/>
+              </w:rPr>
+            </w:pPr>
+            <w:r>
+              <w:rPr>
+                <w:rFonts w:cs="Arial" w:ascii="Arial" w:hAnsi="Arial" w:asciiTheme="minorHAnsi" w:cstheme="minorHAnsi" w:hAnsiTheme="minorHAnsi"/>
+              </w:rPr>
+              <w:t xml:space="preserve">№ </w:t>
+            </w:r>
+            <w:r>
+              <w:rPr>
+                <w:rFonts w:cs="Arial" w:ascii="Arial" w:hAnsi="Arial" w:asciiTheme="minorHAnsi" w:cstheme="minorHAnsi" w:hAnsiTheme="minorHAnsi"/>
+              </w:rPr>
+              <w:t>слоя:</w:t>
             </w:r>
           </w:p>
         </w:tc>
@@ -1281,23 +1126,23 @@
             <w:tcW w:w="6095" w:type="dxa"/>
             <w:tcBorders>
               <w:top w:val="single" w:sz="4" w:space="0" w:color="000000"/>
-              <w:left w:val="single" w:sz="4" w:space="0" w:color="000000"/>
+              <w:start w:val="single" w:sz="4" w:space="0" w:color="000000"/>
               <w:bottom w:val="single" w:sz="4" w:space="0" w:color="000000"/>
-              <w:right w:val="single" w:sz="4" w:space="0" w:color="000000"/>
+              <w:end w:val="single" w:sz="4" w:space="0" w:color="000000"/>
             </w:tcBorders>
             <w:vAlign w:val="center"/>
           </w:tcPr>
           <w:p>
             <w:pPr>
-              <w:pStyle w:val="a0"/>
+              <w:pStyle w:val="BodyText"/>
               <w:jc w:val="center"/>
               <w:rPr>
-                <w:rFonts w:asciiTheme="minorHAnsi" w:hAnsiTheme="minorHAnsi" w:cstheme="minorHAnsi"/>
-              </w:rPr>
-            </w:pPr>
-            <w:r>
-              <w:rPr>
-                <w:rFonts w:asciiTheme="minorHAnsi" w:hAnsiTheme="minorHAnsi" w:cstheme="minorHAnsi"/>
+                <w:rFonts w:ascii="Arial" w:hAnsi="Arial" w:cs="Arial" w:asciiTheme="minorHAnsi" w:cstheme="minorHAnsi" w:hAnsiTheme="minorHAnsi"/>
+              </w:rPr>
+            </w:pPr>
+            <w:r>
+              <w:rPr>
+                <w:rFonts w:cs="Arial" w:ascii="Arial" w:hAnsi="Arial" w:asciiTheme="minorHAnsi" w:cstheme="minorHAnsi" w:hAnsiTheme="minorHAnsi"/>
               </w:rPr>
               <w:t>1</w:t>
             </w:r>
@@ -1306,30 +1151,30 @@
       </w:tr>
       <w:tr>
         <w:trPr>
-          <w:trHeight w:val="490"/>
+          <w:trHeight w:val="490" w:hRule="atLeast"/>
         </w:trPr>
         <w:tc>
           <w:tcPr>
             <w:tcW w:w="560" w:type="dxa"/>
             <w:tcBorders>
               <w:top w:val="single" w:sz="4" w:space="0" w:color="000000"/>
-              <w:left w:val="single" w:sz="4" w:space="0" w:color="000000"/>
+              <w:start w:val="single" w:sz="4" w:space="0" w:color="000000"/>
               <w:bottom w:val="single" w:sz="4" w:space="0" w:color="000000"/>
-              <w:right w:val="single" w:sz="4" w:space="0" w:color="000000"/>
+              <w:end w:val="single" w:sz="4" w:space="0" w:color="000000"/>
             </w:tcBorders>
             <w:vAlign w:val="center"/>
           </w:tcPr>
           <w:p>
             <w:pPr>
-              <w:pStyle w:val="a0"/>
+              <w:pStyle w:val="BodyText"/>
               <w:jc w:val="center"/>
               <w:rPr>
-                <w:rFonts w:asciiTheme="minorHAnsi" w:hAnsiTheme="minorHAnsi" w:cstheme="minorHAnsi"/>
-              </w:rPr>
-            </w:pPr>
-            <w:r>
-              <w:rPr>
-                <w:rFonts w:asciiTheme="minorHAnsi" w:hAnsiTheme="minorHAnsi" w:cstheme="minorHAnsi"/>
+                <w:rFonts w:ascii="Arial" w:hAnsi="Arial" w:cs="Arial" w:asciiTheme="minorHAnsi" w:cstheme="minorHAnsi" w:hAnsiTheme="minorHAnsi"/>
+              </w:rPr>
+            </w:pPr>
+            <w:r>
+              <w:rPr>
+                <w:rFonts w:cs="Arial" w:ascii="Arial" w:hAnsi="Arial" w:asciiTheme="minorHAnsi" w:cstheme="minorHAnsi" w:hAnsiTheme="minorHAnsi"/>
               </w:rPr>
               <w:t>1.</w:t>
             </w:r>
@@ -1340,24 +1185,24 @@
             <w:tcW w:w="3263" w:type="dxa"/>
             <w:tcBorders>
               <w:top w:val="single" w:sz="4" w:space="0" w:color="000000"/>
-              <w:left w:val="single" w:sz="4" w:space="0" w:color="000000"/>
+              <w:start w:val="single" w:sz="4" w:space="0" w:color="000000"/>
               <w:bottom w:val="single" w:sz="4" w:space="0" w:color="000000"/>
-              <w:right w:val="single" w:sz="4" w:space="0" w:color="000000"/>
+              <w:end w:val="single" w:sz="4" w:space="0" w:color="000000"/>
             </w:tcBorders>
             <w:vAlign w:val="center"/>
           </w:tcPr>
           <w:p>
             <w:pPr>
-              <w:pStyle w:val="a0"/>
+              <w:pStyle w:val="BodyText"/>
               <w:spacing w:before="60" w:after="60"/>
               <w:jc w:val="center"/>
               <w:rPr>
-                <w:rFonts w:asciiTheme="minorHAnsi" w:hAnsiTheme="minorHAnsi" w:cstheme="minorHAnsi"/>
-              </w:rPr>
-            </w:pPr>
-            <w:r>
-              <w:rPr>
-                <w:rFonts w:asciiTheme="minorHAnsi" w:hAnsiTheme="minorHAnsi" w:cstheme="minorHAnsi"/>
+                <w:rFonts w:ascii="Arial" w:hAnsi="Arial" w:cs="Arial" w:asciiTheme="minorHAnsi" w:cstheme="minorHAnsi" w:hAnsiTheme="minorHAnsi"/>
+              </w:rPr>
+            </w:pPr>
+            <w:r>
+              <w:rPr>
+                <w:rFonts w:cs="Arial" w:ascii="Arial" w:hAnsi="Arial" w:asciiTheme="minorHAnsi" w:cstheme="minorHAnsi" w:hAnsiTheme="minorHAnsi"/>
               </w:rPr>
               <w:t>Дата нанесения ЛКМ</w:t>
             </w:r>
@@ -1368,25 +1213,26 @@
             <w:tcW w:w="6095" w:type="dxa"/>
             <w:tcBorders>
               <w:top w:val="single" w:sz="4" w:space="0" w:color="000000"/>
-              <w:left w:val="single" w:sz="4" w:space="0" w:color="000000"/>
+              <w:start w:val="single" w:sz="4" w:space="0" w:color="000000"/>
               <w:bottom w:val="single" w:sz="4" w:space="0" w:color="000000"/>
-              <w:right w:val="single" w:sz="4" w:space="0" w:color="000000"/>
+              <w:end w:val="single" w:sz="4" w:space="0" w:color="000000"/>
             </w:tcBorders>
             <w:tcMar>
-              <w:right w:w="261" w:type="dxa"/>
+              <w:end w:w="261" w:type="dxa"/>
             </w:tcMar>
             <w:vAlign w:val="center"/>
           </w:tcPr>
           <w:p>
             <w:pPr>
+              <w:pStyle w:val="Normal"/>
               <w:jc w:val="center"/>
               <w:rPr>
-                <w:rFonts w:asciiTheme="minorHAnsi" w:hAnsiTheme="minorHAnsi" w:cstheme="minorHAnsi"/>
-              </w:rPr>
-            </w:pPr>
-            <w:r>
-              <w:rPr>
-                <w:rFonts w:asciiTheme="minorHAnsi" w:hAnsiTheme="minorHAnsi" w:cstheme="minorHAnsi"/>
+                <w:rFonts w:ascii="Arial" w:hAnsi="Arial" w:cs="Arial" w:asciiTheme="minorHAnsi" w:cstheme="minorHAnsi" w:hAnsiTheme="minorHAnsi"/>
+              </w:rPr>
+            </w:pPr>
+            <w:r>
+              <w:rPr>
+                <w:rFonts w:cs="Arial" w:ascii="Arial" w:hAnsi="Arial" w:asciiTheme="minorHAnsi" w:cstheme="minorHAnsi" w:hAnsiTheme="minorHAnsi"/>
               </w:rPr>
               <w:t>{{application_layer1_date?}}</w:t>
             </w:r>
@@ -1395,30 +1241,30 @@
       </w:tr>
       <w:tr>
         <w:trPr>
-          <w:trHeight w:val="490"/>
+          <w:trHeight w:val="490" w:hRule="atLeast"/>
         </w:trPr>
         <w:tc>
           <w:tcPr>
             <w:tcW w:w="560" w:type="dxa"/>
             <w:tcBorders>
               <w:top w:val="single" w:sz="4" w:space="0" w:color="000000"/>
-              <w:left w:val="single" w:sz="4" w:space="0" w:color="000000"/>
+              <w:start w:val="single" w:sz="4" w:space="0" w:color="000000"/>
               <w:bottom w:val="single" w:sz="4" w:space="0" w:color="000000"/>
-              <w:right w:val="single" w:sz="4" w:space="0" w:color="000000"/>
+              <w:end w:val="single" w:sz="4" w:space="0" w:color="000000"/>
             </w:tcBorders>
             <w:vAlign w:val="center"/>
           </w:tcPr>
           <w:p>
             <w:pPr>
-              <w:pStyle w:val="a0"/>
+              <w:pStyle w:val="BodyText"/>
               <w:jc w:val="center"/>
               <w:rPr>
-                <w:rFonts w:asciiTheme="minorHAnsi" w:hAnsiTheme="minorHAnsi" w:cstheme="minorHAnsi"/>
-              </w:rPr>
-            </w:pPr>
-            <w:r>
-              <w:rPr>
-                <w:rFonts w:asciiTheme="minorHAnsi" w:hAnsiTheme="minorHAnsi" w:cstheme="minorHAnsi"/>
+                <w:rFonts w:ascii="Arial" w:hAnsi="Arial" w:cs="Arial" w:asciiTheme="minorHAnsi" w:cstheme="minorHAnsi" w:hAnsiTheme="minorHAnsi"/>
+              </w:rPr>
+            </w:pPr>
+            <w:r>
+              <w:rPr>
+                <w:rFonts w:cs="Arial" w:ascii="Arial" w:hAnsi="Arial" w:asciiTheme="minorHAnsi" w:cstheme="minorHAnsi" w:hAnsiTheme="minorHAnsi"/>
               </w:rPr>
               <w:t>2.</w:t>
             </w:r>
@@ -1429,24 +1275,24 @@
             <w:tcW w:w="3263" w:type="dxa"/>
             <w:tcBorders>
               <w:top w:val="single" w:sz="4" w:space="0" w:color="000000"/>
-              <w:left w:val="single" w:sz="4" w:space="0" w:color="000000"/>
+              <w:start w:val="single" w:sz="4" w:space="0" w:color="000000"/>
               <w:bottom w:val="single" w:sz="4" w:space="0" w:color="000000"/>
-              <w:right w:val="single" w:sz="4" w:space="0" w:color="000000"/>
+              <w:end w:val="single" w:sz="4" w:space="0" w:color="000000"/>
             </w:tcBorders>
             <w:vAlign w:val="center"/>
           </w:tcPr>
           <w:p>
             <w:pPr>
-              <w:pStyle w:val="a0"/>
+              <w:pStyle w:val="BodyText"/>
               <w:spacing w:before="60" w:after="60"/>
               <w:jc w:val="center"/>
               <w:rPr>
-                <w:rFonts w:asciiTheme="minorHAnsi" w:hAnsiTheme="minorHAnsi" w:cstheme="minorHAnsi"/>
-              </w:rPr>
-            </w:pPr>
-            <w:r>
-              <w:rPr>
-                <w:rFonts w:asciiTheme="minorHAnsi" w:hAnsiTheme="minorHAnsi" w:cstheme="minorHAnsi"/>
+                <w:rFonts w:ascii="Arial" w:hAnsi="Arial" w:cs="Arial" w:asciiTheme="minorHAnsi" w:cstheme="minorHAnsi" w:hAnsiTheme="minorHAnsi"/>
+              </w:rPr>
+            </w:pPr>
+            <w:r>
+              <w:rPr>
+                <w:rFonts w:cs="Arial" w:ascii="Arial" w:hAnsi="Arial" w:asciiTheme="minorHAnsi" w:cstheme="minorHAnsi" w:hAnsiTheme="minorHAnsi"/>
               </w:rPr>
               <w:t>Время нанесения ЛКМ</w:t>
             </w:r>
@@ -1457,25 +1303,26 @@
             <w:tcW w:w="6095" w:type="dxa"/>
             <w:tcBorders>
               <w:top w:val="single" w:sz="4" w:space="0" w:color="000000"/>
-              <w:left w:val="single" w:sz="4" w:space="0" w:color="000000"/>
+              <w:start w:val="single" w:sz="4" w:space="0" w:color="000000"/>
               <w:bottom w:val="single" w:sz="4" w:space="0" w:color="000000"/>
-              <w:right w:val="single" w:sz="4" w:space="0" w:color="000000"/>
+              <w:end w:val="single" w:sz="4" w:space="0" w:color="000000"/>
             </w:tcBorders>
             <w:tcMar>
-              <w:right w:w="261" w:type="dxa"/>
+              <w:end w:w="261" w:type="dxa"/>
             </w:tcMar>
             <w:vAlign w:val="center"/>
           </w:tcPr>
           <w:p>
             <w:pPr>
+              <w:pStyle w:val="Normal"/>
               <w:jc w:val="center"/>
               <w:rPr>
-                <w:rFonts w:asciiTheme="minorHAnsi" w:hAnsiTheme="minorHAnsi" w:cstheme="minorHAnsi"/>
-              </w:rPr>
-            </w:pPr>
-            <w:r>
-              <w:rPr>
-                <w:rFonts w:asciiTheme="minorHAnsi" w:hAnsiTheme="minorHAnsi" w:cstheme="minorHAnsi"/>
+                <w:rFonts w:ascii="Arial" w:hAnsi="Arial" w:cs="Arial" w:asciiTheme="minorHAnsi" w:cstheme="minorHAnsi" w:hAnsiTheme="minorHAnsi"/>
+              </w:rPr>
+            </w:pPr>
+            <w:r>
+              <w:rPr>
+                <w:rFonts w:cs="Arial" w:ascii="Arial" w:hAnsi="Arial" w:asciiTheme="minorHAnsi" w:cstheme="minorHAnsi" w:hAnsiTheme="minorHAnsi"/>
               </w:rPr>
               <w:t>{{application_layer1_time?}}</w:t>
             </w:r>
@@ -1484,30 +1331,30 @@
       </w:tr>
       <w:tr>
         <w:trPr>
-          <w:trHeight w:val="734"/>
+          <w:trHeight w:val="734" w:hRule="atLeast"/>
         </w:trPr>
         <w:tc>
           <w:tcPr>
             <w:tcW w:w="560" w:type="dxa"/>
             <w:tcBorders>
               <w:top w:val="single" w:sz="4" w:space="0" w:color="000000"/>
-              <w:left w:val="single" w:sz="4" w:space="0" w:color="000000"/>
+              <w:start w:val="single" w:sz="4" w:space="0" w:color="000000"/>
               <w:bottom w:val="single" w:sz="4" w:space="0" w:color="000000"/>
-              <w:right w:val="single" w:sz="4" w:space="0" w:color="000000"/>
+              <w:end w:val="single" w:sz="4" w:space="0" w:color="000000"/>
             </w:tcBorders>
             <w:vAlign w:val="center"/>
           </w:tcPr>
           <w:p>
             <w:pPr>
-              <w:pStyle w:val="a0"/>
+              <w:pStyle w:val="BodyText"/>
               <w:jc w:val="center"/>
               <w:rPr>
-                <w:rFonts w:asciiTheme="minorHAnsi" w:hAnsiTheme="minorHAnsi" w:cstheme="minorHAnsi"/>
-              </w:rPr>
-            </w:pPr>
-            <w:r>
-              <w:rPr>
-                <w:rFonts w:asciiTheme="minorHAnsi" w:hAnsiTheme="minorHAnsi" w:cstheme="minorHAnsi"/>
+                <w:rFonts w:ascii="Arial" w:hAnsi="Arial" w:cs="Arial" w:asciiTheme="minorHAnsi" w:cstheme="minorHAnsi" w:hAnsiTheme="minorHAnsi"/>
+              </w:rPr>
+            </w:pPr>
+            <w:r>
+              <w:rPr>
+                <w:rFonts w:cs="Arial" w:ascii="Arial" w:hAnsi="Arial" w:asciiTheme="minorHAnsi" w:cstheme="minorHAnsi" w:hAnsiTheme="minorHAnsi"/>
               </w:rPr>
               <w:t>3.</w:t>
             </w:r>
@@ -1518,24 +1365,24 @@
             <w:tcW w:w="3263" w:type="dxa"/>
             <w:tcBorders>
               <w:top w:val="single" w:sz="4" w:space="0" w:color="000000"/>
-              <w:left w:val="single" w:sz="4" w:space="0" w:color="000000"/>
+              <w:start w:val="single" w:sz="4" w:space="0" w:color="000000"/>
               <w:bottom w:val="single" w:sz="4" w:space="0" w:color="000000"/>
-              <w:right w:val="single" w:sz="4" w:space="0" w:color="000000"/>
+              <w:end w:val="single" w:sz="4" w:space="0" w:color="000000"/>
             </w:tcBorders>
             <w:vAlign w:val="center"/>
           </w:tcPr>
           <w:p>
             <w:pPr>
-              <w:pStyle w:val="a0"/>
+              <w:pStyle w:val="BodyText"/>
               <w:spacing w:before="60" w:after="60"/>
               <w:jc w:val="center"/>
               <w:rPr>
-                <w:rFonts w:asciiTheme="minorHAnsi" w:hAnsiTheme="minorHAnsi" w:cstheme="minorHAnsi"/>
-              </w:rPr>
-            </w:pPr>
-            <w:r>
-              <w:rPr>
-                <w:rFonts w:asciiTheme="minorHAnsi" w:hAnsiTheme="minorHAnsi" w:cstheme="minorHAnsi"/>
+                <w:rFonts w:ascii="Arial" w:hAnsi="Arial" w:cs="Arial" w:asciiTheme="minorHAnsi" w:cstheme="minorHAnsi" w:hAnsiTheme="minorHAnsi"/>
+              </w:rPr>
+            </w:pPr>
+            <w:r>
+              <w:rPr>
+                <w:rFonts w:cs="Arial" w:ascii="Arial" w:hAnsi="Arial" w:asciiTheme="minorHAnsi" w:cstheme="minorHAnsi" w:hAnsiTheme="minorHAnsi"/>
               </w:rPr>
               <w:t>Материал</w:t>
             </w:r>
@@ -1546,25 +1393,26 @@
             <w:tcW w:w="6095" w:type="dxa"/>
             <w:tcBorders>
               <w:top w:val="single" w:sz="4" w:space="0" w:color="000000"/>
-              <w:left w:val="single" w:sz="4" w:space="0" w:color="000000"/>
+              <w:start w:val="single" w:sz="4" w:space="0" w:color="000000"/>
               <w:bottom w:val="single" w:sz="4" w:space="0" w:color="000000"/>
-              <w:right w:val="single" w:sz="4" w:space="0" w:color="000000"/>
+              <w:end w:val="single" w:sz="4" w:space="0" w:color="000000"/>
             </w:tcBorders>
             <w:tcMar>
-              <w:right w:w="261" w:type="dxa"/>
+              <w:end w:w="261" w:type="dxa"/>
             </w:tcMar>
             <w:vAlign w:val="center"/>
           </w:tcPr>
           <w:p>
             <w:pPr>
+              <w:pStyle w:val="Normal"/>
               <w:jc w:val="center"/>
               <w:rPr>
-                <w:rFonts w:asciiTheme="minorHAnsi" w:hAnsiTheme="minorHAnsi" w:cstheme="minorHAnsi"/>
-              </w:rPr>
-            </w:pPr>
-            <w:r>
-              <w:rPr>
-                <w:rFonts w:asciiTheme="minorHAnsi" w:hAnsiTheme="minorHAnsi" w:cstheme="minorHAnsi"/>
+                <w:rFonts w:ascii="Arial" w:hAnsi="Arial" w:cs="Arial" w:asciiTheme="minorHAnsi" w:cstheme="minorHAnsi" w:hAnsiTheme="minorHAnsi"/>
+              </w:rPr>
+            </w:pPr>
+            <w:r>
+              <w:rPr>
+                <w:rFonts w:cs="Arial" w:ascii="Arial" w:hAnsi="Arial" w:asciiTheme="minorHAnsi" w:cstheme="minorHAnsi" w:hAnsiTheme="minorHAnsi"/>
               </w:rPr>
               <w:t>{{application_layer1_material}}</w:t>
             </w:r>
@@ -1573,30 +1421,30 @@
       </w:tr>
       <w:tr>
         <w:trPr>
-          <w:trHeight w:val="250"/>
+          <w:trHeight w:val="250" w:hRule="atLeast"/>
         </w:trPr>
         <w:tc>
           <w:tcPr>
             <w:tcW w:w="560" w:type="dxa"/>
             <w:tcBorders>
               <w:top w:val="single" w:sz="4" w:space="0" w:color="000000"/>
-              <w:left w:val="single" w:sz="4" w:space="0" w:color="000000"/>
+              <w:start w:val="single" w:sz="4" w:space="0" w:color="000000"/>
               <w:bottom w:val="single" w:sz="4" w:space="0" w:color="000000"/>
-              <w:right w:val="single" w:sz="4" w:space="0" w:color="000000"/>
+              <w:end w:val="single" w:sz="4" w:space="0" w:color="000000"/>
             </w:tcBorders>
             <w:vAlign w:val="center"/>
           </w:tcPr>
           <w:p>
             <w:pPr>
-              <w:pStyle w:val="a0"/>
+              <w:pStyle w:val="BodyText"/>
               <w:jc w:val="center"/>
               <w:rPr>
-                <w:rFonts w:asciiTheme="minorHAnsi" w:hAnsiTheme="minorHAnsi" w:cstheme="minorHAnsi"/>
-              </w:rPr>
-            </w:pPr>
-            <w:r>
-              <w:rPr>
-                <w:rFonts w:asciiTheme="minorHAnsi" w:hAnsiTheme="minorHAnsi" w:cstheme="minorHAnsi"/>
+                <w:rFonts w:ascii="Arial" w:hAnsi="Arial" w:cs="Arial" w:asciiTheme="minorHAnsi" w:cstheme="minorHAnsi" w:hAnsiTheme="minorHAnsi"/>
+              </w:rPr>
+            </w:pPr>
+            <w:r>
+              <w:rPr>
+                <w:rFonts w:cs="Arial" w:ascii="Arial" w:hAnsi="Arial" w:asciiTheme="minorHAnsi" w:cstheme="minorHAnsi" w:hAnsiTheme="minorHAnsi"/>
               </w:rPr>
               <w:t>4.</w:t>
             </w:r>
@@ -1607,24 +1455,24 @@
             <w:tcW w:w="3263" w:type="dxa"/>
             <w:tcBorders>
               <w:top w:val="single" w:sz="4" w:space="0" w:color="000000"/>
-              <w:left w:val="single" w:sz="4" w:space="0" w:color="000000"/>
+              <w:start w:val="single" w:sz="4" w:space="0" w:color="000000"/>
               <w:bottom w:val="single" w:sz="4" w:space="0" w:color="000000"/>
-              <w:right w:val="single" w:sz="4" w:space="0" w:color="000000"/>
+              <w:end w:val="single" w:sz="4" w:space="0" w:color="000000"/>
             </w:tcBorders>
             <w:vAlign w:val="center"/>
           </w:tcPr>
           <w:p>
             <w:pPr>
-              <w:pStyle w:val="a0"/>
+              <w:pStyle w:val="BodyText"/>
               <w:spacing w:before="60" w:after="60"/>
               <w:jc w:val="center"/>
               <w:rPr>
-                <w:rFonts w:asciiTheme="minorHAnsi" w:hAnsiTheme="minorHAnsi" w:cstheme="minorHAnsi"/>
-              </w:rPr>
-            </w:pPr>
-            <w:r>
-              <w:rPr>
-                <w:rFonts w:asciiTheme="minorHAnsi" w:hAnsiTheme="minorHAnsi" w:cstheme="minorHAnsi"/>
+                <w:rFonts w:ascii="Arial" w:hAnsi="Arial" w:cs="Arial" w:asciiTheme="minorHAnsi" w:cstheme="minorHAnsi" w:hAnsiTheme="minorHAnsi"/>
+              </w:rPr>
+            </w:pPr>
+            <w:r>
+              <w:rPr>
+                <w:rFonts w:cs="Arial" w:ascii="Arial" w:hAnsi="Arial" w:asciiTheme="minorHAnsi" w:cstheme="minorHAnsi" w:hAnsiTheme="minorHAnsi"/>
               </w:rPr>
               <w:t>Цвет</w:t>
             </w:r>
@@ -1635,25 +1483,26 @@
             <w:tcW w:w="6095" w:type="dxa"/>
             <w:tcBorders>
               <w:top w:val="single" w:sz="4" w:space="0" w:color="000000"/>
-              <w:left w:val="single" w:sz="4" w:space="0" w:color="000000"/>
+              <w:start w:val="single" w:sz="4" w:space="0" w:color="000000"/>
               <w:bottom w:val="single" w:sz="4" w:space="0" w:color="000000"/>
-              <w:right w:val="single" w:sz="4" w:space="0" w:color="000000"/>
+              <w:end w:val="single" w:sz="4" w:space="0" w:color="000000"/>
             </w:tcBorders>
             <w:tcMar>
-              <w:right w:w="261" w:type="dxa"/>
+              <w:end w:w="261" w:type="dxa"/>
             </w:tcMar>
             <w:vAlign w:val="center"/>
           </w:tcPr>
           <w:p>
             <w:pPr>
+              <w:pStyle w:val="Normal"/>
               <w:jc w:val="center"/>
               <w:rPr>
-                <w:rFonts w:asciiTheme="minorHAnsi" w:hAnsiTheme="minorHAnsi" w:cstheme="minorHAnsi"/>
-              </w:rPr>
-            </w:pPr>
-            <w:r>
-              <w:rPr>
-                <w:rFonts w:asciiTheme="minorHAnsi" w:hAnsiTheme="minorHAnsi" w:cstheme="minorHAnsi"/>
+                <w:rFonts w:ascii="Arial" w:hAnsi="Arial" w:cs="Arial" w:asciiTheme="minorHAnsi" w:cstheme="minorHAnsi" w:hAnsiTheme="minorHAnsi"/>
+              </w:rPr>
+            </w:pPr>
+            <w:r>
+              <w:rPr>
+                <w:rFonts w:cs="Arial" w:ascii="Arial" w:hAnsi="Arial" w:asciiTheme="minorHAnsi" w:cstheme="minorHAnsi" w:hAnsiTheme="minorHAnsi"/>
               </w:rPr>
               <w:t>{{application_layer1_color?}}</w:t>
             </w:r>
@@ -1662,30 +1511,30 @@
       </w:tr>
       <w:tr>
         <w:trPr>
-          <w:trHeight w:val="550"/>
+          <w:trHeight w:val="550" w:hRule="atLeast"/>
         </w:trPr>
         <w:tc>
           <w:tcPr>
             <w:tcW w:w="560" w:type="dxa"/>
             <w:tcBorders>
               <w:top w:val="single" w:sz="4" w:space="0" w:color="000000"/>
-              <w:left w:val="single" w:sz="4" w:space="0" w:color="000000"/>
+              <w:start w:val="single" w:sz="4" w:space="0" w:color="000000"/>
               <w:bottom w:val="single" w:sz="4" w:space="0" w:color="000000"/>
-              <w:right w:val="single" w:sz="4" w:space="0" w:color="000000"/>
+              <w:end w:val="single" w:sz="4" w:space="0" w:color="000000"/>
             </w:tcBorders>
             <w:vAlign w:val="center"/>
           </w:tcPr>
           <w:p>
             <w:pPr>
-              <w:pStyle w:val="a0"/>
+              <w:pStyle w:val="BodyText"/>
               <w:jc w:val="center"/>
               <w:rPr>
-                <w:rFonts w:asciiTheme="minorHAnsi" w:hAnsiTheme="minorHAnsi" w:cstheme="minorHAnsi"/>
-              </w:rPr>
-            </w:pPr>
-            <w:r>
-              <w:rPr>
-                <w:rFonts w:asciiTheme="minorHAnsi" w:hAnsiTheme="minorHAnsi" w:cstheme="minorHAnsi"/>
+                <w:rFonts w:ascii="Arial" w:hAnsi="Arial" w:cs="Arial" w:asciiTheme="minorHAnsi" w:cstheme="minorHAnsi" w:hAnsiTheme="minorHAnsi"/>
+              </w:rPr>
+            </w:pPr>
+            <w:r>
+              <w:rPr>
+                <w:rFonts w:cs="Arial" w:ascii="Arial" w:hAnsi="Arial" w:asciiTheme="minorHAnsi" w:cstheme="minorHAnsi" w:hAnsiTheme="minorHAnsi"/>
               </w:rPr>
               <w:t>5.</w:t>
             </w:r>
@@ -1696,30 +1545,36 @@
             <w:tcW w:w="3263" w:type="dxa"/>
             <w:tcBorders>
               <w:top w:val="single" w:sz="4" w:space="0" w:color="000000"/>
-              <w:left w:val="single" w:sz="4" w:space="0" w:color="000000"/>
+              <w:start w:val="single" w:sz="4" w:space="0" w:color="000000"/>
               <w:bottom w:val="single" w:sz="4" w:space="0" w:color="000000"/>
-              <w:right w:val="single" w:sz="4" w:space="0" w:color="000000"/>
+              <w:end w:val="single" w:sz="4" w:space="0" w:color="000000"/>
             </w:tcBorders>
             <w:vAlign w:val="center"/>
           </w:tcPr>
           <w:p>
             <w:pPr>
-              <w:pStyle w:val="a0"/>
+              <w:pStyle w:val="BodyText"/>
               <w:spacing w:before="60" w:after="60"/>
               <w:jc w:val="center"/>
               <w:rPr>
-                <w:rFonts w:asciiTheme="minorHAnsi" w:hAnsiTheme="minorHAnsi" w:cstheme="minorHAnsi"/>
-              </w:rPr>
-            </w:pPr>
-            <w:r>
-              <w:rPr>
-                <w:rFonts w:asciiTheme="minorHAnsi" w:hAnsiTheme="minorHAnsi" w:cstheme="minorHAnsi"/>
-              </w:rPr>
-              <w:t xml:space="preserve">№ партии комп. </w:t>
-            </w:r>
-            <w:r>
-              <w:rPr>
-                <w:rFonts w:asciiTheme="minorHAnsi" w:hAnsiTheme="minorHAnsi" w:cstheme="minorHAnsi"/>
+                <w:rFonts w:ascii="Arial" w:hAnsi="Arial" w:cs="Arial" w:asciiTheme="minorHAnsi" w:cstheme="minorHAnsi" w:hAnsiTheme="minorHAnsi"/>
+              </w:rPr>
+            </w:pPr>
+            <w:r>
+              <w:rPr>
+                <w:rFonts w:cs="Arial" w:ascii="Arial" w:hAnsi="Arial" w:asciiTheme="minorHAnsi" w:cstheme="minorHAnsi" w:hAnsiTheme="minorHAnsi"/>
+              </w:rPr>
+              <w:t xml:space="preserve">№ </w:t>
+            </w:r>
+            <w:r>
+              <w:rPr>
+                <w:rFonts w:cs="Arial" w:ascii="Arial" w:hAnsi="Arial" w:asciiTheme="minorHAnsi" w:cstheme="minorHAnsi" w:hAnsiTheme="minorHAnsi"/>
+              </w:rPr>
+              <w:t xml:space="preserve">партии комп. </w:t>
+            </w:r>
+            <w:r>
+              <w:rPr>
+                <w:rFonts w:cs="Arial" w:ascii="Arial" w:hAnsi="Arial" w:asciiTheme="minorHAnsi" w:cstheme="minorHAnsi" w:hAnsiTheme="minorHAnsi"/>
                 <w:lang w:val="en-US"/>
               </w:rPr>
               <w:t>A</w:t>
@@ -1727,18 +1582,24 @@
           </w:p>
           <w:p>
             <w:pPr>
-              <w:pStyle w:val="a0"/>
+              <w:pStyle w:val="BodyText"/>
               <w:spacing w:before="60" w:after="60"/>
               <w:jc w:val="center"/>
               <w:rPr>
-                <w:rFonts w:asciiTheme="minorHAnsi" w:hAnsiTheme="minorHAnsi" w:cstheme="minorHAnsi"/>
-              </w:rPr>
-            </w:pPr>
-            <w:r>
-              <w:rPr>
-                <w:rFonts w:asciiTheme="minorHAnsi" w:hAnsiTheme="minorHAnsi" w:cstheme="minorHAnsi"/>
-              </w:rPr>
-              <w:t>№ партии комп. Б</w:t>
+                <w:rFonts w:ascii="Arial" w:hAnsi="Arial" w:cs="Arial" w:asciiTheme="minorHAnsi" w:cstheme="minorHAnsi" w:hAnsiTheme="minorHAnsi"/>
+              </w:rPr>
+            </w:pPr>
+            <w:r>
+              <w:rPr>
+                <w:rFonts w:cs="Arial" w:ascii="Arial" w:hAnsi="Arial" w:asciiTheme="minorHAnsi" w:cstheme="minorHAnsi" w:hAnsiTheme="minorHAnsi"/>
+              </w:rPr>
+              <w:t xml:space="preserve">№ </w:t>
+            </w:r>
+            <w:r>
+              <w:rPr>
+                <w:rFonts w:cs="Arial" w:ascii="Arial" w:hAnsi="Arial" w:asciiTheme="minorHAnsi" w:cstheme="minorHAnsi" w:hAnsiTheme="minorHAnsi"/>
+              </w:rPr>
+              <w:t>партии комп. Б</w:t>
             </w:r>
           </w:p>
         </w:tc>
@@ -1747,26 +1608,27 @@
             <w:tcW w:w="6095" w:type="dxa"/>
             <w:tcBorders>
               <w:top w:val="single" w:sz="4" w:space="0" w:color="000000"/>
-              <w:left w:val="single" w:sz="4" w:space="0" w:color="000000"/>
+              <w:start w:val="single" w:sz="4" w:space="0" w:color="000000"/>
               <w:bottom w:val="single" w:sz="4" w:space="0" w:color="000000"/>
-              <w:right w:val="single" w:sz="4" w:space="0" w:color="000000"/>
+              <w:end w:val="single" w:sz="4" w:space="0" w:color="000000"/>
             </w:tcBorders>
             <w:tcMar>
-              <w:right w:w="261" w:type="dxa"/>
+              <w:end w:w="261" w:type="dxa"/>
             </w:tcMar>
             <w:vAlign w:val="center"/>
           </w:tcPr>
           <w:p>
             <w:pPr>
+              <w:pStyle w:val="Normal"/>
               <w:jc w:val="center"/>
               <w:rPr>
-                <w:rFonts w:asciiTheme="minorHAnsi" w:hAnsiTheme="minorHAnsi" w:cstheme="minorHAnsi"/>
+                <w:rFonts w:ascii="Arial" w:hAnsi="Arial" w:cs="Arial" w:asciiTheme="minorHAnsi" w:cstheme="minorHAnsi" w:hAnsiTheme="minorHAnsi"/>
                 <w:lang w:val="en-US"/>
               </w:rPr>
             </w:pPr>
             <w:r>
               <w:rPr>
-                <w:rFonts w:asciiTheme="minorHAnsi" w:hAnsiTheme="minorHAnsi" w:cstheme="minorHAnsi"/>
+                <w:rFonts w:cs="Arial" w:ascii="Arial" w:hAnsi="Arial" w:asciiTheme="minorHAnsi" w:cstheme="minorHAnsi" w:hAnsiTheme="minorHAnsi"/>
                 <w:lang w:val="en-US"/>
               </w:rPr>
               <w:t>{{application_layer1_batch_a?}} {{application_layer1_batch_b?}}</w:t>
@@ -1776,30 +1638,30 @@
       </w:tr>
       <w:tr>
         <w:trPr>
-          <w:trHeight w:val="1450"/>
+          <w:trHeight w:val="1450" w:hRule="atLeast"/>
         </w:trPr>
         <w:tc>
           <w:tcPr>
             <w:tcW w:w="560" w:type="dxa"/>
             <w:tcBorders>
               <w:top w:val="single" w:sz="4" w:space="0" w:color="000000"/>
-              <w:left w:val="single" w:sz="4" w:space="0" w:color="000000"/>
+              <w:start w:val="single" w:sz="4" w:space="0" w:color="000000"/>
               <w:bottom w:val="single" w:sz="4" w:space="0" w:color="000000"/>
-              <w:right w:val="single" w:sz="4" w:space="0" w:color="000000"/>
+              <w:end w:val="single" w:sz="4" w:space="0" w:color="000000"/>
             </w:tcBorders>
             <w:vAlign w:val="center"/>
           </w:tcPr>
           <w:p>
             <w:pPr>
-              <w:pStyle w:val="a0"/>
+              <w:pStyle w:val="BodyText"/>
               <w:jc w:val="center"/>
               <w:rPr>
-                <w:rFonts w:asciiTheme="minorHAnsi" w:hAnsiTheme="minorHAnsi" w:cstheme="minorHAnsi"/>
-              </w:rPr>
-            </w:pPr>
-            <w:r>
-              <w:rPr>
-                <w:rFonts w:asciiTheme="minorHAnsi" w:hAnsiTheme="minorHAnsi" w:cstheme="minorHAnsi"/>
+                <w:rFonts w:ascii="Arial" w:hAnsi="Arial" w:cs="Arial" w:asciiTheme="minorHAnsi" w:cstheme="minorHAnsi" w:hAnsiTheme="minorHAnsi"/>
+              </w:rPr>
+            </w:pPr>
+            <w:r>
+              <w:rPr>
+                <w:rFonts w:cs="Arial" w:ascii="Arial" w:hAnsi="Arial" w:asciiTheme="minorHAnsi" w:cstheme="minorHAnsi" w:hAnsiTheme="minorHAnsi"/>
               </w:rPr>
               <w:t>6.</w:t>
             </w:r>
@@ -1810,24 +1672,24 @@
             <w:tcW w:w="3263" w:type="dxa"/>
             <w:tcBorders>
               <w:top w:val="single" w:sz="4" w:space="0" w:color="000000"/>
-              <w:left w:val="single" w:sz="4" w:space="0" w:color="000000"/>
+              <w:start w:val="single" w:sz="4" w:space="0" w:color="000000"/>
               <w:bottom w:val="single" w:sz="4" w:space="0" w:color="000000"/>
-              <w:right w:val="single" w:sz="4" w:space="0" w:color="000000"/>
+              <w:end w:val="single" w:sz="4" w:space="0" w:color="000000"/>
             </w:tcBorders>
             <w:vAlign w:val="center"/>
           </w:tcPr>
           <w:p>
             <w:pPr>
-              <w:pStyle w:val="a0"/>
+              <w:pStyle w:val="BodyText"/>
               <w:spacing w:before="60" w:after="60"/>
               <w:jc w:val="center"/>
               <w:rPr>
-                <w:rFonts w:asciiTheme="minorHAnsi" w:hAnsiTheme="minorHAnsi" w:cstheme="minorHAnsi"/>
-              </w:rPr>
-            </w:pPr>
-            <w:r>
-              <w:rPr>
-                <w:rFonts w:asciiTheme="minorHAnsi" w:hAnsiTheme="minorHAnsi" w:cstheme="minorHAnsi"/>
+                <w:rFonts w:ascii="Arial" w:hAnsi="Arial" w:cs="Arial" w:asciiTheme="minorHAnsi" w:cstheme="minorHAnsi" w:hAnsiTheme="minorHAnsi"/>
+              </w:rPr>
+            </w:pPr>
+            <w:r>
+              <w:rPr>
+                <w:rFonts w:cs="Arial" w:ascii="Arial" w:hAnsi="Arial" w:asciiTheme="minorHAnsi" w:cstheme="minorHAnsi" w:hAnsiTheme="minorHAnsi"/>
               </w:rPr>
               <w:t>Подготовка материала</w:t>
             </w:r>
@@ -1838,22 +1700,23 @@
             <w:tcW w:w="6095" w:type="dxa"/>
             <w:tcBorders>
               <w:top w:val="single" w:sz="4" w:space="0" w:color="000000"/>
-              <w:left w:val="single" w:sz="4" w:space="0" w:color="000000"/>
+              <w:start w:val="single" w:sz="4" w:space="0" w:color="000000"/>
               <w:bottom w:val="single" w:sz="4" w:space="0" w:color="000000"/>
-              <w:right w:val="single" w:sz="4" w:space="0" w:color="000000"/>
+              <w:end w:val="single" w:sz="4" w:space="0" w:color="000000"/>
             </w:tcBorders>
             <w:vAlign w:val="center"/>
           </w:tcPr>
           <w:p>
             <w:pPr>
+              <w:pStyle w:val="Normal"/>
               <w:jc w:val="center"/>
               <w:rPr>
-                <w:rFonts w:asciiTheme="minorHAnsi" w:hAnsiTheme="minorHAnsi" w:cstheme="minorHAnsi"/>
-              </w:rPr>
-            </w:pPr>
-            <w:r>
-              <w:rPr>
-                <w:rFonts w:asciiTheme="minorHAnsi" w:hAnsiTheme="minorHAnsi" w:cstheme="minorHAnsi"/>
+                <w:rFonts w:ascii="Arial" w:hAnsi="Arial" w:cs="Arial" w:asciiTheme="minorHAnsi" w:cstheme="minorHAnsi" w:hAnsiTheme="minorHAnsi"/>
+              </w:rPr>
+            </w:pPr>
+            <w:r>
+              <w:rPr>
+                <w:rFonts w:cs="Arial" w:ascii="Arial" w:hAnsi="Arial" w:asciiTheme="minorHAnsi" w:cstheme="minorHAnsi" w:hAnsiTheme="minorHAnsi"/>
               </w:rPr>
               <w:t>{{application_layer1_thinner?}}</w:t>
             </w:r>
@@ -1862,30 +1725,30 @@
       </w:tr>
       <w:tr>
         <w:trPr>
-          <w:trHeight w:val="490"/>
+          <w:trHeight w:val="490" w:hRule="atLeast"/>
         </w:trPr>
         <w:tc>
           <w:tcPr>
             <w:tcW w:w="560" w:type="dxa"/>
             <w:tcBorders>
               <w:top w:val="single" w:sz="4" w:space="0" w:color="000000"/>
-              <w:left w:val="single" w:sz="4" w:space="0" w:color="000000"/>
+              <w:start w:val="single" w:sz="4" w:space="0" w:color="000000"/>
               <w:bottom w:val="single" w:sz="4" w:space="0" w:color="000000"/>
-              <w:right w:val="single" w:sz="4" w:space="0" w:color="000000"/>
+              <w:end w:val="single" w:sz="4" w:space="0" w:color="000000"/>
             </w:tcBorders>
             <w:vAlign w:val="center"/>
           </w:tcPr>
           <w:p>
             <w:pPr>
-              <w:pStyle w:val="a0"/>
+              <w:pStyle w:val="BodyText"/>
               <w:jc w:val="center"/>
               <w:rPr>
-                <w:rFonts w:asciiTheme="minorHAnsi" w:hAnsiTheme="minorHAnsi" w:cstheme="minorHAnsi"/>
-              </w:rPr>
-            </w:pPr>
-            <w:r>
-              <w:rPr>
-                <w:rFonts w:asciiTheme="minorHAnsi" w:hAnsiTheme="minorHAnsi" w:cstheme="minorHAnsi"/>
+                <w:rFonts w:ascii="Arial" w:hAnsi="Arial" w:cs="Arial" w:asciiTheme="minorHAnsi" w:cstheme="minorHAnsi" w:hAnsiTheme="minorHAnsi"/>
+              </w:rPr>
+            </w:pPr>
+            <w:r>
+              <w:rPr>
+                <w:rFonts w:cs="Arial" w:ascii="Arial" w:hAnsi="Arial" w:asciiTheme="minorHAnsi" w:cstheme="minorHAnsi" w:hAnsiTheme="minorHAnsi"/>
               </w:rPr>
               <w:t>7.</w:t>
             </w:r>
@@ -1896,24 +1759,24 @@
             <w:tcW w:w="3263" w:type="dxa"/>
             <w:tcBorders>
               <w:top w:val="single" w:sz="4" w:space="0" w:color="000000"/>
-              <w:left w:val="single" w:sz="4" w:space="0" w:color="000000"/>
+              <w:start w:val="single" w:sz="4" w:space="0" w:color="000000"/>
               <w:bottom w:val="single" w:sz="4" w:space="0" w:color="000000"/>
-              <w:right w:val="single" w:sz="4" w:space="0" w:color="000000"/>
+              <w:end w:val="single" w:sz="4" w:space="0" w:color="000000"/>
             </w:tcBorders>
             <w:vAlign w:val="center"/>
           </w:tcPr>
           <w:p>
             <w:pPr>
-              <w:pStyle w:val="a0"/>
+              <w:pStyle w:val="BodyText"/>
               <w:spacing w:before="60" w:after="60"/>
               <w:jc w:val="center"/>
               <w:rPr>
-                <w:rFonts w:asciiTheme="minorHAnsi" w:hAnsiTheme="minorHAnsi" w:cstheme="minorHAnsi"/>
-              </w:rPr>
-            </w:pPr>
-            <w:r>
-              <w:rPr>
-                <w:rFonts w:asciiTheme="minorHAnsi" w:hAnsiTheme="minorHAnsi" w:cstheme="minorHAnsi"/>
+                <w:rFonts w:ascii="Arial" w:hAnsi="Arial" w:cs="Arial" w:asciiTheme="minorHAnsi" w:cstheme="minorHAnsi" w:hAnsiTheme="minorHAnsi"/>
+              </w:rPr>
+            </w:pPr>
+            <w:r>
+              <w:rPr>
+                <w:rFonts w:cs="Arial" w:ascii="Arial" w:hAnsi="Arial" w:asciiTheme="minorHAnsi" w:cstheme="minorHAnsi" w:hAnsiTheme="minorHAnsi"/>
               </w:rPr>
               <w:t>Типоразмер окрасочного сопла</w:t>
             </w:r>
@@ -1924,22 +1787,23 @@
             <w:tcW w:w="6095" w:type="dxa"/>
             <w:tcBorders>
               <w:top w:val="single" w:sz="4" w:space="0" w:color="000000"/>
-              <w:left w:val="single" w:sz="4" w:space="0" w:color="000000"/>
+              <w:start w:val="single" w:sz="4" w:space="0" w:color="000000"/>
               <w:bottom w:val="single" w:sz="4" w:space="0" w:color="000000"/>
-              <w:right w:val="single" w:sz="4" w:space="0" w:color="000000"/>
+              <w:end w:val="single" w:sz="4" w:space="0" w:color="000000"/>
             </w:tcBorders>
             <w:vAlign w:val="center"/>
           </w:tcPr>
           <w:p>
             <w:pPr>
+              <w:pStyle w:val="Normal"/>
               <w:jc w:val="center"/>
               <w:rPr>
-                <w:rFonts w:asciiTheme="minorHAnsi" w:hAnsiTheme="minorHAnsi" w:cstheme="minorHAnsi"/>
-              </w:rPr>
-            </w:pPr>
-            <w:r>
-              <w:rPr>
-                <w:rFonts w:asciiTheme="minorHAnsi" w:hAnsiTheme="minorHAnsi" w:cstheme="minorHAnsi"/>
+                <w:rFonts w:ascii="Arial" w:hAnsi="Arial" w:cs="Arial" w:asciiTheme="minorHAnsi" w:cstheme="minorHAnsi" w:hAnsiTheme="minorHAnsi"/>
+              </w:rPr>
+            </w:pPr>
+            <w:r>
+              <w:rPr>
+                <w:rFonts w:cs="Arial" w:ascii="Arial" w:hAnsi="Arial" w:asciiTheme="minorHAnsi" w:cstheme="minorHAnsi" w:hAnsiTheme="minorHAnsi"/>
               </w:rPr>
               <w:t>{{application_layer1_nozzle?}}</w:t>
             </w:r>
@@ -1948,30 +1812,30 @@
       </w:tr>
       <w:tr>
         <w:trPr>
-          <w:trHeight w:val="490"/>
+          <w:trHeight w:val="490" w:hRule="atLeast"/>
         </w:trPr>
         <w:tc>
           <w:tcPr>
             <w:tcW w:w="560" w:type="dxa"/>
             <w:tcBorders>
               <w:top w:val="single" w:sz="4" w:space="0" w:color="000000"/>
-              <w:left w:val="single" w:sz="4" w:space="0" w:color="000000"/>
+              <w:start w:val="single" w:sz="4" w:space="0" w:color="000000"/>
               <w:bottom w:val="single" w:sz="4" w:space="0" w:color="000000"/>
-              <w:right w:val="single" w:sz="4" w:space="0" w:color="000000"/>
+              <w:end w:val="single" w:sz="4" w:space="0" w:color="000000"/>
             </w:tcBorders>
             <w:vAlign w:val="center"/>
           </w:tcPr>
           <w:p>
             <w:pPr>
-              <w:pStyle w:val="a0"/>
+              <w:pStyle w:val="BodyText"/>
               <w:jc w:val="center"/>
               <w:rPr>
-                <w:rFonts w:asciiTheme="minorHAnsi" w:hAnsiTheme="minorHAnsi" w:cstheme="minorHAnsi"/>
-              </w:rPr>
-            </w:pPr>
-            <w:r>
-              <w:rPr>
-                <w:rFonts w:asciiTheme="minorHAnsi" w:hAnsiTheme="minorHAnsi" w:cstheme="minorHAnsi"/>
+                <w:rFonts w:ascii="Arial" w:hAnsi="Arial" w:cs="Arial" w:asciiTheme="minorHAnsi" w:cstheme="minorHAnsi" w:hAnsiTheme="minorHAnsi"/>
+              </w:rPr>
+            </w:pPr>
+            <w:r>
+              <w:rPr>
+                <w:rFonts w:cs="Arial" w:ascii="Arial" w:hAnsi="Arial" w:asciiTheme="minorHAnsi" w:cstheme="minorHAnsi" w:hAnsiTheme="minorHAnsi"/>
               </w:rPr>
               <w:t>8.</w:t>
             </w:r>
@@ -1982,24 +1846,24 @@
             <w:tcW w:w="3263" w:type="dxa"/>
             <w:tcBorders>
               <w:top w:val="single" w:sz="4" w:space="0" w:color="000000"/>
-              <w:left w:val="single" w:sz="4" w:space="0" w:color="000000"/>
+              <w:start w:val="single" w:sz="4" w:space="0" w:color="000000"/>
               <w:bottom w:val="single" w:sz="4" w:space="0" w:color="000000"/>
-              <w:right w:val="single" w:sz="4" w:space="0" w:color="000000"/>
+              <w:end w:val="single" w:sz="4" w:space="0" w:color="000000"/>
             </w:tcBorders>
             <w:vAlign w:val="center"/>
           </w:tcPr>
           <w:p>
             <w:pPr>
-              <w:pStyle w:val="a0"/>
+              <w:pStyle w:val="BodyText"/>
               <w:spacing w:before="60" w:after="60"/>
               <w:jc w:val="center"/>
               <w:rPr>
-                <w:rFonts w:asciiTheme="minorHAnsi" w:hAnsiTheme="minorHAnsi" w:cstheme="minorHAnsi"/>
-              </w:rPr>
-            </w:pPr>
-            <w:r>
-              <w:rPr>
-                <w:rFonts w:asciiTheme="minorHAnsi" w:hAnsiTheme="minorHAnsi" w:cstheme="minorHAnsi"/>
+                <w:rFonts w:ascii="Arial" w:hAnsi="Arial" w:cs="Arial" w:asciiTheme="minorHAnsi" w:cstheme="minorHAnsi" w:hAnsiTheme="minorHAnsi"/>
+              </w:rPr>
+            </w:pPr>
+            <w:r>
+              <w:rPr>
+                <w:rFonts w:cs="Arial" w:ascii="Arial" w:hAnsi="Arial" w:asciiTheme="minorHAnsi" w:cstheme="minorHAnsi" w:hAnsiTheme="minorHAnsi"/>
               </w:rPr>
               <w:t>Относительная влажность, %</w:t>
             </w:r>
@@ -2010,22 +1874,23 @@
             <w:tcW w:w="6095" w:type="dxa"/>
             <w:tcBorders>
               <w:top w:val="single" w:sz="4" w:space="0" w:color="000000"/>
-              <w:left w:val="single" w:sz="4" w:space="0" w:color="000000"/>
+              <w:start w:val="single" w:sz="4" w:space="0" w:color="000000"/>
               <w:bottom w:val="single" w:sz="4" w:space="0" w:color="000000"/>
-              <w:right w:val="single" w:sz="4" w:space="0" w:color="000000"/>
+              <w:end w:val="single" w:sz="4" w:space="0" w:color="000000"/>
             </w:tcBorders>
             <w:vAlign w:val="center"/>
           </w:tcPr>
           <w:p>
             <w:pPr>
+              <w:pStyle w:val="Normal"/>
               <w:jc w:val="center"/>
               <w:rPr>
-                <w:rFonts w:asciiTheme="minorHAnsi" w:hAnsiTheme="minorHAnsi" w:cstheme="minorHAnsi"/>
-              </w:rPr>
-            </w:pPr>
-            <w:r>
-              <w:rPr>
-                <w:rFonts w:asciiTheme="minorHAnsi" w:hAnsiTheme="minorHAnsi" w:cstheme="minorHAnsi"/>
+                <w:rFonts w:ascii="Arial" w:hAnsi="Arial" w:cs="Arial" w:asciiTheme="minorHAnsi" w:cstheme="minorHAnsi" w:hAnsiTheme="minorHAnsi"/>
+              </w:rPr>
+            </w:pPr>
+            <w:r>
+              <w:rPr>
+                <w:rFonts w:cs="Arial" w:ascii="Arial" w:hAnsi="Arial" w:asciiTheme="minorHAnsi" w:cstheme="minorHAnsi" w:hAnsiTheme="minorHAnsi"/>
               </w:rPr>
               <w:t>{{application_layer1_humidity?}}</w:t>
             </w:r>
@@ -2034,30 +1899,30 @@
       </w:tr>
       <w:tr>
         <w:trPr>
-          <w:trHeight w:val="490"/>
+          <w:trHeight w:val="490" w:hRule="atLeast"/>
         </w:trPr>
         <w:tc>
           <w:tcPr>
             <w:tcW w:w="560" w:type="dxa"/>
             <w:tcBorders>
               <w:top w:val="single" w:sz="4" w:space="0" w:color="000000"/>
-              <w:left w:val="single" w:sz="4" w:space="0" w:color="000000"/>
+              <w:start w:val="single" w:sz="4" w:space="0" w:color="000000"/>
               <w:bottom w:val="single" w:sz="4" w:space="0" w:color="000000"/>
-              <w:right w:val="single" w:sz="4" w:space="0" w:color="000000"/>
+              <w:end w:val="single" w:sz="4" w:space="0" w:color="000000"/>
             </w:tcBorders>
             <w:vAlign w:val="center"/>
           </w:tcPr>
           <w:p>
             <w:pPr>
-              <w:pStyle w:val="a0"/>
+              <w:pStyle w:val="BodyText"/>
               <w:jc w:val="center"/>
               <w:rPr>
-                <w:rFonts w:asciiTheme="minorHAnsi" w:hAnsiTheme="minorHAnsi" w:cstheme="minorHAnsi"/>
-              </w:rPr>
-            </w:pPr>
-            <w:r>
-              <w:rPr>
-                <w:rFonts w:asciiTheme="minorHAnsi" w:hAnsiTheme="minorHAnsi" w:cstheme="minorHAnsi"/>
+                <w:rFonts w:ascii="Arial" w:hAnsi="Arial" w:cs="Arial" w:asciiTheme="minorHAnsi" w:cstheme="minorHAnsi" w:hAnsiTheme="minorHAnsi"/>
+              </w:rPr>
+            </w:pPr>
+            <w:r>
+              <w:rPr>
+                <w:rFonts w:cs="Arial" w:ascii="Arial" w:hAnsi="Arial" w:asciiTheme="minorHAnsi" w:cstheme="minorHAnsi" w:hAnsiTheme="minorHAnsi"/>
               </w:rPr>
               <w:t>9.</w:t>
             </w:r>
@@ -2068,24 +1933,24 @@
             <w:tcW w:w="3263" w:type="dxa"/>
             <w:tcBorders>
               <w:top w:val="single" w:sz="4" w:space="0" w:color="000000"/>
-              <w:left w:val="single" w:sz="4" w:space="0" w:color="000000"/>
+              <w:start w:val="single" w:sz="4" w:space="0" w:color="000000"/>
               <w:bottom w:val="single" w:sz="4" w:space="0" w:color="000000"/>
-              <w:right w:val="single" w:sz="4" w:space="0" w:color="000000"/>
+              <w:end w:val="single" w:sz="4" w:space="0" w:color="000000"/>
             </w:tcBorders>
             <w:vAlign w:val="center"/>
           </w:tcPr>
           <w:p>
             <w:pPr>
-              <w:pStyle w:val="a0"/>
+              <w:pStyle w:val="BodyText"/>
               <w:spacing w:before="60" w:after="60"/>
               <w:jc w:val="center"/>
               <w:rPr>
-                <w:rFonts w:asciiTheme="minorHAnsi" w:hAnsiTheme="minorHAnsi" w:cstheme="minorHAnsi"/>
-              </w:rPr>
-            </w:pPr>
-            <w:r>
-              <w:rPr>
-                <w:rFonts w:asciiTheme="minorHAnsi" w:hAnsiTheme="minorHAnsi" w:cstheme="minorHAnsi"/>
+                <w:rFonts w:ascii="Arial" w:hAnsi="Arial" w:cs="Arial" w:asciiTheme="minorHAnsi" w:cstheme="minorHAnsi" w:hAnsiTheme="minorHAnsi"/>
+              </w:rPr>
+            </w:pPr>
+            <w:r>
+              <w:rPr>
+                <w:rFonts w:cs="Arial" w:ascii="Arial" w:hAnsi="Arial" w:asciiTheme="minorHAnsi" w:cstheme="minorHAnsi" w:hAnsiTheme="minorHAnsi"/>
               </w:rPr>
               <w:t>Температура воздуха, °С</w:t>
             </w:r>
@@ -2096,22 +1961,23 @@
             <w:tcW w:w="6095" w:type="dxa"/>
             <w:tcBorders>
               <w:top w:val="single" w:sz="4" w:space="0" w:color="000000"/>
-              <w:left w:val="single" w:sz="4" w:space="0" w:color="000000"/>
+              <w:start w:val="single" w:sz="4" w:space="0" w:color="000000"/>
               <w:bottom w:val="single" w:sz="4" w:space="0" w:color="000000"/>
-              <w:right w:val="single" w:sz="4" w:space="0" w:color="000000"/>
+              <w:end w:val="single" w:sz="4" w:space="0" w:color="000000"/>
             </w:tcBorders>
             <w:vAlign w:val="center"/>
           </w:tcPr>
           <w:p>
             <w:pPr>
+              <w:pStyle w:val="Normal"/>
               <w:jc w:val="center"/>
               <w:rPr>
-                <w:rFonts w:asciiTheme="minorHAnsi" w:hAnsiTheme="minorHAnsi" w:cstheme="minorHAnsi"/>
-              </w:rPr>
-            </w:pPr>
-            <w:r>
-              <w:rPr>
-                <w:rFonts w:asciiTheme="minorHAnsi" w:hAnsiTheme="minorHAnsi" w:cstheme="minorHAnsi"/>
+                <w:rFonts w:ascii="Arial" w:hAnsi="Arial" w:cs="Arial" w:asciiTheme="minorHAnsi" w:cstheme="minorHAnsi" w:hAnsiTheme="minorHAnsi"/>
+              </w:rPr>
+            </w:pPr>
+            <w:r>
+              <w:rPr>
+                <w:rFonts w:cs="Arial" w:ascii="Arial" w:hAnsi="Arial" w:asciiTheme="minorHAnsi" w:cstheme="minorHAnsi" w:hAnsiTheme="minorHAnsi"/>
               </w:rPr>
               <w:t>{{application_layer1_air_temp?}}</w:t>
             </w:r>
@@ -2120,30 +1986,30 @@
       </w:tr>
       <w:tr>
         <w:trPr>
-          <w:trHeight w:val="490"/>
+          <w:trHeight w:val="490" w:hRule="atLeast"/>
         </w:trPr>
         <w:tc>
           <w:tcPr>
             <w:tcW w:w="560" w:type="dxa"/>
             <w:tcBorders>
               <w:top w:val="single" w:sz="4" w:space="0" w:color="000000"/>
-              <w:left w:val="single" w:sz="4" w:space="0" w:color="000000"/>
+              <w:start w:val="single" w:sz="4" w:space="0" w:color="000000"/>
               <w:bottom w:val="single" w:sz="4" w:space="0" w:color="000000"/>
-              <w:right w:val="single" w:sz="4" w:space="0" w:color="000000"/>
+              <w:end w:val="single" w:sz="4" w:space="0" w:color="000000"/>
             </w:tcBorders>
             <w:vAlign w:val="center"/>
           </w:tcPr>
           <w:p>
             <w:pPr>
-              <w:pStyle w:val="a0"/>
+              <w:pStyle w:val="BodyText"/>
               <w:jc w:val="center"/>
               <w:rPr>
-                <w:rFonts w:asciiTheme="minorHAnsi" w:hAnsiTheme="minorHAnsi" w:cstheme="minorHAnsi"/>
-              </w:rPr>
-            </w:pPr>
-            <w:r>
-              <w:rPr>
-                <w:rFonts w:asciiTheme="minorHAnsi" w:hAnsiTheme="minorHAnsi" w:cstheme="minorHAnsi"/>
+                <w:rFonts w:ascii="Arial" w:hAnsi="Arial" w:cs="Arial" w:asciiTheme="minorHAnsi" w:cstheme="minorHAnsi" w:hAnsiTheme="minorHAnsi"/>
+              </w:rPr>
+            </w:pPr>
+            <w:r>
+              <w:rPr>
+                <w:rFonts w:cs="Arial" w:ascii="Arial" w:hAnsi="Arial" w:asciiTheme="minorHAnsi" w:cstheme="minorHAnsi" w:hAnsiTheme="minorHAnsi"/>
               </w:rPr>
               <w:t>10.</w:t>
             </w:r>
@@ -2154,24 +2020,24 @@
             <w:tcW w:w="3263" w:type="dxa"/>
             <w:tcBorders>
               <w:top w:val="single" w:sz="4" w:space="0" w:color="000000"/>
-              <w:left w:val="single" w:sz="4" w:space="0" w:color="000000"/>
+              <w:start w:val="single" w:sz="4" w:space="0" w:color="000000"/>
               <w:bottom w:val="single" w:sz="4" w:space="0" w:color="000000"/>
-              <w:right w:val="single" w:sz="4" w:space="0" w:color="000000"/>
+              <w:end w:val="single" w:sz="4" w:space="0" w:color="000000"/>
             </w:tcBorders>
             <w:vAlign w:val="center"/>
           </w:tcPr>
           <w:p>
             <w:pPr>
-              <w:pStyle w:val="a0"/>
+              <w:pStyle w:val="BodyText"/>
               <w:spacing w:before="60" w:after="60"/>
               <w:jc w:val="center"/>
               <w:rPr>
-                <w:rFonts w:asciiTheme="minorHAnsi" w:hAnsiTheme="minorHAnsi" w:cstheme="minorHAnsi"/>
-              </w:rPr>
-            </w:pPr>
-            <w:r>
-              <w:rPr>
-                <w:rFonts w:asciiTheme="minorHAnsi" w:hAnsiTheme="minorHAnsi" w:cstheme="minorHAnsi"/>
+                <w:rFonts w:ascii="Arial" w:hAnsi="Arial" w:cs="Arial" w:asciiTheme="minorHAnsi" w:cstheme="minorHAnsi" w:hAnsiTheme="minorHAnsi"/>
+              </w:rPr>
+            </w:pPr>
+            <w:r>
+              <w:rPr>
+                <w:rFonts w:cs="Arial" w:ascii="Arial" w:hAnsi="Arial" w:asciiTheme="minorHAnsi" w:cstheme="minorHAnsi" w:hAnsiTheme="minorHAnsi"/>
               </w:rPr>
               <w:t>Температура поверхности, °С</w:t>
             </w:r>
@@ -2182,22 +2048,23 @@
             <w:tcW w:w="6095" w:type="dxa"/>
             <w:tcBorders>
               <w:top w:val="single" w:sz="4" w:space="0" w:color="000000"/>
-              <w:left w:val="single" w:sz="4" w:space="0" w:color="000000"/>
+              <w:start w:val="single" w:sz="4" w:space="0" w:color="000000"/>
               <w:bottom w:val="single" w:sz="4" w:space="0" w:color="000000"/>
-              <w:right w:val="single" w:sz="4" w:space="0" w:color="000000"/>
+              <w:end w:val="single" w:sz="4" w:space="0" w:color="000000"/>
             </w:tcBorders>
             <w:vAlign w:val="center"/>
           </w:tcPr>
           <w:p>
             <w:pPr>
+              <w:pStyle w:val="Normal"/>
               <w:jc w:val="center"/>
               <w:rPr>
-                <w:rFonts w:asciiTheme="minorHAnsi" w:hAnsiTheme="minorHAnsi" w:cstheme="minorHAnsi"/>
-              </w:rPr>
-            </w:pPr>
-            <w:r>
-              <w:rPr>
-                <w:rFonts w:asciiTheme="minorHAnsi" w:hAnsiTheme="minorHAnsi" w:cstheme="minorHAnsi"/>
+                <w:rFonts w:ascii="Arial" w:hAnsi="Arial" w:cs="Arial" w:asciiTheme="minorHAnsi" w:cstheme="minorHAnsi" w:hAnsiTheme="minorHAnsi"/>
+              </w:rPr>
+            </w:pPr>
+            <w:r>
+              <w:rPr>
+                <w:rFonts w:cs="Arial" w:ascii="Arial" w:hAnsi="Arial" w:asciiTheme="minorHAnsi" w:cstheme="minorHAnsi" w:hAnsiTheme="minorHAnsi"/>
               </w:rPr>
               <w:t>{{application_layer1_surface_temp?}}</w:t>
             </w:r>
@@ -2206,30 +2073,30 @@
       </w:tr>
       <w:tr>
         <w:trPr>
-          <w:trHeight w:val="358"/>
+          <w:trHeight w:val="358" w:hRule="atLeast"/>
         </w:trPr>
         <w:tc>
           <w:tcPr>
             <w:tcW w:w="560" w:type="dxa"/>
             <w:tcBorders>
               <w:top w:val="single" w:sz="4" w:space="0" w:color="000000"/>
-              <w:left w:val="single" w:sz="4" w:space="0" w:color="000000"/>
+              <w:start w:val="single" w:sz="4" w:space="0" w:color="000000"/>
               <w:bottom w:val="single" w:sz="4" w:space="0" w:color="000000"/>
-              <w:right w:val="single" w:sz="4" w:space="0" w:color="000000"/>
+              <w:end w:val="single" w:sz="4" w:space="0" w:color="000000"/>
             </w:tcBorders>
             <w:vAlign w:val="center"/>
           </w:tcPr>
           <w:p>
             <w:pPr>
-              <w:pStyle w:val="a0"/>
+              <w:pStyle w:val="BodyText"/>
               <w:jc w:val="center"/>
               <w:rPr>
-                <w:rFonts w:asciiTheme="minorHAnsi" w:hAnsiTheme="minorHAnsi" w:cstheme="minorHAnsi"/>
-              </w:rPr>
-            </w:pPr>
-            <w:r>
-              <w:rPr>
-                <w:rFonts w:asciiTheme="minorHAnsi" w:hAnsiTheme="minorHAnsi" w:cstheme="minorHAnsi"/>
+                <w:rFonts w:ascii="Arial" w:hAnsi="Arial" w:cs="Arial" w:asciiTheme="minorHAnsi" w:cstheme="minorHAnsi" w:hAnsiTheme="minorHAnsi"/>
+              </w:rPr>
+            </w:pPr>
+            <w:r>
+              <w:rPr>
+                <w:rFonts w:cs="Arial" w:ascii="Arial" w:hAnsi="Arial" w:asciiTheme="minorHAnsi" w:cstheme="minorHAnsi" w:hAnsiTheme="minorHAnsi"/>
               </w:rPr>
               <w:t>11.</w:t>
             </w:r>
@@ -2240,24 +2107,24 @@
             <w:tcW w:w="3263" w:type="dxa"/>
             <w:tcBorders>
               <w:top w:val="single" w:sz="4" w:space="0" w:color="000000"/>
-              <w:left w:val="single" w:sz="4" w:space="0" w:color="000000"/>
+              <w:start w:val="single" w:sz="4" w:space="0" w:color="000000"/>
               <w:bottom w:val="single" w:sz="4" w:space="0" w:color="000000"/>
-              <w:right w:val="single" w:sz="4" w:space="0" w:color="000000"/>
+              <w:end w:val="single" w:sz="4" w:space="0" w:color="000000"/>
             </w:tcBorders>
             <w:vAlign w:val="center"/>
           </w:tcPr>
           <w:p>
             <w:pPr>
-              <w:pStyle w:val="a0"/>
+              <w:pStyle w:val="BodyText"/>
               <w:spacing w:before="60" w:after="60"/>
               <w:jc w:val="center"/>
               <w:rPr>
-                <w:rFonts w:asciiTheme="minorHAnsi" w:hAnsiTheme="minorHAnsi" w:cstheme="minorHAnsi"/>
-              </w:rPr>
-            </w:pPr>
-            <w:r>
-              <w:rPr>
-                <w:rFonts w:asciiTheme="minorHAnsi" w:hAnsiTheme="minorHAnsi" w:cstheme="minorHAnsi"/>
+                <w:rFonts w:ascii="Arial" w:hAnsi="Arial" w:cs="Arial" w:asciiTheme="minorHAnsi" w:cstheme="minorHAnsi" w:hAnsiTheme="minorHAnsi"/>
+              </w:rPr>
+            </w:pPr>
+            <w:r>
+              <w:rPr>
+                <w:rFonts w:cs="Arial" w:ascii="Arial" w:hAnsi="Arial" w:asciiTheme="minorHAnsi" w:cstheme="minorHAnsi" w:hAnsiTheme="minorHAnsi"/>
               </w:rPr>
               <w:t>Точка росы, °С</w:t>
             </w:r>
@@ -2268,22 +2135,23 @@
             <w:tcW w:w="6095" w:type="dxa"/>
             <w:tcBorders>
               <w:top w:val="single" w:sz="4" w:space="0" w:color="000000"/>
-              <w:left w:val="single" w:sz="4" w:space="0" w:color="000000"/>
+              <w:start w:val="single" w:sz="4" w:space="0" w:color="000000"/>
               <w:bottom w:val="single" w:sz="4" w:space="0" w:color="000000"/>
-              <w:right w:val="single" w:sz="4" w:space="0" w:color="000000"/>
+              <w:end w:val="single" w:sz="4" w:space="0" w:color="000000"/>
             </w:tcBorders>
             <w:vAlign w:val="center"/>
           </w:tcPr>
           <w:p>
             <w:pPr>
+              <w:pStyle w:val="Normal"/>
               <w:jc w:val="center"/>
               <w:rPr>
-                <w:rFonts w:asciiTheme="minorHAnsi" w:hAnsiTheme="minorHAnsi" w:cstheme="minorHAnsi"/>
-              </w:rPr>
-            </w:pPr>
-            <w:r>
-              <w:rPr>
-                <w:rFonts w:asciiTheme="minorHAnsi" w:hAnsiTheme="minorHAnsi" w:cstheme="minorHAnsi"/>
+                <w:rFonts w:ascii="Arial" w:hAnsi="Arial" w:cs="Arial" w:asciiTheme="minorHAnsi" w:cstheme="minorHAnsi" w:hAnsiTheme="minorHAnsi"/>
+              </w:rPr>
+            </w:pPr>
+            <w:r>
+              <w:rPr>
+                <w:rFonts w:cs="Arial" w:ascii="Arial" w:hAnsi="Arial" w:asciiTheme="minorHAnsi" w:cstheme="minorHAnsi" w:hAnsiTheme="minorHAnsi"/>
               </w:rPr>
               <w:t>{{application_layer1_dew_point?}}</w:t>
             </w:r>
@@ -2292,30 +2160,30 @@
       </w:tr>
       <w:tr>
         <w:trPr>
-          <w:trHeight w:val="537"/>
+          <w:trHeight w:val="537" w:hRule="atLeast"/>
         </w:trPr>
         <w:tc>
           <w:tcPr>
             <w:tcW w:w="560" w:type="dxa"/>
             <w:tcBorders>
               <w:top w:val="single" w:sz="4" w:space="0" w:color="000000"/>
-              <w:left w:val="single" w:sz="4" w:space="0" w:color="000000"/>
+              <w:start w:val="single" w:sz="4" w:space="0" w:color="000000"/>
               <w:bottom w:val="single" w:sz="4" w:space="0" w:color="000000"/>
-              <w:right w:val="single" w:sz="4" w:space="0" w:color="000000"/>
+              <w:end w:val="single" w:sz="4" w:space="0" w:color="000000"/>
             </w:tcBorders>
             <w:vAlign w:val="center"/>
           </w:tcPr>
           <w:p>
             <w:pPr>
-              <w:pStyle w:val="a0"/>
+              <w:pStyle w:val="BodyText"/>
               <w:jc w:val="center"/>
               <w:rPr>
-                <w:rFonts w:asciiTheme="minorHAnsi" w:hAnsiTheme="minorHAnsi" w:cstheme="minorHAnsi"/>
-              </w:rPr>
-            </w:pPr>
-            <w:r>
-              <w:rPr>
-                <w:rFonts w:asciiTheme="minorHAnsi" w:hAnsiTheme="minorHAnsi" w:cstheme="minorHAnsi"/>
+                <w:rFonts w:ascii="Arial" w:hAnsi="Arial" w:cs="Arial" w:asciiTheme="minorHAnsi" w:cstheme="minorHAnsi" w:hAnsiTheme="minorHAnsi"/>
+              </w:rPr>
+            </w:pPr>
+            <w:r>
+              <w:rPr>
+                <w:rFonts w:cs="Arial" w:ascii="Arial" w:hAnsi="Arial" w:asciiTheme="minorHAnsi" w:cstheme="minorHAnsi" w:hAnsiTheme="minorHAnsi"/>
               </w:rPr>
               <w:t>12.</w:t>
             </w:r>
@@ -2326,24 +2194,24 @@
             <w:tcW w:w="3263" w:type="dxa"/>
             <w:tcBorders>
               <w:top w:val="single" w:sz="4" w:space="0" w:color="000000"/>
-              <w:left w:val="single" w:sz="4" w:space="0" w:color="000000"/>
+              <w:start w:val="single" w:sz="4" w:space="0" w:color="000000"/>
               <w:bottom w:val="single" w:sz="4" w:space="0" w:color="000000"/>
-              <w:right w:val="single" w:sz="4" w:space="0" w:color="000000"/>
+              <w:end w:val="single" w:sz="4" w:space="0" w:color="000000"/>
             </w:tcBorders>
             <w:vAlign w:val="center"/>
           </w:tcPr>
           <w:p>
             <w:pPr>
-              <w:pStyle w:val="a0"/>
+              <w:pStyle w:val="BodyText"/>
               <w:spacing w:before="60" w:after="60"/>
               <w:jc w:val="center"/>
               <w:rPr>
-                <w:rFonts w:asciiTheme="minorHAnsi" w:hAnsiTheme="minorHAnsi" w:cstheme="minorHAnsi"/>
-              </w:rPr>
-            </w:pPr>
-            <w:r>
-              <w:rPr>
-                <w:rFonts w:asciiTheme="minorHAnsi" w:hAnsiTheme="minorHAnsi" w:cstheme="minorHAnsi"/>
+                <w:rFonts w:ascii="Arial" w:hAnsi="Arial" w:cs="Arial" w:asciiTheme="minorHAnsi" w:cstheme="minorHAnsi" w:hAnsiTheme="minorHAnsi"/>
+              </w:rPr>
+            </w:pPr>
+            <w:r>
+              <w:rPr>
+                <w:rFonts w:cs="Arial" w:ascii="Arial" w:hAnsi="Arial" w:asciiTheme="minorHAnsi" w:cstheme="minorHAnsi" w:hAnsiTheme="minorHAnsi"/>
               </w:rPr>
               <w:t>Толщина мокрого слоя, мкм</w:t>
             </w:r>
@@ -2354,23 +2222,24 @@
             <w:tcW w:w="6095" w:type="dxa"/>
             <w:tcBorders>
               <w:top w:val="single" w:sz="4" w:space="0" w:color="000000"/>
-              <w:left w:val="single" w:sz="4" w:space="0" w:color="000000"/>
+              <w:start w:val="single" w:sz="4" w:space="0" w:color="000000"/>
               <w:bottom w:val="single" w:sz="4" w:space="0" w:color="000000"/>
-              <w:right w:val="single" w:sz="4" w:space="0" w:color="000000"/>
+              <w:end w:val="single" w:sz="4" w:space="0" w:color="000000"/>
             </w:tcBorders>
             <w:vAlign w:val="center"/>
           </w:tcPr>
           <w:p>
             <w:pPr>
+              <w:pStyle w:val="Normal"/>
               <w:jc w:val="center"/>
               <w:rPr>
-                <w:rFonts w:asciiTheme="minorHAnsi" w:hAnsiTheme="minorHAnsi" w:cstheme="minorHAnsi"/>
+                <w:rFonts w:ascii="Arial" w:hAnsi="Arial" w:cs="Arial" w:asciiTheme="minorHAnsi" w:cstheme="minorHAnsi" w:hAnsiTheme="minorHAnsi"/>
                 <w:lang w:val="en-US"/>
               </w:rPr>
             </w:pPr>
             <w:r>
               <w:rPr>
-                <w:rFonts w:asciiTheme="minorHAnsi" w:hAnsiTheme="minorHAnsi" w:cstheme="minorHAnsi"/>
+                <w:rFonts w:cs="Arial" w:ascii="Arial" w:hAnsi="Arial" w:asciiTheme="minorHAnsi" w:cstheme="minorHAnsi" w:hAnsiTheme="minorHAnsi"/>
                 <w:lang w:val="en-US"/>
               </w:rPr>
               <w:t>{{application_layer1_wet_film_range?}}</w:t>
@@ -2380,28 +2249,29 @@
       </w:tr>
       <w:tr>
         <w:trPr>
-          <w:trHeight w:val="537"/>
+          <w:trHeight w:val="537" w:hRule="atLeast"/>
         </w:trPr>
         <w:tc>
           <w:tcPr>
             <w:tcW w:w="560" w:type="dxa"/>
             <w:tcBorders>
               <w:top w:val="single" w:sz="4" w:space="0" w:color="000000"/>
-              <w:left w:val="single" w:sz="4" w:space="0" w:color="000000"/>
+              <w:start w:val="single" w:sz="4" w:space="0" w:color="000000"/>
               <w:bottom w:val="single" w:sz="4" w:space="0" w:color="000000"/>
-              <w:right w:val="single" w:sz="4" w:space="0" w:color="000000"/>
+              <w:end w:val="single" w:sz="4" w:space="0" w:color="000000"/>
             </w:tcBorders>
             <w:vAlign w:val="center"/>
           </w:tcPr>
           <w:p>
             <w:pPr>
-              <w:rPr>
-                <w:rFonts w:asciiTheme="minorHAnsi" w:hAnsiTheme="minorHAnsi" w:cstheme="minorHAnsi"/>
-              </w:rPr>
-            </w:pPr>
-            <w:r>
-              <w:rPr>
-                <w:rFonts w:asciiTheme="minorHAnsi" w:eastAsia="Arial Unicode MS" w:hAnsiTheme="minorHAnsi" w:cstheme="minorHAnsi"/>
+              <w:pStyle w:val="Normal"/>
+              <w:rPr>
+                <w:rFonts w:ascii="Arial" w:hAnsi="Arial" w:cs="Arial" w:asciiTheme="minorHAnsi" w:cstheme="minorHAnsi" w:hAnsiTheme="minorHAnsi"/>
+              </w:rPr>
+            </w:pPr>
+            <w:r>
+              <w:rPr>
+                <w:rFonts w:eastAsia="Arial Unicode MS" w:cs="Arial" w:ascii="Arial" w:hAnsi="Arial" w:asciiTheme="minorHAnsi" w:cstheme="minorHAnsi" w:hAnsiTheme="minorHAnsi"/>
               </w:rPr>
               <w:t>13.</w:t>
             </w:r>
@@ -2412,24 +2282,24 @@
             <w:tcW w:w="3263" w:type="dxa"/>
             <w:tcBorders>
               <w:top w:val="single" w:sz="4" w:space="0" w:color="000000"/>
-              <w:left w:val="single" w:sz="4" w:space="0" w:color="000000"/>
+              <w:start w:val="single" w:sz="4" w:space="0" w:color="000000"/>
               <w:bottom w:val="single" w:sz="4" w:space="0" w:color="000000"/>
-              <w:right w:val="single" w:sz="4" w:space="0" w:color="000000"/>
+              <w:end w:val="single" w:sz="4" w:space="0" w:color="000000"/>
             </w:tcBorders>
             <w:vAlign w:val="center"/>
           </w:tcPr>
           <w:p>
             <w:pPr>
-              <w:pStyle w:val="a0"/>
+              <w:pStyle w:val="BodyText"/>
               <w:spacing w:before="60" w:after="60"/>
               <w:jc w:val="center"/>
               <w:rPr>
-                <w:rFonts w:asciiTheme="minorHAnsi" w:hAnsiTheme="minorHAnsi" w:cstheme="minorHAnsi"/>
-              </w:rPr>
-            </w:pPr>
-            <w:r>
-              <w:rPr>
-                <w:rFonts w:asciiTheme="minorHAnsi" w:hAnsiTheme="minorHAnsi" w:cstheme="minorHAnsi"/>
+                <w:rFonts w:ascii="Arial" w:hAnsi="Arial" w:cs="Arial" w:asciiTheme="minorHAnsi" w:cstheme="minorHAnsi" w:hAnsiTheme="minorHAnsi"/>
+              </w:rPr>
+            </w:pPr>
+            <w:r>
+              <w:rPr>
+                <w:rFonts w:cs="Arial" w:ascii="Arial" w:hAnsi="Arial" w:asciiTheme="minorHAnsi" w:cstheme="minorHAnsi" w:hAnsiTheme="minorHAnsi"/>
               </w:rPr>
               <w:t>Диапазон толщин сухого слоя, мкм</w:t>
             </w:r>
@@ -2440,23 +2310,24 @@
             <w:tcW w:w="6095" w:type="dxa"/>
             <w:tcBorders>
               <w:top w:val="single" w:sz="4" w:space="0" w:color="000000"/>
-              <w:left w:val="single" w:sz="4" w:space="0" w:color="000000"/>
+              <w:start w:val="single" w:sz="4" w:space="0" w:color="000000"/>
               <w:bottom w:val="single" w:sz="4" w:space="0" w:color="000000"/>
-              <w:right w:val="single" w:sz="4" w:space="0" w:color="000000"/>
+              <w:end w:val="single" w:sz="4" w:space="0" w:color="000000"/>
             </w:tcBorders>
             <w:vAlign w:val="center"/>
           </w:tcPr>
           <w:p>
             <w:pPr>
+              <w:pStyle w:val="Normal"/>
               <w:jc w:val="center"/>
               <w:rPr>
-                <w:rFonts w:asciiTheme="minorHAnsi" w:hAnsiTheme="minorHAnsi" w:cstheme="minorHAnsi"/>
+                <w:rFonts w:ascii="Arial" w:hAnsi="Arial" w:cs="Arial" w:asciiTheme="minorHAnsi" w:cstheme="minorHAnsi" w:hAnsiTheme="minorHAnsi"/>
                 <w:lang w:val="en-US"/>
               </w:rPr>
             </w:pPr>
             <w:r>
               <w:rPr>
-                <w:rFonts w:asciiTheme="minorHAnsi" w:hAnsiTheme="minorHAnsi" w:cstheme="minorHAnsi"/>
+                <w:rFonts w:cs="Arial" w:ascii="Arial" w:hAnsi="Arial" w:asciiTheme="minorHAnsi" w:cstheme="minorHAnsi" w:hAnsiTheme="minorHAnsi"/>
                 <w:lang w:val="en-US"/>
               </w:rPr>
               <w:t>{{application_layer1_dry_film_range?}}</w:t>
@@ -2466,37 +2337,37 @@
       </w:tr>
       <w:tr>
         <w:trPr>
-          <w:trHeight w:val="1210"/>
+          <w:trHeight w:val="1210" w:hRule="atLeast"/>
         </w:trPr>
         <w:tc>
           <w:tcPr>
             <w:tcW w:w="560" w:type="dxa"/>
             <w:tcBorders>
               <w:top w:val="single" w:sz="4" w:space="0" w:color="000000"/>
-              <w:left w:val="single" w:sz="4" w:space="0" w:color="000000"/>
+              <w:start w:val="single" w:sz="4" w:space="0" w:color="000000"/>
               <w:bottom w:val="single" w:sz="4" w:space="0" w:color="000000"/>
-              <w:right w:val="single" w:sz="4" w:space="0" w:color="000000"/>
+              <w:end w:val="single" w:sz="4" w:space="0" w:color="000000"/>
             </w:tcBorders>
             <w:vAlign w:val="center"/>
           </w:tcPr>
           <w:p>
             <w:pPr>
-              <w:pStyle w:val="a0"/>
+              <w:pStyle w:val="BodyText"/>
               <w:jc w:val="center"/>
               <w:rPr>
-                <w:rFonts w:asciiTheme="minorHAnsi" w:hAnsiTheme="minorHAnsi" w:cstheme="minorHAnsi"/>
-              </w:rPr>
-            </w:pPr>
-            <w:r>
-              <w:rPr>
-                <w:rFonts w:asciiTheme="minorHAnsi" w:hAnsiTheme="minorHAnsi" w:cstheme="minorHAnsi"/>
+                <w:rFonts w:ascii="Arial" w:hAnsi="Arial" w:cs="Arial" w:asciiTheme="minorHAnsi" w:cstheme="minorHAnsi" w:hAnsiTheme="minorHAnsi"/>
+              </w:rPr>
+            </w:pPr>
+            <w:r>
+              <w:rPr>
+                <w:rFonts w:cs="Arial" w:ascii="Arial" w:hAnsi="Arial" w:asciiTheme="minorHAnsi" w:cstheme="minorHAnsi" w:hAnsiTheme="minorHAnsi"/>
                 <w:lang w:val="en-US"/>
               </w:rPr>
               <w:t>1</w:t>
             </w:r>
             <w:r>
               <w:rPr>
-                <w:rFonts w:asciiTheme="minorHAnsi" w:hAnsiTheme="minorHAnsi" w:cstheme="minorHAnsi"/>
+                <w:rFonts w:cs="Arial" w:ascii="Arial" w:hAnsi="Arial" w:asciiTheme="minorHAnsi" w:cstheme="minorHAnsi" w:hAnsiTheme="minorHAnsi"/>
               </w:rPr>
               <w:t>4.</w:t>
             </w:r>
@@ -2507,24 +2378,24 @@
             <w:tcW w:w="3263" w:type="dxa"/>
             <w:tcBorders>
               <w:top w:val="single" w:sz="4" w:space="0" w:color="000000"/>
-              <w:left w:val="single" w:sz="4" w:space="0" w:color="000000"/>
+              <w:start w:val="single" w:sz="4" w:space="0" w:color="000000"/>
               <w:bottom w:val="single" w:sz="4" w:space="0" w:color="000000"/>
-              <w:right w:val="single" w:sz="4" w:space="0" w:color="000000"/>
+              <w:end w:val="single" w:sz="4" w:space="0" w:color="000000"/>
             </w:tcBorders>
             <w:vAlign w:val="center"/>
           </w:tcPr>
           <w:p>
             <w:pPr>
-              <w:pStyle w:val="a0"/>
+              <w:pStyle w:val="BodyText"/>
               <w:spacing w:before="60" w:after="60"/>
               <w:jc w:val="center"/>
               <w:rPr>
-                <w:rFonts w:asciiTheme="minorHAnsi" w:hAnsiTheme="minorHAnsi" w:cstheme="minorHAnsi"/>
-              </w:rPr>
-            </w:pPr>
-            <w:r>
-              <w:rPr>
-                <w:rFonts w:asciiTheme="minorHAnsi" w:hAnsiTheme="minorHAnsi" w:cstheme="minorHAnsi"/>
+                <w:rFonts w:ascii="Arial" w:hAnsi="Arial" w:cs="Arial" w:asciiTheme="minorHAnsi" w:cstheme="minorHAnsi" w:hAnsiTheme="minorHAnsi"/>
+              </w:rPr>
+            </w:pPr>
+            <w:r>
+              <w:rPr>
+                <w:rFonts w:cs="Arial" w:ascii="Arial" w:hAnsi="Arial" w:asciiTheme="minorHAnsi" w:cstheme="minorHAnsi" w:hAnsiTheme="minorHAnsi"/>
               </w:rPr>
               <w:t>Толщина сухого слоя, мкм среднее значение</w:t>
             </w:r>
@@ -2535,23 +2406,24 @@
             <w:tcW w:w="6095" w:type="dxa"/>
             <w:tcBorders>
               <w:top w:val="single" w:sz="4" w:space="0" w:color="000000"/>
-              <w:left w:val="single" w:sz="4" w:space="0" w:color="000000"/>
+              <w:start w:val="single" w:sz="4" w:space="0" w:color="000000"/>
               <w:bottom w:val="single" w:sz="4" w:space="0" w:color="000000"/>
-              <w:right w:val="single" w:sz="4" w:space="0" w:color="000000"/>
+              <w:end w:val="single" w:sz="4" w:space="0" w:color="000000"/>
             </w:tcBorders>
             <w:vAlign w:val="center"/>
           </w:tcPr>
           <w:p>
             <w:pPr>
+              <w:pStyle w:val="Normal"/>
               <w:jc w:val="center"/>
               <w:rPr>
-                <w:rFonts w:asciiTheme="minorHAnsi" w:hAnsiTheme="minorHAnsi" w:cstheme="minorHAnsi"/>
+                <w:rFonts w:ascii="Arial" w:hAnsi="Arial" w:cs="Arial" w:asciiTheme="minorHAnsi" w:cstheme="minorHAnsi" w:hAnsiTheme="minorHAnsi"/>
                 <w:lang w:val="en-US"/>
               </w:rPr>
             </w:pPr>
             <w:r>
               <w:rPr>
-                <w:rFonts w:asciiTheme="minorHAnsi" w:hAnsiTheme="minorHAnsi" w:cstheme="minorHAnsi"/>
+                <w:rFonts w:cs="Arial" w:ascii="Arial" w:hAnsi="Arial" w:asciiTheme="minorHAnsi" w:cstheme="minorHAnsi" w:hAnsiTheme="minorHAnsi"/>
                 <w:lang w:val="en-US"/>
               </w:rPr>
               <w:t>{{application_layer1_dry_film_mean?}}</w:t>
@@ -2561,30 +2433,30 @@
       </w:tr>
       <w:tr>
         <w:trPr>
-          <w:trHeight w:val="1210"/>
+          <w:trHeight w:val="1210" w:hRule="atLeast"/>
         </w:trPr>
         <w:tc>
           <w:tcPr>
             <w:tcW w:w="560" w:type="dxa"/>
             <w:tcBorders>
               <w:top w:val="single" w:sz="4" w:space="0" w:color="000000"/>
-              <w:left w:val="single" w:sz="4" w:space="0" w:color="000000"/>
+              <w:start w:val="single" w:sz="4" w:space="0" w:color="000000"/>
               <w:bottom w:val="single" w:sz="4" w:space="0" w:color="000000"/>
-              <w:right w:val="single" w:sz="4" w:space="0" w:color="000000"/>
+              <w:end w:val="single" w:sz="4" w:space="0" w:color="000000"/>
             </w:tcBorders>
             <w:vAlign w:val="center"/>
           </w:tcPr>
           <w:p>
             <w:pPr>
-              <w:pStyle w:val="a0"/>
+              <w:pStyle w:val="BodyText"/>
               <w:jc w:val="center"/>
               <w:rPr>
-                <w:rFonts w:asciiTheme="minorHAnsi" w:hAnsiTheme="minorHAnsi" w:cstheme="minorHAnsi"/>
-              </w:rPr>
-            </w:pPr>
-            <w:r>
-              <w:rPr>
-                <w:rFonts w:asciiTheme="minorHAnsi" w:hAnsiTheme="minorHAnsi" w:cstheme="minorHAnsi"/>
+                <w:rFonts w:ascii="Arial" w:hAnsi="Arial" w:cs="Arial" w:asciiTheme="minorHAnsi" w:cstheme="minorHAnsi" w:hAnsiTheme="minorHAnsi"/>
+              </w:rPr>
+            </w:pPr>
+            <w:r>
+              <w:rPr>
+                <w:rFonts w:cs="Arial" w:ascii="Arial" w:hAnsi="Arial" w:asciiTheme="minorHAnsi" w:cstheme="minorHAnsi" w:hAnsiTheme="minorHAnsi"/>
               </w:rPr>
               <w:t>15.</w:t>
             </w:r>
@@ -2595,24 +2467,24 @@
             <w:tcW w:w="3263" w:type="dxa"/>
             <w:tcBorders>
               <w:top w:val="single" w:sz="4" w:space="0" w:color="000000"/>
-              <w:left w:val="single" w:sz="4" w:space="0" w:color="000000"/>
+              <w:start w:val="single" w:sz="4" w:space="0" w:color="000000"/>
               <w:bottom w:val="single" w:sz="4" w:space="0" w:color="000000"/>
-              <w:right w:val="single" w:sz="4" w:space="0" w:color="000000"/>
+              <w:end w:val="single" w:sz="4" w:space="0" w:color="000000"/>
             </w:tcBorders>
             <w:vAlign w:val="center"/>
           </w:tcPr>
           <w:p>
             <w:pPr>
-              <w:pStyle w:val="a0"/>
+              <w:pStyle w:val="BodyText"/>
               <w:spacing w:before="60" w:after="60"/>
               <w:jc w:val="center"/>
               <w:rPr>
-                <w:rFonts w:asciiTheme="minorHAnsi" w:hAnsiTheme="minorHAnsi" w:cstheme="minorHAnsi"/>
-              </w:rPr>
-            </w:pPr>
-            <w:r>
-              <w:rPr>
-                <w:rFonts w:asciiTheme="minorHAnsi" w:hAnsiTheme="minorHAnsi" w:cstheme="minorHAnsi"/>
+                <w:rFonts w:ascii="Arial" w:hAnsi="Arial" w:cs="Arial" w:asciiTheme="minorHAnsi" w:cstheme="minorHAnsi" w:hAnsiTheme="minorHAnsi"/>
+              </w:rPr>
+            </w:pPr>
+            <w:r>
+              <w:rPr>
+                <w:rFonts w:cs="Arial" w:ascii="Arial" w:hAnsi="Arial" w:asciiTheme="minorHAnsi" w:cstheme="minorHAnsi" w:hAnsiTheme="minorHAnsi"/>
               </w:rPr>
               <w:t>ВИК</w:t>
             </w:r>
@@ -2623,22 +2495,23 @@
             <w:tcW w:w="6095" w:type="dxa"/>
             <w:tcBorders>
               <w:top w:val="single" w:sz="4" w:space="0" w:color="000000"/>
-              <w:left w:val="single" w:sz="4" w:space="0" w:color="000000"/>
+              <w:start w:val="single" w:sz="4" w:space="0" w:color="000000"/>
               <w:bottom w:val="single" w:sz="4" w:space="0" w:color="000000"/>
-              <w:right w:val="single" w:sz="4" w:space="0" w:color="000000"/>
+              <w:end w:val="single" w:sz="4" w:space="0" w:color="000000"/>
             </w:tcBorders>
             <w:vAlign w:val="center"/>
           </w:tcPr>
           <w:p>
             <w:pPr>
+              <w:pStyle w:val="Normal"/>
               <w:jc w:val="center"/>
               <w:rPr>
-                <w:rFonts w:asciiTheme="minorHAnsi" w:hAnsiTheme="minorHAnsi" w:cstheme="minorHAnsi"/>
-              </w:rPr>
-            </w:pPr>
-            <w:r>
-              <w:rPr>
-                <w:rFonts w:asciiTheme="minorHAnsi" w:hAnsiTheme="minorHAnsi" w:cstheme="minorHAnsi"/>
+                <w:rFonts w:ascii="Arial" w:hAnsi="Arial" w:cs="Arial" w:asciiTheme="minorHAnsi" w:cstheme="minorHAnsi" w:hAnsiTheme="minorHAnsi"/>
+              </w:rPr>
+            </w:pPr>
+            <w:r>
+              <w:rPr>
+                <w:rFonts w:cs="Arial" w:ascii="Arial" w:hAnsi="Arial" w:asciiTheme="minorHAnsi" w:cstheme="minorHAnsi" w:hAnsiTheme="minorHAnsi"/>
               </w:rPr>
               <w:t>{{application_layer1_visual_control?}}</w:t>
             </w:r>
@@ -2647,32 +2520,31 @@
       </w:tr>
       <w:tr>
         <w:trPr>
-          <w:trHeight w:val="1210"/>
+          <w:trHeight w:val="1210" w:hRule="atLeast"/>
         </w:trPr>
         <w:tc>
           <w:tcPr>
             <w:tcW w:w="560" w:type="dxa"/>
             <w:tcBorders>
               <w:top w:val="single" w:sz="4" w:space="0" w:color="000000"/>
-              <w:left w:val="single" w:sz="4" w:space="0" w:color="000000"/>
+              <w:start w:val="single" w:sz="4" w:space="0" w:color="000000"/>
               <w:bottom w:val="single" w:sz="4" w:space="0" w:color="000000"/>
-              <w:right w:val="single" w:sz="4" w:space="0" w:color="000000"/>
+              <w:end w:val="single" w:sz="4" w:space="0" w:color="000000"/>
             </w:tcBorders>
             <w:vAlign w:val="center"/>
           </w:tcPr>
           <w:p>
             <w:pPr>
-              <w:pStyle w:val="a0"/>
+              <w:pStyle w:val="BodyText"/>
               <w:jc w:val="center"/>
               <w:rPr>
-                <w:rFonts w:asciiTheme="minorHAnsi" w:hAnsiTheme="minorHAnsi" w:cstheme="minorHAnsi"/>
-              </w:rPr>
-            </w:pPr>
-            <w:r>
-              <w:rPr>
-                <w:rFonts w:asciiTheme="minorHAnsi" w:hAnsiTheme="minorHAnsi" w:cstheme="minorHAnsi"/>
-              </w:rPr>
-              <w:lastRenderedPageBreak/>
+                <w:rFonts w:ascii="Arial" w:hAnsi="Arial" w:cs="Arial" w:asciiTheme="minorHAnsi" w:cstheme="minorHAnsi" w:hAnsiTheme="minorHAnsi"/>
+              </w:rPr>
+            </w:pPr>
+            <w:r>
+              <w:rPr>
+                <w:rFonts w:cs="Arial" w:ascii="Arial" w:hAnsi="Arial" w:asciiTheme="minorHAnsi" w:cstheme="minorHAnsi" w:hAnsiTheme="minorHAnsi"/>
+              </w:rPr>
               <w:t>16.</w:t>
             </w:r>
           </w:p>
@@ -2682,24 +2554,24 @@
             <w:tcW w:w="3263" w:type="dxa"/>
             <w:tcBorders>
               <w:top w:val="single" w:sz="4" w:space="0" w:color="000000"/>
-              <w:left w:val="single" w:sz="4" w:space="0" w:color="000000"/>
+              <w:start w:val="single" w:sz="4" w:space="0" w:color="000000"/>
               <w:bottom w:val="single" w:sz="4" w:space="0" w:color="000000"/>
-              <w:right w:val="single" w:sz="4" w:space="0" w:color="000000"/>
+              <w:end w:val="single" w:sz="4" w:space="0" w:color="000000"/>
             </w:tcBorders>
             <w:vAlign w:val="center"/>
           </w:tcPr>
           <w:p>
             <w:pPr>
-              <w:pStyle w:val="a0"/>
+              <w:pStyle w:val="BodyText"/>
               <w:spacing w:before="60" w:after="60"/>
               <w:jc w:val="center"/>
               <w:rPr>
-                <w:rFonts w:asciiTheme="minorHAnsi" w:hAnsiTheme="minorHAnsi" w:cstheme="minorHAnsi"/>
-              </w:rPr>
-            </w:pPr>
-            <w:r>
-              <w:rPr>
-                <w:rFonts w:asciiTheme="minorHAnsi" w:hAnsiTheme="minorHAnsi" w:cstheme="minorHAnsi"/>
+                <w:rFonts w:ascii="Arial" w:hAnsi="Arial" w:cs="Arial" w:asciiTheme="minorHAnsi" w:cstheme="minorHAnsi" w:hAnsiTheme="minorHAnsi"/>
+              </w:rPr>
+            </w:pPr>
+            <w:r>
+              <w:rPr>
+                <w:rFonts w:cs="Arial" w:ascii="Arial" w:hAnsi="Arial" w:asciiTheme="minorHAnsi" w:cstheme="minorHAnsi" w:hAnsiTheme="minorHAnsi"/>
               </w:rPr>
               <w:t>Примечание</w:t>
             </w:r>
@@ -2710,22 +2582,23 @@
             <w:tcW w:w="6095" w:type="dxa"/>
             <w:tcBorders>
               <w:top w:val="single" w:sz="4" w:space="0" w:color="000000"/>
-              <w:left w:val="single" w:sz="4" w:space="0" w:color="000000"/>
+              <w:start w:val="single" w:sz="4" w:space="0" w:color="000000"/>
               <w:bottom w:val="single" w:sz="4" w:space="0" w:color="000000"/>
-              <w:right w:val="single" w:sz="4" w:space="0" w:color="000000"/>
+              <w:end w:val="single" w:sz="4" w:space="0" w:color="000000"/>
             </w:tcBorders>
             <w:vAlign w:val="center"/>
           </w:tcPr>
           <w:p>
             <w:pPr>
+              <w:pStyle w:val="Normal"/>
               <w:jc w:val="center"/>
               <w:rPr>
-                <w:rFonts w:asciiTheme="minorHAnsi" w:hAnsiTheme="minorHAnsi" w:cstheme="minorHAnsi"/>
-              </w:rPr>
-            </w:pPr>
-            <w:r>
-              <w:rPr>
-                <w:rFonts w:asciiTheme="minorHAnsi" w:hAnsiTheme="minorHAnsi" w:cstheme="minorHAnsi"/>
+                <w:rFonts w:ascii="Arial" w:hAnsi="Arial" w:cs="Arial" w:asciiTheme="minorHAnsi" w:cstheme="minorHAnsi" w:hAnsiTheme="minorHAnsi"/>
+              </w:rPr>
+            </w:pPr>
+            <w:r>
+              <w:rPr>
+                <w:rFonts w:cs="Arial" w:ascii="Arial" w:hAnsi="Arial" w:asciiTheme="minorHAnsi" w:cstheme="minorHAnsi" w:hAnsiTheme="minorHAnsi"/>
                 <w:lang w:val="en-US"/>
               </w:rPr>
               <w:t>{{application_layer1_note?}} {{application_layer2_note?}}</w:t>
@@ -2736,28 +2609,33 @@
     </w:tbl>
     <w:p>
       <w:pPr>
-        <w:pStyle w:val="a0"/>
+        <w:pStyle w:val="BodyText"/>
         <w:spacing w:before="120" w:after="120"/>
         <w:jc w:val="both"/>
         <w:rPr>
-          <w:rFonts w:asciiTheme="minorHAnsi" w:hAnsiTheme="minorHAnsi" w:cstheme="minorHAnsi"/>
-        </w:rPr>
-      </w:pPr>
+          <w:rFonts w:ascii="Arial" w:hAnsi="Arial" w:cs="Arial" w:asciiTheme="minorHAnsi" w:cstheme="minorHAnsi" w:hAnsiTheme="minorHAnsi"/>
+        </w:rPr>
+      </w:pPr>
+      <w:r>
+        <w:rPr>
+          <w:rFonts w:cs="Arial" w:cstheme="minorHAnsi" w:ascii="Arial" w:hAnsi="Arial"/>
+        </w:rPr>
+      </w:r>
     </w:p>
     <w:p>
       <w:pPr>
-        <w:pStyle w:val="a0"/>
+        <w:pStyle w:val="BodyText"/>
         <w:spacing w:before="120" w:after="120"/>
         <w:jc w:val="both"/>
         <w:rPr>
-          <w:rFonts w:asciiTheme="minorHAnsi" w:hAnsiTheme="minorHAnsi" w:cstheme="minorHAnsi"/>
+          <w:rFonts w:ascii="Arial" w:hAnsi="Arial" w:cs="Arial" w:asciiTheme="minorHAnsi" w:cstheme="minorHAnsi" w:hAnsiTheme="minorHAnsi"/>
           <w:b/>
           <w:bCs/>
         </w:rPr>
       </w:pPr>
       <w:r>
         <w:rPr>
-          <w:rFonts w:asciiTheme="minorHAnsi" w:hAnsiTheme="minorHAnsi" w:cstheme="minorHAnsi"/>
+          <w:rFonts w:cs="Arial" w:ascii="Arial" w:hAnsi="Arial" w:asciiTheme="minorHAnsi" w:cstheme="minorHAnsi" w:hAnsiTheme="minorHAnsi"/>
           <w:b/>
           <w:bCs/>
         </w:rPr>
@@ -2766,92 +2644,58 @@
     </w:p>
     <w:p>
       <w:pPr>
-        <w:pStyle w:val="a0"/>
+        <w:pStyle w:val="BodyText"/>
         <w:spacing w:before="120" w:after="120"/>
         <w:jc w:val="both"/>
         <w:rPr>
-          <w:rFonts w:asciiTheme="minorHAnsi" w:hAnsiTheme="minorHAnsi" w:cstheme="minorHAnsi"/>
-        </w:rPr>
-      </w:pPr>
-      <w:r>
-        <w:rPr>
-          <w:rStyle w:val="a7"/>
-          <w:rFonts w:asciiTheme="minorHAnsi" w:hAnsiTheme="minorHAnsi" w:cstheme="minorHAnsi"/>
-        </w:rPr>
-        <w:t>{{</w:t>
-      </w:r>
-      <w:proofErr w:type="spellStart"/>
-      <w:r>
-        <w:rPr>
-          <w:rStyle w:val="a7"/>
-          <w:rFonts w:asciiTheme="minorHAnsi" w:hAnsiTheme="minorHAnsi" w:cstheme="minorHAnsi"/>
-        </w:rPr>
-        <w:t>process</w:t>
-      </w:r>
-      <w:proofErr w:type="spellEnd"/>
-      <w:r>
-        <w:rPr>
-          <w:rStyle w:val="a7"/>
-          <w:rFonts w:asciiTheme="minorHAnsi" w:hAnsiTheme="minorHAnsi" w:cstheme="minorHAnsi"/>
-        </w:rPr>
-        <w:t>}}</w:t>
+          <w:rFonts w:ascii="Arial" w:hAnsi="Arial" w:cs="Arial" w:asciiTheme="minorHAnsi" w:cstheme="minorHAnsi" w:hAnsiTheme="minorHAnsi"/>
+        </w:rPr>
+      </w:pPr>
+      <w:r>
+        <w:rPr>
+          <w:rStyle w:val="PageNumber"/>
+          <w:rFonts w:cs="Arial" w:ascii="Arial" w:hAnsi="Arial" w:asciiTheme="minorHAnsi" w:cstheme="minorHAnsi" w:hAnsiTheme="minorHAnsi"/>
+        </w:rPr>
+        <w:t>{{process?}}</w:t>
       </w:r>
     </w:p>
     <w:p>
       <w:pPr>
-        <w:pStyle w:val="a0"/>
+        <w:pStyle w:val="BodyText"/>
         <w:numPr>
           <w:ilvl w:val="0"/>
           <w:numId w:val="3"/>
         </w:numPr>
         <w:spacing w:before="120" w:after="120"/>
-        <w:ind w:left="0" w:firstLine="0"/>
+        <w:ind w:hanging="0" w:start="0"/>
         <w:jc w:val="both"/>
         <w:rPr>
-          <w:rFonts w:asciiTheme="minorHAnsi" w:hAnsiTheme="minorHAnsi" w:cstheme="minorHAnsi"/>
-        </w:rPr>
-      </w:pPr>
-      <w:r>
-        <w:rPr>
-          <w:rStyle w:val="a7"/>
-          <w:rFonts w:asciiTheme="minorHAnsi" w:hAnsiTheme="minorHAnsi" w:cstheme="minorHAnsi"/>
-        </w:rPr>
-        <w:t>{{</w:t>
-      </w:r>
-      <w:proofErr w:type="spellStart"/>
-      <w:proofErr w:type="gramStart"/>
-      <w:r>
-        <w:rPr>
-          <w:rStyle w:val="a7"/>
-          <w:rFonts w:asciiTheme="minorHAnsi" w:hAnsiTheme="minorHAnsi" w:cstheme="minorHAnsi"/>
-        </w:rPr>
-        <w:t>process.description</w:t>
-      </w:r>
-      <w:proofErr w:type="spellEnd"/>
-      <w:proofErr w:type="gramEnd"/>
-      <w:r>
-        <w:rPr>
-          <w:rStyle w:val="a7"/>
-          <w:rFonts w:asciiTheme="minorHAnsi" w:hAnsiTheme="minorHAnsi" w:cstheme="minorHAnsi"/>
-        </w:rPr>
-        <w:t>}}</w:t>
+          <w:rFonts w:ascii="Arial" w:hAnsi="Arial" w:cs="Arial" w:asciiTheme="minorHAnsi" w:cstheme="minorHAnsi" w:hAnsiTheme="minorHAnsi"/>
+        </w:rPr>
+      </w:pPr>
+      <w:r>
+        <w:rPr>
+          <w:rStyle w:val="PageNumber"/>
+          <w:rFonts w:cs="Arial" w:ascii="Arial" w:hAnsi="Arial" w:asciiTheme="minorHAnsi" w:cstheme="minorHAnsi" w:hAnsiTheme="minorHAnsi"/>
+        </w:rPr>
+        <w:t>{{process.description}}</w:t>
       </w:r>
     </w:p>
     <w:p>
       <w:pPr>
-        <w:pStyle w:val="a0"/>
+        <w:pStyle w:val="BodyText"/>
         <w:spacing w:before="120" w:after="120"/>
         <w:jc w:val="both"/>
         <w:rPr>
-          <w:rStyle w:val="a7"/>
-          <w:rFonts w:asciiTheme="minorHAnsi" w:hAnsiTheme="minorHAnsi" w:cstheme="minorHAnsi"/>
+          <w:rStyle w:val="PageNumber"/>
+          <w:rFonts w:ascii="Arial" w:hAnsi="Arial" w:cs="Arial" w:asciiTheme="minorHAnsi" w:cstheme="minorHAnsi" w:hAnsiTheme="minorHAnsi"/>
           <w:lang w:val="en-US"/>
         </w:rPr>
       </w:pPr>
       <w:r>
         <w:rPr>
-          <w:rStyle w:val="a7"/>
-          <w:rFonts w:asciiTheme="minorHAnsi" w:hAnsiTheme="minorHAnsi" w:cstheme="minorHAnsi"/>
+          <w:rStyle w:val="PageNumber"/>
+          <w:rFonts w:cs="Arial" w:ascii="Arial" w:hAnsi="Arial" w:asciiTheme="minorHAnsi" w:cstheme="minorHAnsi" w:hAnsiTheme="minorHAnsi"/>
           <w:b/>
           <w:bCs/>
         </w:rPr>
@@ -2859,87 +2703,58 @@
       </w:r>
       <w:r>
         <w:rPr>
-          <w:rStyle w:val="a7"/>
-          <w:rFonts w:asciiTheme="minorHAnsi" w:hAnsiTheme="minorHAnsi" w:cstheme="minorHAnsi"/>
-        </w:rPr>
-        <w:t>{{</w:t>
-      </w:r>
-      <w:proofErr w:type="spellStart"/>
-      <w:proofErr w:type="gramStart"/>
-      <w:r>
-        <w:rPr>
-          <w:rStyle w:val="a7"/>
-          <w:rFonts w:asciiTheme="minorHAnsi" w:hAnsiTheme="minorHAnsi" w:cstheme="minorHAnsi"/>
-        </w:rPr>
-        <w:t>process.action</w:t>
-      </w:r>
-      <w:proofErr w:type="spellEnd"/>
-      <w:proofErr w:type="gramEnd"/>
-      <w:r>
-        <w:rPr>
-          <w:rStyle w:val="a7"/>
-          <w:rFonts w:asciiTheme="minorHAnsi" w:hAnsiTheme="minorHAnsi" w:cstheme="minorHAnsi"/>
-        </w:rPr>
-        <w:t>}}</w:t>
+          <w:rStyle w:val="PageNumber"/>
+          <w:rFonts w:cs="Arial" w:ascii="Arial" w:hAnsi="Arial" w:asciiTheme="minorHAnsi" w:cstheme="minorHAnsi" w:hAnsiTheme="minorHAnsi"/>
+        </w:rPr>
+        <w:t>{{process.action}}</w:t>
       </w:r>
     </w:p>
     <w:p>
       <w:pPr>
-        <w:pStyle w:val="a0"/>
+        <w:pStyle w:val="BodyText"/>
         <w:spacing w:before="120" w:after="120"/>
         <w:jc w:val="both"/>
         <w:rPr>
-          <w:rFonts w:asciiTheme="minorHAnsi" w:hAnsiTheme="minorHAnsi" w:cstheme="minorHAnsi"/>
-        </w:rPr>
-      </w:pPr>
-      <w:r>
-        <w:rPr>
-          <w:rStyle w:val="a7"/>
-          <w:rFonts w:asciiTheme="minorHAnsi" w:hAnsiTheme="minorHAnsi" w:cstheme="minorHAnsi"/>
-        </w:rPr>
-        <w:t>{{/</w:t>
-      </w:r>
-      <w:proofErr w:type="spellStart"/>
-      <w:r>
-        <w:rPr>
-          <w:rStyle w:val="a7"/>
-          <w:rFonts w:asciiTheme="minorHAnsi" w:hAnsiTheme="minorHAnsi" w:cstheme="minorHAnsi"/>
-        </w:rPr>
-        <w:t>process</w:t>
-      </w:r>
-      <w:proofErr w:type="spellEnd"/>
-      <w:r>
-        <w:rPr>
-          <w:rStyle w:val="a7"/>
-          <w:rFonts w:asciiTheme="minorHAnsi" w:hAnsiTheme="minorHAnsi" w:cstheme="minorHAnsi"/>
-        </w:rPr>
-        <w:t>}}</w:t>
+          <w:rFonts w:ascii="Arial" w:hAnsi="Arial" w:cs="Arial" w:asciiTheme="minorHAnsi" w:cstheme="minorHAnsi" w:hAnsiTheme="minorHAnsi"/>
+        </w:rPr>
+      </w:pPr>
+      <w:r>
+        <w:rPr>
+          <w:rStyle w:val="PageNumber"/>
+          <w:rFonts w:cs="Arial" w:ascii="Arial" w:hAnsi="Arial" w:asciiTheme="minorHAnsi" w:cstheme="minorHAnsi" w:hAnsiTheme="minorHAnsi"/>
+        </w:rPr>
+        <w:t>{{/process?}}</w:t>
       </w:r>
     </w:p>
     <w:p>
       <w:pPr>
-        <w:pStyle w:val="a0"/>
-        <w:spacing w:after="120"/>
+        <w:pStyle w:val="BodyText"/>
+        <w:spacing w:before="0" w:after="120"/>
         <w:jc w:val="both"/>
         <w:rPr>
-          <w:rFonts w:asciiTheme="minorHAnsi" w:eastAsia="Verdana" w:hAnsiTheme="minorHAnsi" w:cstheme="minorHAnsi"/>
-        </w:rPr>
-      </w:pPr>
+          <w:rFonts w:ascii="Arial" w:hAnsi="Arial" w:eastAsia="Verdana" w:cs="Arial" w:asciiTheme="minorHAnsi" w:cstheme="minorHAnsi" w:hAnsiTheme="minorHAnsi"/>
+        </w:rPr>
+      </w:pPr>
+      <w:r>
+        <w:rPr>
+          <w:rFonts w:eastAsia="Verdana" w:cs="Arial" w:cstheme="minorHAnsi" w:ascii="Arial" w:hAnsi="Arial"/>
+        </w:rPr>
+      </w:r>
     </w:p>
     <w:p>
       <w:pPr>
-        <w:pStyle w:val="a0"/>
+        <w:pStyle w:val="BodyText"/>
         <w:spacing w:before="240" w:after="120"/>
         <w:jc w:val="both"/>
         <w:rPr>
-          <w:rFonts w:asciiTheme="minorHAnsi" w:hAnsiTheme="minorHAnsi" w:cstheme="minorHAnsi"/>
+          <w:rFonts w:ascii="Arial" w:hAnsi="Arial" w:cs="Arial" w:asciiTheme="minorHAnsi" w:cstheme="minorHAnsi" w:hAnsiTheme="minorHAnsi"/>
           <w:b/>
           <w:bCs/>
         </w:rPr>
       </w:pPr>
       <w:r>
         <w:rPr>
-          <w:rFonts w:asciiTheme="minorHAnsi" w:hAnsiTheme="minorHAnsi" w:cstheme="minorHAnsi"/>
+          <w:rFonts w:cs="Arial" w:ascii="Arial" w:hAnsi="Arial" w:asciiTheme="minorHAnsi" w:cstheme="minorHAnsi" w:hAnsiTheme="minorHAnsi"/>
           <w:b/>
           <w:bCs/>
         </w:rPr>
@@ -2948,139 +2763,102 @@
     </w:p>
     <w:p>
       <w:pPr>
-        <w:pStyle w:val="a0"/>
+        <w:pStyle w:val="BodyText"/>
         <w:spacing w:before="120" w:after="120"/>
         <w:jc w:val="both"/>
         <w:rPr>
-          <w:rFonts w:asciiTheme="minorHAnsi" w:hAnsiTheme="minorHAnsi" w:cstheme="minorHAnsi"/>
-        </w:rPr>
-      </w:pPr>
-      <w:r>
-        <w:rPr>
-          <w:rFonts w:asciiTheme="minorHAnsi" w:hAnsiTheme="minorHAnsi" w:cstheme="minorHAnsi"/>
+          <w:rFonts w:ascii="Arial" w:hAnsi="Arial" w:cs="Arial" w:asciiTheme="minorHAnsi" w:cstheme="minorHAnsi" w:hAnsiTheme="minorHAnsi"/>
+        </w:rPr>
+      </w:pPr>
+      <w:r>
+        <w:rPr>
+          <w:rFonts w:cs="Arial" w:ascii="Arial" w:hAnsi="Arial" w:asciiTheme="minorHAnsi" w:cstheme="minorHAnsi" w:hAnsiTheme="minorHAnsi"/>
         </w:rPr>
         <w:t>С целью повышения качества выполнения работ по антикоррозионной защите и стабильности результата рекомендуется рассмотреть следующие мероприятия:</w:t>
       </w:r>
     </w:p>
     <w:p>
       <w:pPr>
-        <w:pStyle w:val="a0"/>
+        <w:pStyle w:val="BodyText"/>
         <w:spacing w:before="120" w:after="120"/>
         <w:jc w:val="both"/>
         <w:rPr>
-          <w:rFonts w:asciiTheme="minorHAnsi" w:hAnsiTheme="minorHAnsi" w:cstheme="minorHAnsi"/>
-        </w:rPr>
-      </w:pPr>
-      <w:r>
-        <w:rPr>
-          <w:rFonts w:asciiTheme="minorHAnsi" w:hAnsiTheme="minorHAnsi" w:cstheme="minorHAnsi"/>
-        </w:rPr>
-        <w:t>{{</w:t>
-      </w:r>
-      <w:proofErr w:type="spellStart"/>
-      <w:r>
-        <w:rPr>
-          <w:rFonts w:asciiTheme="minorHAnsi" w:hAnsiTheme="minorHAnsi" w:cstheme="minorHAnsi"/>
-        </w:rPr>
-        <w:t>recommendations</w:t>
-      </w:r>
-      <w:proofErr w:type="spellEnd"/>
-      <w:r>
-        <w:rPr>
-          <w:rFonts w:asciiTheme="minorHAnsi" w:hAnsiTheme="minorHAnsi" w:cstheme="minorHAnsi"/>
-        </w:rPr>
-        <w:t>}}</w:t>
+          <w:rFonts w:ascii="Arial" w:hAnsi="Arial" w:cs="Arial" w:asciiTheme="minorHAnsi" w:cstheme="minorHAnsi" w:hAnsiTheme="minorHAnsi"/>
+        </w:rPr>
+      </w:pPr>
+      <w:r>
+        <w:rPr>
+          <w:rFonts w:cs="Arial" w:ascii="Arial" w:hAnsi="Arial" w:asciiTheme="minorHAnsi" w:cstheme="minorHAnsi" w:hAnsiTheme="minorHAnsi"/>
+        </w:rPr>
+        <w:t>{{recommendations?}}</w:t>
       </w:r>
     </w:p>
     <w:p>
       <w:pPr>
-        <w:pStyle w:val="a0"/>
+        <w:pStyle w:val="BodyText"/>
         <w:numPr>
           <w:ilvl w:val="0"/>
           <w:numId w:val="4"/>
         </w:numPr>
         <w:spacing w:before="120" w:after="120"/>
-        <w:ind w:left="567" w:hanging="567"/>
+        <w:ind w:hanging="567" w:start="567"/>
         <w:jc w:val="both"/>
         <w:rPr>
-          <w:rFonts w:asciiTheme="minorHAnsi" w:hAnsiTheme="minorHAnsi" w:cstheme="minorHAnsi"/>
-        </w:rPr>
-      </w:pPr>
-      <w:r>
-        <w:rPr>
-          <w:rFonts w:asciiTheme="minorHAnsi" w:hAnsiTheme="minorHAnsi" w:cstheme="minorHAnsi"/>
-        </w:rPr>
-        <w:t>{{</w:t>
-      </w:r>
-      <w:proofErr w:type="spellStart"/>
-      <w:r>
-        <w:rPr>
-          <w:rFonts w:asciiTheme="minorHAnsi" w:hAnsiTheme="minorHAnsi" w:cstheme="minorHAnsi"/>
-        </w:rPr>
-        <w:t>recommendations.text</w:t>
-      </w:r>
-      <w:proofErr w:type="spellEnd"/>
-      <w:r>
-        <w:rPr>
-          <w:rFonts w:asciiTheme="minorHAnsi" w:hAnsiTheme="minorHAnsi" w:cstheme="minorHAnsi"/>
-        </w:rPr>
-        <w:t>}}</w:t>
+          <w:rFonts w:ascii="Arial" w:hAnsi="Arial" w:cs="Arial" w:asciiTheme="minorHAnsi" w:cstheme="minorHAnsi" w:hAnsiTheme="minorHAnsi"/>
+        </w:rPr>
+      </w:pPr>
+      <w:r>
+        <w:rPr>
+          <w:rFonts w:cs="Arial" w:ascii="Arial" w:hAnsi="Arial" w:asciiTheme="minorHAnsi" w:cstheme="minorHAnsi" w:hAnsiTheme="minorHAnsi"/>
+        </w:rPr>
+        <w:t>{{recommendations.text}}</w:t>
       </w:r>
     </w:p>
     <w:p>
       <w:pPr>
-        <w:pStyle w:val="a0"/>
+        <w:pStyle w:val="BodyText"/>
         <w:spacing w:before="120" w:after="120"/>
         <w:jc w:val="both"/>
         <w:rPr>
-          <w:rFonts w:asciiTheme="minorHAnsi" w:hAnsiTheme="minorHAnsi" w:cstheme="minorHAnsi"/>
-        </w:rPr>
-      </w:pPr>
-      <w:r>
-        <w:rPr>
-          <w:rFonts w:asciiTheme="minorHAnsi" w:hAnsiTheme="minorHAnsi" w:cstheme="minorHAnsi"/>
-        </w:rPr>
-        <w:t>{{/</w:t>
-      </w:r>
-      <w:proofErr w:type="spellStart"/>
-      <w:r>
-        <w:rPr>
-          <w:rFonts w:asciiTheme="minorHAnsi" w:hAnsiTheme="minorHAnsi" w:cstheme="minorHAnsi"/>
-        </w:rPr>
-        <w:t>recommendations</w:t>
-      </w:r>
-      <w:proofErr w:type="spellEnd"/>
-      <w:r>
-        <w:rPr>
-          <w:rFonts w:asciiTheme="minorHAnsi" w:hAnsiTheme="minorHAnsi" w:cstheme="minorHAnsi"/>
-        </w:rPr>
-        <w:t>}}</w:t>
+          <w:rFonts w:ascii="Arial" w:hAnsi="Arial" w:cs="Arial" w:asciiTheme="minorHAnsi" w:cstheme="minorHAnsi" w:hAnsiTheme="minorHAnsi"/>
+        </w:rPr>
+      </w:pPr>
+      <w:r>
+        <w:rPr>
+          <w:rFonts w:cs="Arial" w:ascii="Arial" w:hAnsi="Arial" w:asciiTheme="minorHAnsi" w:cstheme="minorHAnsi" w:hAnsiTheme="minorHAnsi"/>
+        </w:rPr>
+        <w:t>{{/recommendations?}}</w:t>
       </w:r>
     </w:p>
     <w:p>
       <w:pPr>
-        <w:pStyle w:val="a0"/>
-        <w:spacing w:after="120"/>
+        <w:pStyle w:val="BodyText"/>
+        <w:spacing w:before="0" w:after="120"/>
         <w:jc w:val="both"/>
         <w:rPr>
-          <w:rFonts w:asciiTheme="minorHAnsi" w:eastAsia="Verdana" w:hAnsiTheme="minorHAnsi" w:cstheme="minorHAnsi"/>
-        </w:rPr>
-      </w:pPr>
+          <w:rFonts w:ascii="Arial" w:hAnsi="Arial" w:eastAsia="Verdana" w:cs="Arial" w:asciiTheme="minorHAnsi" w:cstheme="minorHAnsi" w:hAnsiTheme="minorHAnsi"/>
+        </w:rPr>
+      </w:pPr>
+      <w:r>
+        <w:rPr>
+          <w:rFonts w:eastAsia="Verdana" w:cs="Arial" w:cstheme="minorHAnsi" w:ascii="Arial" w:hAnsi="Arial"/>
+        </w:rPr>
+      </w:r>
     </w:p>
     <w:p>
       <w:pPr>
-        <w:pStyle w:val="a0"/>
+        <w:pStyle w:val="BodyText"/>
         <w:spacing w:before="120" w:after="120"/>
         <w:jc w:val="both"/>
         <w:rPr>
-          <w:rFonts w:asciiTheme="minorHAnsi" w:hAnsiTheme="minorHAnsi" w:cstheme="minorHAnsi"/>
+          <w:rFonts w:ascii="Arial" w:hAnsi="Arial" w:cs="Arial" w:asciiTheme="minorHAnsi" w:cstheme="minorHAnsi" w:hAnsiTheme="minorHAnsi"/>
           <w:b/>
           <w:bCs/>
         </w:rPr>
       </w:pPr>
       <w:r>
         <w:rPr>
-          <w:rFonts w:asciiTheme="minorHAnsi" w:hAnsiTheme="minorHAnsi" w:cstheme="minorHAnsi"/>
+          <w:rFonts w:cs="Arial" w:ascii="Arial" w:hAnsi="Arial" w:asciiTheme="minorHAnsi" w:cstheme="minorHAnsi" w:hAnsiTheme="minorHAnsi"/>
           <w:b/>
           <w:bCs/>
         </w:rPr>
@@ -3089,222 +2867,157 @@
     </w:p>
     <w:p>
       <w:pPr>
-        <w:pStyle w:val="a0"/>
+        <w:pStyle w:val="BodyText"/>
         <w:spacing w:before="120" w:after="120"/>
         <w:jc w:val="both"/>
         <w:rPr>
-          <w:rFonts w:asciiTheme="minorHAnsi" w:hAnsiTheme="minorHAnsi" w:cstheme="minorHAnsi"/>
-        </w:rPr>
-      </w:pPr>
-      <w:r>
-        <w:rPr>
-          <w:rFonts w:asciiTheme="minorHAnsi" w:hAnsiTheme="minorHAnsi" w:cstheme="minorHAnsi"/>
-        </w:rPr>
-        <w:t>{{</w:t>
-      </w:r>
-      <w:proofErr w:type="spellStart"/>
-      <w:r>
-        <w:rPr>
-          <w:rFonts w:asciiTheme="minorHAnsi" w:hAnsiTheme="minorHAnsi" w:cstheme="minorHAnsi"/>
-        </w:rPr>
-        <w:t>conclusion</w:t>
-      </w:r>
-      <w:proofErr w:type="spellEnd"/>
-      <w:r>
-        <w:rPr>
-          <w:rFonts w:asciiTheme="minorHAnsi" w:hAnsiTheme="minorHAnsi" w:cstheme="minorHAnsi"/>
-        </w:rPr>
-        <w:t>}}</w:t>
+          <w:rFonts w:ascii="Arial" w:hAnsi="Arial" w:cs="Arial" w:asciiTheme="minorHAnsi" w:cstheme="minorHAnsi" w:hAnsiTheme="minorHAnsi"/>
+        </w:rPr>
+      </w:pPr>
+      <w:r>
+        <w:rPr>
+          <w:rFonts w:cs="Arial" w:ascii="Arial" w:hAnsi="Arial" w:asciiTheme="minorHAnsi" w:cstheme="minorHAnsi" w:hAnsiTheme="minorHAnsi"/>
+        </w:rPr>
+        <w:t>{{conclusion}}</w:t>
       </w:r>
     </w:p>
     <w:p>
       <w:pPr>
-        <w:pStyle w:val="a0"/>
+        <w:pStyle w:val="BodyText"/>
         <w:numPr>
           <w:ilvl w:val="0"/>
           <w:numId w:val="5"/>
         </w:numPr>
         <w:spacing w:before="120" w:after="120"/>
-        <w:ind w:left="567" w:hanging="567"/>
+        <w:ind w:hanging="567" w:start="567"/>
         <w:jc w:val="both"/>
         <w:rPr>
-          <w:rFonts w:asciiTheme="minorHAnsi" w:hAnsiTheme="minorHAnsi" w:cstheme="minorHAnsi"/>
-        </w:rPr>
-      </w:pPr>
-      <w:r>
-        <w:rPr>
-          <w:rFonts w:asciiTheme="minorHAnsi" w:hAnsiTheme="minorHAnsi" w:cstheme="minorHAnsi"/>
-        </w:rPr>
-        <w:t>{{</w:t>
-      </w:r>
-      <w:proofErr w:type="spellStart"/>
-      <w:r>
-        <w:rPr>
-          <w:rFonts w:asciiTheme="minorHAnsi" w:hAnsiTheme="minorHAnsi" w:cstheme="minorHAnsi"/>
-        </w:rPr>
-        <w:t>conclusion.text</w:t>
-      </w:r>
-      <w:proofErr w:type="spellEnd"/>
-      <w:r>
-        <w:rPr>
-          <w:rFonts w:asciiTheme="minorHAnsi" w:hAnsiTheme="minorHAnsi" w:cstheme="minorHAnsi"/>
-        </w:rPr>
-        <w:t>}}</w:t>
+          <w:rFonts w:ascii="Arial" w:hAnsi="Arial" w:cs="Arial" w:asciiTheme="minorHAnsi" w:cstheme="minorHAnsi" w:hAnsiTheme="minorHAnsi"/>
+        </w:rPr>
+      </w:pPr>
+      <w:r>
+        <w:rPr>
+          <w:rFonts w:cs="Arial" w:ascii="Arial" w:hAnsi="Arial" w:asciiTheme="minorHAnsi" w:cstheme="minorHAnsi" w:hAnsiTheme="minorHAnsi"/>
+        </w:rPr>
+        <w:t>{{conclusion.text}}</w:t>
       </w:r>
     </w:p>
     <w:p>
       <w:pPr>
-        <w:pStyle w:val="a0"/>
+        <w:pStyle w:val="BodyText"/>
         <w:spacing w:before="120" w:after="120"/>
         <w:jc w:val="both"/>
         <w:rPr>
-          <w:rFonts w:asciiTheme="minorHAnsi" w:hAnsiTheme="minorHAnsi" w:cstheme="minorHAnsi"/>
-        </w:rPr>
-      </w:pPr>
-      <w:r>
-        <w:rPr>
-          <w:rFonts w:asciiTheme="minorHAnsi" w:hAnsiTheme="minorHAnsi" w:cstheme="minorHAnsi"/>
-        </w:rPr>
-        <w:t>{{/</w:t>
-      </w:r>
-      <w:proofErr w:type="spellStart"/>
-      <w:r>
-        <w:rPr>
-          <w:rFonts w:asciiTheme="minorHAnsi" w:hAnsiTheme="minorHAnsi" w:cstheme="minorHAnsi"/>
-        </w:rPr>
-        <w:t>conclusion</w:t>
-      </w:r>
-      <w:proofErr w:type="spellEnd"/>
-      <w:r>
-        <w:rPr>
-          <w:rFonts w:asciiTheme="minorHAnsi" w:hAnsiTheme="minorHAnsi" w:cstheme="minorHAnsi"/>
-        </w:rPr>
-        <w:t>}}</w:t>
+          <w:rFonts w:ascii="Arial" w:hAnsi="Arial" w:cs="Arial" w:asciiTheme="minorHAnsi" w:cstheme="minorHAnsi" w:hAnsiTheme="minorHAnsi"/>
+        </w:rPr>
+      </w:pPr>
+      <w:r>
+        <w:rPr>
+          <w:rFonts w:cs="Arial" w:ascii="Arial" w:hAnsi="Arial" w:asciiTheme="minorHAnsi" w:cstheme="minorHAnsi" w:hAnsiTheme="minorHAnsi"/>
+        </w:rPr>
+        <w:t>{{/conclusion}}</w:t>
       </w:r>
     </w:p>
     <w:p>
       <w:pPr>
-        <w:pStyle w:val="a0"/>
+        <w:pStyle w:val="BodyText"/>
         <w:spacing w:before="120" w:after="120"/>
         <w:jc w:val="both"/>
         <w:rPr>
-          <w:rFonts w:asciiTheme="minorHAnsi" w:hAnsiTheme="minorHAnsi" w:cstheme="minorHAnsi"/>
+          <w:rFonts w:ascii="Arial" w:hAnsi="Arial" w:cs="Arial" w:asciiTheme="minorHAnsi" w:cstheme="minorHAnsi" w:hAnsiTheme="minorHAnsi"/>
           <w:b/>
           <w:bCs/>
         </w:rPr>
       </w:pPr>
+      <w:r>
+        <w:rPr>
+          <w:rFonts w:cs="Arial" w:cstheme="minorHAnsi" w:ascii="Arial" w:hAnsi="Arial"/>
+          <w:b/>
+          <w:bCs/>
+        </w:rPr>
+      </w:r>
     </w:p>
     <w:tbl>
       <w:tblPr>
         <w:tblW w:w="5000" w:type="pct"/>
+        <w:jc w:val="start"/>
         <w:tblInd w:w="55" w:type="dxa"/>
         <w:tblLayout w:type="fixed"/>
         <w:tblCellMar>
           <w:top w:w="55" w:type="dxa"/>
-          <w:left w:w="55" w:type="dxa"/>
+          <w:start w:w="55" w:type="dxa"/>
           <w:bottom w:w="55" w:type="dxa"/>
-          <w:right w:w="55" w:type="dxa"/>
+          <w:end w:w="55" w:type="dxa"/>
         </w:tblCellMar>
-        <w:tblLook w:val="0000" w:firstRow="0" w:lastRow="0" w:firstColumn="0" w:lastColumn="0" w:noHBand="0" w:noVBand="0"/>
+        <w:tblLook w:val="0000" w:noVBand="0" w:noHBand="0" w:lastColumn="0" w:firstColumn="0" w:lastRow="0" w:firstRow="0"/>
       </w:tblPr>
       <w:tblGrid>
         <w:gridCol w:w="4897"/>
         <w:gridCol w:w="4899"/>
       </w:tblGrid>
       <w:tr>
+        <w:trPr/>
         <w:tc>
           <w:tcPr>
             <w:tcW w:w="4897" w:type="dxa"/>
+            <w:tcBorders/>
           </w:tcPr>
           <w:p>
             <w:pPr>
               <w:pStyle w:val="TableContents"/>
               <w:rPr>
-                <w:rFonts w:asciiTheme="minorHAnsi" w:hAnsiTheme="minorHAnsi" w:cstheme="minorHAnsi"/>
+                <w:rFonts w:ascii="Arial" w:hAnsi="Arial" w:cs="Arial" w:asciiTheme="minorHAnsi" w:cstheme="minorHAnsi" w:hAnsiTheme="minorHAnsi"/>
                 <w:lang w:val="en-US"/>
               </w:rPr>
             </w:pPr>
             <w:r>
               <w:rPr>
-                <w:rFonts w:asciiTheme="minorHAnsi" w:hAnsiTheme="minorHAnsi" w:cstheme="minorHAnsi"/>
+                <w:rFonts w:cs="Arial" w:ascii="Arial" w:hAnsi="Arial" w:asciiTheme="minorHAnsi" w:cstheme="minorHAnsi" w:hAnsiTheme="minorHAnsi"/>
               </w:rPr>
               <w:t>От</w:t>
             </w:r>
             <w:r>
               <w:rPr>
-                <w:rFonts w:asciiTheme="minorHAnsi" w:hAnsiTheme="minorHAnsi" w:cstheme="minorHAnsi"/>
+                <w:rFonts w:cs="Arial" w:ascii="Arial" w:hAnsi="Arial" w:asciiTheme="minorHAnsi" w:cstheme="minorHAnsi" w:hAnsiTheme="minorHAnsi"/>
                 <w:lang w:val="en-US"/>
               </w:rPr>
-              <w:t xml:space="preserve"> {{</w:t>
-            </w:r>
-            <w:proofErr w:type="spellStart"/>
-            <w:proofErr w:type="gramStart"/>
-            <w:r>
-              <w:rPr>
-                <w:rFonts w:asciiTheme="minorHAnsi" w:hAnsiTheme="minorHAnsi" w:cstheme="minorHAnsi"/>
+              <w:t xml:space="preserve"> {{commission.organization}}</w:t>
+              <w:br/>
+              <w:t>- {{commission.position}}</w:t>
+            </w:r>
+          </w:p>
+        </w:tc>
+        <w:tc>
+          <w:tcPr>
+            <w:tcW w:w="4899" w:type="dxa"/>
+            <w:tcBorders/>
+          </w:tcPr>
+          <w:p>
+            <w:pPr>
+              <w:pStyle w:val="TableContents"/>
+              <w:rPr>
+                <w:rFonts w:ascii="Arial" w:hAnsi="Arial" w:cs="Arial" w:asciiTheme="minorHAnsi" w:cstheme="minorHAnsi" w:hAnsiTheme="minorHAnsi"/>
                 <w:lang w:val="en-US"/>
               </w:rPr>
-              <w:t>commission.organization</w:t>
-            </w:r>
-            <w:proofErr w:type="spellEnd"/>
-            <w:proofErr w:type="gramEnd"/>
-            <w:r>
-              <w:rPr>
-                <w:rFonts w:asciiTheme="minorHAnsi" w:hAnsiTheme="minorHAnsi" w:cstheme="minorHAnsi"/>
+            </w:pPr>
+            <w:r>
+              <w:rPr>
+                <w:rFonts w:cs="Arial" w:cstheme="minorHAnsi" w:ascii="Arial" w:hAnsi="Arial"/>
                 <w:lang w:val="en-US"/>
               </w:rPr>
-              <w:t>}}</w:t>
-            </w:r>
-            <w:r>
-              <w:rPr>
-                <w:rFonts w:asciiTheme="minorHAnsi" w:hAnsiTheme="minorHAnsi" w:cstheme="minorHAnsi"/>
-                <w:lang w:val="en-US"/>
-              </w:rPr>
-              <w:br/>
-              <w:t>- {{</w:t>
-            </w:r>
-            <w:proofErr w:type="spellStart"/>
-            <w:r>
-              <w:rPr>
-                <w:rFonts w:asciiTheme="minorHAnsi" w:hAnsiTheme="minorHAnsi" w:cstheme="minorHAnsi"/>
-                <w:lang w:val="en-US"/>
-              </w:rPr>
-              <w:t>commission.position</w:t>
-            </w:r>
-            <w:proofErr w:type="spellEnd"/>
-            <w:r>
-              <w:rPr>
-                <w:rFonts w:asciiTheme="minorHAnsi" w:hAnsiTheme="minorHAnsi" w:cstheme="minorHAnsi"/>
-                <w:lang w:val="en-US"/>
-              </w:rPr>
-              <w:t>}}</w:t>
-            </w:r>
-          </w:p>
-        </w:tc>
-        <w:tc>
-          <w:tcPr>
-            <w:tcW w:w="4899" w:type="dxa"/>
-          </w:tcPr>
+            </w:r>
+          </w:p>
           <w:p>
             <w:pPr>
               <w:pStyle w:val="TableContents"/>
-              <w:rPr>
-                <w:rFonts w:asciiTheme="minorHAnsi" w:hAnsiTheme="minorHAnsi" w:cstheme="minorHAnsi"/>
-                <w:lang w:val="en-US"/>
-              </w:rPr>
-            </w:pPr>
-          </w:p>
-          <w:p>
-            <w:pPr>
-              <w:pStyle w:val="TableContents"/>
-              <w:jc w:val="right"/>
-              <w:rPr>
-                <w:rFonts w:asciiTheme="minorHAnsi" w:hAnsiTheme="minorHAnsi" w:cstheme="minorHAnsi"/>
-              </w:rPr>
-            </w:pPr>
-            <w:r>
-              <w:rPr>
-                <w:rFonts w:asciiTheme="minorHAnsi" w:hAnsiTheme="minorHAnsi" w:cstheme="minorHAnsi"/>
+              <w:jc w:val="end"/>
+              <w:rPr>
+                <w:rFonts w:ascii="Arial" w:hAnsi="Arial" w:cs="Arial" w:asciiTheme="minorHAnsi" w:cstheme="minorHAnsi" w:hAnsiTheme="minorHAnsi"/>
+              </w:rPr>
+            </w:pPr>
+            <w:r>
+              <w:rPr>
+                <w:rFonts w:cs="Arial" w:ascii="Arial" w:hAnsi="Arial" w:asciiTheme="minorHAnsi" w:cstheme="minorHAnsi" w:hAnsiTheme="minorHAnsi"/>
               </w:rPr>
               <w:t>{{commission.name}}</w:t>
             </w:r>
@@ -3314,63 +3027,56 @@
     </w:tbl>
     <w:p>
       <w:pPr>
-        <w:spacing w:before="120"/>
-        <w:rPr>
-          <w:rFonts w:asciiTheme="minorHAnsi" w:hAnsiTheme="minorHAnsi" w:cstheme="minorHAnsi"/>
-        </w:rPr>
-      </w:pPr>
+        <w:pStyle w:val="Normal"/>
+        <w:spacing w:before="120" w:after="0"/>
+        <w:rPr>
+          <w:rFonts w:ascii="Arial" w:hAnsi="Arial" w:cs="Arial" w:asciiTheme="minorHAnsi" w:cstheme="minorHAnsi" w:hAnsiTheme="minorHAnsi"/>
+        </w:rPr>
+      </w:pPr>
+      <w:r>
+        <w:rPr>
+          <w:rFonts w:cs="Arial" w:cstheme="minorHAnsi" w:ascii="Arial" w:hAnsi="Arial"/>
+        </w:rPr>
+      </w:r>
     </w:p>
     <w:sectPr>
-      <w:headerReference w:type="even" r:id="rId7"/>
-      <w:headerReference w:type="default" r:id="rId8"/>
-      <w:footerReference w:type="even" r:id="rId9"/>
-      <w:footerReference w:type="default" r:id="rId10"/>
-      <w:headerReference w:type="first" r:id="rId11"/>
-      <w:footerReference w:type="first" r:id="rId12"/>
+      <w:headerReference w:type="even" r:id="rId2"/>
+      <w:headerReference w:type="default" r:id="rId3"/>
+      <w:headerReference w:type="first" r:id="rId4"/>
+      <w:footerReference w:type="even" r:id="rId5"/>
+      <w:footerReference w:type="default" r:id="rId6"/>
+      <w:footerReference w:type="first" r:id="rId7"/>
+      <w:type w:val="nextPage"/>
       <w:pgSz w:w="11906" w:h="16838"/>
-      <w:pgMar w:top="1121" w:right="850" w:bottom="284" w:left="1260" w:header="454" w:footer="187" w:gutter="0"/>
-      <w:cols w:space="720"/>
-      <w:formProt w:val="0"/>
-      <w:docGrid w:linePitch="360"/>
+      <w:pgMar w:left="1260" w:right="850" w:gutter="0" w:header="454" w:top="1121" w:footer="187" w:bottom="284"/>
+      <w:pgNumType w:fmt="decimal"/>
+      <w:formProt w:val="false"/>
+      <w:textDirection w:val="lrTb"/>
+      <w:docGrid w:type="default" w:linePitch="360" w:charSpace="0"/>
     </w:sectPr>
   </w:body>
 </w:document>
 </file>
 
-<file path=word/endnotes.xml><?xml version="1.0" encoding="utf-8"?>
-<w:endnotes xmlns:wpc="http://schemas.microsoft.com/office/word/2010/wordprocessingCanvas" xmlns:cx="http://schemas.microsoft.com/office/drawing/2014/chartex" xmlns:cx1="http://schemas.microsoft.com/office/drawing/2015/9/8/chartex" xmlns:cx2="http://schemas.microsoft.com/office/drawing/2015/10/21/chartex" xmlns:cx3="http://schemas.microsoft.com/office/drawing/2016/5/9/chartex" xmlns:cx4="http://schemas.microsoft.com/office/drawing/2016/5/10/chartex" xmlns:cx5="http://schemas.microsoft.com/office/drawing/2016/5/11/chartex" xmlns:cx6="http://schemas.microsoft.com/office/drawing/2016/5/12/chartex" xmlns:cx7="http://schemas.microsoft.com/office/drawing/2016/5/13/chartex" xmlns:cx8="http://schemas.microsoft.com/office/drawing/2016/5/14/chartex" xmlns:mc="http://schemas.openxmlformats.org/markup-compatibility/2006" xmlns:aink="http://schemas.microsoft.com/office/drawing/2016/ink" xmlns:am3d="http://schemas.microsoft.com/office/drawing/2017/model3d" xmlns:o="urn:schemas-microsoft-com:office:office" xmlns:oel="http://schemas.microsoft.com/office/2019/extlst" xmlns:r="http://schemas.openxmlformats.org/officeDocument/2006/relationships" xmlns:m="http://schemas.openxmlformats.org/officeDocument/2006/math" xmlns:v="urn:schemas-microsoft-com:vml" xmlns:wp14="http://schemas.microsoft.com/office/word/2010/wordprocessingDrawing" xmlns:wp="http://schemas.openxmlformats.org/drawingml/2006/wordprocessingDrawing" xmlns:w10="urn:schemas-microsoft-com:office:word" xmlns:w="http://schemas.openxmlformats.org/wordprocessingml/2006/main" xmlns:w14="http://schemas.microsoft.com/office/word/2010/wordml" xmlns:w15="http://schemas.microsoft.com/office/word/2012/wordml" xmlns:w16cex="http://schemas.microsoft.com/office/word/2018/wordml/cex" xmlns:w16cid="http://schemas.microsoft.com/office/word/2016/wordml/cid" xmlns:w16="http://schemas.microsoft.com/office/word/2018/wordml" xmlns:w16sdtdh="http://schemas.microsoft.com/office/word/2020/wordml/sdtdatahash" xmlns:w16se="http://schemas.microsoft.com/office/word/2015/wordml/symex" xmlns:wpg="http://schemas.microsoft.com/office/word/2010/wordprocessingGroup" xmlns:wpi="http://schemas.microsoft.com/office/word/2010/wordprocessingInk" xmlns:wne="http://schemas.microsoft.com/office/word/2006/wordml" xmlns:wps="http://schemas.microsoft.com/office/word/2010/wordprocessingShape" mc:Ignorable="w14 w15 w16se w16cid w16 w16cex w16sdtdh wp14">
-  <w:endnote w:type="separator" w:id="-1">
-    <w:p>
-      <w:r>
-        <w:separator/>
-      </w:r>
-    </w:p>
-  </w:endnote>
-  <w:endnote w:type="continuationSeparator" w:id="0">
-    <w:p>
-      <w:r>
-        <w:continuationSeparator/>
-      </w:r>
-    </w:p>
-  </w:endnote>
-</w:endnotes>
-</file>
-
 <file path=word/footer1.xml><?xml version="1.0" encoding="utf-8"?>
-<w:ftr xmlns:wpc="http://schemas.microsoft.com/office/word/2010/wordprocessingCanvas" xmlns:cx="http://schemas.microsoft.com/office/drawing/2014/chartex" xmlns:cx1="http://schemas.microsoft.com/office/drawing/2015/9/8/chartex" xmlns:cx2="http://schemas.microsoft.com/office/drawing/2015/10/21/chartex" xmlns:cx3="http://schemas.microsoft.com/office/drawing/2016/5/9/chartex" xmlns:cx4="http://schemas.microsoft.com/office/drawing/2016/5/10/chartex" xmlns:cx5="http://schemas.microsoft.com/office/drawing/2016/5/11/chartex" xmlns:cx6="http://schemas.microsoft.com/office/drawing/2016/5/12/chartex" xmlns:cx7="http://schemas.microsoft.com/office/drawing/2016/5/13/chartex" xmlns:cx8="http://schemas.microsoft.com/office/drawing/2016/5/14/chartex" xmlns:mc="http://schemas.openxmlformats.org/markup-compatibility/2006" xmlns:aink="http://schemas.microsoft.com/office/drawing/2016/ink" xmlns:am3d="http://schemas.microsoft.com/office/drawing/2017/model3d" xmlns:o="urn:schemas-microsoft-com:office:office" xmlns:oel="http://schemas.microsoft.com/office/2019/extlst" xmlns:r="http://schemas.openxmlformats.org/officeDocument/2006/relationships" xmlns:m="http://schemas.openxmlformats.org/officeDocument/2006/math" xmlns:v="urn:schemas-microsoft-com:vml" xmlns:wp14="http://schemas.microsoft.com/office/word/2010/wordprocessingDrawing" xmlns:wp="http://schemas.openxmlformats.org/drawingml/2006/wordprocessingDrawing" xmlns:w10="urn:schemas-microsoft-com:office:word" xmlns:w="http://schemas.openxmlformats.org/wordprocessingml/2006/main" xmlns:w14="http://schemas.microsoft.com/office/word/2010/wordml" xmlns:w15="http://schemas.microsoft.com/office/word/2012/wordml" xmlns:w16cex="http://schemas.microsoft.com/office/word/2018/wordml/cex" xmlns:w16cid="http://schemas.microsoft.com/office/word/2016/wordml/cid" xmlns:w16="http://schemas.microsoft.com/office/word/2018/wordml" xmlns:w16sdtdh="http://schemas.microsoft.com/office/word/2020/wordml/sdtdatahash" xmlns:w16se="http://schemas.microsoft.com/office/word/2015/wordml/symex" xmlns:wpg="http://schemas.microsoft.com/office/word/2010/wordprocessingGroup" xmlns:wpi="http://schemas.microsoft.com/office/word/2010/wordprocessingInk" xmlns:wne="http://schemas.microsoft.com/office/word/2006/wordml" xmlns:wps="http://schemas.microsoft.com/office/word/2010/wordprocessingShape" mc:Ignorable="w14 w15 w16se w16cid w16 w16cex w16sdtdh wp14">
+<w:ftr xmlns:o="urn:schemas-microsoft-com:office:office" xmlns:r="http://schemas.openxmlformats.org/officeDocument/2006/relationships" xmlns:v="urn:schemas-microsoft-com:vml" xmlns:w="http://schemas.openxmlformats.org/wordprocessingml/2006/main" xmlns:w10="urn:schemas-microsoft-com:office:word" xmlns:wp="http://schemas.openxmlformats.org/drawingml/2006/wordprocessingDrawing" xmlns:pic="http://schemas.openxmlformats.org/drawingml/2006/picture" xmlns:wps="http://schemas.microsoft.com/office/word/2010/wordprocessingShape" xmlns:wpg="http://schemas.microsoft.com/office/word/2010/wordprocessingGroup" xmlns:mc="http://schemas.openxmlformats.org/markup-compatibility/2006" xmlns:wp14="http://schemas.microsoft.com/office/word/2010/wordprocessingDrawing" xmlns:w14="http://schemas.microsoft.com/office/word/2010/wordml" xmlns:w15="http://schemas.microsoft.com/office/word/2012/wordml" mc:Ignorable="w14 wp14 w15">
   <w:p>
     <w:pPr>
-      <w:pStyle w:val="ac"/>
+      <w:pStyle w:val="Footer"/>
+      <w:rPr/>
     </w:pPr>
+    <w:r>
+      <w:rPr/>
+    </w:r>
   </w:p>
 </w:ftr>
 </file>
 
 <file path=word/footer2.xml><?xml version="1.0" encoding="utf-8"?>
-<w:ftr xmlns:wpc="http://schemas.microsoft.com/office/word/2010/wordprocessingCanvas" xmlns:cx="http://schemas.microsoft.com/office/drawing/2014/chartex" xmlns:cx1="http://schemas.microsoft.com/office/drawing/2015/9/8/chartex" xmlns:cx2="http://schemas.microsoft.com/office/drawing/2015/10/21/chartex" xmlns:cx3="http://schemas.microsoft.com/office/drawing/2016/5/9/chartex" xmlns:cx4="http://schemas.microsoft.com/office/drawing/2016/5/10/chartex" xmlns:cx5="http://schemas.microsoft.com/office/drawing/2016/5/11/chartex" xmlns:cx6="http://schemas.microsoft.com/office/drawing/2016/5/12/chartex" xmlns:cx7="http://schemas.microsoft.com/office/drawing/2016/5/13/chartex" xmlns:cx8="http://schemas.microsoft.com/office/drawing/2016/5/14/chartex" xmlns:mc="http://schemas.openxmlformats.org/markup-compatibility/2006" xmlns:aink="http://schemas.microsoft.com/office/drawing/2016/ink" xmlns:am3d="http://schemas.microsoft.com/office/drawing/2017/model3d" xmlns:o="urn:schemas-microsoft-com:office:office" xmlns:oel="http://schemas.microsoft.com/office/2019/extlst" xmlns:r="http://schemas.openxmlformats.org/officeDocument/2006/relationships" xmlns:m="http://schemas.openxmlformats.org/officeDocument/2006/math" xmlns:v="urn:schemas-microsoft-com:vml" xmlns:wp14="http://schemas.microsoft.com/office/word/2010/wordprocessingDrawing" xmlns:wp="http://schemas.openxmlformats.org/drawingml/2006/wordprocessingDrawing" xmlns:w10="urn:schemas-microsoft-com:office:word" xmlns:w="http://schemas.openxmlformats.org/wordprocessingml/2006/main" xmlns:w14="http://schemas.microsoft.com/office/word/2010/wordml" xmlns:w15="http://schemas.microsoft.com/office/word/2012/wordml" xmlns:w16cex="http://schemas.microsoft.com/office/word/2018/wordml/cex" xmlns:w16cid="http://schemas.microsoft.com/office/word/2016/wordml/cid" xmlns:w16="http://schemas.microsoft.com/office/word/2018/wordml" xmlns:w16sdtdh="http://schemas.microsoft.com/office/word/2020/wordml/sdtdatahash" xmlns:w16se="http://schemas.microsoft.com/office/word/2015/wordml/symex" xmlns:wpg="http://schemas.microsoft.com/office/word/2010/wordprocessingGroup" xmlns:wpi="http://schemas.microsoft.com/office/word/2010/wordprocessingInk" xmlns:wne="http://schemas.microsoft.com/office/word/2006/wordml" xmlns:wps="http://schemas.microsoft.com/office/word/2010/wordprocessingShape" mc:Ignorable="w14 w15 w16se w16cid w16 w16cex w16sdtdh wp14">
+<w:ftr xmlns:o="urn:schemas-microsoft-com:office:office" xmlns:r="http://schemas.openxmlformats.org/officeDocument/2006/relationships" xmlns:v="urn:schemas-microsoft-com:vml" xmlns:w="http://schemas.openxmlformats.org/wordprocessingml/2006/main" xmlns:w10="urn:schemas-microsoft-com:office:word" xmlns:wp="http://schemas.openxmlformats.org/drawingml/2006/wordprocessingDrawing" xmlns:pic="http://schemas.openxmlformats.org/drawingml/2006/picture" xmlns:wps="http://schemas.microsoft.com/office/word/2010/wordprocessingShape" xmlns:wpg="http://schemas.microsoft.com/office/word/2010/wordprocessingGroup" xmlns:mc="http://schemas.openxmlformats.org/markup-compatibility/2006" xmlns:wp14="http://schemas.microsoft.com/office/word/2010/wordprocessingDrawing" xmlns:w14="http://schemas.microsoft.com/office/word/2010/wordml" xmlns:w15="http://schemas.microsoft.com/office/word/2012/wordml" mc:Ignorable="w14 wp14 w15">
   <w:p>
     <w:pPr>
-      <w:pStyle w:val="ac"/>
+      <w:pStyle w:val="Footer"/>
       <w:rPr>
         <w:rFonts w:ascii="Verdana" w:hAnsi="Verdana" w:cs="Verdana"/>
         <w:sz w:val="18"/>
@@ -3378,13 +3084,10 @@
       </w:rPr>
     </w:pPr>
     <w:r>
-      <w:rPr>
-        <w:noProof/>
-      </w:rPr>
       <mc:AlternateContent>
         <mc:Choice Requires="wps">
           <w:drawing>
-            <wp:anchor distT="8255" distB="8255" distL="0" distR="0" simplePos="0" relativeHeight="251658240" behindDoc="1" locked="0" layoutInCell="1" allowOverlap="1" wp14:anchorId="0D5B4059" wp14:editId="00C05460">
+            <wp:anchor distT="8255" distB="8255" distL="0" distR="0" simplePos="0" relativeHeight="7" behindDoc="1" locked="0" layoutInCell="1" allowOverlap="1" wp14:anchorId="0D5B4059">
               <wp:simplePos x="0" y="0"/>
               <wp:positionH relativeFrom="column">
                 <wp:posOffset>0</wp:posOffset>
@@ -3396,11 +3099,10 @@
               <wp:effectExtent l="0" t="8255" r="0" b="8255"/>
               <wp:wrapNone/>
               <wp:docPr id="3" name="Прямая соединительная линия 3"/>
-              <wp:cNvGraphicFramePr/>
               <a:graphic xmlns:a="http://schemas.openxmlformats.org/drawingml/2006/main">
                 <a:graphicData uri="http://schemas.microsoft.com/office/word/2010/wordprocessingShape">
                   <wps:wsp>
-                    <wps:cNvCnPr/>
+                    <wps:cNvSpPr/>
                     <wps:spPr>
                       <a:xfrm>
                         <a:off x="0" y="0"/>
@@ -3419,15 +3121,9 @@
                       </a:ln>
                     </wps:spPr>
                     <wps:style>
-                      <a:lnRef idx="0">
-                        <a:scrgbClr r="0" g="0" b="0"/>
-                      </a:lnRef>
-                      <a:fillRef idx="0">
-                        <a:scrgbClr r="0" g="0" b="0"/>
-                      </a:fillRef>
-                      <a:effectRef idx="0">
-                        <a:scrgbClr r="0" g="0" b="0"/>
-                      </a:effectRef>
+                      <a:lnRef idx="0"/>
+                      <a:fillRef idx="0"/>
+                      <a:effectRef idx="0"/>
                       <a:fontRef idx="minor"/>
                     </wps:style>
                     <wps:bodyPr/>
@@ -3439,8 +3135,10 @@
         </mc:Choice>
         <mc:Fallback>
           <w:pict>
-            <v:line w14:anchorId="3FD8E000" id="Прямая соединительная линия 3" o:spid="_x0000_s1026" style="position:absolute;z-index:-251658240;visibility:visible;mso-wrap-style:square;mso-wrap-distance-left:0;mso-wrap-distance-top:.65pt;mso-wrap-distance-right:0;mso-wrap-distance-bottom:.65pt;mso-position-horizontal:absolute;mso-position-horizontal-relative:text;mso-position-vertical:absolute;mso-position-vertical-relative:text" from="0,.05pt" to="488.4pt,.1pt" o:gfxdata="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" strokecolor="#144260" strokeweight=".44mm">
-              <v:stroke opacity="39321f" joinstyle="miter"/>
+            <v:line id="shape_0" from="0pt,0.05pt" to="488.35pt,0.05pt" stroked="t" o:allowincell="f" style="position:absolute" wp14:anchorId="0D5B4059">
+              <v:stroke color="#144260" weight="15840" joinstyle="miter" endcap="flat"/>
+              <v:fill o:detectmouseclick="t" on="false"/>
+              <w10:wrap type="none"/>
             </v:line>
           </w:pict>
         </mc:Fallback>
@@ -3448,50 +3146,18 @@
     </w:r>
     <w:r>
       <w:rPr>
-        <w:rFonts w:ascii="Verdana" w:hAnsi="Verdana" w:cs="Arial"/>
+        <w:rFonts w:cs="Arial" w:ascii="Verdana" w:hAnsi="Verdana"/>
         <w:sz w:val="18"/>
         <w:szCs w:val="18"/>
       </w:rPr>
-      <w:t>АКТ № {{</w:t>
-    </w:r>
-    <w:proofErr w:type="spellStart"/>
-    <w:r>
-      <w:rPr>
-        <w:rFonts w:ascii="Verdana" w:hAnsi="Verdana" w:cs="Arial"/>
-        <w:sz w:val="18"/>
-        <w:szCs w:val="18"/>
-      </w:rPr>
-      <w:t>act_number</w:t>
-    </w:r>
-    <w:proofErr w:type="spellEnd"/>
-    <w:r>
-      <w:rPr>
-        <w:rFonts w:ascii="Verdana" w:hAnsi="Verdana" w:cs="Arial"/>
-        <w:sz w:val="18"/>
-        <w:szCs w:val="18"/>
-      </w:rPr>
-      <w:t>}}</w:t>
-    </w:r>
-    <w:r>
-      <w:rPr>
-        <w:rFonts w:ascii="Verdana" w:hAnsi="Verdana" w:cs="Arial"/>
-        <w:sz w:val="18"/>
-        <w:szCs w:val="18"/>
-      </w:rPr>
+      <w:t>АКТ № {{act_number}}</w:t>
       <w:tab/>
-    </w:r>
-    <w:r>
-      <w:rPr>
-        <w:rFonts w:ascii="Verdana" w:hAnsi="Verdana" w:cs="Arial"/>
-        <w:sz w:val="18"/>
-        <w:szCs w:val="18"/>
-      </w:rPr>
       <w:tab/>
       <w:t xml:space="preserve">Стр. </w:t>
     </w:r>
     <w:r>
       <w:rPr>
-        <w:rFonts w:ascii="Verdana" w:hAnsi="Verdana" w:cs="Arial"/>
+        <w:rFonts w:cs="Arial" w:ascii="Verdana" w:hAnsi="Verdana"/>
         <w:sz w:val="18"/>
         <w:szCs w:val="18"/>
       </w:rPr>
@@ -3499,7 +3165,7 @@
     </w:r>
     <w:r>
       <w:rPr>
-        <w:rFonts w:ascii="Verdana" w:hAnsi="Verdana" w:cs="Arial"/>
+        <w:rFonts w:cs="Arial" w:ascii="Verdana" w:hAnsi="Verdana"/>
         <w:sz w:val="18"/>
         <w:szCs w:val="18"/>
       </w:rPr>
@@ -3507,7 +3173,7 @@
     </w:r>
     <w:r>
       <w:rPr>
-        <w:rFonts w:ascii="Verdana" w:hAnsi="Verdana" w:cs="Arial"/>
+        <w:rFonts w:cs="Arial" w:ascii="Verdana" w:hAnsi="Verdana"/>
         <w:sz w:val="18"/>
         <w:szCs w:val="18"/>
       </w:rPr>
@@ -3515,15 +3181,15 @@
     </w:r>
     <w:r>
       <w:rPr>
-        <w:rFonts w:ascii="Verdana" w:hAnsi="Verdana" w:cs="Arial"/>
+        <w:rFonts w:cs="Arial" w:ascii="Verdana" w:hAnsi="Verdana"/>
         <w:sz w:val="18"/>
         <w:szCs w:val="18"/>
       </w:rPr>
-      <w:t>4</w:t>
+      <w:t>3</w:t>
     </w:r>
     <w:r>
       <w:rPr>
-        <w:rFonts w:ascii="Verdana" w:hAnsi="Verdana" w:cs="Arial"/>
+        <w:rFonts w:cs="Arial" w:ascii="Verdana" w:hAnsi="Verdana"/>
         <w:sz w:val="18"/>
         <w:szCs w:val="18"/>
       </w:rPr>
@@ -3531,7 +3197,7 @@
     </w:r>
     <w:r>
       <w:rPr>
-        <w:rFonts w:ascii="Verdana" w:hAnsi="Verdana" w:cs="Arial"/>
+        <w:rFonts w:cs="Arial" w:ascii="Verdana" w:hAnsi="Verdana"/>
         <w:sz w:val="18"/>
         <w:szCs w:val="18"/>
       </w:rPr>
@@ -3539,7 +3205,7 @@
     </w:r>
     <w:r>
       <w:rPr>
-        <w:rFonts w:ascii="Verdana" w:hAnsi="Verdana" w:cs="Arial"/>
+        <w:rFonts w:cs="Arial" w:ascii="Verdana" w:hAnsi="Verdana"/>
         <w:sz w:val="18"/>
         <w:szCs w:val="18"/>
         <w:lang w:eastAsia="ru-RU"/>
@@ -3548,7 +3214,7 @@
     </w:r>
     <w:r>
       <w:rPr>
-        <w:rFonts w:ascii="Verdana" w:hAnsi="Verdana" w:cs="Arial"/>
+        <w:rFonts w:cs="Arial" w:ascii="Verdana" w:hAnsi="Verdana"/>
         <w:sz w:val="18"/>
         <w:szCs w:val="18"/>
         <w:lang w:eastAsia="ru-RU"/>
@@ -3557,7 +3223,7 @@
     </w:r>
     <w:r>
       <w:rPr>
-        <w:rFonts w:ascii="Verdana" w:hAnsi="Verdana" w:cs="Arial"/>
+        <w:rFonts w:cs="Arial" w:ascii="Verdana" w:hAnsi="Verdana"/>
         <w:sz w:val="18"/>
         <w:szCs w:val="18"/>
         <w:lang w:eastAsia="ru-RU"/>
@@ -3566,16 +3232,16 @@
     </w:r>
     <w:r>
       <w:rPr>
-        <w:rFonts w:ascii="Verdana" w:hAnsi="Verdana" w:cs="Arial"/>
+        <w:rFonts w:cs="Arial" w:ascii="Verdana" w:hAnsi="Verdana"/>
         <w:sz w:val="18"/>
         <w:szCs w:val="18"/>
         <w:lang w:eastAsia="ru-RU"/>
       </w:rPr>
-      <w:t>4</w:t>
+      <w:t>3</w:t>
     </w:r>
     <w:r>
       <w:rPr>
-        <w:rFonts w:ascii="Verdana" w:hAnsi="Verdana" w:cs="Arial"/>
+        <w:rFonts w:cs="Arial" w:ascii="Verdana" w:hAnsi="Verdana"/>
         <w:sz w:val="18"/>
         <w:szCs w:val="18"/>
         <w:lang w:eastAsia="ru-RU"/>
@@ -3585,22 +3251,7 @@
   </w:p>
   <w:p>
     <w:pPr>
-      <w:pStyle w:val="ac"/>
-      <w:rPr>
-        <w:rFonts w:ascii="Verdana" w:hAnsi="Verdana" w:cs="Verdana"/>
-        <w:sz w:val="18"/>
-        <w:szCs w:val="18"/>
-      </w:rPr>
-    </w:pPr>
-  </w:p>
-</w:ftr>
-</file>
-
-<file path=word/footer3.xml><?xml version="1.0" encoding="utf-8"?>
-<w:ftr xmlns:wpc="http://schemas.microsoft.com/office/word/2010/wordprocessingCanvas" xmlns:cx="http://schemas.microsoft.com/office/drawing/2014/chartex" xmlns:cx1="http://schemas.microsoft.com/office/drawing/2015/9/8/chartex" xmlns:cx2="http://schemas.microsoft.com/office/drawing/2015/10/21/chartex" xmlns:cx3="http://schemas.microsoft.com/office/drawing/2016/5/9/chartex" xmlns:cx4="http://schemas.microsoft.com/office/drawing/2016/5/10/chartex" xmlns:cx5="http://schemas.microsoft.com/office/drawing/2016/5/11/chartex" xmlns:cx6="http://schemas.microsoft.com/office/drawing/2016/5/12/chartex" xmlns:cx7="http://schemas.microsoft.com/office/drawing/2016/5/13/chartex" xmlns:cx8="http://schemas.microsoft.com/office/drawing/2016/5/14/chartex" xmlns:mc="http://schemas.openxmlformats.org/markup-compatibility/2006" xmlns:aink="http://schemas.microsoft.com/office/drawing/2016/ink" xmlns:am3d="http://schemas.microsoft.com/office/drawing/2017/model3d" xmlns:o="urn:schemas-microsoft-com:office:office" xmlns:oel="http://schemas.microsoft.com/office/2019/extlst" xmlns:r="http://schemas.openxmlformats.org/officeDocument/2006/relationships" xmlns:m="http://schemas.openxmlformats.org/officeDocument/2006/math" xmlns:v="urn:schemas-microsoft-com:vml" xmlns:wp14="http://schemas.microsoft.com/office/word/2010/wordprocessingDrawing" xmlns:wp="http://schemas.openxmlformats.org/drawingml/2006/wordprocessingDrawing" xmlns:w10="urn:schemas-microsoft-com:office:word" xmlns:w="http://schemas.openxmlformats.org/wordprocessingml/2006/main" xmlns:w14="http://schemas.microsoft.com/office/word/2010/wordml" xmlns:w15="http://schemas.microsoft.com/office/word/2012/wordml" xmlns:w16cex="http://schemas.microsoft.com/office/word/2018/wordml/cex" xmlns:w16cid="http://schemas.microsoft.com/office/word/2016/wordml/cid" xmlns:w16="http://schemas.microsoft.com/office/word/2018/wordml" xmlns:w16sdtdh="http://schemas.microsoft.com/office/word/2020/wordml/sdtdatahash" xmlns:w16se="http://schemas.microsoft.com/office/word/2015/wordml/symex" xmlns:wpg="http://schemas.microsoft.com/office/word/2010/wordprocessingGroup" xmlns:wpi="http://schemas.microsoft.com/office/word/2010/wordprocessingInk" xmlns:wne="http://schemas.microsoft.com/office/word/2006/wordml" xmlns:wps="http://schemas.microsoft.com/office/word/2010/wordprocessingShape" mc:Ignorable="w14 w15 w16se w16cid w16 w16cex w16sdtdh wp14">
-  <w:p>
-    <w:pPr>
-      <w:pStyle w:val="ac"/>
+      <w:pStyle w:val="Footer"/>
       <w:rPr>
         <w:rFonts w:ascii="Verdana" w:hAnsi="Verdana" w:cs="Verdana"/>
         <w:sz w:val="18"/>
@@ -3609,12 +3260,31 @@
     </w:pPr>
     <w:r>
       <w:rPr>
-        <w:noProof/>
+        <w:rFonts w:cs="Verdana" w:ascii="Verdana" w:hAnsi="Verdana"/>
+        <w:sz w:val="18"/>
+        <w:szCs w:val="18"/>
       </w:rPr>
+    </w:r>
+  </w:p>
+</w:ftr>
+</file>
+
+<file path=word/footer3.xml><?xml version="1.0" encoding="utf-8"?>
+<w:ftr xmlns:o="urn:schemas-microsoft-com:office:office" xmlns:r="http://schemas.openxmlformats.org/officeDocument/2006/relationships" xmlns:v="urn:schemas-microsoft-com:vml" xmlns:w="http://schemas.openxmlformats.org/wordprocessingml/2006/main" xmlns:w10="urn:schemas-microsoft-com:office:word" xmlns:wp="http://schemas.openxmlformats.org/drawingml/2006/wordprocessingDrawing" xmlns:pic="http://schemas.openxmlformats.org/drawingml/2006/picture" xmlns:wps="http://schemas.microsoft.com/office/word/2010/wordprocessingShape" xmlns:wpg="http://schemas.microsoft.com/office/word/2010/wordprocessingGroup" xmlns:mc="http://schemas.openxmlformats.org/markup-compatibility/2006" xmlns:wp14="http://schemas.microsoft.com/office/word/2010/wordprocessingDrawing" xmlns:w14="http://schemas.microsoft.com/office/word/2010/wordml" xmlns:w15="http://schemas.microsoft.com/office/word/2012/wordml" mc:Ignorable="w14 wp14 w15">
+  <w:p>
+    <w:pPr>
+      <w:pStyle w:val="Footer"/>
+      <w:rPr>
+        <w:rFonts w:ascii="Verdana" w:hAnsi="Verdana" w:cs="Verdana"/>
+        <w:sz w:val="18"/>
+        <w:szCs w:val="18"/>
+      </w:rPr>
+    </w:pPr>
+    <w:r>
       <mc:AlternateContent>
         <mc:Choice Requires="wps">
           <w:drawing>
-            <wp:anchor distT="8255" distB="8255" distL="0" distR="0" simplePos="0" relativeHeight="251659264" behindDoc="1" locked="0" layoutInCell="1" allowOverlap="1" wp14:anchorId="6E3D9CC5" wp14:editId="4CB424CE">
+            <wp:anchor distT="8255" distB="8255" distL="0" distR="0" simplePos="0" relativeHeight="7" behindDoc="1" locked="0" layoutInCell="1" allowOverlap="1" wp14:anchorId="0D5B4059">
               <wp:simplePos x="0" y="0"/>
               <wp:positionH relativeFrom="column">
                 <wp:posOffset>0</wp:posOffset>
@@ -3626,11 +3296,10 @@
               <wp:effectExtent l="0" t="8255" r="0" b="8255"/>
               <wp:wrapNone/>
               <wp:docPr id="4" name="Прямая соединительная линия 3"/>
-              <wp:cNvGraphicFramePr/>
               <a:graphic xmlns:a="http://schemas.openxmlformats.org/drawingml/2006/main">
                 <a:graphicData uri="http://schemas.microsoft.com/office/word/2010/wordprocessingShape">
                   <wps:wsp>
-                    <wps:cNvCnPr/>
+                    <wps:cNvSpPr/>
                     <wps:spPr>
                       <a:xfrm>
                         <a:off x="0" y="0"/>
@@ -3649,15 +3318,9 @@
                       </a:ln>
                     </wps:spPr>
                     <wps:style>
-                      <a:lnRef idx="0">
-                        <a:scrgbClr r="0" g="0" b="0"/>
-                      </a:lnRef>
-                      <a:fillRef idx="0">
-                        <a:scrgbClr r="0" g="0" b="0"/>
-                      </a:fillRef>
-                      <a:effectRef idx="0">
-                        <a:scrgbClr r="0" g="0" b="0"/>
-                      </a:effectRef>
+                      <a:lnRef idx="0"/>
+                      <a:fillRef idx="0"/>
+                      <a:effectRef idx="0"/>
                       <a:fontRef idx="minor"/>
                     </wps:style>
                     <wps:bodyPr/>
@@ -3669,8 +3332,10 @@
         </mc:Choice>
         <mc:Fallback>
           <w:pict>
-            <v:line w14:anchorId="4FD0761C" id="Прямая соединительная линия 3" o:spid="_x0000_s1026" style="position:absolute;z-index:-251657216;visibility:visible;mso-wrap-style:square;mso-wrap-distance-left:0;mso-wrap-distance-top:.65pt;mso-wrap-distance-right:0;mso-wrap-distance-bottom:.65pt;mso-position-horizontal:absolute;mso-position-horizontal-relative:text;mso-position-vertical:absolute;mso-position-vertical-relative:text" from="0,.05pt" to="488.4pt,.1pt" o:gfxdata="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" strokecolor="#144260" strokeweight=".44mm">
-              <v:stroke opacity="39321f" joinstyle="miter"/>
+            <v:line id="shape_0" from="0pt,0.05pt" to="488.35pt,0.05pt" stroked="t" o:allowincell="f" style="position:absolute" wp14:anchorId="0D5B4059">
+              <v:stroke color="#144260" weight="15840" joinstyle="miter" endcap="flat"/>
+              <v:fill o:detectmouseclick="t" on="false"/>
+              <w10:wrap type="none"/>
             </v:line>
           </w:pict>
         </mc:Fallback>
@@ -3678,50 +3343,18 @@
     </w:r>
     <w:r>
       <w:rPr>
-        <w:rFonts w:ascii="Verdana" w:hAnsi="Verdana" w:cs="Arial"/>
+        <w:rFonts w:cs="Arial" w:ascii="Verdana" w:hAnsi="Verdana"/>
         <w:sz w:val="18"/>
         <w:szCs w:val="18"/>
       </w:rPr>
-      <w:t>АКТ № {{</w:t>
-    </w:r>
-    <w:proofErr w:type="spellStart"/>
-    <w:r>
-      <w:rPr>
-        <w:rFonts w:ascii="Verdana" w:hAnsi="Verdana" w:cs="Arial"/>
-        <w:sz w:val="18"/>
-        <w:szCs w:val="18"/>
-      </w:rPr>
-      <w:t>act_number</w:t>
-    </w:r>
-    <w:proofErr w:type="spellEnd"/>
-    <w:r>
-      <w:rPr>
-        <w:rFonts w:ascii="Verdana" w:hAnsi="Verdana" w:cs="Arial"/>
-        <w:sz w:val="18"/>
-        <w:szCs w:val="18"/>
-      </w:rPr>
-      <w:t>}}</w:t>
-    </w:r>
-    <w:r>
-      <w:rPr>
-        <w:rFonts w:ascii="Verdana" w:hAnsi="Verdana" w:cs="Arial"/>
-        <w:sz w:val="18"/>
-        <w:szCs w:val="18"/>
-      </w:rPr>
+      <w:t>АКТ № {{act_number}}</w:t>
       <w:tab/>
-    </w:r>
-    <w:r>
-      <w:rPr>
-        <w:rFonts w:ascii="Verdana" w:hAnsi="Verdana" w:cs="Arial"/>
-        <w:sz w:val="18"/>
-        <w:szCs w:val="18"/>
-      </w:rPr>
       <w:tab/>
       <w:t xml:space="preserve">Стр. </w:t>
     </w:r>
     <w:r>
       <w:rPr>
-        <w:rFonts w:ascii="Verdana" w:hAnsi="Verdana" w:cs="Arial"/>
+        <w:rFonts w:cs="Arial" w:ascii="Verdana" w:hAnsi="Verdana"/>
         <w:sz w:val="18"/>
         <w:szCs w:val="18"/>
       </w:rPr>
@@ -3729,7 +3362,7 @@
     </w:r>
     <w:r>
       <w:rPr>
-        <w:rFonts w:ascii="Verdana" w:hAnsi="Verdana" w:cs="Arial"/>
+        <w:rFonts w:cs="Arial" w:ascii="Verdana" w:hAnsi="Verdana"/>
         <w:sz w:val="18"/>
         <w:szCs w:val="18"/>
       </w:rPr>
@@ -3737,7 +3370,7 @@
     </w:r>
     <w:r>
       <w:rPr>
-        <w:rFonts w:ascii="Verdana" w:hAnsi="Verdana" w:cs="Arial"/>
+        <w:rFonts w:cs="Arial" w:ascii="Verdana" w:hAnsi="Verdana"/>
         <w:sz w:val="18"/>
         <w:szCs w:val="18"/>
       </w:rPr>
@@ -3745,15 +3378,15 @@
     </w:r>
     <w:r>
       <w:rPr>
-        <w:rFonts w:ascii="Verdana" w:hAnsi="Verdana" w:cs="Arial"/>
+        <w:rFonts w:cs="Arial" w:ascii="Verdana" w:hAnsi="Verdana"/>
         <w:sz w:val="18"/>
         <w:szCs w:val="18"/>
       </w:rPr>
-      <w:t>4</w:t>
+      <w:t>3</w:t>
     </w:r>
     <w:r>
       <w:rPr>
-        <w:rFonts w:ascii="Verdana" w:hAnsi="Verdana" w:cs="Arial"/>
+        <w:rFonts w:cs="Arial" w:ascii="Verdana" w:hAnsi="Verdana"/>
         <w:sz w:val="18"/>
         <w:szCs w:val="18"/>
       </w:rPr>
@@ -3761,7 +3394,7 @@
     </w:r>
     <w:r>
       <w:rPr>
-        <w:rFonts w:ascii="Verdana" w:hAnsi="Verdana" w:cs="Arial"/>
+        <w:rFonts w:cs="Arial" w:ascii="Verdana" w:hAnsi="Verdana"/>
         <w:sz w:val="18"/>
         <w:szCs w:val="18"/>
       </w:rPr>
@@ -3769,7 +3402,7 @@
     </w:r>
     <w:r>
       <w:rPr>
-        <w:rFonts w:ascii="Verdana" w:hAnsi="Verdana" w:cs="Arial"/>
+        <w:rFonts w:cs="Arial" w:ascii="Verdana" w:hAnsi="Verdana"/>
         <w:sz w:val="18"/>
         <w:szCs w:val="18"/>
         <w:lang w:eastAsia="ru-RU"/>
@@ -3778,7 +3411,7 @@
     </w:r>
     <w:r>
       <w:rPr>
-        <w:rFonts w:ascii="Verdana" w:hAnsi="Verdana" w:cs="Arial"/>
+        <w:rFonts w:cs="Arial" w:ascii="Verdana" w:hAnsi="Verdana"/>
         <w:sz w:val="18"/>
         <w:szCs w:val="18"/>
         <w:lang w:eastAsia="ru-RU"/>
@@ -3787,7 +3420,7 @@
     </w:r>
     <w:r>
       <w:rPr>
-        <w:rFonts w:ascii="Verdana" w:hAnsi="Verdana" w:cs="Arial"/>
+        <w:rFonts w:cs="Arial" w:ascii="Verdana" w:hAnsi="Verdana"/>
         <w:sz w:val="18"/>
         <w:szCs w:val="18"/>
         <w:lang w:eastAsia="ru-RU"/>
@@ -3796,16 +3429,16 @@
     </w:r>
     <w:r>
       <w:rPr>
-        <w:rFonts w:ascii="Verdana" w:hAnsi="Verdana" w:cs="Arial"/>
+        <w:rFonts w:cs="Arial" w:ascii="Verdana" w:hAnsi="Verdana"/>
         <w:sz w:val="18"/>
         <w:szCs w:val="18"/>
         <w:lang w:eastAsia="ru-RU"/>
       </w:rPr>
-      <w:t>4</w:t>
+      <w:t>3</w:t>
     </w:r>
     <w:r>
       <w:rPr>
-        <w:rFonts w:ascii="Verdana" w:hAnsi="Verdana" w:cs="Arial"/>
+        <w:rFonts w:cs="Arial" w:ascii="Verdana" w:hAnsi="Verdana"/>
         <w:sz w:val="18"/>
         <w:szCs w:val="18"/>
         <w:lang w:eastAsia="ru-RU"/>
@@ -3815,62 +3448,54 @@
   </w:p>
   <w:p>
     <w:pPr>
-      <w:pStyle w:val="ac"/>
+      <w:pStyle w:val="Footer"/>
       <w:rPr>
         <w:rFonts w:ascii="Verdana" w:hAnsi="Verdana" w:cs="Verdana"/>
         <w:sz w:val="18"/>
         <w:szCs w:val="18"/>
       </w:rPr>
     </w:pPr>
+    <w:r>
+      <w:rPr>
+        <w:rFonts w:cs="Verdana" w:ascii="Verdana" w:hAnsi="Verdana"/>
+        <w:sz w:val="18"/>
+        <w:szCs w:val="18"/>
+      </w:rPr>
+    </w:r>
   </w:p>
 </w:ftr>
 </file>
 
-<file path=word/footnotes.xml><?xml version="1.0" encoding="utf-8"?>
-<w:footnotes xmlns:wpc="http://schemas.microsoft.com/office/word/2010/wordprocessingCanvas" xmlns:cx="http://schemas.microsoft.com/office/drawing/2014/chartex" xmlns:cx1="http://schemas.microsoft.com/office/drawing/2015/9/8/chartex" xmlns:cx2="http://schemas.microsoft.com/office/drawing/2015/10/21/chartex" xmlns:cx3="http://schemas.microsoft.com/office/drawing/2016/5/9/chartex" xmlns:cx4="http://schemas.microsoft.com/office/drawing/2016/5/10/chartex" xmlns:cx5="http://schemas.microsoft.com/office/drawing/2016/5/11/chartex" xmlns:cx6="http://schemas.microsoft.com/office/drawing/2016/5/12/chartex" xmlns:cx7="http://schemas.microsoft.com/office/drawing/2016/5/13/chartex" xmlns:cx8="http://schemas.microsoft.com/office/drawing/2016/5/14/chartex" xmlns:mc="http://schemas.openxmlformats.org/markup-compatibility/2006" xmlns:aink="http://schemas.microsoft.com/office/drawing/2016/ink" xmlns:am3d="http://schemas.microsoft.com/office/drawing/2017/model3d" xmlns:o="urn:schemas-microsoft-com:office:office" xmlns:oel="http://schemas.microsoft.com/office/2019/extlst" xmlns:r="http://schemas.openxmlformats.org/officeDocument/2006/relationships" xmlns:m="http://schemas.openxmlformats.org/officeDocument/2006/math" xmlns:v="urn:schemas-microsoft-com:vml" xmlns:wp14="http://schemas.microsoft.com/office/word/2010/wordprocessingDrawing" xmlns:wp="http://schemas.openxmlformats.org/drawingml/2006/wordprocessingDrawing" xmlns:w10="urn:schemas-microsoft-com:office:word" xmlns:w="http://schemas.openxmlformats.org/wordprocessingml/2006/main" xmlns:w14="http://schemas.microsoft.com/office/word/2010/wordml" xmlns:w15="http://schemas.microsoft.com/office/word/2012/wordml" xmlns:w16cex="http://schemas.microsoft.com/office/word/2018/wordml/cex" xmlns:w16cid="http://schemas.microsoft.com/office/word/2016/wordml/cid" xmlns:w16="http://schemas.microsoft.com/office/word/2018/wordml" xmlns:w16sdtdh="http://schemas.microsoft.com/office/word/2020/wordml/sdtdatahash" xmlns:w16se="http://schemas.microsoft.com/office/word/2015/wordml/symex" xmlns:wpg="http://schemas.microsoft.com/office/word/2010/wordprocessingGroup" xmlns:wpi="http://schemas.microsoft.com/office/word/2010/wordprocessingInk" xmlns:wne="http://schemas.microsoft.com/office/word/2006/wordml" xmlns:wps="http://schemas.microsoft.com/office/word/2010/wordprocessingShape" mc:Ignorable="w14 w15 w16se w16cid w16 w16cex w16sdtdh wp14">
-  <w:footnote w:type="separator" w:id="-1">
-    <w:p>
-      <w:r>
-        <w:separator/>
-      </w:r>
-    </w:p>
-  </w:footnote>
-  <w:footnote w:type="continuationSeparator" w:id="0">
-    <w:p>
-      <w:r>
-        <w:continuationSeparator/>
-      </w:r>
-    </w:p>
-  </w:footnote>
-</w:footnotes>
-</file>
-
 <file path=word/header1.xml><?xml version="1.0" encoding="utf-8"?>
-<w:hdr xmlns:wpc="http://schemas.microsoft.com/office/word/2010/wordprocessingCanvas" xmlns:cx="http://schemas.microsoft.com/office/drawing/2014/chartex" xmlns:cx1="http://schemas.microsoft.com/office/drawing/2015/9/8/chartex" xmlns:cx2="http://schemas.microsoft.com/office/drawing/2015/10/21/chartex" xmlns:cx3="http://schemas.microsoft.com/office/drawing/2016/5/9/chartex" xmlns:cx4="http://schemas.microsoft.com/office/drawing/2016/5/10/chartex" xmlns:cx5="http://schemas.microsoft.com/office/drawing/2016/5/11/chartex" xmlns:cx6="http://schemas.microsoft.com/office/drawing/2016/5/12/chartex" xmlns:cx7="http://schemas.microsoft.com/office/drawing/2016/5/13/chartex" xmlns:cx8="http://schemas.microsoft.com/office/drawing/2016/5/14/chartex" xmlns:mc="http://schemas.openxmlformats.org/markup-compatibility/2006" xmlns:aink="http://schemas.microsoft.com/office/drawing/2016/ink" xmlns:am3d="http://schemas.microsoft.com/office/drawing/2017/model3d" xmlns:o="urn:schemas-microsoft-com:office:office" xmlns:oel="http://schemas.microsoft.com/office/2019/extlst" xmlns:r="http://schemas.openxmlformats.org/officeDocument/2006/relationships" xmlns:m="http://schemas.openxmlformats.org/officeDocument/2006/math" xmlns:v="urn:schemas-microsoft-com:vml" xmlns:wp14="http://schemas.microsoft.com/office/word/2010/wordprocessingDrawing" xmlns:wp="http://schemas.openxmlformats.org/drawingml/2006/wordprocessingDrawing" xmlns:w10="urn:schemas-microsoft-com:office:word" xmlns:w="http://schemas.openxmlformats.org/wordprocessingml/2006/main" xmlns:w14="http://schemas.microsoft.com/office/word/2010/wordml" xmlns:w15="http://schemas.microsoft.com/office/word/2012/wordml" xmlns:w16cex="http://schemas.microsoft.com/office/word/2018/wordml/cex" xmlns:w16cid="http://schemas.microsoft.com/office/word/2016/wordml/cid" xmlns:w16="http://schemas.microsoft.com/office/word/2018/wordml" xmlns:w16sdtdh="http://schemas.microsoft.com/office/word/2020/wordml/sdtdatahash" xmlns:w16se="http://schemas.microsoft.com/office/word/2015/wordml/symex" xmlns:wpg="http://schemas.microsoft.com/office/word/2010/wordprocessingGroup" xmlns:wpi="http://schemas.microsoft.com/office/word/2010/wordprocessingInk" xmlns:wne="http://schemas.microsoft.com/office/word/2006/wordml" xmlns:wps="http://schemas.microsoft.com/office/word/2010/wordprocessingShape" mc:Ignorable="w14 w15 w16se w16cid w16 w16cex w16sdtdh wp14">
+<w:hdr xmlns:o="urn:schemas-microsoft-com:office:office" xmlns:r="http://schemas.openxmlformats.org/officeDocument/2006/relationships" xmlns:v="urn:schemas-microsoft-com:vml" xmlns:w="http://schemas.openxmlformats.org/wordprocessingml/2006/main" xmlns:w10="urn:schemas-microsoft-com:office:word" xmlns:wp="http://schemas.openxmlformats.org/drawingml/2006/wordprocessingDrawing" xmlns:pic="http://schemas.openxmlformats.org/drawingml/2006/picture" xmlns:wps="http://schemas.microsoft.com/office/word/2010/wordprocessingShape" xmlns:wpg="http://schemas.microsoft.com/office/word/2010/wordprocessingGroup" xmlns:mc="http://schemas.openxmlformats.org/markup-compatibility/2006" xmlns:wp14="http://schemas.microsoft.com/office/word/2010/wordprocessingDrawing" xmlns:w14="http://schemas.microsoft.com/office/word/2010/wordml" xmlns:w15="http://schemas.microsoft.com/office/word/2012/wordml" mc:Ignorable="w14 wp14 w15">
   <w:p>
     <w:pPr>
-      <w:pStyle w:val="ab"/>
+      <w:pStyle w:val="Header"/>
+      <w:rPr/>
     </w:pPr>
+    <w:r>
+      <w:rPr/>
+    </w:r>
   </w:p>
 </w:hdr>
 </file>
 
 <file path=word/header2.xml><?xml version="1.0" encoding="utf-8"?>
-<w:hdr xmlns:wpc="http://schemas.microsoft.com/office/word/2010/wordprocessingCanvas" xmlns:cx="http://schemas.microsoft.com/office/drawing/2014/chartex" xmlns:cx1="http://schemas.microsoft.com/office/drawing/2015/9/8/chartex" xmlns:cx2="http://schemas.microsoft.com/office/drawing/2015/10/21/chartex" xmlns:cx3="http://schemas.microsoft.com/office/drawing/2016/5/9/chartex" xmlns:cx4="http://schemas.microsoft.com/office/drawing/2016/5/10/chartex" xmlns:cx5="http://schemas.microsoft.com/office/drawing/2016/5/11/chartex" xmlns:cx6="http://schemas.microsoft.com/office/drawing/2016/5/12/chartex" xmlns:cx7="http://schemas.microsoft.com/office/drawing/2016/5/13/chartex" xmlns:cx8="http://schemas.microsoft.com/office/drawing/2016/5/14/chartex" xmlns:mc="http://schemas.openxmlformats.org/markup-compatibility/2006" xmlns:aink="http://schemas.microsoft.com/office/drawing/2016/ink" xmlns:am3d="http://schemas.microsoft.com/office/drawing/2017/model3d" xmlns:o="urn:schemas-microsoft-com:office:office" xmlns:oel="http://schemas.microsoft.com/office/2019/extlst" xmlns:r="http://schemas.openxmlformats.org/officeDocument/2006/relationships" xmlns:m="http://schemas.openxmlformats.org/officeDocument/2006/math" xmlns:v="urn:schemas-microsoft-com:vml" xmlns:wp14="http://schemas.microsoft.com/office/word/2010/wordprocessingDrawing" xmlns:wp="http://schemas.openxmlformats.org/drawingml/2006/wordprocessingDrawing" xmlns:w10="urn:schemas-microsoft-com:office:word" xmlns:w="http://schemas.openxmlformats.org/wordprocessingml/2006/main" xmlns:w14="http://schemas.microsoft.com/office/word/2010/wordml" xmlns:w15="http://schemas.microsoft.com/office/word/2012/wordml" xmlns:w16cex="http://schemas.microsoft.com/office/word/2018/wordml/cex" xmlns:w16cid="http://schemas.microsoft.com/office/word/2016/wordml/cid" xmlns:w16="http://schemas.microsoft.com/office/word/2018/wordml" xmlns:w16sdtdh="http://schemas.microsoft.com/office/word/2020/wordml/sdtdatahash" xmlns:w16se="http://schemas.microsoft.com/office/word/2015/wordml/symex" xmlns:wpg="http://schemas.microsoft.com/office/word/2010/wordprocessingGroup" xmlns:wpi="http://schemas.microsoft.com/office/word/2010/wordprocessingInk" xmlns:wne="http://schemas.microsoft.com/office/word/2006/wordml" xmlns:wps="http://schemas.microsoft.com/office/word/2010/wordprocessingShape" mc:Ignorable="w14 w15 w16se w16cid w16 w16cex w16sdtdh wp14">
+<w:hdr xmlns:o="urn:schemas-microsoft-com:office:office" xmlns:r="http://schemas.openxmlformats.org/officeDocument/2006/relationships" xmlns:v="urn:schemas-microsoft-com:vml" xmlns:w="http://schemas.openxmlformats.org/wordprocessingml/2006/main" xmlns:w10="urn:schemas-microsoft-com:office:word" xmlns:wp="http://schemas.openxmlformats.org/drawingml/2006/wordprocessingDrawing" xmlns:pic="http://schemas.openxmlformats.org/drawingml/2006/picture" xmlns:wps="http://schemas.microsoft.com/office/word/2010/wordprocessingShape" xmlns:wpg="http://schemas.microsoft.com/office/word/2010/wordprocessingGroup" xmlns:mc="http://schemas.openxmlformats.org/markup-compatibility/2006" xmlns:wp14="http://schemas.microsoft.com/office/word/2010/wordprocessingDrawing" xmlns:w14="http://schemas.microsoft.com/office/word/2010/wordml" xmlns:w15="http://schemas.microsoft.com/office/word/2012/wordml" mc:Ignorable="w14 wp14 w15">
   <w:p>
     <w:pPr>
-      <w:ind w:left="-1260" w:right="-552" w:firstLine="1260"/>
+      <w:pStyle w:val="Normal"/>
+      <w:ind w:firstLine="1260" w:start="-1260" w:end="-552"/>
       <w:rPr>
         <w:lang w:eastAsia="ru-RU"/>
       </w:rPr>
     </w:pPr>
     <w:r>
       <w:rPr>
-        <w:noProof/>
         <w:lang w:eastAsia="ru-RU"/>
       </w:rPr>
       <w:drawing>
-        <wp:anchor distT="0" distB="0" distL="0" distR="0" simplePos="0" relativeHeight="251656192" behindDoc="1" locked="0" layoutInCell="1" allowOverlap="1" wp14:anchorId="7E3F137E" wp14:editId="54DBBFD5">
+        <wp:anchor distT="0" distB="0" distL="0" distR="0" simplePos="0" relativeHeight="4" behindDoc="1" locked="0" layoutInCell="1" allowOverlap="1">
           <wp:simplePos x="0" y="0"/>
           <wp:positionH relativeFrom="column">
             <wp:posOffset>4614545</wp:posOffset>
@@ -3920,33 +3545,37 @@
   </w:p>
   <w:p>
     <w:pPr>
-      <w:pStyle w:val="ab"/>
+      <w:pStyle w:val="Header"/>
       <w:tabs>
         <w:tab w:val="clear" w:pos="4677"/>
         <w:tab w:val="clear" w:pos="9355"/>
-        <w:tab w:val="left" w:pos="7511"/>
+        <w:tab w:val="left" w:pos="7511" w:leader="none"/>
       </w:tabs>
+      <w:rPr/>
     </w:pPr>
+    <w:r>
+      <w:rPr/>
+    </w:r>
   </w:p>
 </w:hdr>
 </file>
 
 <file path=word/header3.xml><?xml version="1.0" encoding="utf-8"?>
-<w:hdr xmlns:wpc="http://schemas.microsoft.com/office/word/2010/wordprocessingCanvas" xmlns:cx="http://schemas.microsoft.com/office/drawing/2014/chartex" xmlns:cx1="http://schemas.microsoft.com/office/drawing/2015/9/8/chartex" xmlns:cx2="http://schemas.microsoft.com/office/drawing/2015/10/21/chartex" xmlns:cx3="http://schemas.microsoft.com/office/drawing/2016/5/9/chartex" xmlns:cx4="http://schemas.microsoft.com/office/drawing/2016/5/10/chartex" xmlns:cx5="http://schemas.microsoft.com/office/drawing/2016/5/11/chartex" xmlns:cx6="http://schemas.microsoft.com/office/drawing/2016/5/12/chartex" xmlns:cx7="http://schemas.microsoft.com/office/drawing/2016/5/13/chartex" xmlns:cx8="http://schemas.microsoft.com/office/drawing/2016/5/14/chartex" xmlns:mc="http://schemas.openxmlformats.org/markup-compatibility/2006" xmlns:aink="http://schemas.microsoft.com/office/drawing/2016/ink" xmlns:am3d="http://schemas.microsoft.com/office/drawing/2017/model3d" xmlns:o="urn:schemas-microsoft-com:office:office" xmlns:oel="http://schemas.microsoft.com/office/2019/extlst" xmlns:r="http://schemas.openxmlformats.org/officeDocument/2006/relationships" xmlns:m="http://schemas.openxmlformats.org/officeDocument/2006/math" xmlns:v="urn:schemas-microsoft-com:vml" xmlns:wp14="http://schemas.microsoft.com/office/word/2010/wordprocessingDrawing" xmlns:wp="http://schemas.openxmlformats.org/drawingml/2006/wordprocessingDrawing" xmlns:w10="urn:schemas-microsoft-com:office:word" xmlns:w="http://schemas.openxmlformats.org/wordprocessingml/2006/main" xmlns:w14="http://schemas.microsoft.com/office/word/2010/wordml" xmlns:w15="http://schemas.microsoft.com/office/word/2012/wordml" xmlns:w16cex="http://schemas.microsoft.com/office/word/2018/wordml/cex" xmlns:w16cid="http://schemas.microsoft.com/office/word/2016/wordml/cid" xmlns:w16="http://schemas.microsoft.com/office/word/2018/wordml" xmlns:w16sdtdh="http://schemas.microsoft.com/office/word/2020/wordml/sdtdatahash" xmlns:w16se="http://schemas.microsoft.com/office/word/2015/wordml/symex" xmlns:wpg="http://schemas.microsoft.com/office/word/2010/wordprocessingGroup" xmlns:wpi="http://schemas.microsoft.com/office/word/2010/wordprocessingInk" xmlns:wne="http://schemas.microsoft.com/office/word/2006/wordml" xmlns:wps="http://schemas.microsoft.com/office/word/2010/wordprocessingShape" mc:Ignorable="w14 w15 w16se w16cid w16 w16cex w16sdtdh wp14">
+<w:hdr xmlns:o="urn:schemas-microsoft-com:office:office" xmlns:r="http://schemas.openxmlformats.org/officeDocument/2006/relationships" xmlns:v="urn:schemas-microsoft-com:vml" xmlns:w="http://schemas.openxmlformats.org/wordprocessingml/2006/main" xmlns:w10="urn:schemas-microsoft-com:office:word" xmlns:wp="http://schemas.openxmlformats.org/drawingml/2006/wordprocessingDrawing" xmlns:pic="http://schemas.openxmlformats.org/drawingml/2006/picture" xmlns:wps="http://schemas.microsoft.com/office/word/2010/wordprocessingShape" xmlns:wpg="http://schemas.microsoft.com/office/word/2010/wordprocessingGroup" xmlns:mc="http://schemas.openxmlformats.org/markup-compatibility/2006" xmlns:wp14="http://schemas.microsoft.com/office/word/2010/wordprocessingDrawing" xmlns:w14="http://schemas.microsoft.com/office/word/2010/wordml" xmlns:w15="http://schemas.microsoft.com/office/word/2012/wordml" mc:Ignorable="w14 wp14 w15">
   <w:p>
     <w:pPr>
-      <w:ind w:left="-1260" w:right="-552" w:firstLine="1260"/>
+      <w:pStyle w:val="Normal"/>
+      <w:ind w:firstLine="1260" w:start="-1260" w:end="-552"/>
       <w:rPr>
         <w:lang w:eastAsia="ru-RU"/>
       </w:rPr>
     </w:pPr>
     <w:r>
       <w:rPr>
-        <w:noProof/>
         <w:lang w:eastAsia="ru-RU"/>
       </w:rPr>
       <w:drawing>
-        <wp:anchor distT="0" distB="0" distL="0" distR="0" simplePos="0" relativeHeight="251657216" behindDoc="1" locked="0" layoutInCell="1" allowOverlap="1" wp14:anchorId="6D71A9A2" wp14:editId="3C85A5FD">
+        <wp:anchor distT="0" distB="0" distL="0" distR="0" simplePos="0" relativeHeight="4" behindDoc="1" locked="0" layoutInCell="1" allowOverlap="1">
           <wp:simplePos x="0" y="0"/>
           <wp:positionH relativeFrom="column">
             <wp:posOffset>4614545</wp:posOffset>
@@ -3996,156 +3625,162 @@
   </w:p>
   <w:p>
     <w:pPr>
-      <w:pStyle w:val="ab"/>
+      <w:pStyle w:val="Header"/>
       <w:tabs>
         <w:tab w:val="clear" w:pos="4677"/>
         <w:tab w:val="clear" w:pos="9355"/>
-        <w:tab w:val="left" w:pos="7511"/>
+        <w:tab w:val="left" w:pos="7511" w:leader="none"/>
       </w:tabs>
+      <w:rPr/>
     </w:pPr>
+    <w:r>
+      <w:rPr/>
+    </w:r>
   </w:p>
 </w:hdr>
 </file>
 
 <file path=word/numbering.xml><?xml version="1.0" encoding="utf-8"?>
-<w:numbering xmlns:wpc="http://schemas.microsoft.com/office/word/2010/wordprocessingCanvas" xmlns:cx="http://schemas.microsoft.com/office/drawing/2014/chartex" xmlns:cx1="http://schemas.microsoft.com/office/drawing/2015/9/8/chartex" xmlns:cx2="http://schemas.microsoft.com/office/drawing/2015/10/21/chartex" xmlns:cx3="http://schemas.microsoft.com/office/drawing/2016/5/9/chartex" xmlns:cx4="http://schemas.microsoft.com/office/drawing/2016/5/10/chartex" xmlns:cx5="http://schemas.microsoft.com/office/drawing/2016/5/11/chartex" xmlns:cx6="http://schemas.microsoft.com/office/drawing/2016/5/12/chartex" xmlns:cx7="http://schemas.microsoft.com/office/drawing/2016/5/13/chartex" xmlns:cx8="http://schemas.microsoft.com/office/drawing/2016/5/14/chartex" xmlns:mc="http://schemas.openxmlformats.org/markup-compatibility/2006" xmlns:aink="http://schemas.microsoft.com/office/drawing/2016/ink" xmlns:am3d="http://schemas.microsoft.com/office/drawing/2017/model3d" xmlns:o="urn:schemas-microsoft-com:office:office" xmlns:oel="http://schemas.microsoft.com/office/2019/extlst" xmlns:r="http://schemas.openxmlformats.org/officeDocument/2006/relationships" xmlns:m="http://schemas.openxmlformats.org/officeDocument/2006/math" xmlns:v="urn:schemas-microsoft-com:vml" xmlns:wp14="http://schemas.microsoft.com/office/word/2010/wordprocessingDrawing" xmlns:wp="http://schemas.openxmlformats.org/drawingml/2006/wordprocessingDrawing" xmlns:w10="urn:schemas-microsoft-com:office:word" xmlns:w="http://schemas.openxmlformats.org/wordprocessingml/2006/main" xmlns:w14="http://schemas.microsoft.com/office/word/2010/wordml" xmlns:w15="http://schemas.microsoft.com/office/word/2012/wordml" xmlns:w16cex="http://schemas.microsoft.com/office/word/2018/wordml/cex" xmlns:w16cid="http://schemas.microsoft.com/office/word/2016/wordml/cid" xmlns:w16="http://schemas.microsoft.com/office/word/2018/wordml" xmlns:w16sdtdh="http://schemas.microsoft.com/office/word/2020/wordml/sdtdatahash" xmlns:w16se="http://schemas.microsoft.com/office/word/2015/wordml/symex" xmlns:wpg="http://schemas.microsoft.com/office/word/2010/wordprocessingGroup" xmlns:wpi="http://schemas.microsoft.com/office/word/2010/wordprocessingInk" xmlns:wne="http://schemas.microsoft.com/office/word/2006/wordml" xmlns:wps="http://schemas.microsoft.com/office/word/2010/wordprocessingShape" mc:Ignorable="w14 w15 w16se w16cid w16 w16cex w16sdtdh wp14">
-  <w:abstractNum w:abstractNumId="0" w15:restartNumberingAfterBreak="0">
-    <w:nsid w:val="12270A7F"/>
-    <w:multiLevelType w:val="multilevel"/>
-    <w:tmpl w:val="B7D860A6"/>
+<w:numbering xmlns:w="http://schemas.openxmlformats.org/wordprocessingml/2006/main" xmlns:o="urn:schemas-microsoft-com:office:office" xmlns:r="http://schemas.openxmlformats.org/officeDocument/2006/relationships" xmlns:v="urn:schemas-microsoft-com:vml" xmlns:mc="http://schemas.openxmlformats.org/markup-compatibility/2006" xmlns:w14="http://schemas.microsoft.com/office/word/2010/wordml" mc:Ignorable="w14">
+  <w:abstractNum w:abstractNumId="1">
     <w:lvl w:ilvl="0">
       <w:start w:val="1"/>
       <w:numFmt w:val="none"/>
-      <w:pStyle w:val="1"/>
       <w:suff w:val="nothing"/>
       <w:lvlText w:val=""/>
-      <w:lvlJc w:val="left"/>
+      <w:lvlJc w:val="start"/>
       <w:pPr>
         <w:tabs>
           <w:tab w:val="num" w:pos="0"/>
         </w:tabs>
-        <w:ind w:left="0" w:firstLine="0"/>
-      </w:pPr>
+        <w:ind w:start="0" w:hanging="0"/>
+      </w:pPr>
+      <w:rPr/>
     </w:lvl>
     <w:lvl w:ilvl="1">
       <w:start w:val="1"/>
       <w:numFmt w:val="none"/>
       <w:suff w:val="nothing"/>
       <w:lvlText w:val=""/>
-      <w:lvlJc w:val="left"/>
+      <w:lvlJc w:val="start"/>
       <w:pPr>
         <w:tabs>
           <w:tab w:val="num" w:pos="0"/>
         </w:tabs>
-        <w:ind w:left="0" w:firstLine="0"/>
-      </w:pPr>
+        <w:ind w:start="0" w:hanging="0"/>
+      </w:pPr>
+      <w:rPr/>
     </w:lvl>
     <w:lvl w:ilvl="2">
       <w:start w:val="1"/>
       <w:numFmt w:val="none"/>
       <w:suff w:val="nothing"/>
       <w:lvlText w:val=""/>
-      <w:lvlJc w:val="left"/>
+      <w:lvlJc w:val="start"/>
       <w:pPr>
         <w:tabs>
           <w:tab w:val="num" w:pos="0"/>
         </w:tabs>
-        <w:ind w:left="0" w:firstLine="0"/>
-      </w:pPr>
+        <w:ind w:start="0" w:hanging="0"/>
+      </w:pPr>
+      <w:rPr/>
     </w:lvl>
     <w:lvl w:ilvl="3">
       <w:start w:val="1"/>
       <w:numFmt w:val="none"/>
       <w:suff w:val="nothing"/>
       <w:lvlText w:val=""/>
-      <w:lvlJc w:val="left"/>
+      <w:lvlJc w:val="start"/>
       <w:pPr>
         <w:tabs>
           <w:tab w:val="num" w:pos="0"/>
         </w:tabs>
-        <w:ind w:left="0" w:firstLine="0"/>
-      </w:pPr>
+        <w:ind w:start="0" w:hanging="0"/>
+      </w:pPr>
+      <w:rPr/>
     </w:lvl>
     <w:lvl w:ilvl="4">
       <w:start w:val="1"/>
       <w:numFmt w:val="none"/>
       <w:suff w:val="nothing"/>
       <w:lvlText w:val=""/>
-      <w:lvlJc w:val="left"/>
+      <w:lvlJc w:val="start"/>
       <w:pPr>
         <w:tabs>
           <w:tab w:val="num" w:pos="0"/>
         </w:tabs>
-        <w:ind w:left="0" w:firstLine="0"/>
-      </w:pPr>
+        <w:ind w:start="0" w:hanging="0"/>
+      </w:pPr>
+      <w:rPr/>
     </w:lvl>
     <w:lvl w:ilvl="5">
       <w:start w:val="1"/>
       <w:numFmt w:val="none"/>
       <w:suff w:val="nothing"/>
       <w:lvlText w:val=""/>
-      <w:lvlJc w:val="left"/>
+      <w:lvlJc w:val="start"/>
       <w:pPr>
         <w:tabs>
           <w:tab w:val="num" w:pos="0"/>
         </w:tabs>
-        <w:ind w:left="0" w:firstLine="0"/>
-      </w:pPr>
+        <w:ind w:start="0" w:hanging="0"/>
+      </w:pPr>
+      <w:rPr/>
     </w:lvl>
     <w:lvl w:ilvl="6">
       <w:start w:val="1"/>
       <w:numFmt w:val="none"/>
       <w:suff w:val="nothing"/>
       <w:lvlText w:val=""/>
-      <w:lvlJc w:val="left"/>
+      <w:lvlJc w:val="start"/>
       <w:pPr>
         <w:tabs>
           <w:tab w:val="num" w:pos="0"/>
         </w:tabs>
-        <w:ind w:left="0" w:firstLine="0"/>
-      </w:pPr>
+        <w:ind w:start="0" w:hanging="0"/>
+      </w:pPr>
+      <w:rPr/>
     </w:lvl>
     <w:lvl w:ilvl="7">
       <w:start w:val="1"/>
       <w:numFmt w:val="none"/>
       <w:suff w:val="nothing"/>
       <w:lvlText w:val=""/>
-      <w:lvlJc w:val="left"/>
+      <w:lvlJc w:val="start"/>
       <w:pPr>
         <w:tabs>
           <w:tab w:val="num" w:pos="0"/>
         </w:tabs>
-        <w:ind w:left="0" w:firstLine="0"/>
-      </w:pPr>
+        <w:ind w:start="0" w:hanging="0"/>
+      </w:pPr>
+      <w:rPr/>
     </w:lvl>
     <w:lvl w:ilvl="8">
       <w:start w:val="1"/>
       <w:numFmt w:val="none"/>
       <w:suff w:val="nothing"/>
       <w:lvlText w:val=""/>
-      <w:lvlJc w:val="left"/>
+      <w:lvlJc w:val="start"/>
       <w:pPr>
         <w:tabs>
           <w:tab w:val="num" w:pos="0"/>
         </w:tabs>
-        <w:ind w:left="0" w:firstLine="0"/>
-      </w:pPr>
+        <w:ind w:start="0" w:hanging="0"/>
+      </w:pPr>
+      <w:rPr/>
     </w:lvl>
   </w:abstractNum>
-  <w:abstractNum w:abstractNumId="1" w15:restartNumberingAfterBreak="0">
-    <w:nsid w:val="29EA37DA"/>
-    <w:multiLevelType w:val="multilevel"/>
-    <w:tmpl w:val="A65CB2E6"/>
+  <w:abstractNum w:abstractNumId="2">
     <w:lvl w:ilvl="0">
       <w:start w:val="1"/>
       <w:numFmt w:val="bullet"/>
       <w:lvlText w:val=""/>
-      <w:lvlJc w:val="left"/>
+      <w:lvlJc w:val="start"/>
       <w:pPr>
         <w:tabs>
           <w:tab w:val="num" w:pos="0"/>
         </w:tabs>
-        <w:ind w:left="720" w:hanging="360"/>
+        <w:ind w:start="720" w:hanging="360"/>
       </w:pPr>
       <w:rPr>
         <w:rFonts w:ascii="Symbol" w:hAnsi="Symbol" w:cs="Symbol" w:hint="default"/>
@@ -4155,340 +3790,476 @@
       <w:start w:val="1"/>
       <w:numFmt w:val="decimal"/>
       <w:lvlText w:val="%2."/>
-      <w:lvlJc w:val="left"/>
+      <w:lvlJc w:val="start"/>
       <w:pPr>
         <w:tabs>
           <w:tab w:val="num" w:pos="1080"/>
         </w:tabs>
-        <w:ind w:left="1080" w:hanging="360"/>
-      </w:pPr>
+        <w:ind w:start="1080" w:hanging="360"/>
+      </w:pPr>
+      <w:rPr/>
     </w:lvl>
     <w:lvl w:ilvl="2">
       <w:start w:val="1"/>
       <w:numFmt w:val="decimal"/>
       <w:lvlText w:val="%3."/>
-      <w:lvlJc w:val="left"/>
+      <w:lvlJc w:val="start"/>
       <w:pPr>
         <w:tabs>
           <w:tab w:val="num" w:pos="1440"/>
         </w:tabs>
-        <w:ind w:left="1440" w:hanging="360"/>
-      </w:pPr>
+        <w:ind w:start="1440" w:hanging="360"/>
+      </w:pPr>
+      <w:rPr/>
     </w:lvl>
     <w:lvl w:ilvl="3">
       <w:start w:val="1"/>
       <w:numFmt w:val="decimal"/>
       <w:lvlText w:val="%4."/>
-      <w:lvlJc w:val="left"/>
+      <w:lvlJc w:val="start"/>
       <w:pPr>
         <w:tabs>
           <w:tab w:val="num" w:pos="1800"/>
         </w:tabs>
-        <w:ind w:left="1800" w:hanging="360"/>
-      </w:pPr>
+        <w:ind w:start="1800" w:hanging="360"/>
+      </w:pPr>
+      <w:rPr/>
     </w:lvl>
     <w:lvl w:ilvl="4">
       <w:start w:val="1"/>
       <w:numFmt w:val="decimal"/>
       <w:lvlText w:val="%5."/>
-      <w:lvlJc w:val="left"/>
+      <w:lvlJc w:val="start"/>
       <w:pPr>
         <w:tabs>
           <w:tab w:val="num" w:pos="2160"/>
         </w:tabs>
-        <w:ind w:left="2160" w:hanging="360"/>
-      </w:pPr>
+        <w:ind w:start="2160" w:hanging="360"/>
+      </w:pPr>
+      <w:rPr/>
     </w:lvl>
     <w:lvl w:ilvl="5">
       <w:start w:val="1"/>
       <w:numFmt w:val="decimal"/>
       <w:lvlText w:val="%6."/>
-      <w:lvlJc w:val="left"/>
+      <w:lvlJc w:val="start"/>
       <w:pPr>
         <w:tabs>
           <w:tab w:val="num" w:pos="2520"/>
         </w:tabs>
-        <w:ind w:left="2520" w:hanging="360"/>
-      </w:pPr>
+        <w:ind w:start="2520" w:hanging="360"/>
+      </w:pPr>
+      <w:rPr/>
     </w:lvl>
     <w:lvl w:ilvl="6">
       <w:start w:val="1"/>
       <w:numFmt w:val="decimal"/>
       <w:lvlText w:val="%7."/>
-      <w:lvlJc w:val="left"/>
+      <w:lvlJc w:val="start"/>
       <w:pPr>
         <w:tabs>
           <w:tab w:val="num" w:pos="2880"/>
         </w:tabs>
-        <w:ind w:left="2880" w:hanging="360"/>
-      </w:pPr>
+        <w:ind w:start="2880" w:hanging="360"/>
+      </w:pPr>
+      <w:rPr/>
     </w:lvl>
     <w:lvl w:ilvl="7">
       <w:start w:val="1"/>
       <w:numFmt w:val="decimal"/>
       <w:lvlText w:val="%8."/>
-      <w:lvlJc w:val="left"/>
+      <w:lvlJc w:val="start"/>
       <w:pPr>
         <w:tabs>
           <w:tab w:val="num" w:pos="3240"/>
         </w:tabs>
-        <w:ind w:left="3240" w:hanging="360"/>
-      </w:pPr>
+        <w:ind w:start="3240" w:hanging="360"/>
+      </w:pPr>
+      <w:rPr/>
     </w:lvl>
     <w:lvl w:ilvl="8">
       <w:start w:val="1"/>
       <w:numFmt w:val="decimal"/>
       <w:lvlText w:val="%9."/>
-      <w:lvlJc w:val="left"/>
+      <w:lvlJc w:val="start"/>
       <w:pPr>
         <w:tabs>
           <w:tab w:val="num" w:pos="3600"/>
         </w:tabs>
-        <w:ind w:left="3600" w:hanging="360"/>
-      </w:pPr>
+        <w:ind w:start="3600" w:hanging="360"/>
+      </w:pPr>
+      <w:rPr/>
     </w:lvl>
   </w:abstractNum>
-  <w:abstractNum w:abstractNumId="2" w15:restartNumberingAfterBreak="0">
-    <w:nsid w:val="4F9C49A0"/>
-    <w:multiLevelType w:val="multilevel"/>
-    <w:tmpl w:val="96DE2628"/>
+  <w:abstractNum w:abstractNumId="3">
     <w:lvl w:ilvl="0">
       <w:start w:val="1"/>
       <w:numFmt w:val="decimal"/>
       <w:lvlText w:val="%1."/>
-      <w:lvlJc w:val="left"/>
+      <w:lvlJc w:val="start"/>
       <w:pPr>
         <w:tabs>
           <w:tab w:val="num" w:pos="720"/>
         </w:tabs>
-        <w:ind w:left="720" w:hanging="360"/>
-      </w:pPr>
+        <w:ind w:start="720" w:hanging="360"/>
+      </w:pPr>
+      <w:rPr/>
     </w:lvl>
     <w:lvl w:ilvl="1">
       <w:start w:val="1"/>
       <w:numFmt w:val="decimal"/>
       <w:lvlText w:val="%2."/>
-      <w:lvlJc w:val="left"/>
+      <w:lvlJc w:val="start"/>
       <w:pPr>
         <w:tabs>
           <w:tab w:val="num" w:pos="1080"/>
         </w:tabs>
-        <w:ind w:left="1080" w:hanging="360"/>
-      </w:pPr>
+        <w:ind w:start="1080" w:hanging="360"/>
+      </w:pPr>
+      <w:rPr/>
     </w:lvl>
     <w:lvl w:ilvl="2">
       <w:start w:val="1"/>
       <w:numFmt w:val="decimal"/>
       <w:lvlText w:val="%3."/>
-      <w:lvlJc w:val="left"/>
+      <w:lvlJc w:val="start"/>
       <w:pPr>
         <w:tabs>
           <w:tab w:val="num" w:pos="1440"/>
         </w:tabs>
-        <w:ind w:left="1440" w:hanging="360"/>
-      </w:pPr>
+        <w:ind w:start="1440" w:hanging="360"/>
+      </w:pPr>
+      <w:rPr/>
     </w:lvl>
     <w:lvl w:ilvl="3">
       <w:start w:val="1"/>
       <w:numFmt w:val="decimal"/>
       <w:lvlText w:val="%4."/>
-      <w:lvlJc w:val="left"/>
+      <w:lvlJc w:val="start"/>
       <w:pPr>
         <w:tabs>
           <w:tab w:val="num" w:pos="1800"/>
         </w:tabs>
-        <w:ind w:left="1800" w:hanging="360"/>
-      </w:pPr>
+        <w:ind w:start="1800" w:hanging="360"/>
+      </w:pPr>
+      <w:rPr/>
     </w:lvl>
     <w:lvl w:ilvl="4">
       <w:start w:val="1"/>
       <w:numFmt w:val="decimal"/>
       <w:lvlText w:val="%5."/>
-      <w:lvlJc w:val="left"/>
+      <w:lvlJc w:val="start"/>
       <w:pPr>
         <w:tabs>
           <w:tab w:val="num" w:pos="2160"/>
         </w:tabs>
-        <w:ind w:left="2160" w:hanging="360"/>
-      </w:pPr>
+        <w:ind w:start="2160" w:hanging="360"/>
+      </w:pPr>
+      <w:rPr/>
     </w:lvl>
     <w:lvl w:ilvl="5">
       <w:start w:val="1"/>
       <w:numFmt w:val="decimal"/>
       <w:lvlText w:val="%6."/>
-      <w:lvlJc w:val="left"/>
+      <w:lvlJc w:val="start"/>
       <w:pPr>
         <w:tabs>
           <w:tab w:val="num" w:pos="2520"/>
         </w:tabs>
-        <w:ind w:left="2520" w:hanging="360"/>
-      </w:pPr>
+        <w:ind w:start="2520" w:hanging="360"/>
+      </w:pPr>
+      <w:rPr/>
     </w:lvl>
     <w:lvl w:ilvl="6">
       <w:start w:val="1"/>
       <w:numFmt w:val="decimal"/>
       <w:lvlText w:val="%7."/>
-      <w:lvlJc w:val="left"/>
+      <w:lvlJc w:val="start"/>
       <w:pPr>
         <w:tabs>
           <w:tab w:val="num" w:pos="2880"/>
         </w:tabs>
-        <w:ind w:left="2880" w:hanging="360"/>
-      </w:pPr>
+        <w:ind w:start="2880" w:hanging="360"/>
+      </w:pPr>
+      <w:rPr/>
     </w:lvl>
     <w:lvl w:ilvl="7">
       <w:start w:val="1"/>
       <w:numFmt w:val="decimal"/>
       <w:lvlText w:val="%8."/>
-      <w:lvlJc w:val="left"/>
+      <w:lvlJc w:val="start"/>
       <w:pPr>
         <w:tabs>
           <w:tab w:val="num" w:pos="3240"/>
         </w:tabs>
-        <w:ind w:left="3240" w:hanging="360"/>
-      </w:pPr>
+        <w:ind w:start="3240" w:hanging="360"/>
+      </w:pPr>
+      <w:rPr/>
     </w:lvl>
     <w:lvl w:ilvl="8">
       <w:start w:val="1"/>
       <w:numFmt w:val="decimal"/>
       <w:lvlText w:val="%9."/>
-      <w:lvlJc w:val="left"/>
+      <w:lvlJc w:val="start"/>
       <w:pPr>
         <w:tabs>
           <w:tab w:val="num" w:pos="3600"/>
         </w:tabs>
-        <w:ind w:left="3600" w:hanging="360"/>
-      </w:pPr>
+        <w:ind w:start="3600" w:hanging="360"/>
+      </w:pPr>
+      <w:rPr/>
     </w:lvl>
   </w:abstractNum>
-  <w:abstractNum w:abstractNumId="3" w15:restartNumberingAfterBreak="0">
-    <w:nsid w:val="67D3602E"/>
-    <w:multiLevelType w:val="multilevel"/>
-    <w:tmpl w:val="FA74FC90"/>
+  <w:abstractNum w:abstractNumId="4">
     <w:lvl w:ilvl="0">
       <w:start w:val="1"/>
       <w:numFmt w:val="decimal"/>
       <w:lvlText w:val="%1."/>
-      <w:lvlJc w:val="left"/>
+      <w:lvlJc w:val="start"/>
       <w:pPr>
         <w:tabs>
           <w:tab w:val="num" w:pos="720"/>
         </w:tabs>
-        <w:ind w:left="720" w:hanging="360"/>
-      </w:pPr>
+        <w:ind w:start="720" w:hanging="360"/>
+      </w:pPr>
+      <w:rPr/>
     </w:lvl>
     <w:lvl w:ilvl="1">
       <w:start w:val="1"/>
       <w:numFmt w:val="decimal"/>
       <w:lvlText w:val="%2."/>
-      <w:lvlJc w:val="left"/>
+      <w:lvlJc w:val="start"/>
       <w:pPr>
         <w:tabs>
           <w:tab w:val="num" w:pos="1080"/>
         </w:tabs>
-        <w:ind w:left="1080" w:hanging="360"/>
-      </w:pPr>
+        <w:ind w:start="1080" w:hanging="360"/>
+      </w:pPr>
+      <w:rPr/>
     </w:lvl>
     <w:lvl w:ilvl="2">
       <w:start w:val="1"/>
       <w:numFmt w:val="decimal"/>
       <w:lvlText w:val="%3."/>
-      <w:lvlJc w:val="left"/>
+      <w:lvlJc w:val="start"/>
       <w:pPr>
         <w:tabs>
           <w:tab w:val="num" w:pos="1440"/>
         </w:tabs>
-        <w:ind w:left="1440" w:hanging="360"/>
-      </w:pPr>
+        <w:ind w:start="1440" w:hanging="360"/>
+      </w:pPr>
+      <w:rPr/>
     </w:lvl>
     <w:lvl w:ilvl="3">
       <w:start w:val="1"/>
       <w:numFmt w:val="decimal"/>
       <w:lvlText w:val="%4."/>
-      <w:lvlJc w:val="left"/>
+      <w:lvlJc w:val="start"/>
       <w:pPr>
         <w:tabs>
           <w:tab w:val="num" w:pos="1800"/>
         </w:tabs>
-        <w:ind w:left="1800" w:hanging="360"/>
-      </w:pPr>
+        <w:ind w:start="1800" w:hanging="360"/>
+      </w:pPr>
+      <w:rPr/>
     </w:lvl>
     <w:lvl w:ilvl="4">
       <w:start w:val="1"/>
       <w:numFmt w:val="decimal"/>
       <w:lvlText w:val="%5."/>
-      <w:lvlJc w:val="left"/>
+      <w:lvlJc w:val="start"/>
       <w:pPr>
         <w:tabs>
           <w:tab w:val="num" w:pos="2160"/>
         </w:tabs>
-        <w:ind w:left="2160" w:hanging="360"/>
-      </w:pPr>
+        <w:ind w:start="2160" w:hanging="360"/>
+      </w:pPr>
+      <w:rPr/>
     </w:lvl>
     <w:lvl w:ilvl="5">
       <w:start w:val="1"/>
       <w:numFmt w:val="decimal"/>
       <w:lvlText w:val="%6."/>
-      <w:lvlJc w:val="left"/>
+      <w:lvlJc w:val="start"/>
       <w:pPr>
         <w:tabs>
           <w:tab w:val="num" w:pos="2520"/>
         </w:tabs>
-        <w:ind w:left="2520" w:hanging="360"/>
-      </w:pPr>
+        <w:ind w:start="2520" w:hanging="360"/>
+      </w:pPr>
+      <w:rPr/>
     </w:lvl>
     <w:lvl w:ilvl="6">
       <w:start w:val="1"/>
       <w:numFmt w:val="decimal"/>
       <w:lvlText w:val="%7."/>
-      <w:lvlJc w:val="left"/>
+      <w:lvlJc w:val="start"/>
       <w:pPr>
         <w:tabs>
           <w:tab w:val="num" w:pos="2880"/>
         </w:tabs>
-        <w:ind w:left="2880" w:hanging="360"/>
-      </w:pPr>
+        <w:ind w:start="2880" w:hanging="360"/>
+      </w:pPr>
+      <w:rPr/>
     </w:lvl>
     <w:lvl w:ilvl="7">
       <w:start w:val="1"/>
       <w:numFmt w:val="decimal"/>
       <w:lvlText w:val="%8."/>
-      <w:lvlJc w:val="left"/>
+      <w:lvlJc w:val="start"/>
       <w:pPr>
         <w:tabs>
           <w:tab w:val="num" w:pos="3240"/>
         </w:tabs>
-        <w:ind w:left="3240" w:hanging="360"/>
-      </w:pPr>
+        <w:ind w:start="3240" w:hanging="360"/>
+      </w:pPr>
+      <w:rPr/>
     </w:lvl>
     <w:lvl w:ilvl="8">
       <w:start w:val="1"/>
       <w:numFmt w:val="decimal"/>
       <w:lvlText w:val="%9."/>
-      <w:lvlJc w:val="left"/>
+      <w:lvlJc w:val="start"/>
       <w:pPr>
         <w:tabs>
           <w:tab w:val="num" w:pos="3600"/>
         </w:tabs>
-        <w:ind w:left="3600" w:hanging="360"/>
-      </w:pPr>
+        <w:ind w:start="3600" w:hanging="360"/>
+      </w:pPr>
+      <w:rPr/>
     </w:lvl>
   </w:abstractNum>
-  <w:abstractNum w:abstractNumId="4" w15:restartNumberingAfterBreak="0">
-    <w:nsid w:val="6A120831"/>
-    <w:multiLevelType w:val="multilevel"/>
-    <w:tmpl w:val="D08C0128"/>
+  <w:abstractNum w:abstractNumId="5">
+    <w:lvl w:ilvl="0">
+      <w:start w:val="1"/>
+      <w:numFmt w:val="decimal"/>
+      <w:lvlText w:val="%1."/>
+      <w:lvlJc w:val="start"/>
+      <w:pPr>
+        <w:tabs>
+          <w:tab w:val="num" w:pos="720"/>
+        </w:tabs>
+        <w:ind w:start="720" w:hanging="360"/>
+      </w:pPr>
+      <w:rPr/>
+    </w:lvl>
+    <w:lvl w:ilvl="1">
+      <w:start w:val="1"/>
+      <w:numFmt w:val="decimal"/>
+      <w:lvlText w:val="%2."/>
+      <w:lvlJc w:val="start"/>
+      <w:pPr>
+        <w:tabs>
+          <w:tab w:val="num" w:pos="1080"/>
+        </w:tabs>
+        <w:ind w:start="1080" w:hanging="360"/>
+      </w:pPr>
+      <w:rPr/>
+    </w:lvl>
+    <w:lvl w:ilvl="2">
+      <w:start w:val="1"/>
+      <w:numFmt w:val="decimal"/>
+      <w:lvlText w:val="%3."/>
+      <w:lvlJc w:val="start"/>
+      <w:pPr>
+        <w:tabs>
+          <w:tab w:val="num" w:pos="1440"/>
+        </w:tabs>
+        <w:ind w:start="1440" w:hanging="360"/>
+      </w:pPr>
+      <w:rPr/>
+    </w:lvl>
+    <w:lvl w:ilvl="3">
+      <w:start w:val="1"/>
+      <w:numFmt w:val="decimal"/>
+      <w:lvlText w:val="%4."/>
+      <w:lvlJc w:val="start"/>
+      <w:pPr>
+        <w:tabs>
+          <w:tab w:val="num" w:pos="1800"/>
+        </w:tabs>
+        <w:ind w:start="1800" w:hanging="360"/>
+      </w:pPr>
+      <w:rPr/>
+    </w:lvl>
+    <w:lvl w:ilvl="4">
+      <w:start w:val="1"/>
+      <w:numFmt w:val="decimal"/>
+      <w:lvlText w:val="%5."/>
+      <w:lvlJc w:val="start"/>
+      <w:pPr>
+        <w:tabs>
+          <w:tab w:val="num" w:pos="2160"/>
+        </w:tabs>
+        <w:ind w:start="2160" w:hanging="360"/>
+      </w:pPr>
+      <w:rPr/>
+    </w:lvl>
+    <w:lvl w:ilvl="5">
+      <w:start w:val="1"/>
+      <w:numFmt w:val="decimal"/>
+      <w:lvlText w:val="%6."/>
+      <w:lvlJc w:val="start"/>
+      <w:pPr>
+        <w:tabs>
+          <w:tab w:val="num" w:pos="2520"/>
+        </w:tabs>
+        <w:ind w:start="2520" w:hanging="360"/>
+      </w:pPr>
+      <w:rPr/>
+    </w:lvl>
+    <w:lvl w:ilvl="6">
+      <w:start w:val="1"/>
+      <w:numFmt w:val="decimal"/>
+      <w:lvlText w:val="%7."/>
+      <w:lvlJc w:val="start"/>
+      <w:pPr>
+        <w:tabs>
+          <w:tab w:val="num" w:pos="2880"/>
+        </w:tabs>
+        <w:ind w:start="2880" w:hanging="360"/>
+      </w:pPr>
+      <w:rPr/>
+    </w:lvl>
+    <w:lvl w:ilvl="7">
+      <w:start w:val="1"/>
+      <w:numFmt w:val="decimal"/>
+      <w:lvlText w:val="%8."/>
+      <w:lvlJc w:val="start"/>
+      <w:pPr>
+        <w:tabs>
+          <w:tab w:val="num" w:pos="3240"/>
+        </w:tabs>
+        <w:ind w:start="3240" w:hanging="360"/>
+      </w:pPr>
+      <w:rPr/>
+    </w:lvl>
+    <w:lvl w:ilvl="8">
+      <w:start w:val="1"/>
+      <w:numFmt w:val="decimal"/>
+      <w:lvlText w:val="%9."/>
+      <w:lvlJc w:val="start"/>
+      <w:pPr>
+        <w:tabs>
+          <w:tab w:val="num" w:pos="3600"/>
+        </w:tabs>
+        <w:ind w:start="3600" w:hanging="360"/>
+      </w:pPr>
+      <w:rPr/>
+    </w:lvl>
+  </w:abstractNum>
+  <w:abstractNum w:abstractNumId="6">
     <w:lvl w:ilvl="0">
       <w:start w:val="1"/>
       <w:numFmt w:val="none"/>
       <w:suff w:val="nothing"/>
       <w:lvlText w:val=""/>
-      <w:lvlJc w:val="left"/>
+      <w:lvlJc w:val="start"/>
       <w:pPr>
         <w:tabs>
           <w:tab w:val="num" w:pos="0"/>
         </w:tabs>
-        <w:ind w:left="0" w:firstLine="0"/>
+        <w:ind w:start="0" w:hanging="0"/>
       </w:pPr>
     </w:lvl>
     <w:lvl w:ilvl="1">
@@ -4496,12 +4267,12 @@
       <w:numFmt w:val="none"/>
       <w:suff w:val="nothing"/>
       <w:lvlText w:val=""/>
-      <w:lvlJc w:val="left"/>
+      <w:lvlJc w:val="start"/>
       <w:pPr>
         <w:tabs>
           <w:tab w:val="num" w:pos="0"/>
         </w:tabs>
-        <w:ind w:left="0" w:firstLine="0"/>
+        <w:ind w:start="0" w:hanging="0"/>
       </w:pPr>
     </w:lvl>
     <w:lvl w:ilvl="2">
@@ -4509,12 +4280,12 @@
       <w:numFmt w:val="none"/>
       <w:suff w:val="nothing"/>
       <w:lvlText w:val=""/>
-      <w:lvlJc w:val="left"/>
+      <w:lvlJc w:val="start"/>
       <w:pPr>
         <w:tabs>
           <w:tab w:val="num" w:pos="0"/>
         </w:tabs>
-        <w:ind w:left="0" w:firstLine="0"/>
+        <w:ind w:start="0" w:hanging="0"/>
       </w:pPr>
     </w:lvl>
     <w:lvl w:ilvl="3">
@@ -4522,12 +4293,12 @@
       <w:numFmt w:val="none"/>
       <w:suff w:val="nothing"/>
       <w:lvlText w:val=""/>
-      <w:lvlJc w:val="left"/>
+      <w:lvlJc w:val="start"/>
       <w:pPr>
         <w:tabs>
           <w:tab w:val="num" w:pos="0"/>
         </w:tabs>
-        <w:ind w:left="0" w:firstLine="0"/>
+        <w:ind w:start="0" w:hanging="0"/>
       </w:pPr>
     </w:lvl>
     <w:lvl w:ilvl="4">
@@ -4535,12 +4306,12 @@
       <w:numFmt w:val="none"/>
       <w:suff w:val="nothing"/>
       <w:lvlText w:val=""/>
-      <w:lvlJc w:val="left"/>
+      <w:lvlJc w:val="start"/>
       <w:pPr>
         <w:tabs>
           <w:tab w:val="num" w:pos="0"/>
         </w:tabs>
-        <w:ind w:left="0" w:firstLine="0"/>
+        <w:ind w:start="0" w:hanging="0"/>
       </w:pPr>
     </w:lvl>
     <w:lvl w:ilvl="5">
@@ -4548,12 +4319,12 @@
       <w:numFmt w:val="none"/>
       <w:suff w:val="nothing"/>
       <w:lvlText w:val=""/>
-      <w:lvlJc w:val="left"/>
+      <w:lvlJc w:val="start"/>
       <w:pPr>
         <w:tabs>
           <w:tab w:val="num" w:pos="0"/>
         </w:tabs>
-        <w:ind w:left="0" w:firstLine="0"/>
+        <w:ind w:start="0" w:hanging="0"/>
       </w:pPr>
     </w:lvl>
     <w:lvl w:ilvl="6">
@@ -4561,12 +4332,12 @@
       <w:numFmt w:val="none"/>
       <w:suff w:val="nothing"/>
       <w:lvlText w:val=""/>
-      <w:lvlJc w:val="left"/>
+      <w:lvlJc w:val="start"/>
       <w:pPr>
         <w:tabs>
           <w:tab w:val="num" w:pos="0"/>
         </w:tabs>
-        <w:ind w:left="0" w:firstLine="0"/>
+        <w:ind w:start="0" w:hanging="0"/>
       </w:pPr>
     </w:lvl>
     <w:lvl w:ilvl="7">
@@ -4574,12 +4345,12 @@
       <w:numFmt w:val="none"/>
       <w:suff w:val="nothing"/>
       <w:lvlText w:val=""/>
-      <w:lvlJc w:val="left"/>
+      <w:lvlJc w:val="start"/>
       <w:pPr>
         <w:tabs>
           <w:tab w:val="num" w:pos="0"/>
         </w:tabs>
-        <w:ind w:left="0" w:firstLine="0"/>
+        <w:ind w:start="0" w:hanging="0"/>
       </w:pPr>
     </w:lvl>
     <w:lvl w:ilvl="8">
@@ -4587,155 +4358,42 @@
       <w:numFmt w:val="none"/>
       <w:suff w:val="nothing"/>
       <w:lvlText w:val=""/>
-      <w:lvlJc w:val="left"/>
+      <w:lvlJc w:val="start"/>
       <w:pPr>
         <w:tabs>
           <w:tab w:val="num" w:pos="0"/>
         </w:tabs>
-        <w:ind w:left="0" w:firstLine="0"/>
+        <w:ind w:start="0" w:hanging="0"/>
       </w:pPr>
     </w:lvl>
   </w:abstractNum>
-  <w:abstractNum w:abstractNumId="5" w15:restartNumberingAfterBreak="0">
-    <w:nsid w:val="6C7E61F8"/>
-    <w:multiLevelType w:val="multilevel"/>
-    <w:tmpl w:val="550AF798"/>
-    <w:lvl w:ilvl="0">
-      <w:start w:val="1"/>
-      <w:numFmt w:val="decimal"/>
-      <w:lvlText w:val="%1."/>
-      <w:lvlJc w:val="left"/>
-      <w:pPr>
-        <w:tabs>
-          <w:tab w:val="num" w:pos="720"/>
-        </w:tabs>
-        <w:ind w:left="720" w:hanging="360"/>
-      </w:pPr>
-    </w:lvl>
-    <w:lvl w:ilvl="1">
-      <w:start w:val="1"/>
-      <w:numFmt w:val="decimal"/>
-      <w:lvlText w:val="%2."/>
-      <w:lvlJc w:val="left"/>
-      <w:pPr>
-        <w:tabs>
-          <w:tab w:val="num" w:pos="1080"/>
-        </w:tabs>
-        <w:ind w:left="1080" w:hanging="360"/>
-      </w:pPr>
-    </w:lvl>
-    <w:lvl w:ilvl="2">
-      <w:start w:val="1"/>
-      <w:numFmt w:val="decimal"/>
-      <w:lvlText w:val="%3."/>
-      <w:lvlJc w:val="left"/>
-      <w:pPr>
-        <w:tabs>
-          <w:tab w:val="num" w:pos="1440"/>
-        </w:tabs>
-        <w:ind w:left="1440" w:hanging="360"/>
-      </w:pPr>
-    </w:lvl>
-    <w:lvl w:ilvl="3">
-      <w:start w:val="1"/>
-      <w:numFmt w:val="decimal"/>
-      <w:lvlText w:val="%4."/>
-      <w:lvlJc w:val="left"/>
-      <w:pPr>
-        <w:tabs>
-          <w:tab w:val="num" w:pos="1800"/>
-        </w:tabs>
-        <w:ind w:left="1800" w:hanging="360"/>
-      </w:pPr>
-    </w:lvl>
-    <w:lvl w:ilvl="4">
-      <w:start w:val="1"/>
-      <w:numFmt w:val="decimal"/>
-      <w:lvlText w:val="%5."/>
-      <w:lvlJc w:val="left"/>
-      <w:pPr>
-        <w:tabs>
-          <w:tab w:val="num" w:pos="2160"/>
-        </w:tabs>
-        <w:ind w:left="2160" w:hanging="360"/>
-      </w:pPr>
-    </w:lvl>
-    <w:lvl w:ilvl="5">
-      <w:start w:val="1"/>
-      <w:numFmt w:val="decimal"/>
-      <w:lvlText w:val="%6."/>
-      <w:lvlJc w:val="left"/>
-      <w:pPr>
-        <w:tabs>
-          <w:tab w:val="num" w:pos="2520"/>
-        </w:tabs>
-        <w:ind w:left="2520" w:hanging="360"/>
-      </w:pPr>
-    </w:lvl>
-    <w:lvl w:ilvl="6">
-      <w:start w:val="1"/>
-      <w:numFmt w:val="decimal"/>
-      <w:lvlText w:val="%7."/>
-      <w:lvlJc w:val="left"/>
-      <w:pPr>
-        <w:tabs>
-          <w:tab w:val="num" w:pos="2880"/>
-        </w:tabs>
-        <w:ind w:left="2880" w:hanging="360"/>
-      </w:pPr>
-    </w:lvl>
-    <w:lvl w:ilvl="7">
-      <w:start w:val="1"/>
-      <w:numFmt w:val="decimal"/>
-      <w:lvlText w:val="%8."/>
-      <w:lvlJc w:val="left"/>
-      <w:pPr>
-        <w:tabs>
-          <w:tab w:val="num" w:pos="3240"/>
-        </w:tabs>
-        <w:ind w:left="3240" w:hanging="360"/>
-      </w:pPr>
-    </w:lvl>
-    <w:lvl w:ilvl="8">
-      <w:start w:val="1"/>
-      <w:numFmt w:val="decimal"/>
-      <w:lvlText w:val="%9."/>
-      <w:lvlJc w:val="left"/>
-      <w:pPr>
-        <w:tabs>
-          <w:tab w:val="num" w:pos="3600"/>
-        </w:tabs>
-        <w:ind w:left="3600" w:hanging="360"/>
-      </w:pPr>
-    </w:lvl>
-  </w:abstractNum>
-  <w:num w:numId="1" w16cid:durableId="2140954852">
-    <w:abstractNumId w:val="0"/>
-  </w:num>
-  <w:num w:numId="2" w16cid:durableId="519205777">
+  <w:num w:numId="1">
     <w:abstractNumId w:val="1"/>
   </w:num>
-  <w:num w:numId="3" w16cid:durableId="57870515">
+  <w:num w:numId="2">
+    <w:abstractNumId w:val="2"/>
+  </w:num>
+  <w:num w:numId="3">
     <w:abstractNumId w:val="3"/>
   </w:num>
-  <w:num w:numId="4" w16cid:durableId="582880229">
-    <w:abstractNumId w:val="2"/>
+  <w:num w:numId="4">
+    <w:abstractNumId w:val="4"/>
   </w:num>
-  <w:num w:numId="5" w16cid:durableId="569122747">
+  <w:num w:numId="5">
     <w:abstractNumId w:val="5"/>
   </w:num>
-  <w:num w:numId="6" w16cid:durableId="527068483">
-    <w:abstractNumId w:val="4"/>
+  <w:num w:numId="6">
+    <w:abstractNumId w:val="6"/>
   </w:num>
 </w:numbering>
 </file>
 
 <file path=word/styles.xml><?xml version="1.0" encoding="utf-8"?>
-<w:styles xmlns:mc="http://schemas.openxmlformats.org/markup-compatibility/2006" xmlns:r="http://schemas.openxmlformats.org/officeDocument/2006/relationships" xmlns:w="http://schemas.openxmlformats.org/wordprocessingml/2006/main" xmlns:w14="http://schemas.microsoft.com/office/word/2010/wordml" xmlns:w15="http://schemas.microsoft.com/office/word/2012/wordml" xmlns:w16cex="http://schemas.microsoft.com/office/word/2018/wordml/cex" xmlns:w16cid="http://schemas.microsoft.com/office/word/2016/wordml/cid" xmlns:w16="http://schemas.microsoft.com/office/word/2018/wordml" xmlns:w16sdtdh="http://schemas.microsoft.com/office/word/2020/wordml/sdtdatahash" xmlns:w16se="http://schemas.microsoft.com/office/word/2015/wordml/symex" mc:Ignorable="w14 w15 w16se w16cid w16 w16cex w16sdtdh">
+<w:styles xmlns:w="http://schemas.openxmlformats.org/wordprocessingml/2006/main" xmlns:w14="http://schemas.microsoft.com/office/word/2010/wordml" xmlns:mc="http://schemas.openxmlformats.org/markup-compatibility/2006" mc:Ignorable="w14">
   <w:docDefaults>
     <w:rPrDefault>
       <w:rPr>
-        <w:rFonts w:ascii="Liberation Serif" w:eastAsia="Songti SC" w:hAnsi="Liberation Serif" w:cs="Arial Unicode MS"/>
+        <w:rFonts w:ascii="Liberation Serif" w:hAnsi="Liberation Serif" w:eastAsia="Songti SC" w:cs="Arial Unicode MS"/>
         <w:sz w:val="24"/>
         <w:szCs w:val="24"/>
         <w:lang w:val="ru-RU" w:eastAsia="zh-CN" w:bidi="hi-IN"/>
@@ -4743,21 +4401,21 @@
     </w:rPrDefault>
     <w:pPrDefault>
       <w:pPr>
-        <w:suppressAutoHyphens/>
+        <w:suppressAutoHyphens w:val="true"/>
       </w:pPr>
     </w:pPrDefault>
   </w:docDefaults>
   <w:latentStyles w:defLockedState="0" w:defUIPriority="99" w:defSemiHidden="0" w:defUnhideWhenUsed="0" w:defQFormat="0" w:count="376">
     <w:lsdException w:name="Normal" w:uiPriority="0" w:qFormat="1"/>
     <w:lsdException w:name="heading 1" w:uiPriority="9" w:qFormat="1"/>
-    <w:lsdException w:name="heading 2" w:semiHidden="1" w:uiPriority="9" w:unhideWhenUsed="1" w:qFormat="1"/>
-    <w:lsdException w:name="heading 3" w:semiHidden="1" w:uiPriority="9" w:unhideWhenUsed="1" w:qFormat="1"/>
-    <w:lsdException w:name="heading 4" w:semiHidden="1" w:uiPriority="9" w:unhideWhenUsed="1" w:qFormat="1"/>
-    <w:lsdException w:name="heading 5" w:semiHidden="1" w:uiPriority="9" w:unhideWhenUsed="1" w:qFormat="1"/>
-    <w:lsdException w:name="heading 6" w:semiHidden="1" w:uiPriority="9" w:unhideWhenUsed="1" w:qFormat="1"/>
-    <w:lsdException w:name="heading 7" w:semiHidden="1" w:uiPriority="9" w:unhideWhenUsed="1" w:qFormat="1"/>
-    <w:lsdException w:name="heading 8" w:semiHidden="1" w:uiPriority="9" w:unhideWhenUsed="1" w:qFormat="1"/>
-    <w:lsdException w:name="heading 9" w:semiHidden="1" w:uiPriority="9" w:unhideWhenUsed="1" w:qFormat="1"/>
+    <w:lsdException w:name="heading 2" w:uiPriority="9" w:semiHidden="1" w:unhideWhenUsed="1" w:qFormat="1"/>
+    <w:lsdException w:name="heading 3" w:uiPriority="9" w:semiHidden="1" w:unhideWhenUsed="1" w:qFormat="1"/>
+    <w:lsdException w:name="heading 4" w:uiPriority="9" w:semiHidden="1" w:unhideWhenUsed="1" w:qFormat="1"/>
+    <w:lsdException w:name="heading 5" w:uiPriority="9" w:semiHidden="1" w:unhideWhenUsed="1" w:qFormat="1"/>
+    <w:lsdException w:name="heading 6" w:uiPriority="9" w:semiHidden="1" w:unhideWhenUsed="1" w:qFormat="1"/>
+    <w:lsdException w:name="heading 7" w:uiPriority="9" w:semiHidden="1" w:unhideWhenUsed="1" w:qFormat="1"/>
+    <w:lsdException w:name="heading 8" w:uiPriority="9" w:semiHidden="1" w:unhideWhenUsed="1" w:qFormat="1"/>
+    <w:lsdException w:name="heading 9" w:uiPriority="9" w:semiHidden="1" w:unhideWhenUsed="1" w:qFormat="1"/>
     <w:lsdException w:name="index 1" w:semiHidden="1" w:unhideWhenUsed="1"/>
     <w:lsdException w:name="index 2" w:semiHidden="1" w:unhideWhenUsed="1"/>
     <w:lsdException w:name="index 3" w:semiHidden="1" w:unhideWhenUsed="1"/>
@@ -4767,22 +4425,22 @@
     <w:lsdException w:name="index 7" w:semiHidden="1" w:unhideWhenUsed="1"/>
     <w:lsdException w:name="index 8" w:semiHidden="1" w:unhideWhenUsed="1"/>
     <w:lsdException w:name="index 9" w:semiHidden="1" w:unhideWhenUsed="1"/>
-    <w:lsdException w:name="toc 1" w:semiHidden="1" w:uiPriority="39" w:unhideWhenUsed="1"/>
-    <w:lsdException w:name="toc 2" w:semiHidden="1" w:uiPriority="39" w:unhideWhenUsed="1"/>
-    <w:lsdException w:name="toc 3" w:semiHidden="1" w:uiPriority="39" w:unhideWhenUsed="1"/>
-    <w:lsdException w:name="toc 4" w:semiHidden="1" w:uiPriority="39" w:unhideWhenUsed="1"/>
-    <w:lsdException w:name="toc 5" w:semiHidden="1" w:uiPriority="39" w:unhideWhenUsed="1"/>
-    <w:lsdException w:name="toc 6" w:semiHidden="1" w:uiPriority="39" w:unhideWhenUsed="1"/>
-    <w:lsdException w:name="toc 7" w:semiHidden="1" w:uiPriority="39" w:unhideWhenUsed="1"/>
-    <w:lsdException w:name="toc 8" w:semiHidden="1" w:uiPriority="39" w:unhideWhenUsed="1"/>
-    <w:lsdException w:name="toc 9" w:semiHidden="1" w:uiPriority="39" w:unhideWhenUsed="1"/>
+    <w:lsdException w:name="toc 1" w:uiPriority="39" w:semiHidden="1" w:unhideWhenUsed="1"/>
+    <w:lsdException w:name="toc 2" w:uiPriority="39" w:semiHidden="1" w:unhideWhenUsed="1"/>
+    <w:lsdException w:name="toc 3" w:uiPriority="39" w:semiHidden="1" w:unhideWhenUsed="1"/>
+    <w:lsdException w:name="toc 4" w:uiPriority="39" w:semiHidden="1" w:unhideWhenUsed="1"/>
+    <w:lsdException w:name="toc 5" w:uiPriority="39" w:semiHidden="1" w:unhideWhenUsed="1"/>
+    <w:lsdException w:name="toc 6" w:uiPriority="39" w:semiHidden="1" w:unhideWhenUsed="1"/>
+    <w:lsdException w:name="toc 7" w:uiPriority="39" w:semiHidden="1" w:unhideWhenUsed="1"/>
+    <w:lsdException w:name="toc 8" w:uiPriority="39" w:semiHidden="1" w:unhideWhenUsed="1"/>
+    <w:lsdException w:name="toc 9" w:uiPriority="39" w:semiHidden="1" w:unhideWhenUsed="1"/>
     <w:lsdException w:name="Normal Indent" w:semiHidden="1" w:unhideWhenUsed="1"/>
     <w:lsdException w:name="footnote text" w:semiHidden="1" w:unhideWhenUsed="1"/>
     <w:lsdException w:name="annotation text" w:semiHidden="1" w:unhideWhenUsed="1"/>
     <w:lsdException w:name="header" w:semiHidden="1" w:unhideWhenUsed="1"/>
     <w:lsdException w:name="footer" w:semiHidden="1" w:unhideWhenUsed="1"/>
     <w:lsdException w:name="index heading" w:semiHidden="1" w:unhideWhenUsed="1"/>
-    <w:lsdException w:name="caption" w:semiHidden="1" w:uiPriority="35" w:unhideWhenUsed="1" w:qFormat="1"/>
+    <w:lsdException w:name="caption" w:uiPriority="35" w:semiHidden="1" w:unhideWhenUsed="1" w:qFormat="1"/>
     <w:lsdException w:name="table of figures" w:semiHidden="1" w:unhideWhenUsed="1"/>
     <w:lsdException w:name="envelope address" w:semiHidden="1" w:unhideWhenUsed="1"/>
     <w:lsdException w:name="envelope return" w:semiHidden="1" w:unhideWhenUsed="1"/>
@@ -4813,7 +4471,7 @@
     <w:lsdException w:name="Title" w:uiPriority="10" w:qFormat="1"/>
     <w:lsdException w:name="Closing" w:semiHidden="1" w:unhideWhenUsed="1"/>
     <w:lsdException w:name="Signature" w:semiHidden="1" w:unhideWhenUsed="1"/>
-    <w:lsdException w:name="Default Paragraph Font" w:semiHidden="1" w:uiPriority="1" w:unhideWhenUsed="1"/>
+    <w:lsdException w:name="Default Paragraph Font" w:uiPriority="1" w:semiHidden="1" w:unhideWhenUsed="1"/>
     <w:lsdException w:name="Body Text" w:semiHidden="1" w:unhideWhenUsed="1"/>
     <w:lsdException w:name="Body Text Indent" w:semiHidden="1" w:unhideWhenUsed="1"/>
     <w:lsdException w:name="List Continue" w:semiHidden="1" w:unhideWhenUsed="1"/>
@@ -5013,8 +4671,8 @@
     <w:lsdException w:name="Subtle Reference" w:uiPriority="31" w:qFormat="1"/>
     <w:lsdException w:name="Intense Reference" w:uiPriority="32" w:qFormat="1"/>
     <w:lsdException w:name="Book Title" w:uiPriority="33" w:qFormat="1"/>
-    <w:lsdException w:name="Bibliography" w:semiHidden="1" w:uiPriority="37" w:unhideWhenUsed="1"/>
-    <w:lsdException w:name="TOC Heading" w:semiHidden="1" w:uiPriority="39" w:unhideWhenUsed="1" w:qFormat="1"/>
+    <w:lsdException w:name="Bibliography" w:uiPriority="37" w:semiHidden="1" w:unhideWhenUsed="1"/>
+    <w:lsdException w:name="TOC Heading" w:uiPriority="39" w:semiHidden="1" w:unhideWhenUsed="1" w:qFormat="1"/>
     <w:lsdException w:name="Plain Table 1" w:uiPriority="41"/>
     <w:lsdException w:name="Plain Table 2" w:uiPriority="42"/>
     <w:lsdException w:name="Plain Table 3" w:uiPriority="43"/>
@@ -5125,22 +4783,34 @@
     <w:lsdException w:name="Unresolved Mention" w:semiHidden="1" w:unhideWhenUsed="1"/>
     <w:lsdException w:name="Smart Link" w:semiHidden="1" w:unhideWhenUsed="1"/>
   </w:latentStyles>
-  <w:style w:type="paragraph" w:default="1" w:styleId="a">
+  <w:style w:type="paragraph" w:styleId="Normal" w:default="1">
     <w:name w:val="Normal"/>
     <w:qFormat/>
-    <w:rPr>
-      <w:rFonts w:ascii="Times New Roman" w:eastAsia="Times New Roman" w:hAnsi="Times New Roman" w:cs="Times New Roman"/>
-      <w:lang w:bidi="ar-SA"/>
-    </w:rPr>
-  </w:style>
-  <w:style w:type="paragraph" w:styleId="1">
+    <w:pPr>
+      <w:widowControl/>
+      <w:suppressAutoHyphens w:val="true"/>
+      <w:bidi w:val="0"/>
+      <w:spacing w:before="0" w:after="0"/>
+      <w:jc w:val="start"/>
+    </w:pPr>
+    <w:rPr>
+      <w:rFonts w:ascii="Times New Roman" w:hAnsi="Times New Roman" w:eastAsia="Times New Roman" w:cs="Times New Roman"/>
+      <w:color w:val="auto"/>
+      <w:kern w:val="0"/>
+      <w:sz w:val="24"/>
+      <w:szCs w:val="24"/>
+      <w:lang w:bidi="ar-SA" w:val="ru-RU" w:eastAsia="zh-CN"/>
+    </w:rPr>
+  </w:style>
+  <w:style w:type="paragraph" w:styleId="Heading1">
     <w:name w:val="heading 1"/>
-    <w:basedOn w:val="a"/>
-    <w:next w:val="a0"/>
+    <w:basedOn w:val="Normal"/>
+    <w:next w:val="BodyText"/>
     <w:uiPriority w:val="9"/>
     <w:qFormat/>
     <w:pPr>
       <w:numPr>
+        <w:ilvl w:val="0"/>
         <w:numId w:val="1"/>
       </w:numPr>
       <w:spacing w:before="280" w:after="280"/>
@@ -5154,109 +4824,91 @@
       <w:szCs w:val="48"/>
     </w:rPr>
   </w:style>
-  <w:style w:type="character" w:default="1" w:styleId="a1">
+  <w:style w:type="character" w:styleId="DefaultParagraphFont" w:default="1">
     <w:name w:val="Default Paragraph Font"/>
     <w:uiPriority w:val="1"/>
     <w:semiHidden/>
     <w:unhideWhenUsed/>
-  </w:style>
-  <w:style w:type="table" w:default="1" w:styleId="a2">
-    <w:name w:val="Normal Table"/>
-    <w:uiPriority w:val="99"/>
-    <w:semiHidden/>
-    <w:unhideWhenUsed/>
-    <w:tblPr>
-      <w:tblInd w:w="0" w:type="dxa"/>
-      <w:tblCellMar>
-        <w:top w:w="0" w:type="dxa"/>
-        <w:left w:w="108" w:type="dxa"/>
-        <w:bottom w:w="0" w:type="dxa"/>
-        <w:right w:w="108" w:type="dxa"/>
-      </w:tblCellMar>
-    </w:tblPr>
-  </w:style>
-  <w:style w:type="numbering" w:default="1" w:styleId="a3">
-    <w:name w:val="No List"/>
-    <w:uiPriority w:val="99"/>
-    <w:semiHidden/>
-    <w:unhideWhenUsed/>
-  </w:style>
-  <w:style w:type="character" w:customStyle="1" w:styleId="WW8Num1z0">
+    <w:qFormat/>
+    <w:rPr/>
+  </w:style>
+  <w:style w:type="character" w:styleId="WW8Num1z0" w:customStyle="1">
     <w:name w:val="WW8Num1z0"/>
     <w:qFormat/>
-  </w:style>
-  <w:style w:type="character" w:customStyle="1" w:styleId="WW8Num2z0">
+    <w:rPr/>
+  </w:style>
+  <w:style w:type="character" w:styleId="WW8Num2z0" w:customStyle="1">
     <w:name w:val="WW8Num2z0"/>
     <w:qFormat/>
     <w:rPr>
-      <w:rFonts w:ascii="Symbol" w:eastAsia="Times New Roman" w:hAnsi="Symbol" w:cs="Times New Roman"/>
-    </w:rPr>
-  </w:style>
-  <w:style w:type="character" w:customStyle="1" w:styleId="WW8Num2z1">
+      <w:rFonts w:ascii="Symbol" w:hAnsi="Symbol" w:eastAsia="Times New Roman" w:cs="Times New Roman"/>
+    </w:rPr>
+  </w:style>
+  <w:style w:type="character" w:styleId="WW8Num2z1" w:customStyle="1">
     <w:name w:val="WW8Num2z1"/>
     <w:qFormat/>
     <w:rPr>
       <w:rFonts w:ascii="Courier New" w:hAnsi="Courier New" w:cs="Courier New"/>
     </w:rPr>
   </w:style>
-  <w:style w:type="character" w:customStyle="1" w:styleId="WW8Num2z2">
+  <w:style w:type="character" w:styleId="WW8Num2z2" w:customStyle="1">
     <w:name w:val="WW8Num2z2"/>
     <w:qFormat/>
     <w:rPr>
       <w:rFonts w:ascii="Wingdings" w:hAnsi="Wingdings" w:cs="Wingdings"/>
     </w:rPr>
   </w:style>
-  <w:style w:type="character" w:customStyle="1" w:styleId="WW8Num2z3">
+  <w:style w:type="character" w:styleId="WW8Num2z3" w:customStyle="1">
     <w:name w:val="WW8Num2z3"/>
     <w:qFormat/>
     <w:rPr>
       <w:rFonts w:ascii="Symbol" w:hAnsi="Symbol" w:cs="Symbol"/>
     </w:rPr>
   </w:style>
-  <w:style w:type="character" w:customStyle="1" w:styleId="WW8Num3z0">
+  <w:style w:type="character" w:styleId="WW8Num3z0" w:customStyle="1">
     <w:name w:val="WW8Num3z0"/>
     <w:qFormat/>
     <w:rPr>
-      <w:rFonts w:ascii="Symbol" w:eastAsia="Times New Roman" w:hAnsi="Symbol" w:cs="Times New Roman"/>
-    </w:rPr>
-  </w:style>
-  <w:style w:type="character" w:customStyle="1" w:styleId="WW8Num3z1">
+      <w:rFonts w:ascii="Symbol" w:hAnsi="Symbol" w:eastAsia="Times New Roman" w:cs="Times New Roman"/>
+    </w:rPr>
+  </w:style>
+  <w:style w:type="character" w:styleId="WW8Num3z1" w:customStyle="1">
     <w:name w:val="WW8Num3z1"/>
     <w:qFormat/>
     <w:rPr>
       <w:rFonts w:ascii="Courier New" w:hAnsi="Courier New" w:cs="Courier New"/>
     </w:rPr>
   </w:style>
-  <w:style w:type="character" w:customStyle="1" w:styleId="WW8Num3z2">
+  <w:style w:type="character" w:styleId="WW8Num3z2" w:customStyle="1">
     <w:name w:val="WW8Num3z2"/>
     <w:qFormat/>
     <w:rPr>
       <w:rFonts w:ascii="Wingdings" w:hAnsi="Wingdings" w:cs="Wingdings"/>
     </w:rPr>
   </w:style>
-  <w:style w:type="character" w:customStyle="1" w:styleId="WW8Num3z3">
+  <w:style w:type="character" w:styleId="WW8Num3z3" w:customStyle="1">
     <w:name w:val="WW8Num3z3"/>
     <w:qFormat/>
     <w:rPr>
       <w:rFonts w:ascii="Symbol" w:hAnsi="Symbol" w:cs="Symbol"/>
     </w:rPr>
   </w:style>
-  <w:style w:type="character" w:customStyle="1" w:styleId="WW8Num4z0">
+  <w:style w:type="character" w:styleId="WW8Num4z0" w:customStyle="1">
     <w:name w:val="WW8Num4z0"/>
     <w:qFormat/>
     <w:rPr>
       <w:color w:val="000000"/>
     </w:rPr>
   </w:style>
-  <w:style w:type="character" w:customStyle="1" w:styleId="WW8Num5z0">
+  <w:style w:type="character" w:styleId="WW8Num5z0" w:customStyle="1">
     <w:name w:val="WW8Num5z0"/>
     <w:qFormat/>
     <w:rPr>
       <w:rFonts w:cs="Arial Unicode MS"/>
-      <w:caps w:val="0"/>
-      <w:smallCaps w:val="0"/>
-      <w:strike w:val="0"/>
-      <w:dstrike w:val="0"/>
+      <w:caps w:val="false"/>
+      <w:smallCaps w:val="false"/>
+      <w:strike w:val="false"/>
+      <w:dstrike w:val="false"/>
       <w:color w:val="000000"/>
       <w:spacing w:val="0"/>
       <w:w w:val="100"/>
@@ -5271,156 +4923,159 @@
       </w14:textOutline>
     </w:rPr>
   </w:style>
-  <w:style w:type="character" w:customStyle="1" w:styleId="WW8Num8z0">
+  <w:style w:type="character" w:styleId="WW8Num8z0" w:customStyle="1">
     <w:name w:val="WW8Num8z0"/>
     <w:qFormat/>
     <w:rPr>
-      <w:rFonts w:ascii="Verdana" w:eastAsia="Arial Unicode MS" w:hAnsi="Verdana" w:cs="Arial Unicode MS"/>
-    </w:rPr>
-  </w:style>
-  <w:style w:type="character" w:customStyle="1" w:styleId="WW8Num8z1">
+      <w:rFonts w:ascii="Verdana" w:hAnsi="Verdana" w:eastAsia="Arial Unicode MS" w:cs="Arial Unicode MS"/>
+    </w:rPr>
+  </w:style>
+  <w:style w:type="character" w:styleId="WW8Num8z1" w:customStyle="1">
     <w:name w:val="WW8Num8z1"/>
     <w:qFormat/>
     <w:rPr>
       <w:rFonts w:ascii="Courier New" w:hAnsi="Courier New" w:cs="Courier New"/>
     </w:rPr>
   </w:style>
-  <w:style w:type="character" w:customStyle="1" w:styleId="WW8Num8z2">
+  <w:style w:type="character" w:styleId="WW8Num8z2" w:customStyle="1">
     <w:name w:val="WW8Num8z2"/>
     <w:qFormat/>
     <w:rPr>
       <w:rFonts w:ascii="Wingdings" w:hAnsi="Wingdings" w:cs="Wingdings"/>
     </w:rPr>
   </w:style>
-  <w:style w:type="character" w:customStyle="1" w:styleId="WW8Num8z3">
+  <w:style w:type="character" w:styleId="WW8Num8z3" w:customStyle="1">
     <w:name w:val="WW8Num8z3"/>
     <w:qFormat/>
     <w:rPr>
       <w:rFonts w:ascii="Symbol" w:hAnsi="Symbol" w:cs="Symbol"/>
     </w:rPr>
   </w:style>
-  <w:style w:type="character" w:customStyle="1" w:styleId="WW8Num10z0">
+  <w:style w:type="character" w:styleId="WW8Num10z0" w:customStyle="1">
     <w:name w:val="WW8Num10z0"/>
     <w:qFormat/>
     <w:rPr>
       <w:rFonts w:ascii="Symbol" w:hAnsi="Symbol" w:cs="Symbol"/>
     </w:rPr>
   </w:style>
-  <w:style w:type="character" w:customStyle="1" w:styleId="WW8Num10z1">
+  <w:style w:type="character" w:styleId="WW8Num10z1" w:customStyle="1">
     <w:name w:val="WW8Num10z1"/>
     <w:qFormat/>
     <w:rPr>
       <w:rFonts w:ascii="Courier New" w:hAnsi="Courier New" w:cs="Courier New"/>
     </w:rPr>
   </w:style>
-  <w:style w:type="character" w:customStyle="1" w:styleId="WW8Num10z2">
+  <w:style w:type="character" w:styleId="WW8Num10z2" w:customStyle="1">
     <w:name w:val="WW8Num10z2"/>
     <w:qFormat/>
     <w:rPr>
       <w:rFonts w:ascii="Wingdings" w:hAnsi="Wingdings" w:cs="Wingdings"/>
     </w:rPr>
   </w:style>
-  <w:style w:type="character" w:customStyle="1" w:styleId="WW8Num11z0">
+  <w:style w:type="character" w:styleId="WW8Num11z0" w:customStyle="1">
     <w:name w:val="WW8Num11z0"/>
     <w:qFormat/>
     <w:rPr>
-      <w:rFonts w:ascii="Symbol" w:eastAsia="Times New Roman" w:hAnsi="Symbol" w:cs="Times New Roman"/>
-    </w:rPr>
-  </w:style>
-  <w:style w:type="character" w:customStyle="1" w:styleId="WW8Num11z1">
+      <w:rFonts w:ascii="Symbol" w:hAnsi="Symbol" w:eastAsia="Times New Roman" w:cs="Times New Roman"/>
+    </w:rPr>
+  </w:style>
+  <w:style w:type="character" w:styleId="WW8Num11z1" w:customStyle="1">
     <w:name w:val="WW8Num11z1"/>
     <w:qFormat/>
     <w:rPr>
       <w:rFonts w:ascii="Courier New" w:hAnsi="Courier New" w:cs="Courier New"/>
     </w:rPr>
   </w:style>
-  <w:style w:type="character" w:customStyle="1" w:styleId="WW8Num11z2">
+  <w:style w:type="character" w:styleId="WW8Num11z2" w:customStyle="1">
     <w:name w:val="WW8Num11z2"/>
     <w:qFormat/>
     <w:rPr>
       <w:rFonts w:ascii="Wingdings" w:hAnsi="Wingdings" w:cs="Wingdings"/>
     </w:rPr>
   </w:style>
-  <w:style w:type="character" w:customStyle="1" w:styleId="WW8Num11z3">
+  <w:style w:type="character" w:styleId="WW8Num11z3" w:customStyle="1">
     <w:name w:val="WW8Num11z3"/>
     <w:qFormat/>
     <w:rPr>
       <w:rFonts w:ascii="Symbol" w:hAnsi="Symbol" w:cs="Symbol"/>
     </w:rPr>
   </w:style>
-  <w:style w:type="character" w:customStyle="1" w:styleId="WW8Num12z0">
+  <w:style w:type="character" w:styleId="WW8Num12z0" w:customStyle="1">
     <w:name w:val="WW8Num12z0"/>
     <w:qFormat/>
-  </w:style>
-  <w:style w:type="character" w:customStyle="1" w:styleId="WW8Num13z0">
+    <w:rPr/>
+  </w:style>
+  <w:style w:type="character" w:styleId="WW8Num13z0" w:customStyle="1">
     <w:name w:val="WW8Num13z0"/>
     <w:qFormat/>
     <w:rPr>
-      <w:rFonts w:ascii="Symbol" w:eastAsia="Times New Roman" w:hAnsi="Symbol" w:cs="Times New Roman"/>
-    </w:rPr>
-  </w:style>
-  <w:style w:type="character" w:customStyle="1" w:styleId="WW8Num13z1">
+      <w:rFonts w:ascii="Symbol" w:hAnsi="Symbol" w:eastAsia="Times New Roman" w:cs="Times New Roman"/>
+    </w:rPr>
+  </w:style>
+  <w:style w:type="character" w:styleId="WW8Num13z1" w:customStyle="1">
     <w:name w:val="WW8Num13z1"/>
     <w:qFormat/>
     <w:rPr>
       <w:rFonts w:ascii="Courier New" w:hAnsi="Courier New" w:cs="Courier New"/>
     </w:rPr>
   </w:style>
-  <w:style w:type="character" w:customStyle="1" w:styleId="WW8Num13z2">
+  <w:style w:type="character" w:styleId="WW8Num13z2" w:customStyle="1">
     <w:name w:val="WW8Num13z2"/>
     <w:qFormat/>
     <w:rPr>
       <w:rFonts w:ascii="Wingdings" w:hAnsi="Wingdings" w:cs="Wingdings"/>
     </w:rPr>
   </w:style>
-  <w:style w:type="character" w:customStyle="1" w:styleId="WW8Num13z3">
+  <w:style w:type="character" w:styleId="WW8Num13z3" w:customStyle="1">
     <w:name w:val="WW8Num13z3"/>
     <w:qFormat/>
     <w:rPr>
       <w:rFonts w:ascii="Symbol" w:hAnsi="Symbol" w:cs="Symbol"/>
     </w:rPr>
   </w:style>
-  <w:style w:type="character" w:customStyle="1" w:styleId="WW8Num14z0">
+  <w:style w:type="character" w:styleId="WW8Num14z0" w:customStyle="1">
     <w:name w:val="WW8Num14z0"/>
     <w:qFormat/>
-  </w:style>
-  <w:style w:type="character" w:customStyle="1" w:styleId="WW8Num15z0">
+    <w:rPr/>
+  </w:style>
+  <w:style w:type="character" w:styleId="WW8Num15z0" w:customStyle="1">
     <w:name w:val="WW8Num15z0"/>
     <w:qFormat/>
     <w:rPr>
-      <w:rFonts w:ascii="Symbol" w:eastAsia="Times New Roman" w:hAnsi="Symbol" w:cs="Times New Roman"/>
-    </w:rPr>
-  </w:style>
-  <w:style w:type="character" w:customStyle="1" w:styleId="WW8Num15z1">
+      <w:rFonts w:ascii="Symbol" w:hAnsi="Symbol" w:eastAsia="Times New Roman" w:cs="Times New Roman"/>
+    </w:rPr>
+  </w:style>
+  <w:style w:type="character" w:styleId="WW8Num15z1" w:customStyle="1">
     <w:name w:val="WW8Num15z1"/>
     <w:qFormat/>
     <w:rPr>
       <w:rFonts w:ascii="Courier New" w:hAnsi="Courier New" w:cs="Courier New"/>
     </w:rPr>
   </w:style>
-  <w:style w:type="character" w:customStyle="1" w:styleId="WW8Num15z2">
+  <w:style w:type="character" w:styleId="WW8Num15z2" w:customStyle="1">
     <w:name w:val="WW8Num15z2"/>
     <w:qFormat/>
     <w:rPr>
       <w:rFonts w:ascii="Wingdings" w:hAnsi="Wingdings" w:cs="Wingdings"/>
     </w:rPr>
   </w:style>
-  <w:style w:type="character" w:customStyle="1" w:styleId="WW8Num15z3">
+  <w:style w:type="character" w:styleId="WW8Num15z3" w:customStyle="1">
     <w:name w:val="WW8Num15z3"/>
     <w:qFormat/>
     <w:rPr>
       <w:rFonts w:ascii="Symbol" w:hAnsi="Symbol" w:cs="Symbol"/>
     </w:rPr>
   </w:style>
-  <w:style w:type="character" w:customStyle="1" w:styleId="WW8Num16z0">
+  <w:style w:type="character" w:styleId="WW8Num16z0" w:customStyle="1">
     <w:name w:val="WW8Num16z0"/>
     <w:qFormat/>
     <w:rPr>
       <w:rFonts w:cs="Arial Unicode MS"/>
-      <w:caps w:val="0"/>
-      <w:smallCaps w:val="0"/>
-      <w:strike w:val="0"/>
-      <w:dstrike w:val="0"/>
+      <w:caps w:val="false"/>
+      <w:smallCaps w:val="false"/>
+      <w:strike w:val="false"/>
+      <w:dstrike w:val="false"/>
+      <w:color w:val="auto"/>
       <w:spacing w:val="0"/>
       <w:w w:val="100"/>
       <w:kern w:val="0"/>
@@ -5432,91 +5087,91 @@
         <w14:prstDash w14:val="solid"/>
         <w14:bevel/>
       </w14:textOutline>
-      <w14:textFill>
-        <w14:solidFill>
-          <w14:srgbClr w14:val="000000"/>
-        </w14:solidFill>
-      </w14:textFill>
-    </w:rPr>
-  </w:style>
-  <w:style w:type="character" w:customStyle="1" w:styleId="WW8Num17z0">
+    </w:rPr>
+  </w:style>
+  <w:style w:type="character" w:styleId="WW8Num17z0" w:customStyle="1">
     <w:name w:val="WW8Num17z0"/>
     <w:qFormat/>
-  </w:style>
-  <w:style w:type="character" w:customStyle="1" w:styleId="WW8Num18z0">
+    <w:rPr/>
+  </w:style>
+  <w:style w:type="character" w:styleId="WW8Num18z0" w:customStyle="1">
     <w:name w:val="WW8Num18z0"/>
     <w:qFormat/>
     <w:rPr>
       <w:rFonts w:ascii="Symbol" w:hAnsi="Symbol" w:cs="Symbol"/>
     </w:rPr>
   </w:style>
-  <w:style w:type="character" w:customStyle="1" w:styleId="WW8Num18z1">
+  <w:style w:type="character" w:styleId="WW8Num18z1" w:customStyle="1">
     <w:name w:val="WW8Num18z1"/>
     <w:qFormat/>
     <w:rPr>
       <w:rFonts w:ascii="Courier New" w:hAnsi="Courier New" w:cs="Courier New"/>
     </w:rPr>
   </w:style>
-  <w:style w:type="character" w:customStyle="1" w:styleId="WW8Num18z2">
+  <w:style w:type="character" w:styleId="WW8Num18z2" w:customStyle="1">
     <w:name w:val="WW8Num18z2"/>
     <w:qFormat/>
     <w:rPr>
       <w:rFonts w:ascii="Wingdings" w:hAnsi="Wingdings" w:cs="Wingdings"/>
     </w:rPr>
   </w:style>
-  <w:style w:type="character" w:customStyle="1" w:styleId="WW8Num19z0">
+  <w:style w:type="character" w:styleId="WW8Num19z0" w:customStyle="1">
     <w:name w:val="WW8Num19z0"/>
     <w:qFormat/>
-  </w:style>
-  <w:style w:type="character" w:customStyle="1" w:styleId="WW8Num20z0">
+    <w:rPr/>
+  </w:style>
+  <w:style w:type="character" w:styleId="WW8Num20z0" w:customStyle="1">
     <w:name w:val="WW8Num20z0"/>
     <w:qFormat/>
-  </w:style>
-  <w:style w:type="character" w:customStyle="1" w:styleId="WW8Num21z0">
+    <w:rPr/>
+  </w:style>
+  <w:style w:type="character" w:styleId="WW8Num21z0" w:customStyle="1">
     <w:name w:val="WW8Num21z0"/>
     <w:qFormat/>
     <w:rPr>
-      <w:rFonts w:ascii="Symbol" w:eastAsia="Times New Roman" w:hAnsi="Symbol" w:cs="Times New Roman"/>
-    </w:rPr>
-  </w:style>
-  <w:style w:type="character" w:customStyle="1" w:styleId="WW8Num21z1">
+      <w:rFonts w:ascii="Symbol" w:hAnsi="Symbol" w:eastAsia="Times New Roman" w:cs="Times New Roman"/>
+    </w:rPr>
+  </w:style>
+  <w:style w:type="character" w:styleId="WW8Num21z1" w:customStyle="1">
     <w:name w:val="WW8Num21z1"/>
     <w:qFormat/>
     <w:rPr>
       <w:rFonts w:ascii="Courier New" w:hAnsi="Courier New" w:cs="Courier New"/>
     </w:rPr>
   </w:style>
-  <w:style w:type="character" w:customStyle="1" w:styleId="WW8Num21z2">
+  <w:style w:type="character" w:styleId="WW8Num21z2" w:customStyle="1">
     <w:name w:val="WW8Num21z2"/>
     <w:qFormat/>
     <w:rPr>
       <w:rFonts w:ascii="Wingdings" w:hAnsi="Wingdings" w:cs="Wingdings"/>
     </w:rPr>
   </w:style>
-  <w:style w:type="character" w:customStyle="1" w:styleId="WW8Num21z3">
+  <w:style w:type="character" w:styleId="WW8Num21z3" w:customStyle="1">
     <w:name w:val="WW8Num21z3"/>
     <w:qFormat/>
     <w:rPr>
       <w:rFonts w:ascii="Symbol" w:hAnsi="Symbol" w:cs="Symbol"/>
     </w:rPr>
   </w:style>
-  <w:style w:type="character" w:customStyle="1" w:styleId="WW8Num23z0">
+  <w:style w:type="character" w:styleId="WW8Num23z0" w:customStyle="1">
     <w:name w:val="WW8Num23z0"/>
     <w:qFormat/>
-  </w:style>
-  <w:style w:type="character" w:customStyle="1" w:styleId="WW8Num24z0">
+    <w:rPr/>
+  </w:style>
+  <w:style w:type="character" w:styleId="WW8Num24z0" w:customStyle="1">
     <w:name w:val="WW8Num24z0"/>
     <w:qFormat/>
-  </w:style>
-  <w:style w:type="character" w:customStyle="1" w:styleId="WW8Num25z0">
+    <w:rPr/>
+  </w:style>
+  <w:style w:type="character" w:styleId="WW8Num25z0" w:customStyle="1">
     <w:name w:val="WW8Num25z0"/>
     <w:qFormat/>
     <w:rPr>
       <w:rFonts w:cs="Arial Unicode MS"/>
-      <w:caps w:val="0"/>
-      <w:smallCaps w:val="0"/>
-      <w:strike w:val="0"/>
-      <w:dstrike w:val="0"/>
+      <w:caps w:val="false"/>
+      <w:smallCaps w:val="false"/>
+      <w:strike w:val="false"/>
+      <w:dstrike w:val="false"/>
       <w:color w:val="000000"/>
       <w:spacing w:val="0"/>
       <w:w w:val="100"/>
@@ -5531,44 +5186,44 @@
       </w14:textOutline>
     </w:rPr>
   </w:style>
-  <w:style w:type="character" w:customStyle="1" w:styleId="WW8Num26z0">
+  <w:style w:type="character" w:styleId="WW8Num26z0" w:customStyle="1">
     <w:name w:val="WW8Num26z0"/>
     <w:qFormat/>
     <w:rPr>
-      <w:rFonts w:ascii="Symbol" w:eastAsia="Times New Roman" w:hAnsi="Symbol" w:cs="Times New Roman"/>
-    </w:rPr>
-  </w:style>
-  <w:style w:type="character" w:customStyle="1" w:styleId="WW8Num26z1">
+      <w:rFonts w:ascii="Symbol" w:hAnsi="Symbol" w:eastAsia="Times New Roman" w:cs="Times New Roman"/>
+    </w:rPr>
+  </w:style>
+  <w:style w:type="character" w:styleId="WW8Num26z1" w:customStyle="1">
     <w:name w:val="WW8Num26z1"/>
     <w:qFormat/>
     <w:rPr>
       <w:rFonts w:ascii="Courier New" w:hAnsi="Courier New" w:cs="Courier New"/>
     </w:rPr>
   </w:style>
-  <w:style w:type="character" w:customStyle="1" w:styleId="WW8Num26z2">
+  <w:style w:type="character" w:styleId="WW8Num26z2" w:customStyle="1">
     <w:name w:val="WW8Num26z2"/>
     <w:qFormat/>
     <w:rPr>
       <w:rFonts w:ascii="Wingdings" w:hAnsi="Wingdings" w:cs="Wingdings"/>
     </w:rPr>
   </w:style>
-  <w:style w:type="character" w:customStyle="1" w:styleId="WW8Num26z3">
+  <w:style w:type="character" w:styleId="WW8Num26z3" w:customStyle="1">
     <w:name w:val="WW8Num26z3"/>
     <w:qFormat/>
     <w:rPr>
       <w:rFonts w:ascii="Symbol" w:hAnsi="Symbol" w:cs="Symbol"/>
     </w:rPr>
   </w:style>
-  <w:style w:type="character" w:customStyle="1" w:styleId="WW8Num27z0">
+  <w:style w:type="character" w:styleId="WW8Num27z0" w:customStyle="1">
     <w:name w:val="WW8Num27z0"/>
     <w:qFormat/>
     <w:rPr>
-      <w:b w:val="0"/>
-      <w:bCs w:val="0"/>
+      <w:b w:val="false"/>
+      <w:bCs w:val="false"/>
       <w:sz w:val="20"/>
     </w:rPr>
   </w:style>
-  <w:style w:type="character" w:customStyle="1" w:styleId="WW8Num27z1">
+  <w:style w:type="character" w:styleId="WW8Num27z1" w:customStyle="1">
     <w:name w:val="WW8Num27z1"/>
     <w:qFormat/>
     <w:rPr>
@@ -5576,7 +5231,7 @@
       <w:sz w:val="20"/>
     </w:rPr>
   </w:style>
-  <w:style w:type="character" w:customStyle="1" w:styleId="WW8Num27z2">
+  <w:style w:type="character" w:styleId="WW8Num27z2" w:customStyle="1">
     <w:name w:val="WW8Num27z2"/>
     <w:qFormat/>
     <w:rPr>
@@ -5584,43 +5239,44 @@
       <w:sz w:val="20"/>
     </w:rPr>
   </w:style>
-  <w:style w:type="character" w:customStyle="1" w:styleId="WW8Num28z0">
+  <w:style w:type="character" w:styleId="WW8Num28z0" w:customStyle="1">
     <w:name w:val="WW8Num28z0"/>
     <w:qFormat/>
     <w:rPr>
-      <w:rFonts w:ascii="Verdana" w:eastAsia="Arial Unicode MS" w:hAnsi="Verdana" w:cs="Arial Unicode MS"/>
-    </w:rPr>
-  </w:style>
-  <w:style w:type="character" w:customStyle="1" w:styleId="WW8Num28z1">
+      <w:rFonts w:ascii="Verdana" w:hAnsi="Verdana" w:eastAsia="Arial Unicode MS" w:cs="Arial Unicode MS"/>
+    </w:rPr>
+  </w:style>
+  <w:style w:type="character" w:styleId="WW8Num28z1" w:customStyle="1">
     <w:name w:val="WW8Num28z1"/>
     <w:qFormat/>
     <w:rPr>
       <w:rFonts w:ascii="Courier New" w:hAnsi="Courier New" w:cs="Courier New"/>
     </w:rPr>
   </w:style>
-  <w:style w:type="character" w:customStyle="1" w:styleId="WW8Num28z2">
+  <w:style w:type="character" w:styleId="WW8Num28z2" w:customStyle="1">
     <w:name w:val="WW8Num28z2"/>
     <w:qFormat/>
     <w:rPr>
       <w:rFonts w:ascii="Wingdings" w:hAnsi="Wingdings" w:cs="Wingdings"/>
     </w:rPr>
   </w:style>
-  <w:style w:type="character" w:customStyle="1" w:styleId="WW8Num28z3">
+  <w:style w:type="character" w:styleId="WW8Num28z3" w:customStyle="1">
     <w:name w:val="WW8Num28z3"/>
     <w:qFormat/>
     <w:rPr>
       <w:rFonts w:ascii="Symbol" w:hAnsi="Symbol" w:cs="Symbol"/>
     </w:rPr>
   </w:style>
-  <w:style w:type="character" w:customStyle="1" w:styleId="WW8Num29z0">
+  <w:style w:type="character" w:styleId="WW8Num29z0" w:customStyle="1">
     <w:name w:val="WW8Num29z0"/>
     <w:qFormat/>
     <w:rPr>
       <w:rFonts w:cs="Arial Unicode MS"/>
-      <w:caps w:val="0"/>
-      <w:smallCaps w:val="0"/>
-      <w:strike w:val="0"/>
-      <w:dstrike w:val="0"/>
+      <w:caps w:val="false"/>
+      <w:smallCaps w:val="false"/>
+      <w:strike w:val="false"/>
+      <w:dstrike w:val="false"/>
+      <w:color w:val="auto"/>
       <w:spacing w:val="0"/>
       <w:w w:val="100"/>
       <w:kern w:val="0"/>
@@ -5632,98 +5288,93 @@
         <w14:prstDash w14:val="solid"/>
         <w14:bevel/>
       </w14:textOutline>
-      <w14:textFill>
-        <w14:solidFill>
-          <w14:srgbClr w14:val="000000"/>
-        </w14:solidFill>
-      </w14:textFill>
-    </w:rPr>
-  </w:style>
-  <w:style w:type="character" w:customStyle="1" w:styleId="WW8Num30z0">
+    </w:rPr>
+  </w:style>
+  <w:style w:type="character" w:styleId="WW8Num30z0" w:customStyle="1">
     <w:name w:val="WW8Num30z0"/>
     <w:qFormat/>
     <w:rPr>
-      <w:rFonts w:ascii="Symbol" w:eastAsia="Times New Roman" w:hAnsi="Symbol" w:cs="Times New Roman"/>
-    </w:rPr>
-  </w:style>
-  <w:style w:type="character" w:customStyle="1" w:styleId="WW8Num30z1">
+      <w:rFonts w:ascii="Symbol" w:hAnsi="Symbol" w:eastAsia="Times New Roman" w:cs="Times New Roman"/>
+    </w:rPr>
+  </w:style>
+  <w:style w:type="character" w:styleId="WW8Num30z1" w:customStyle="1">
     <w:name w:val="WW8Num30z1"/>
     <w:qFormat/>
     <w:rPr>
       <w:rFonts w:ascii="Courier New" w:hAnsi="Courier New" w:cs="Courier New"/>
     </w:rPr>
   </w:style>
-  <w:style w:type="character" w:customStyle="1" w:styleId="WW8Num30z2">
+  <w:style w:type="character" w:styleId="WW8Num30z2" w:customStyle="1">
     <w:name w:val="WW8Num30z2"/>
     <w:qFormat/>
     <w:rPr>
       <w:rFonts w:ascii="Wingdings" w:hAnsi="Wingdings" w:cs="Wingdings"/>
     </w:rPr>
   </w:style>
-  <w:style w:type="character" w:customStyle="1" w:styleId="WW8Num30z3">
+  <w:style w:type="character" w:styleId="WW8Num30z3" w:customStyle="1">
     <w:name w:val="WW8Num30z3"/>
     <w:qFormat/>
     <w:rPr>
       <w:rFonts w:ascii="Symbol" w:hAnsi="Symbol" w:cs="Symbol"/>
     </w:rPr>
   </w:style>
-  <w:style w:type="character" w:customStyle="1" w:styleId="WW8Num31z0">
+  <w:style w:type="character" w:styleId="WW8Num31z0" w:customStyle="1">
     <w:name w:val="WW8Num31z0"/>
     <w:qFormat/>
     <w:rPr>
       <w:rFonts w:eastAsia="Arial Unicode MS" w:cs="Arial Unicode MS"/>
     </w:rPr>
   </w:style>
-  <w:style w:type="character" w:customStyle="1" w:styleId="WW8Num32z0">
+  <w:style w:type="character" w:styleId="WW8Num32z0" w:customStyle="1">
     <w:name w:val="WW8Num32z0"/>
     <w:qFormat/>
     <w:rPr>
       <w:rFonts w:ascii="Symbol" w:hAnsi="Symbol" w:cs="Symbol"/>
     </w:rPr>
   </w:style>
-  <w:style w:type="character" w:customStyle="1" w:styleId="WW8Num32z1">
+  <w:style w:type="character" w:styleId="WW8Num32z1" w:customStyle="1">
     <w:name w:val="WW8Num32z1"/>
     <w:qFormat/>
     <w:rPr>
       <w:rFonts w:ascii="Courier New" w:hAnsi="Courier New" w:cs="Courier New"/>
     </w:rPr>
   </w:style>
-  <w:style w:type="character" w:customStyle="1" w:styleId="WW8Num32z2">
+  <w:style w:type="character" w:styleId="WW8Num32z2" w:customStyle="1">
     <w:name w:val="WW8Num32z2"/>
     <w:qFormat/>
     <w:rPr>
       <w:rFonts w:ascii="Wingdings" w:hAnsi="Wingdings" w:cs="Wingdings"/>
     </w:rPr>
   </w:style>
-  <w:style w:type="character" w:customStyle="1" w:styleId="WW8Num33z0">
+  <w:style w:type="character" w:styleId="WW8Num33z0" w:customStyle="1">
     <w:name w:val="WW8Num33z0"/>
     <w:qFormat/>
     <w:rPr>
-      <w:rFonts w:ascii="Symbol" w:eastAsia="Times New Roman" w:hAnsi="Symbol" w:cs="Times New Roman"/>
-    </w:rPr>
-  </w:style>
-  <w:style w:type="character" w:customStyle="1" w:styleId="WW8Num33z1">
+      <w:rFonts w:ascii="Symbol" w:hAnsi="Symbol" w:eastAsia="Times New Roman" w:cs="Times New Roman"/>
+    </w:rPr>
+  </w:style>
+  <w:style w:type="character" w:styleId="WW8Num33z1" w:customStyle="1">
     <w:name w:val="WW8Num33z1"/>
     <w:qFormat/>
     <w:rPr>
       <w:rFonts w:ascii="Courier New" w:hAnsi="Courier New" w:cs="Courier New"/>
     </w:rPr>
   </w:style>
-  <w:style w:type="character" w:customStyle="1" w:styleId="WW8Num33z2">
+  <w:style w:type="character" w:styleId="WW8Num33z2" w:customStyle="1">
     <w:name w:val="WW8Num33z2"/>
     <w:qFormat/>
     <w:rPr>
       <w:rFonts w:ascii="Wingdings" w:hAnsi="Wingdings" w:cs="Wingdings"/>
     </w:rPr>
   </w:style>
-  <w:style w:type="character" w:customStyle="1" w:styleId="WW8Num33z3">
+  <w:style w:type="character" w:styleId="WW8Num33z3" w:customStyle="1">
     <w:name w:val="WW8Num33z3"/>
     <w:qFormat/>
     <w:rPr>
       <w:rFonts w:ascii="Symbol" w:hAnsi="Symbol" w:cs="Symbol"/>
     </w:rPr>
   </w:style>
-  <w:style w:type="character" w:customStyle="1" w:styleId="a4">
+  <w:style w:type="character" w:styleId="Style13" w:customStyle="1">
     <w:name w:val="Верхний колонтитул Знак"/>
     <w:qFormat/>
     <w:rPr>
@@ -5731,7 +5382,7 @@
       <w:szCs w:val="24"/>
     </w:rPr>
   </w:style>
-  <w:style w:type="character" w:customStyle="1" w:styleId="a5">
+  <w:style w:type="character" w:styleId="Style14" w:customStyle="1">
     <w:name w:val="Нижний колонтитул Знак"/>
     <w:qFormat/>
     <w:rPr>
@@ -5739,7 +5390,7 @@
       <w:szCs w:val="24"/>
     </w:rPr>
   </w:style>
-  <w:style w:type="character" w:customStyle="1" w:styleId="10">
+  <w:style w:type="character" w:styleId="1" w:customStyle="1">
     <w:name w:val="Заголовок 1 Знак"/>
     <w:qFormat/>
     <w:rPr>
@@ -5750,7 +5401,7 @@
       <w:szCs w:val="48"/>
     </w:rPr>
   </w:style>
-  <w:style w:type="character" w:customStyle="1" w:styleId="a6">
+  <w:style w:type="character" w:styleId="Style15" w:customStyle="1">
     <w:name w:val="Текст выноски Знак"/>
     <w:qFormat/>
     <w:rPr>
@@ -5759,10 +5410,11 @@
       <w:szCs w:val="18"/>
     </w:rPr>
   </w:style>
-  <w:style w:type="character" w:styleId="a7">
+  <w:style w:type="character" w:styleId="PageNumber">
     <w:name w:val="page number"/>
-  </w:style>
-  <w:style w:type="character" w:customStyle="1" w:styleId="a8">
+    <w:rPr/>
+  </w:style>
+  <w:style w:type="character" w:styleId="Style16" w:customStyle="1">
     <w:name w:val="Основной текст Знак"/>
     <w:qFormat/>
     <w:rPr>
@@ -5772,40 +5424,53 @@
       <w:szCs w:val="24"/>
     </w:rPr>
   </w:style>
-  <w:style w:type="character" w:customStyle="1" w:styleId="NumberingSymbols">
+  <w:style w:type="character" w:styleId="NumberingSymbols" w:customStyle="1">
     <w:name w:val="Numbering Symbols"/>
     <w:qFormat/>
-  </w:style>
-  <w:style w:type="paragraph" w:customStyle="1" w:styleId="Heading">
+    <w:rPr/>
+  </w:style>
+  <w:style w:type="paragraph" w:styleId="Heading" w:customStyle="1">
     <w:name w:val="Heading"/>
-    <w:basedOn w:val="a"/>
-    <w:next w:val="a0"/>
+    <w:basedOn w:val="Normal"/>
+    <w:next w:val="BodyText"/>
     <w:qFormat/>
     <w:pPr>
-      <w:keepNext/>
+      <w:keepNext w:val="true"/>
       <w:spacing w:before="240" w:after="120"/>
     </w:pPr>
     <w:rPr>
-      <w:rFonts w:ascii="Liberation Sans" w:eastAsia="Arial Unicode MS" w:hAnsi="Liberation Sans" w:cs="Arial Unicode MS"/>
+      <w:rFonts w:ascii="Liberation Sans" w:hAnsi="Liberation Sans" w:eastAsia="Arial Unicode MS" w:cs="Arial Unicode MS"/>
       <w:sz w:val="28"/>
       <w:szCs w:val="28"/>
     </w:rPr>
   </w:style>
-  <w:style w:type="paragraph" w:styleId="a0">
+  <w:style w:type="paragraph" w:styleId="BodyText">
     <w:name w:val="Body Text"/>
-    <w:rPr>
-      <w:rFonts w:ascii="Times New Roman" w:eastAsia="Arial Unicode MS" w:hAnsi="Times New Roman"/>
+    <w:pPr>
+      <w:widowControl/>
+      <w:suppressAutoHyphens w:val="true"/>
+      <w:bidi w:val="0"/>
+      <w:spacing w:before="0" w:after="0"/>
+      <w:jc w:val="start"/>
+    </w:pPr>
+    <w:rPr>
+      <w:rFonts w:ascii="Times New Roman" w:hAnsi="Times New Roman" w:eastAsia="Arial Unicode MS" w:cs="Arial Unicode MS"/>
       <w:color w:val="000000"/>
-      <w:lang w:bidi="ar-SA"/>
-    </w:rPr>
-  </w:style>
-  <w:style w:type="paragraph" w:styleId="a9">
+      <w:kern w:val="0"/>
+      <w:sz w:val="24"/>
+      <w:szCs w:val="24"/>
+      <w:lang w:bidi="ar-SA" w:val="ru-RU" w:eastAsia="zh-CN"/>
+    </w:rPr>
+  </w:style>
+  <w:style w:type="paragraph" w:styleId="List">
     <w:name w:val="List"/>
-    <w:basedOn w:val="a0"/>
-  </w:style>
-  <w:style w:type="paragraph" w:styleId="aa">
+    <w:basedOn w:val="BodyText"/>
+    <w:pPr/>
+    <w:rPr/>
+  </w:style>
+  <w:style w:type="paragraph" w:styleId="Caption">
     <w:name w:val="caption"/>
-    <w:basedOn w:val="a"/>
+    <w:basedOn w:val="Normal"/>
     <w:qFormat/>
     <w:pPr>
       <w:suppressLineNumbers/>
@@ -5817,9 +5482,9 @@
       <w:iCs/>
     </w:rPr>
   </w:style>
-  <w:style w:type="paragraph" w:customStyle="1" w:styleId="Index">
+  <w:style w:type="paragraph" w:styleId="Index" w:customStyle="1">
     <w:name w:val="Index"/>
-    <w:basedOn w:val="a"/>
+    <w:basedOn w:val="Normal"/>
     <w:qFormat/>
     <w:pPr>
       <w:suppressLineNumbers/>
@@ -5828,102 +5493,129 @@
       <w:rFonts w:cs="Arial Unicode MS"/>
     </w:rPr>
   </w:style>
-  <w:style w:type="paragraph" w:customStyle="1" w:styleId="HeaderandFooter">
+  <w:style w:type="paragraph" w:styleId="HeaderandFooter" w:customStyle="1">
     <w:name w:val="Header and Footer"/>
-    <w:basedOn w:val="a"/>
+    <w:basedOn w:val="Normal"/>
     <w:qFormat/>
     <w:pPr>
       <w:suppressLineNumbers/>
       <w:tabs>
-        <w:tab w:val="center" w:pos="4819"/>
-        <w:tab w:val="right" w:pos="9638"/>
+        <w:tab w:val="clear" w:pos="709"/>
+        <w:tab w:val="center" w:pos="4819" w:leader="none"/>
+        <w:tab w:val="right" w:pos="9638" w:leader="none"/>
       </w:tabs>
     </w:pPr>
-  </w:style>
-  <w:style w:type="paragraph" w:styleId="ab">
+    <w:rPr/>
+  </w:style>
+  <w:style w:type="paragraph" w:styleId="Header">
     <w:name w:val="header"/>
-    <w:basedOn w:val="a"/>
+    <w:basedOn w:val="Normal"/>
     <w:pPr>
       <w:tabs>
-        <w:tab w:val="center" w:pos="4677"/>
-        <w:tab w:val="right" w:pos="9355"/>
+        <w:tab w:val="clear" w:pos="709"/>
+        <w:tab w:val="center" w:pos="4677" w:leader="none"/>
+        <w:tab w:val="right" w:pos="9355" w:leader="none"/>
       </w:tabs>
     </w:pPr>
-  </w:style>
-  <w:style w:type="paragraph" w:styleId="ac">
+    <w:rPr/>
+  </w:style>
+  <w:style w:type="paragraph" w:styleId="Footer">
     <w:name w:val="footer"/>
-    <w:basedOn w:val="a"/>
+    <w:basedOn w:val="Normal"/>
     <w:pPr>
       <w:tabs>
-        <w:tab w:val="center" w:pos="4677"/>
-        <w:tab w:val="right" w:pos="9355"/>
+        <w:tab w:val="clear" w:pos="709"/>
+        <w:tab w:val="center" w:pos="4677" w:leader="none"/>
+        <w:tab w:val="right" w:pos="9355" w:leader="none"/>
       </w:tabs>
     </w:pPr>
-  </w:style>
-  <w:style w:type="paragraph" w:styleId="ad">
+    <w:rPr/>
+  </w:style>
+  <w:style w:type="paragraph" w:styleId="ListParagraph">
     <w:name w:val="List Paragraph"/>
-    <w:basedOn w:val="a"/>
+    <w:basedOn w:val="Normal"/>
     <w:qFormat/>
     <w:pPr>
-      <w:spacing w:after="200" w:line="276" w:lineRule="auto"/>
-      <w:ind w:left="720"/>
+      <w:spacing w:lineRule="auto" w:line="276" w:before="0" w:after="200"/>
+      <w:ind w:start="720"/>
       <w:contextualSpacing/>
     </w:pPr>
     <w:rPr>
-      <w:rFonts w:ascii="Calibri" w:eastAsia="SimSun;宋体" w:hAnsi="Calibri"/>
+      <w:rFonts w:ascii="Calibri" w:hAnsi="Calibri" w:eastAsia="SimSun;宋体"/>
       <w:sz w:val="22"/>
       <w:szCs w:val="22"/>
     </w:rPr>
   </w:style>
-  <w:style w:type="paragraph" w:customStyle="1" w:styleId="Default">
+  <w:style w:type="paragraph" w:styleId="Default" w:customStyle="1">
     <w:name w:val="Default"/>
     <w:qFormat/>
-    <w:rPr>
-      <w:rFonts w:ascii="Times New Roman" w:eastAsia="Times New Roman" w:hAnsi="Times New Roman" w:cs="Times New Roman"/>
+    <w:pPr>
+      <w:widowControl/>
+      <w:suppressAutoHyphens w:val="true"/>
+      <w:bidi w:val="0"/>
+      <w:spacing w:before="0" w:after="0"/>
+      <w:jc w:val="start"/>
+    </w:pPr>
+    <w:rPr>
+      <w:rFonts w:ascii="Times New Roman" w:hAnsi="Times New Roman" w:eastAsia="Times New Roman" w:cs="Times New Roman"/>
       <w:color w:val="000000"/>
-      <w:lang w:bidi="ar-SA"/>
-    </w:rPr>
-  </w:style>
-  <w:style w:type="paragraph" w:styleId="ae">
+      <w:kern w:val="0"/>
+      <w:sz w:val="24"/>
+      <w:szCs w:val="24"/>
+      <w:lang w:bidi="ar-SA" w:val="ru-RU" w:eastAsia="zh-CN"/>
+    </w:rPr>
+  </w:style>
+  <w:style w:type="paragraph" w:styleId="BalloonText">
     <w:name w:val="Balloon Text"/>
-    <w:basedOn w:val="a"/>
-    <w:qFormat/>
+    <w:basedOn w:val="Normal"/>
+    <w:qFormat/>
+    <w:pPr/>
     <w:rPr>
       <w:rFonts w:ascii="Segoe UI" w:hAnsi="Segoe UI" w:cs="Segoe UI"/>
       <w:sz w:val="18"/>
       <w:szCs w:val="18"/>
     </w:rPr>
   </w:style>
-  <w:style w:type="paragraph" w:customStyle="1" w:styleId="Standard">
+  <w:style w:type="paragraph" w:styleId="Standard" w:customStyle="1">
     <w:name w:val="Standard"/>
     <w:qFormat/>
     <w:pPr>
+      <w:widowControl/>
+      <w:suppressAutoHyphens w:val="true"/>
+      <w:bidi w:val="0"/>
+      <w:spacing w:before="0" w:after="0"/>
+      <w:jc w:val="start"/>
       <w:textAlignment w:val="baseline"/>
     </w:pPr>
     <w:rPr>
-      <w:rFonts w:ascii="Times New Roman" w:eastAsia="Times New Roman" w:hAnsi="Times New Roman" w:cs="Times New Roman"/>
+      <w:rFonts w:ascii="Times New Roman" w:hAnsi="Times New Roman" w:eastAsia="Times New Roman" w:cs="Times New Roman"/>
+      <w:color w:val="auto"/>
       <w:kern w:val="2"/>
-      <w:lang w:bidi="ar-SA"/>
-    </w:rPr>
-  </w:style>
-  <w:style w:type="paragraph" w:customStyle="1" w:styleId="af">
+      <w:sz w:val="24"/>
+      <w:szCs w:val="24"/>
+      <w:lang w:bidi="ar-SA" w:val="ru-RU" w:eastAsia="zh-CN"/>
+    </w:rPr>
+  </w:style>
+  <w:style w:type="paragraph" w:styleId="Style17" w:customStyle="1">
     <w:name w:val="Обычный (веб)"/>
-    <w:basedOn w:val="a"/>
+    <w:basedOn w:val="Normal"/>
     <w:qFormat/>
     <w:pPr>
       <w:spacing w:before="280" w:after="280"/>
     </w:pPr>
-  </w:style>
-  <w:style w:type="paragraph" w:customStyle="1" w:styleId="TableContents">
+    <w:rPr/>
+  </w:style>
+  <w:style w:type="paragraph" w:styleId="TableContents" w:customStyle="1">
     <w:name w:val="Table Contents"/>
-    <w:basedOn w:val="a"/>
+    <w:basedOn w:val="Normal"/>
     <w:qFormat/>
     <w:pPr>
-      <w:widowControl w:val="0"/>
+      <w:widowControl w:val="false"/>
       <w:suppressLineNumbers/>
     </w:pPr>
-  </w:style>
-  <w:style w:type="paragraph" w:customStyle="1" w:styleId="TableHeading">
+    <w:rPr/>
+  </w:style>
+  <w:style w:type="paragraph" w:styleId="TableHeading" w:customStyle="1">
     <w:name w:val="Table Heading"/>
     <w:basedOn w:val="TableContents"/>
     <w:qFormat/>
@@ -5935,153 +5627,175 @@
       <w:bCs/>
     </w:rPr>
   </w:style>
-  <w:style w:type="paragraph" w:customStyle="1" w:styleId="PreformattedText">
+  <w:style w:type="paragraph" w:styleId="PreformattedText" w:customStyle="1">
     <w:name w:val="Preformatted Text"/>
-    <w:basedOn w:val="a"/>
-    <w:qFormat/>
-    <w:rPr>
-      <w:rFonts w:ascii="Liberation Mono" w:eastAsia="Liberation Mono" w:hAnsi="Liberation Mono" w:cs="Liberation Mono"/>
+    <w:basedOn w:val="Normal"/>
+    <w:qFormat/>
+    <w:pPr/>
+    <w:rPr>
+      <w:rFonts w:ascii="Liberation Mono" w:hAnsi="Liberation Mono" w:eastAsia="Liberation Mono" w:cs="Liberation Mono"/>
       <w:sz w:val="20"/>
       <w:szCs w:val="20"/>
     </w:rPr>
   </w:style>
-  <w:style w:type="numbering" w:customStyle="1" w:styleId="WW8Num1">
+  <w:style w:type="numbering" w:styleId="NoList" w:default="1">
+    <w:name w:val="No List"/>
+    <w:uiPriority w:val="99"/>
+    <w:semiHidden/>
+    <w:unhideWhenUsed/>
+    <w:qFormat/>
+  </w:style>
+  <w:style w:type="numbering" w:styleId="WW8Num1" w:customStyle="1">
     <w:name w:val="WW8Num1"/>
     <w:qFormat/>
   </w:style>
-  <w:style w:type="numbering" w:customStyle="1" w:styleId="WW8Num2">
+  <w:style w:type="numbering" w:styleId="WW8Num2" w:customStyle="1">
     <w:name w:val="WW8Num2"/>
     <w:qFormat/>
   </w:style>
-  <w:style w:type="numbering" w:customStyle="1" w:styleId="WW8Num3">
+  <w:style w:type="numbering" w:styleId="WW8Num3" w:customStyle="1">
     <w:name w:val="WW8Num3"/>
     <w:qFormat/>
   </w:style>
-  <w:style w:type="numbering" w:customStyle="1" w:styleId="WW8Num4">
+  <w:style w:type="numbering" w:styleId="WW8Num4" w:customStyle="1">
     <w:name w:val="WW8Num4"/>
     <w:qFormat/>
   </w:style>
-  <w:style w:type="numbering" w:customStyle="1" w:styleId="WW8Num5">
+  <w:style w:type="numbering" w:styleId="WW8Num5" w:customStyle="1">
     <w:name w:val="WW8Num5"/>
     <w:qFormat/>
   </w:style>
-  <w:style w:type="numbering" w:customStyle="1" w:styleId="WW8Num6">
+  <w:style w:type="numbering" w:styleId="WW8Num6" w:customStyle="1">
     <w:name w:val="WW8Num6"/>
     <w:qFormat/>
   </w:style>
-  <w:style w:type="numbering" w:customStyle="1" w:styleId="WW8Num7">
+  <w:style w:type="numbering" w:styleId="WW8Num7" w:customStyle="1">
     <w:name w:val="WW8Num7"/>
     <w:qFormat/>
   </w:style>
-  <w:style w:type="numbering" w:customStyle="1" w:styleId="WW8Num8">
+  <w:style w:type="numbering" w:styleId="WW8Num8" w:customStyle="1">
     <w:name w:val="WW8Num8"/>
     <w:qFormat/>
   </w:style>
-  <w:style w:type="numbering" w:customStyle="1" w:styleId="WW8Num9">
+  <w:style w:type="numbering" w:styleId="WW8Num9" w:customStyle="1">
     <w:name w:val="WW8Num9"/>
     <w:qFormat/>
   </w:style>
-  <w:style w:type="numbering" w:customStyle="1" w:styleId="WW8Num10">
+  <w:style w:type="numbering" w:styleId="WW8Num10" w:customStyle="1">
     <w:name w:val="WW8Num10"/>
     <w:qFormat/>
   </w:style>
-  <w:style w:type="numbering" w:customStyle="1" w:styleId="WW8Num11">
+  <w:style w:type="numbering" w:styleId="WW8Num11" w:customStyle="1">
     <w:name w:val="WW8Num11"/>
     <w:qFormat/>
   </w:style>
-  <w:style w:type="numbering" w:customStyle="1" w:styleId="WW8Num12">
+  <w:style w:type="numbering" w:styleId="WW8Num12" w:customStyle="1">
     <w:name w:val="WW8Num12"/>
     <w:qFormat/>
   </w:style>
-  <w:style w:type="numbering" w:customStyle="1" w:styleId="WW8Num13">
+  <w:style w:type="numbering" w:styleId="WW8Num13" w:customStyle="1">
     <w:name w:val="WW8Num13"/>
     <w:qFormat/>
   </w:style>
-  <w:style w:type="numbering" w:customStyle="1" w:styleId="WW8Num14">
+  <w:style w:type="numbering" w:styleId="WW8Num14" w:customStyle="1">
     <w:name w:val="WW8Num14"/>
     <w:qFormat/>
   </w:style>
-  <w:style w:type="numbering" w:customStyle="1" w:styleId="WW8Num15">
+  <w:style w:type="numbering" w:styleId="WW8Num15" w:customStyle="1">
     <w:name w:val="WW8Num15"/>
     <w:qFormat/>
   </w:style>
-  <w:style w:type="numbering" w:customStyle="1" w:styleId="WW8Num16">
+  <w:style w:type="numbering" w:styleId="WW8Num16" w:customStyle="1">
     <w:name w:val="WW8Num16"/>
     <w:qFormat/>
   </w:style>
-  <w:style w:type="numbering" w:customStyle="1" w:styleId="WW8Num17">
+  <w:style w:type="numbering" w:styleId="WW8Num17" w:customStyle="1">
     <w:name w:val="WW8Num17"/>
     <w:qFormat/>
   </w:style>
-  <w:style w:type="numbering" w:customStyle="1" w:styleId="WW8Num18">
+  <w:style w:type="numbering" w:styleId="WW8Num18" w:customStyle="1">
     <w:name w:val="WW8Num18"/>
     <w:qFormat/>
   </w:style>
-  <w:style w:type="numbering" w:customStyle="1" w:styleId="WW8Num19">
+  <w:style w:type="numbering" w:styleId="WW8Num19" w:customStyle="1">
     <w:name w:val="WW8Num19"/>
     <w:qFormat/>
   </w:style>
-  <w:style w:type="numbering" w:customStyle="1" w:styleId="WW8Num20">
+  <w:style w:type="numbering" w:styleId="WW8Num20" w:customStyle="1">
     <w:name w:val="WW8Num20"/>
     <w:qFormat/>
   </w:style>
-  <w:style w:type="numbering" w:customStyle="1" w:styleId="WW8Num21">
+  <w:style w:type="numbering" w:styleId="WW8Num21" w:customStyle="1">
     <w:name w:val="WW8Num21"/>
     <w:qFormat/>
   </w:style>
-  <w:style w:type="numbering" w:customStyle="1" w:styleId="WW8Num22">
+  <w:style w:type="numbering" w:styleId="WW8Num22" w:customStyle="1">
     <w:name w:val="WW8Num22"/>
     <w:qFormat/>
   </w:style>
-  <w:style w:type="numbering" w:customStyle="1" w:styleId="WW8Num23">
+  <w:style w:type="numbering" w:styleId="WW8Num23" w:customStyle="1">
     <w:name w:val="WW8Num23"/>
     <w:qFormat/>
   </w:style>
-  <w:style w:type="numbering" w:customStyle="1" w:styleId="WW8Num24">
+  <w:style w:type="numbering" w:styleId="WW8Num24" w:customStyle="1">
     <w:name w:val="WW8Num24"/>
     <w:qFormat/>
   </w:style>
-  <w:style w:type="numbering" w:customStyle="1" w:styleId="WW8Num25">
+  <w:style w:type="numbering" w:styleId="WW8Num25" w:customStyle="1">
     <w:name w:val="WW8Num25"/>
     <w:qFormat/>
   </w:style>
-  <w:style w:type="numbering" w:customStyle="1" w:styleId="WW8Num26">
+  <w:style w:type="numbering" w:styleId="WW8Num26" w:customStyle="1">
     <w:name w:val="WW8Num26"/>
     <w:qFormat/>
   </w:style>
-  <w:style w:type="numbering" w:customStyle="1" w:styleId="WW8Num27">
+  <w:style w:type="numbering" w:styleId="WW8Num27" w:customStyle="1">
     <w:name w:val="WW8Num27"/>
     <w:qFormat/>
   </w:style>
-  <w:style w:type="numbering" w:customStyle="1" w:styleId="WW8Num28">
+  <w:style w:type="numbering" w:styleId="WW8Num28" w:customStyle="1">
     <w:name w:val="WW8Num28"/>
     <w:qFormat/>
   </w:style>
-  <w:style w:type="numbering" w:customStyle="1" w:styleId="WW8Num29">
+  <w:style w:type="numbering" w:styleId="WW8Num29" w:customStyle="1">
     <w:name w:val="WW8Num29"/>
     <w:qFormat/>
   </w:style>
-  <w:style w:type="numbering" w:customStyle="1" w:styleId="WW8Num30">
+  <w:style w:type="numbering" w:styleId="WW8Num30" w:customStyle="1">
     <w:name w:val="WW8Num30"/>
     <w:qFormat/>
   </w:style>
-  <w:style w:type="numbering" w:customStyle="1" w:styleId="WW8Num31">
+  <w:style w:type="numbering" w:styleId="WW8Num31" w:customStyle="1">
     <w:name w:val="WW8Num31"/>
     <w:qFormat/>
   </w:style>
-  <w:style w:type="numbering" w:customStyle="1" w:styleId="WW8Num32">
+  <w:style w:type="numbering" w:styleId="WW8Num32" w:customStyle="1">
     <w:name w:val="WW8Num32"/>
     <w:qFormat/>
   </w:style>
-  <w:style w:type="numbering" w:customStyle="1" w:styleId="WW8Num33">
+  <w:style w:type="numbering" w:styleId="WW8Num33" w:customStyle="1">
     <w:name w:val="WW8Num33"/>
     <w:qFormat/>
+  </w:style>
+  <w:style w:type="table" w:default="1" w:styleId="a2">
+    <w:name w:val="Normal Table"/>
+    <w:uiPriority w:val="99"/>
+    <w:semiHidden/>
+    <w:unhideWhenUsed/>
+    <w:tblPr>
+      <w:tblCellMar>
+        <w:top w:w="0" w:type="dxa"/>
+        <w:left w:w="108" w:type="dxa"/>
+        <w:bottom w:w="0" w:type="dxa"/>
+        <w:right w:w="108" w:type="dxa"/>
+      </w:tblCellMar>
+    </w:tblPr>
   </w:style>
 </w:styles>
 </file>
 
 <file path=word/theme/theme1.xml><?xml version="1.0" encoding="utf-8"?>
-<a:theme xmlns:a="http://schemas.openxmlformats.org/drawingml/2006/main" name="Office">
+<a:theme xmlns:a="http://schemas.openxmlformats.org/drawingml/2006/main" xmlns:r="http://schemas.openxmlformats.org/officeDocument/2006/relationships" name="Office">
   <a:themeElements>
     <a:clrScheme name="LibreOffice">
       <a:dk1>
@@ -6123,14 +5837,14 @@
     </a:clrScheme>
     <a:fontScheme name="Office">
       <a:majorFont>
-        <a:latin typeface="Arial"/>
-        <a:ea typeface="DejaVu Sans"/>
-        <a:cs typeface="DejaVu Sans"/>
+        <a:latin typeface="Arial" pitchFamily="0" charset="1"/>
+        <a:ea typeface="DejaVu Sans" pitchFamily="0" charset="1"/>
+        <a:cs typeface="DejaVu Sans" pitchFamily="0" charset="1"/>
       </a:majorFont>
       <a:minorFont>
-        <a:latin typeface="Arial"/>
-        <a:ea typeface="DejaVu Sans"/>
-        <a:cs typeface="DejaVu Sans"/>
+        <a:latin typeface="Arial" pitchFamily="0" charset="1"/>
+        <a:ea typeface="DejaVu Sans" pitchFamily="0" charset="1"/>
+        <a:cs typeface="DejaVu Sans" pitchFamily="0" charset="1"/>
       </a:minorFont>
     </a:fontScheme>
     <a:fmtScheme>
@@ -6183,7 +5897,5 @@
       </a:bgFillStyleLst>
     </a:fmtScheme>
   </a:themeElements>
-  <a:objectDefaults/>
-  <a:extraClrSchemeLst/>
 </a:theme>
 </file>
--- a/app/src/Reports/Infrastructure/Resources/templates/trial_application_1layer.docx
+++ b/app/src/Reports/Infrastructure/Resources/templates/trial_application_1layer.docx
@@ -832,13 +832,7 @@
               <w:rPr>
                 <w:rFonts w:cs="Arial" w:ascii="Arial" w:hAnsi="Arial" w:asciiTheme="minorHAnsi" w:cstheme="minorHAnsi" w:hAnsiTheme="minorHAnsi"/>
               </w:rPr>
-              <w:t>}}</w:t>
-            </w:r>
-            <w:r>
-              <w:rPr>
-                <w:rFonts w:cs="Arial" w:ascii="Arial" w:hAnsi="Arial" w:asciiTheme="minorHAnsi" w:cstheme="minorHAnsi" w:hAnsiTheme="minorHAnsi"/>
-              </w:rPr>
-              <w:t>{{/</w:t>
+              <w:t>}}{{/</w:t>
             </w:r>
             <w:r>
               <w:rPr>
@@ -864,13 +858,7 @@
               <w:rPr>
                 <w:rFonts w:cs="Arial" w:ascii="Arial" w:hAnsi="Arial" w:asciiTheme="minorHAnsi" w:cstheme="minorHAnsi" w:hAnsiTheme="minorHAnsi"/>
               </w:rPr>
-              <w:t>}}</w:t>
-            </w:r>
-            <w:r>
-              <w:rPr>
-                <w:rFonts w:cs="Arial" w:ascii="Arial" w:hAnsi="Arial" w:asciiTheme="minorHAnsi" w:cstheme="minorHAnsi" w:hAnsiTheme="minorHAnsi"/>
-              </w:rPr>
-              <w:t>;</w:t>
+              <w:t>}};</w:t>
             </w:r>
           </w:p>
         </w:tc>
@@ -3025,6 +3013,199 @@
         </w:tc>
       </w:tr>
     </w:tbl>
+    <w:p>
+      <w:pPr>
+        <w:pStyle w:val="Normal"/>
+        <w:spacing w:before="120" w:after="0"/>
+        <w:rPr>
+          <w:rFonts w:ascii="Arial" w:hAnsi="Arial" w:cs="Arial" w:asciiTheme="minorHAnsi" w:cstheme="minorHAnsi" w:hAnsiTheme="minorHAnsi"/>
+        </w:rPr>
+      </w:pPr>
+      <w:r>
+        <w:rPr>
+          <w:rFonts w:cs="Arial" w:cstheme="minorHAnsi" w:ascii="Arial" w:hAnsi="Arial"/>
+        </w:rPr>
+      </w:r>
+      <w:r>
+        <w:br w:type="page"/>
+      </w:r>
+    </w:p>
+    <w:p>
+      <w:pPr>
+        <w:pStyle w:val="Normal"/>
+        <w:spacing w:before="120" w:after="0"/>
+        <w:rPr>
+          <w:rFonts w:ascii="Arial" w:hAnsi="Arial" w:cs="Arial" w:asciiTheme="minorHAnsi" w:cstheme="minorHAnsi" w:hAnsiTheme="minorHAnsi"/>
+        </w:rPr>
+      </w:pPr>
+      <w:r>
+        <w:rPr>
+          <w:rFonts w:cs="Arial" w:cstheme="minorHAnsi" w:ascii="Arial" w:hAnsi="Arial"/>
+        </w:rPr>
+      </w:r>
+    </w:p>
+    <w:p>
+      <w:pPr>
+        <w:pStyle w:val="Normal"/>
+        <w:spacing w:before="120" w:after="0"/>
+        <w:rPr>
+          <w:rFonts w:ascii="Arial" w:hAnsi="Arial" w:cs="Arial" w:asciiTheme="minorHAnsi" w:cstheme="minorHAnsi" w:hAnsiTheme="minorHAnsi"/>
+        </w:rPr>
+      </w:pPr>
+      <w:r>
+        <w:rPr>
+          <w:rFonts w:cs="Arial" w:cstheme="minorHAnsi" w:ascii="Arial" w:hAnsi="Arial"/>
+        </w:rPr>
+      </w:r>
+    </w:p>
+    <w:p>
+      <w:pPr>
+        <w:pStyle w:val="Normal"/>
+        <w:spacing w:before="120" w:after="0"/>
+        <w:rPr>
+          <w:rFonts w:ascii="Arial" w:hAnsi="Arial" w:cs="Arial" w:asciiTheme="minorHAnsi" w:cstheme="minorHAnsi" w:hAnsiTheme="minorHAnsi"/>
+        </w:rPr>
+      </w:pPr>
+      <w:r>
+        <w:rPr>
+          <w:rFonts w:cs="Arial" w:cstheme="minorHAnsi" w:ascii="Arial" w:hAnsi="Arial"/>
+        </w:rPr>
+        <w:t>{{photos?}}</w:t>
+      </w:r>
+    </w:p>
+    <w:tbl>
+      <w:tblPr>
+        <w:tblW w:w="5000" w:type="pct"/>
+        <w:jc w:val="start"/>
+        <w:tblInd w:w="-5" w:type="dxa"/>
+        <w:tblLayout w:type="fixed"/>
+        <w:tblCellMar>
+          <w:top w:w="55" w:type="dxa"/>
+          <w:start w:w="55" w:type="dxa"/>
+          <w:bottom w:w="55" w:type="dxa"/>
+          <w:end w:w="55" w:type="dxa"/>
+        </w:tblCellMar>
+      </w:tblPr>
+      <w:tblGrid>
+        <w:gridCol w:w="9796"/>
+      </w:tblGrid>
+      <w:tr>
+        <w:trPr/>
+        <w:tc>
+          <w:tcPr>
+            <w:tcW w:w="9796" w:type="dxa"/>
+            <w:tcBorders>
+              <w:top w:val="single" w:sz="4" w:space="0" w:color="000000"/>
+              <w:start w:val="single" w:sz="4" w:space="0" w:color="000000"/>
+              <w:bottom w:val="single" w:sz="4" w:space="0" w:color="000000"/>
+              <w:end w:val="single" w:sz="4" w:space="0" w:color="000000"/>
+            </w:tcBorders>
+          </w:tcPr>
+          <w:p>
+            <w:pPr>
+              <w:pStyle w:val="Normal"/>
+              <w:spacing w:before="120" w:after="0"/>
+              <w:rPr/>
+            </w:pPr>
+            <w:r>
+              <w:rPr>
+                <w:rFonts w:cs="Arial" w:ascii="Arial" w:hAnsi="Arial" w:asciiTheme="minorHAnsi" w:cstheme="minorHAnsi" w:hAnsiTheme="minorHAnsi"/>
+              </w:rPr>
+              <w:t xml:space="preserve">{{photos.image}} </w:t>
+            </w:r>
+          </w:p>
+        </w:tc>
+      </w:tr>
+      <w:tr>
+        <w:trPr/>
+        <w:tc>
+          <w:tcPr>
+            <w:tcW w:w="9796" w:type="dxa"/>
+            <w:tcBorders>
+              <w:start w:val="single" w:sz="4" w:space="0" w:color="000000"/>
+              <w:bottom w:val="single" w:sz="4" w:space="0" w:color="000000"/>
+              <w:end w:val="single" w:sz="4" w:space="0" w:color="000000"/>
+            </w:tcBorders>
+          </w:tcPr>
+          <w:p>
+            <w:pPr>
+              <w:pStyle w:val="Normal"/>
+              <w:spacing w:before="120" w:after="0"/>
+              <w:rPr/>
+            </w:pPr>
+            <w:r>
+              <w:rPr>
+                <w:rFonts w:cs="Arial" w:ascii="Arial" w:hAnsi="Arial" w:asciiTheme="minorHAnsi" w:cstheme="minorHAnsi" w:hAnsiTheme="minorHAnsi"/>
+              </w:rPr>
+              <w:t>{{photos.caption}}</w:t>
+            </w:r>
+          </w:p>
+        </w:tc>
+      </w:tr>
+    </w:tbl>
+    <w:p>
+      <w:pPr>
+        <w:pStyle w:val="Normal"/>
+        <w:spacing w:before="120" w:after="0"/>
+        <w:rPr>
+          <w:rFonts w:ascii="Arial" w:hAnsi="Arial" w:cs="Arial" w:asciiTheme="minorHAnsi" w:cstheme="minorHAnsi" w:hAnsiTheme="minorHAnsi"/>
+        </w:rPr>
+      </w:pPr>
+      <w:r>
+        <w:rPr>
+          <w:rFonts w:cs="Arial" w:cstheme="minorHAnsi" w:ascii="Arial" w:hAnsi="Arial"/>
+        </w:rPr>
+        <w:t>{{/photos?}}</w:t>
+      </w:r>
+    </w:p>
+    <w:p>
+      <w:pPr>
+        <w:pStyle w:val="Normal"/>
+        <w:spacing w:before="120" w:after="0"/>
+        <w:rPr>
+          <w:rFonts w:ascii="Arial" w:hAnsi="Arial" w:cs="Arial" w:asciiTheme="minorHAnsi" w:cstheme="minorHAnsi" w:hAnsiTheme="minorHAnsi"/>
+        </w:rPr>
+      </w:pPr>
+      <w:r>
+        <w:rPr>
+          <w:rFonts w:cs="Arial" w:cstheme="minorHAnsi" w:ascii="Arial" w:hAnsi="Arial"/>
+        </w:rPr>
+      </w:r>
+      <w:r>
+        <w:br w:type="page"/>
+      </w:r>
+    </w:p>
+    <w:p>
+      <w:pPr>
+        <w:pStyle w:val="Normal"/>
+        <w:spacing w:before="120" w:after="0"/>
+        <w:rPr>
+          <w:rFonts w:ascii="Arial" w:hAnsi="Arial" w:cs="Arial" w:asciiTheme="minorHAnsi" w:cstheme="minorHAnsi" w:hAnsiTheme="minorHAnsi"/>
+        </w:rPr>
+      </w:pPr>
+      <w:r>
+        <w:rPr>
+          <w:rFonts w:cs="Arial" w:cstheme="minorHAnsi" w:ascii="Arial" w:hAnsi="Arial"/>
+        </w:rPr>
+      </w:r>
+    </w:p>
+    <w:p>
+      <w:pPr>
+        <w:pStyle w:val="Normal"/>
+        <w:spacing w:before="120" w:after="0"/>
+        <w:rPr>
+          <w:rFonts w:ascii="Arial" w:hAnsi="Arial" w:cs="Arial" w:asciiTheme="minorHAnsi" w:cstheme="minorHAnsi" w:hAnsiTheme="minorHAnsi"/>
+        </w:rPr>
+      </w:pPr>
+      <w:r>
+        <w:rPr>
+          <w:rFonts w:cs="Arial" w:cstheme="minorHAnsi" w:ascii="Arial" w:hAnsi="Arial"/>
+        </w:rPr>
+      </w:r>
+      <w:r>
+        <w:br w:type="page"/>
+      </w:r>
+    </w:p>
     <w:p>
       <w:pPr>
         <w:pStyle w:val="Normal"/>
@@ -3087,7 +3268,7 @@
       <mc:AlternateContent>
         <mc:Choice Requires="wps">
           <w:drawing>
-            <wp:anchor distT="8255" distB="8255" distL="0" distR="0" simplePos="0" relativeHeight="7" behindDoc="1" locked="0" layoutInCell="1" allowOverlap="1" wp14:anchorId="0D5B4059">
+            <wp:anchor distT="8255" distB="8255" distL="0" distR="0" simplePos="0" relativeHeight="13" behindDoc="1" locked="0" layoutInCell="1" allowOverlap="1" wp14:anchorId="0D5B4059">
               <wp:simplePos x="0" y="0"/>
               <wp:positionH relativeFrom="column">
                 <wp:posOffset>0</wp:posOffset>
@@ -3185,7 +3366,7 @@
         <w:sz w:val="18"/>
         <w:szCs w:val="18"/>
       </w:rPr>
-      <w:t>3</w:t>
+      <w:t>6</w:t>
     </w:r>
     <w:r>
       <w:rPr>
@@ -3237,7 +3418,7 @@
         <w:szCs w:val="18"/>
         <w:lang w:eastAsia="ru-RU"/>
       </w:rPr>
-      <w:t>3</w:t>
+      <w:t>6</w:t>
     </w:r>
     <w:r>
       <w:rPr>
@@ -3284,7 +3465,7 @@
       <mc:AlternateContent>
         <mc:Choice Requires="wps">
           <w:drawing>
-            <wp:anchor distT="8255" distB="8255" distL="0" distR="0" simplePos="0" relativeHeight="7" behindDoc="1" locked="0" layoutInCell="1" allowOverlap="1" wp14:anchorId="0D5B4059">
+            <wp:anchor distT="8255" distB="8255" distL="0" distR="0" simplePos="0" relativeHeight="13" behindDoc="1" locked="0" layoutInCell="1" allowOverlap="1" wp14:anchorId="0D5B4059">
               <wp:simplePos x="0" y="0"/>
               <wp:positionH relativeFrom="column">
                 <wp:posOffset>0</wp:posOffset>
@@ -3382,7 +3563,7 @@
         <w:sz w:val="18"/>
         <w:szCs w:val="18"/>
       </w:rPr>
-      <w:t>3</w:t>
+      <w:t>6</w:t>
     </w:r>
     <w:r>
       <w:rPr>
@@ -3434,7 +3615,7 @@
         <w:szCs w:val="18"/>
         <w:lang w:eastAsia="ru-RU"/>
       </w:rPr>
-      <w:t>3</w:t>
+      <w:t>6</w:t>
     </w:r>
     <w:r>
       <w:rPr>
@@ -3495,7 +3676,7 @@
         <w:lang w:eastAsia="ru-RU"/>
       </w:rPr>
       <w:drawing>
-        <wp:anchor distT="0" distB="0" distL="0" distR="0" simplePos="0" relativeHeight="4" behindDoc="1" locked="0" layoutInCell="1" allowOverlap="1">
+        <wp:anchor distT="0" distB="0" distL="0" distR="0" simplePos="0" relativeHeight="7" behindDoc="1" locked="0" layoutInCell="1" allowOverlap="1">
           <wp:simplePos x="0" y="0"/>
           <wp:positionH relativeFrom="column">
             <wp:posOffset>4614545</wp:posOffset>
@@ -3575,7 +3756,7 @@
         <w:lang w:eastAsia="ru-RU"/>
       </w:rPr>
       <w:drawing>
-        <wp:anchor distT="0" distB="0" distL="0" distR="0" simplePos="0" relativeHeight="4" behindDoc="1" locked="0" layoutInCell="1" allowOverlap="1">
+        <wp:anchor distT="0" distB="0" distL="0" distR="0" simplePos="0" relativeHeight="7" behindDoc="1" locked="0" layoutInCell="1" allowOverlap="1">
           <wp:simplePos x="0" y="0"/>
           <wp:positionH relativeFrom="column">
             <wp:posOffset>4614545</wp:posOffset>
@@ -4799,7 +4980,7 @@
       <w:kern w:val="0"/>
       <w:sz w:val="24"/>
       <w:szCs w:val="24"/>
-      <w:lang w:bidi="ar-SA" w:val="ru-RU" w:eastAsia="zh-CN"/>
+      <w:lang w:val="ru-RU" w:eastAsia="zh-CN" w:bidi="ar-SA"/>
     </w:rPr>
   </w:style>
   <w:style w:type="paragraph" w:styleId="Heading1">
@@ -5459,7 +5640,7 @@
       <w:kern w:val="0"/>
       <w:sz w:val="24"/>
       <w:szCs w:val="24"/>
-      <w:lang w:bidi="ar-SA" w:val="ru-RU" w:eastAsia="zh-CN"/>
+      <w:lang w:val="ru-RU" w:eastAsia="zh-CN" w:bidi="ar-SA"/>
     </w:rPr>
   </w:style>
   <w:style w:type="paragraph" w:styleId="List">
@@ -5562,7 +5743,7 @@
       <w:kern w:val="0"/>
       <w:sz w:val="24"/>
       <w:szCs w:val="24"/>
-      <w:lang w:bidi="ar-SA" w:val="ru-RU" w:eastAsia="zh-CN"/>
+      <w:lang w:val="ru-RU" w:eastAsia="zh-CN" w:bidi="ar-SA"/>
     </w:rPr>
   </w:style>
   <w:style w:type="paragraph" w:styleId="BalloonText">
@@ -5593,7 +5774,7 @@
       <w:kern w:val="2"/>
       <w:sz w:val="24"/>
       <w:szCs w:val="24"/>
-      <w:lang w:bidi="ar-SA" w:val="ru-RU" w:eastAsia="zh-CN"/>
+      <w:lang w:val="ru-RU" w:eastAsia="zh-CN" w:bidi="ar-SA"/>
     </w:rPr>
   </w:style>
   <w:style w:type="paragraph" w:styleId="Style17" w:customStyle="1">

--- a/app/src/Reports/Infrastructure/Resources/templates/trial_application_1layer.docx
+++ b/app/src/Reports/Infrastructure/Resources/templates/trial_application_1layer.docx
@@ -3033,7 +3033,7 @@
     <w:p>
       <w:pPr>
         <w:pStyle w:val="Normal"/>
-        <w:spacing w:before="120" w:after="0"/>
+        <w:spacing w:before="0" w:after="0"/>
         <w:rPr>
           <w:rFonts w:ascii="Arial" w:hAnsi="Arial" w:cs="Arial" w:asciiTheme="minorHAnsi" w:cstheme="minorHAnsi" w:hAnsiTheme="minorHAnsi"/>
         </w:rPr>
@@ -3054,21 +3054,7 @@
       </w:pPr>
       <w:r>
         <w:rPr>
-          <w:rFonts w:cs="Arial" w:cstheme="minorHAnsi" w:ascii="Arial" w:hAnsi="Arial"/>
-        </w:rPr>
-      </w:r>
-    </w:p>
-    <w:p>
-      <w:pPr>
-        <w:pStyle w:val="Normal"/>
-        <w:spacing w:before="120" w:after="0"/>
-        <w:rPr>
-          <w:rFonts w:ascii="Arial" w:hAnsi="Arial" w:cs="Arial" w:asciiTheme="minorHAnsi" w:cstheme="minorHAnsi" w:hAnsiTheme="minorHAnsi"/>
-        </w:rPr>
-      </w:pPr>
-      <w:r>
-        <w:rPr>
-          <w:rFonts w:cs="Arial" w:cstheme="minorHAnsi" w:ascii="Arial" w:hAnsi="Arial"/>
+          <w:rFonts w:cs="Arial" w:ascii="Arial" w:hAnsi="Arial" w:cstheme="minorHAnsi"/>
         </w:rPr>
         <w:t>{{photos?}}</w:t>
       </w:r>
@@ -3090,7 +3076,9 @@
         <w:gridCol w:w="9796"/>
       </w:tblGrid>
       <w:tr>
-        <w:trPr/>
+        <w:trPr>
+          <w:trHeight w:val="4989" w:hRule="atLeast"/>
+        </w:trPr>
         <w:tc>
           <w:tcPr>
             <w:tcW w:w="9796" w:type="dxa"/>
@@ -3105,6 +3093,7 @@
             <w:pPr>
               <w:pStyle w:val="Normal"/>
               <w:spacing w:before="120" w:after="0"/>
+              <w:jc w:val="center"/>
               <w:rPr/>
             </w:pPr>
             <w:r>
@@ -3117,7 +3106,9 @@
         </w:tc>
       </w:tr>
       <w:tr>
-        <w:trPr/>
+        <w:trPr>
+          <w:trHeight w:val="900" w:hRule="atLeast"/>
+        </w:trPr>
         <w:tc>
           <w:tcPr>
             <w:tcW w:w="9796" w:type="dxa"/>
@@ -3131,6 +3122,7 @@
             <w:pPr>
               <w:pStyle w:val="Normal"/>
               <w:spacing w:before="120" w:after="0"/>
+              <w:jc w:val="center"/>
               <w:rPr/>
             </w:pPr>
             <w:r>
@@ -3153,71 +3145,9 @@
       </w:pPr>
       <w:r>
         <w:rPr>
-          <w:rFonts w:cs="Arial" w:cstheme="minorHAnsi" w:ascii="Arial" w:hAnsi="Arial"/>
+          <w:rFonts w:cs="Arial" w:ascii="Arial" w:hAnsi="Arial" w:cstheme="minorHAnsi"/>
         </w:rPr>
         <w:t>{{/photos?}}</w:t>
-      </w:r>
-    </w:p>
-    <w:p>
-      <w:pPr>
-        <w:pStyle w:val="Normal"/>
-        <w:spacing w:before="120" w:after="0"/>
-        <w:rPr>
-          <w:rFonts w:ascii="Arial" w:hAnsi="Arial" w:cs="Arial" w:asciiTheme="minorHAnsi" w:cstheme="minorHAnsi" w:hAnsiTheme="minorHAnsi"/>
-        </w:rPr>
-      </w:pPr>
-      <w:r>
-        <w:rPr>
-          <w:rFonts w:cs="Arial" w:cstheme="minorHAnsi" w:ascii="Arial" w:hAnsi="Arial"/>
-        </w:rPr>
-      </w:r>
-      <w:r>
-        <w:br w:type="page"/>
-      </w:r>
-    </w:p>
-    <w:p>
-      <w:pPr>
-        <w:pStyle w:val="Normal"/>
-        <w:spacing w:before="120" w:after="0"/>
-        <w:rPr>
-          <w:rFonts w:ascii="Arial" w:hAnsi="Arial" w:cs="Arial" w:asciiTheme="minorHAnsi" w:cstheme="minorHAnsi" w:hAnsiTheme="minorHAnsi"/>
-        </w:rPr>
-      </w:pPr>
-      <w:r>
-        <w:rPr>
-          <w:rFonts w:cs="Arial" w:cstheme="minorHAnsi" w:ascii="Arial" w:hAnsi="Arial"/>
-        </w:rPr>
-      </w:r>
-    </w:p>
-    <w:p>
-      <w:pPr>
-        <w:pStyle w:val="Normal"/>
-        <w:spacing w:before="120" w:after="0"/>
-        <w:rPr>
-          <w:rFonts w:ascii="Arial" w:hAnsi="Arial" w:cs="Arial" w:asciiTheme="minorHAnsi" w:cstheme="minorHAnsi" w:hAnsiTheme="minorHAnsi"/>
-        </w:rPr>
-      </w:pPr>
-      <w:r>
-        <w:rPr>
-          <w:rFonts w:cs="Arial" w:cstheme="minorHAnsi" w:ascii="Arial" w:hAnsi="Arial"/>
-        </w:rPr>
-      </w:r>
-      <w:r>
-        <w:br w:type="page"/>
-      </w:r>
-    </w:p>
-    <w:p>
-      <w:pPr>
-        <w:pStyle w:val="Normal"/>
-        <w:spacing w:before="120" w:after="0"/>
-        <w:rPr>
-          <w:rFonts w:ascii="Arial" w:hAnsi="Arial" w:cs="Arial" w:asciiTheme="minorHAnsi" w:cstheme="minorHAnsi" w:hAnsiTheme="minorHAnsi"/>
-        </w:rPr>
-      </w:pPr>
-      <w:r>
-        <w:rPr>
-          <w:rFonts w:cs="Arial" w:cstheme="minorHAnsi" w:ascii="Arial" w:hAnsi="Arial"/>
-        </w:rPr>
       </w:r>
     </w:p>
     <w:sectPr>
@@ -3268,7 +3198,7 @@
       <mc:AlternateContent>
         <mc:Choice Requires="wps">
           <w:drawing>
-            <wp:anchor distT="8255" distB="8255" distL="0" distR="0" simplePos="0" relativeHeight="13" behindDoc="1" locked="0" layoutInCell="1" allowOverlap="1" wp14:anchorId="0D5B4059">
+            <wp:anchor distT="8255" distB="8255" distL="0" distR="0" simplePos="0" relativeHeight="9" behindDoc="1" locked="0" layoutInCell="1" allowOverlap="1" wp14:anchorId="0D5B4059">
               <wp:simplePos x="0" y="0"/>
               <wp:positionH relativeFrom="column">
                 <wp:posOffset>0</wp:posOffset>
@@ -3366,7 +3296,7 @@
         <w:sz w:val="18"/>
         <w:szCs w:val="18"/>
       </w:rPr>
-      <w:t>6</w:t>
+      <w:t>3</w:t>
     </w:r>
     <w:r>
       <w:rPr>
@@ -3418,7 +3348,7 @@
         <w:szCs w:val="18"/>
         <w:lang w:eastAsia="ru-RU"/>
       </w:rPr>
-      <w:t>6</w:t>
+      <w:t>4</w:t>
     </w:r>
     <w:r>
       <w:rPr>
@@ -3465,7 +3395,7 @@
       <mc:AlternateContent>
         <mc:Choice Requires="wps">
           <w:drawing>
-            <wp:anchor distT="8255" distB="8255" distL="0" distR="0" simplePos="0" relativeHeight="13" behindDoc="1" locked="0" layoutInCell="1" allowOverlap="1" wp14:anchorId="0D5B4059">
+            <wp:anchor distT="8255" distB="8255" distL="0" distR="0" simplePos="0" relativeHeight="9" behindDoc="1" locked="0" layoutInCell="1" allowOverlap="1" wp14:anchorId="0D5B4059">
               <wp:simplePos x="0" y="0"/>
               <wp:positionH relativeFrom="column">
                 <wp:posOffset>0</wp:posOffset>
@@ -3563,7 +3493,7 @@
         <w:sz w:val="18"/>
         <w:szCs w:val="18"/>
       </w:rPr>
-      <w:t>6</w:t>
+      <w:t>3</w:t>
     </w:r>
     <w:r>
       <w:rPr>
@@ -3615,7 +3545,7 @@
         <w:szCs w:val="18"/>
         <w:lang w:eastAsia="ru-RU"/>
       </w:rPr>
-      <w:t>6</w:t>
+      <w:t>4</w:t>
     </w:r>
     <w:r>
       <w:rPr>
@@ -3676,7 +3606,7 @@
         <w:lang w:eastAsia="ru-RU"/>
       </w:rPr>
       <w:drawing>
-        <wp:anchor distT="0" distB="0" distL="0" distR="0" simplePos="0" relativeHeight="7" behindDoc="1" locked="0" layoutInCell="1" allowOverlap="1">
+        <wp:anchor distT="0" distB="0" distL="0" distR="0" simplePos="0" relativeHeight="5" behindDoc="1" locked="0" layoutInCell="1" allowOverlap="1">
           <wp:simplePos x="0" y="0"/>
           <wp:positionH relativeFrom="column">
             <wp:posOffset>4614545</wp:posOffset>
@@ -3756,7 +3686,7 @@
         <w:lang w:eastAsia="ru-RU"/>
       </w:rPr>
       <w:drawing>
-        <wp:anchor distT="0" distB="0" distL="0" distR="0" simplePos="0" relativeHeight="7" behindDoc="1" locked="0" layoutInCell="1" allowOverlap="1">
+        <wp:anchor distT="0" distB="0" distL="0" distR="0" simplePos="0" relativeHeight="5" behindDoc="1" locked="0" layoutInCell="1" allowOverlap="1">
           <wp:simplePos x="0" y="0"/>
           <wp:positionH relativeFrom="column">
             <wp:posOffset>4614545</wp:posOffset>

--- a/app/src/Reports/Infrastructure/Resources/templates/trial_application_1layer.docx
+++ b/app/src/Reports/Infrastructure/Resources/templates/trial_application_1layer.docx
@@ -3100,7 +3100,19 @@
               <w:rPr>
                 <w:rFonts w:cs="Arial" w:ascii="Arial" w:hAnsi="Arial" w:asciiTheme="minorHAnsi" w:cstheme="minorHAnsi" w:hAnsiTheme="minorHAnsi"/>
               </w:rPr>
-              <w:t xml:space="preserve">{{photos.image}} </w:t>
+              <w:t>{{photos.image:</w:t>
+            </w:r>
+            <w:r>
+              <w:rPr>
+                <w:rFonts w:cs="Arial" w:ascii="Arial" w:hAnsi="Arial" w:asciiTheme="minorHAnsi" w:cstheme="minorHAnsi" w:hAnsiTheme="minorHAnsi"/>
+              </w:rPr>
+              <w:t>450</w:t>
+            </w:r>
+            <w:r>
+              <w:rPr>
+                <w:rFonts w:cs="Arial" w:ascii="Arial" w:hAnsi="Arial" w:asciiTheme="minorHAnsi" w:cstheme="minorHAnsi" w:hAnsiTheme="minorHAnsi"/>
+              </w:rPr>
+              <w:t xml:space="preserve">}} </w:t>
             </w:r>
           </w:p>
         </w:tc>
